--- a/docs/MindTrio技术总结.docx
+++ b/docs/MindTrio技术总结.docx
@@ -574,7 +574,7 @@
           <v:shape id="_x0000_i1025" type="#_x0000_t75" style="width:69pt;height:40.15pt" o:ole="">
             <v:imagedata r:id="rId8" o:title=""/>
           </v:shape>
-          <o:OLEObject Type="Embed" ProgID="Package" ShapeID="_x0000_i1025" DrawAspect="Content" ObjectID="_1830078718" r:id="rId9"/>
+          <o:OLEObject Type="Embed" ProgID="Package" ShapeID="_x0000_i1025" DrawAspect="Content" ObjectID="_1830498859" r:id="rId9"/>
         </w:object>
       </w:r>
     </w:p>
@@ -8680,2366 +8680,46 @@
           <w:sz w:val="21"/>
           <w:szCs w:val="21"/>
         </w:rPr>
-        <w:t>A 技术实现低成本、高效微调，核心代码流程如下：</w:t>
-      </w:r>
-    </w:p>
-    <w:p>
-      <w:pPr>
-        <w:adjustRightInd/>
-        <w:spacing w:before="120" w:after="120"/>
-        <w:ind w:left="0" w:firstLine="420"/>
+        <w:t>A 技术实现低成本、高效微调，</w:t>
+      </w:r>
+      <w:r>
+        <w:rPr>
+          <w:rFonts w:cs="Arial" w:hint="eastAsia"/>
+          <w:sz w:val="21"/>
+          <w:szCs w:val="21"/>
+        </w:rPr>
+        <w:t>实验流程及</w:t>
+      </w:r>
+      <w:r>
         <w:rPr>
           <w:rFonts w:cs="Arial"/>
           <w:sz w:val="21"/>
           <w:szCs w:val="21"/>
         </w:rPr>
-      </w:pPr>
-      <w:r>
-        <w:rPr>
-          <w:rFonts w:cs="Arial" w:hint="eastAsia"/>
-          <w:b/>
-          <w:bCs/>
-          <w:sz w:val="21"/>
-          <w:szCs w:val="21"/>
-        </w:rPr>
-        <w:lastRenderedPageBreak/>
-        <w:t>加载模型与</w:t>
-      </w:r>
-      <w:r>
-        <w:rPr>
-          <w:rFonts w:cs="Arial"/>
-          <w:b/>
-          <w:bCs/>
-          <w:sz w:val="21"/>
-          <w:szCs w:val="21"/>
-        </w:rPr>
-        <w:t xml:space="preserve"> Tokenizer：</w:t>
-      </w:r>
-      <w:r>
-        <w:rPr>
-          <w:rFonts w:cs="Arial"/>
-          <w:sz w:val="21"/>
-          <w:szCs w:val="21"/>
-        </w:rPr>
-        <w:t>选用 DeepSeek-R1-Distill-Qwen-1.5B 作为基础模型，通过 AutoTokenizer 和 AutoModelForCausalLM 加载，指定 mindspore.bfloat16 精度，将模型移至 NPU 设备并开启梯度计算。</w:t>
+        <w:t>核心代码如下：</w:t>
       </w:r>
     </w:p>
     <w:p>
       <w:pPr>
-        <w:shd w:val="clear" w:color="auto" w:fill="181D27"/>
-        <w:topLinePunct w:val="0"/>
-        <w:adjustRightInd/>
-        <w:snapToGrid/>
-        <w:spacing w:before="0" w:after="0" w:line="240" w:lineRule="auto"/>
-        <w:ind w:leftChars="300" w:left="600"/>
-        <w:rPr>
-          <w:rFonts w:ascii="Consolas" w:eastAsia="宋体" w:hAnsi="Consolas" w:cs="宋体"/>
-          <w:color w:val="D1D3DB"/>
-        </w:rPr>
-      </w:pPr>
-      <w:r>
-        <w:rPr>
-          <w:rFonts w:ascii="Consolas" w:eastAsia="宋体" w:hAnsi="Consolas" w:cs="宋体"/>
-          <w:color w:val="737780"/>
-        </w:rPr>
-        <w:t xml:space="preserve"># </w:t>
-      </w:r>
-      <w:r>
-        <w:rPr>
-          <w:rFonts w:ascii="Consolas" w:eastAsia="宋体" w:hAnsi="Consolas" w:cs="宋体"/>
-          <w:color w:val="737780"/>
-        </w:rPr>
-        <w:t>加载基础模型</w:t>
-      </w:r>
-    </w:p>
-    <w:p>
-      <w:pPr>
-        <w:shd w:val="clear" w:color="auto" w:fill="181D27"/>
-        <w:topLinePunct w:val="0"/>
-        <w:adjustRightInd/>
-        <w:snapToGrid/>
-        <w:spacing w:before="0" w:after="0" w:line="240" w:lineRule="auto"/>
-        <w:ind w:leftChars="300" w:left="600"/>
-        <w:rPr>
-          <w:rFonts w:ascii="Consolas" w:eastAsia="宋体" w:hAnsi="Consolas" w:cs="宋体"/>
-          <w:color w:val="D1D3DB"/>
-        </w:rPr>
-      </w:pPr>
-      <w:r>
-        <w:rPr>
-          <w:rFonts w:ascii="Consolas" w:eastAsia="宋体" w:hAnsi="Consolas" w:cs="宋体"/>
-          <w:color w:val="F29D79"/>
-        </w:rPr>
-        <w:t>print</w:t>
-      </w:r>
-      <w:r>
-        <w:rPr>
-          <w:rFonts w:ascii="Consolas" w:eastAsia="宋体" w:hAnsi="Consolas" w:cs="宋体"/>
-          <w:color w:val="D1D3DB"/>
-        </w:rPr>
-        <w:t>(</w:t>
-      </w:r>
-      <w:r>
-        <w:rPr>
-          <w:rFonts w:ascii="Consolas" w:eastAsia="宋体" w:hAnsi="Consolas" w:cs="宋体"/>
-          <w:color w:val="82D99F"/>
-        </w:rPr>
-        <w:t>"</w:t>
-      </w:r>
-      <w:r>
-        <w:rPr>
-          <w:rFonts w:ascii="Consolas" w:eastAsia="宋体" w:hAnsi="Consolas" w:cs="宋体"/>
-          <w:color w:val="82D99F"/>
-        </w:rPr>
-        <w:t>正在加载模型，请稍候</w:t>
-      </w:r>
-      <w:r>
-        <w:rPr>
-          <w:rFonts w:ascii="Consolas" w:eastAsia="宋体" w:hAnsi="Consolas" w:cs="宋体"/>
-          <w:color w:val="82D99F"/>
-        </w:rPr>
-        <w:t>..."</w:t>
-      </w:r>
-      <w:r>
-        <w:rPr>
-          <w:rFonts w:ascii="Consolas" w:eastAsia="宋体" w:hAnsi="Consolas" w:cs="宋体"/>
-          <w:color w:val="D1D3DB"/>
-        </w:rPr>
-        <w:t>)</w:t>
-      </w:r>
-    </w:p>
-    <w:p>
-      <w:pPr>
-        <w:shd w:val="clear" w:color="auto" w:fill="181D27"/>
-        <w:topLinePunct w:val="0"/>
-        <w:adjustRightInd/>
-        <w:snapToGrid/>
-        <w:spacing w:before="0" w:after="0" w:line="240" w:lineRule="auto"/>
-        <w:ind w:leftChars="300" w:left="600"/>
-        <w:rPr>
-          <w:rFonts w:ascii="Consolas" w:eastAsia="宋体" w:hAnsi="Consolas" w:cs="宋体"/>
-          <w:color w:val="D1D3DB"/>
-        </w:rPr>
-      </w:pPr>
-      <w:r>
-        <w:rPr>
-          <w:rFonts w:ascii="Consolas" w:eastAsia="宋体" w:hAnsi="Consolas" w:cs="宋体"/>
-          <w:color w:val="DED47E"/>
-        </w:rPr>
-        <w:t>model</w:t>
-      </w:r>
-      <w:r>
-        <w:rPr>
-          <w:rFonts w:ascii="Consolas" w:eastAsia="宋体" w:hAnsi="Consolas" w:cs="宋体"/>
-          <w:color w:val="D1D3DB"/>
-        </w:rPr>
-        <w:t xml:space="preserve"> </w:t>
-      </w:r>
-      <w:r>
-        <w:rPr>
-          <w:rFonts w:ascii="Consolas" w:eastAsia="宋体" w:hAnsi="Consolas" w:cs="宋体"/>
-          <w:color w:val="D5D8E0"/>
-        </w:rPr>
-        <w:t>=</w:t>
-      </w:r>
-      <w:r>
-        <w:rPr>
-          <w:rFonts w:ascii="Consolas" w:eastAsia="宋体" w:hAnsi="Consolas" w:cs="宋体"/>
-          <w:color w:val="D1D3DB"/>
-        </w:rPr>
-        <w:t xml:space="preserve"> AutoModelForCausalLM.from_pretrained(</w:t>
-      </w:r>
-    </w:p>
-    <w:p>
-      <w:pPr>
-        <w:shd w:val="clear" w:color="auto" w:fill="181D27"/>
-        <w:topLinePunct w:val="0"/>
-        <w:adjustRightInd/>
-        <w:snapToGrid/>
-        <w:spacing w:before="0" w:after="0" w:line="240" w:lineRule="auto"/>
-        <w:ind w:leftChars="300" w:left="600"/>
-        <w:rPr>
-          <w:rFonts w:ascii="Consolas" w:eastAsia="宋体" w:hAnsi="Consolas" w:cs="宋体"/>
-          <w:color w:val="D1D3DB"/>
-        </w:rPr>
-      </w:pPr>
-      <w:r>
-        <w:rPr>
-          <w:rFonts w:ascii="Consolas" w:eastAsia="宋体" w:hAnsi="Consolas" w:cs="宋体"/>
-          <w:color w:val="D1D3DB"/>
-        </w:rPr>
-        <w:t xml:space="preserve">    </w:t>
-      </w:r>
-      <w:r>
-        <w:rPr>
-          <w:rFonts w:ascii="Consolas" w:eastAsia="宋体" w:hAnsi="Consolas" w:cs="宋体"/>
-          <w:color w:val="DED47E"/>
-        </w:rPr>
-        <w:t>model_name</w:t>
-      </w:r>
-      <w:r>
-        <w:rPr>
-          <w:rFonts w:ascii="Consolas" w:eastAsia="宋体" w:hAnsi="Consolas" w:cs="宋体"/>
-          <w:color w:val="D1D3DB"/>
-        </w:rPr>
-        <w:t>,</w:t>
-      </w:r>
-    </w:p>
-    <w:p>
-      <w:pPr>
-        <w:shd w:val="clear" w:color="auto" w:fill="181D27"/>
-        <w:topLinePunct w:val="0"/>
-        <w:adjustRightInd/>
-        <w:snapToGrid/>
-        <w:spacing w:before="0" w:after="0" w:line="240" w:lineRule="auto"/>
-        <w:ind w:leftChars="300" w:left="600"/>
-        <w:rPr>
-          <w:rFonts w:ascii="Consolas" w:eastAsia="宋体" w:hAnsi="Consolas" w:cs="宋体"/>
-          <w:color w:val="D1D3DB"/>
-        </w:rPr>
-      </w:pPr>
-      <w:r>
-        <w:rPr>
-          <w:rFonts w:ascii="Consolas" w:eastAsia="宋体" w:hAnsi="Consolas" w:cs="宋体"/>
-          <w:color w:val="D1D3DB"/>
-        </w:rPr>
-        <w:t xml:space="preserve">    </w:t>
-      </w:r>
-      <w:r>
-        <w:rPr>
-          <w:rFonts w:ascii="Consolas" w:eastAsia="宋体" w:hAnsi="Consolas" w:cs="宋体"/>
-          <w:color w:val="DED47E"/>
-        </w:rPr>
-        <w:t>ms_dtype</w:t>
-      </w:r>
-      <w:r>
-        <w:rPr>
-          <w:rFonts w:ascii="Consolas" w:eastAsia="宋体" w:hAnsi="Consolas" w:cs="宋体"/>
-          <w:color w:val="D5D8E0"/>
-        </w:rPr>
-        <w:t>=</w:t>
-      </w:r>
-      <w:r>
-        <w:rPr>
-          <w:rFonts w:ascii="Consolas" w:eastAsia="宋体" w:hAnsi="Consolas" w:cs="宋体"/>
-          <w:color w:val="81CFE0"/>
-        </w:rPr>
-        <w:t>mindspore</w:t>
-      </w:r>
-      <w:r>
-        <w:rPr>
-          <w:rFonts w:ascii="Consolas" w:eastAsia="宋体" w:hAnsi="Consolas" w:cs="宋体"/>
-          <w:color w:val="D1D3DB"/>
-        </w:rPr>
-        <w:t>.bfloat16,</w:t>
-      </w:r>
-    </w:p>
-    <w:p>
-      <w:pPr>
-        <w:shd w:val="clear" w:color="auto" w:fill="181D27"/>
-        <w:topLinePunct w:val="0"/>
-        <w:adjustRightInd/>
-        <w:snapToGrid/>
-        <w:spacing w:before="0" w:after="0" w:line="240" w:lineRule="auto"/>
-        <w:ind w:leftChars="300" w:left="600"/>
-        <w:rPr>
-          <w:rFonts w:ascii="Consolas" w:eastAsia="宋体" w:hAnsi="Consolas" w:cs="宋体"/>
-          <w:color w:val="D1D3DB"/>
-        </w:rPr>
-      </w:pPr>
-      <w:r>
-        <w:rPr>
-          <w:rFonts w:ascii="Consolas" w:eastAsia="宋体" w:hAnsi="Consolas" w:cs="宋体"/>
-          <w:color w:val="D1D3DB"/>
-        </w:rPr>
-        <w:t xml:space="preserve">    </w:t>
-      </w:r>
-      <w:r>
-        <w:rPr>
-          <w:rFonts w:ascii="Consolas" w:eastAsia="宋体" w:hAnsi="Consolas" w:cs="宋体"/>
-          <w:color w:val="DED47E"/>
-        </w:rPr>
-        <w:t>device_map</w:t>
-      </w:r>
-      <w:r>
-        <w:rPr>
-          <w:rFonts w:ascii="Consolas" w:eastAsia="宋体" w:hAnsi="Consolas" w:cs="宋体"/>
-          <w:color w:val="D5D8E0"/>
-        </w:rPr>
-        <w:t>=</w:t>
-      </w:r>
-      <w:r>
-        <w:rPr>
-          <w:rFonts w:ascii="Consolas" w:eastAsia="宋体" w:hAnsi="Consolas" w:cs="宋体"/>
-          <w:color w:val="F48CCA"/>
-        </w:rPr>
-        <w:t>0</w:t>
-      </w:r>
-    </w:p>
-    <w:p>
-      <w:pPr>
-        <w:shd w:val="clear" w:color="auto" w:fill="181D27"/>
-        <w:topLinePunct w:val="0"/>
-        <w:adjustRightInd/>
-        <w:snapToGrid/>
-        <w:spacing w:before="0" w:after="0" w:line="240" w:lineRule="auto"/>
-        <w:ind w:leftChars="300" w:left="600"/>
-        <w:rPr>
-          <w:rFonts w:ascii="Consolas" w:eastAsia="宋体" w:hAnsi="Consolas" w:cs="宋体"/>
-          <w:color w:val="D1D3DB"/>
-        </w:rPr>
-      </w:pPr>
-      <w:r>
-        <w:rPr>
-          <w:rFonts w:ascii="Consolas" w:eastAsia="宋体" w:hAnsi="Consolas" w:cs="宋体"/>
-          <w:color w:val="D1D3DB"/>
-        </w:rPr>
-        <w:t>)</w:t>
-      </w:r>
-    </w:p>
-    <w:p>
-      <w:pPr>
-        <w:shd w:val="clear" w:color="auto" w:fill="181D27"/>
-        <w:topLinePunct w:val="0"/>
-        <w:adjustRightInd/>
-        <w:snapToGrid/>
-        <w:spacing w:before="0" w:after="0" w:line="240" w:lineRule="auto"/>
-        <w:ind w:leftChars="300" w:left="600"/>
-        <w:rPr>
-          <w:rFonts w:ascii="Consolas" w:eastAsia="宋体" w:hAnsi="Consolas" w:cs="宋体"/>
-          <w:color w:val="D1D3DB"/>
-        </w:rPr>
-      </w:pPr>
-    </w:p>
-    <w:p>
-      <w:pPr>
-        <w:shd w:val="clear" w:color="auto" w:fill="181D27"/>
-        <w:topLinePunct w:val="0"/>
-        <w:adjustRightInd/>
-        <w:snapToGrid/>
-        <w:spacing w:before="0" w:after="0" w:line="240" w:lineRule="auto"/>
-        <w:ind w:leftChars="300" w:left="600"/>
-        <w:rPr>
-          <w:rFonts w:ascii="Consolas" w:eastAsia="宋体" w:hAnsi="Consolas" w:cs="宋体"/>
-          <w:color w:val="D1D3DB"/>
-        </w:rPr>
-      </w:pPr>
-      <w:r>
-        <w:rPr>
-          <w:rFonts w:ascii="Consolas" w:eastAsia="宋体" w:hAnsi="Consolas" w:cs="宋体"/>
-          <w:color w:val="737780"/>
-        </w:rPr>
-        <w:t xml:space="preserve"># </w:t>
-      </w:r>
-      <w:r>
-        <w:rPr>
-          <w:rFonts w:ascii="Consolas" w:eastAsia="宋体" w:hAnsi="Consolas" w:cs="宋体"/>
-          <w:color w:val="737780"/>
-        </w:rPr>
-        <w:t>显式将模型移动到</w:t>
-      </w:r>
-      <w:r>
-        <w:rPr>
-          <w:rFonts w:ascii="Consolas" w:eastAsia="宋体" w:hAnsi="Consolas" w:cs="宋体"/>
-          <w:color w:val="737780"/>
-        </w:rPr>
-        <w:t>NPU</w:t>
-      </w:r>
-    </w:p>
-    <w:p>
-      <w:pPr>
-        <w:shd w:val="clear" w:color="auto" w:fill="181D27"/>
-        <w:topLinePunct w:val="0"/>
-        <w:adjustRightInd/>
-        <w:snapToGrid/>
-        <w:spacing w:before="0" w:after="0" w:line="240" w:lineRule="auto"/>
-        <w:ind w:leftChars="300" w:left="600"/>
-        <w:rPr>
-          <w:rFonts w:ascii="Consolas" w:eastAsia="宋体" w:hAnsi="Consolas" w:cs="宋体"/>
-          <w:color w:val="D1D3DB"/>
-        </w:rPr>
-      </w:pPr>
-      <w:r>
-        <w:rPr>
-          <w:rFonts w:ascii="Consolas" w:eastAsia="宋体" w:hAnsi="Consolas" w:cs="宋体"/>
-          <w:color w:val="DED47E"/>
-        </w:rPr>
-        <w:t>model</w:t>
-      </w:r>
-      <w:r>
-        <w:rPr>
-          <w:rFonts w:ascii="Consolas" w:eastAsia="宋体" w:hAnsi="Consolas" w:cs="宋体"/>
-          <w:color w:val="D1D3DB"/>
-        </w:rPr>
-        <w:t xml:space="preserve"> </w:t>
-      </w:r>
-      <w:r>
-        <w:rPr>
-          <w:rFonts w:ascii="Consolas" w:eastAsia="宋体" w:hAnsi="Consolas" w:cs="宋体"/>
-          <w:color w:val="D5D8E0"/>
-        </w:rPr>
-        <w:t>=</w:t>
-      </w:r>
-      <w:r>
-        <w:rPr>
-          <w:rFonts w:ascii="Consolas" w:eastAsia="宋体" w:hAnsi="Consolas" w:cs="宋体"/>
-          <w:color w:val="D1D3DB"/>
-        </w:rPr>
-        <w:t xml:space="preserve"> </w:t>
-      </w:r>
-      <w:r>
-        <w:rPr>
-          <w:rFonts w:ascii="Consolas" w:eastAsia="宋体" w:hAnsi="Consolas" w:cs="宋体"/>
-          <w:color w:val="DED47E"/>
-        </w:rPr>
-        <w:t>model</w:t>
-      </w:r>
-      <w:r>
-        <w:rPr>
-          <w:rFonts w:ascii="Consolas" w:eastAsia="宋体" w:hAnsi="Consolas" w:cs="宋体"/>
-          <w:color w:val="D1D3DB"/>
-        </w:rPr>
-        <w:t>.to(</w:t>
-      </w:r>
-      <w:r>
-        <w:rPr>
-          <w:rFonts w:ascii="Consolas" w:eastAsia="宋体" w:hAnsi="Consolas" w:cs="宋体"/>
-          <w:color w:val="82D99F"/>
-        </w:rPr>
-        <w:t>'npu:0'</w:t>
-      </w:r>
-      <w:r>
-        <w:rPr>
-          <w:rFonts w:ascii="Consolas" w:eastAsia="宋体" w:hAnsi="Consolas" w:cs="宋体"/>
-          <w:color w:val="D1D3DB"/>
-        </w:rPr>
-        <w:t>)</w:t>
-      </w:r>
-    </w:p>
-    <w:p>
-      <w:pPr>
-        <w:shd w:val="clear" w:color="auto" w:fill="181D27"/>
-        <w:topLinePunct w:val="0"/>
-        <w:adjustRightInd/>
-        <w:snapToGrid/>
-        <w:spacing w:before="0" w:after="0" w:line="240" w:lineRule="auto"/>
-        <w:ind w:leftChars="300" w:left="600"/>
-        <w:rPr>
-          <w:rFonts w:ascii="Consolas" w:eastAsia="宋体" w:hAnsi="Consolas" w:cs="宋体"/>
-          <w:color w:val="D1D3DB"/>
-        </w:rPr>
-      </w:pPr>
-    </w:p>
-    <w:p>
-      <w:pPr>
-        <w:shd w:val="clear" w:color="auto" w:fill="181D27"/>
-        <w:topLinePunct w:val="0"/>
-        <w:adjustRightInd/>
-        <w:snapToGrid/>
-        <w:spacing w:before="0" w:after="0" w:line="240" w:lineRule="auto"/>
-        <w:ind w:leftChars="300" w:left="600"/>
-        <w:rPr>
-          <w:rFonts w:ascii="Consolas" w:eastAsia="宋体" w:hAnsi="Consolas" w:cs="宋体"/>
-          <w:color w:val="D1D3DB"/>
-        </w:rPr>
-      </w:pPr>
-      <w:r>
-        <w:rPr>
-          <w:rFonts w:ascii="Consolas" w:eastAsia="宋体" w:hAnsi="Consolas" w:cs="宋体"/>
-          <w:color w:val="737780"/>
-        </w:rPr>
-        <w:t xml:space="preserve"># </w:t>
-      </w:r>
-      <w:r>
-        <w:rPr>
-          <w:rFonts w:ascii="Consolas" w:eastAsia="宋体" w:hAnsi="Consolas" w:cs="宋体"/>
-          <w:color w:val="737780"/>
-        </w:rPr>
-        <w:t>开启梯度计算</w:t>
-      </w:r>
-    </w:p>
-    <w:p>
-      <w:pPr>
-        <w:shd w:val="clear" w:color="auto" w:fill="181D27"/>
-        <w:topLinePunct w:val="0"/>
-        <w:adjustRightInd/>
-        <w:snapToGrid/>
-        <w:spacing w:before="0" w:after="0" w:line="240" w:lineRule="auto"/>
-        <w:ind w:leftChars="300" w:left="600"/>
-        <w:rPr>
-          <w:rFonts w:ascii="Consolas" w:eastAsia="宋体" w:hAnsi="Consolas" w:cs="宋体"/>
-          <w:color w:val="D1D3DB"/>
-        </w:rPr>
-      </w:pPr>
-      <w:r>
-        <w:rPr>
-          <w:rFonts w:ascii="Consolas" w:eastAsia="宋体" w:hAnsi="Consolas" w:cs="宋体"/>
-          <w:color w:val="DED47E"/>
-        </w:rPr>
-        <w:t>model</w:t>
-      </w:r>
-      <w:r>
-        <w:rPr>
-          <w:rFonts w:ascii="Consolas" w:eastAsia="宋体" w:hAnsi="Consolas" w:cs="宋体"/>
-          <w:color w:val="D1D3DB"/>
-        </w:rPr>
-        <w:t>.enable_input_require_grads()</w:t>
-      </w:r>
-    </w:p>
-    <w:p>
-      <w:pPr>
         <w:adjustRightInd/>
         <w:spacing w:before="120" w:after="120"/>
-        <w:ind w:left="0" w:firstLine="420"/>
-        <w:rPr>
-          <w:rFonts w:cs="Arial"/>
-          <w:sz w:val="21"/>
-          <w:szCs w:val="21"/>
-        </w:rPr>
-      </w:pPr>
-      <w:r>
-        <w:rPr>
-          <w:rFonts w:cs="Arial" w:hint="eastAsia"/>
-          <w:b/>
-          <w:bCs/>
-          <w:sz w:val="21"/>
-          <w:szCs w:val="21"/>
-        </w:rPr>
-        <w:t>配置</w:t>
-      </w:r>
-      <w:r>
-        <w:rPr>
-          <w:rFonts w:cs="Arial"/>
-          <w:b/>
-          <w:bCs/>
-          <w:sz w:val="21"/>
-          <w:szCs w:val="21"/>
-        </w:rPr>
-        <w:t xml:space="preserve"> LoRA 适配层：</w:t>
-      </w:r>
-      <w:r>
-        <w:rPr>
-          <w:rFonts w:cs="Arial"/>
-          <w:sz w:val="21"/>
-          <w:szCs w:val="21"/>
-        </w:rPr>
-        <w:t>在模型注意力层（q_proj、k_proj、v_proj、o_proj）和 FFN 层（gate_proj、up_proj、down_proj）插入低秩矩阵，仅训练少量新参数，冻结原模型权重，实现参数高效微调。</w:t>
-      </w:r>
-    </w:p>
-    <w:p>
-      <w:pPr>
-        <w:shd w:val="clear" w:color="auto" w:fill="181D27"/>
-        <w:topLinePunct w:val="0"/>
-        <w:adjustRightInd/>
-        <w:snapToGrid/>
-        <w:spacing w:before="0" w:after="0" w:line="240" w:lineRule="auto"/>
-        <w:ind w:leftChars="300" w:left="600"/>
-        <w:rPr>
-          <w:rFonts w:ascii="Consolas" w:eastAsia="宋体" w:hAnsi="Consolas" w:cs="宋体"/>
-          <w:color w:val="D1D3DB"/>
-          <w:sz w:val="18"/>
-          <w:szCs w:val="18"/>
-        </w:rPr>
-      </w:pPr>
-      <w:r>
-        <w:rPr>
-          <w:rFonts w:ascii="Consolas" w:eastAsia="宋体" w:hAnsi="Consolas" w:cs="宋体"/>
-          <w:color w:val="DED47E"/>
-          <w:sz w:val="18"/>
-          <w:szCs w:val="18"/>
-        </w:rPr>
-        <w:t>lora_config</w:t>
-      </w:r>
-      <w:r>
-        <w:rPr>
-          <w:rFonts w:ascii="Consolas" w:eastAsia="宋体" w:hAnsi="Consolas" w:cs="宋体"/>
-          <w:color w:val="D1D3DB"/>
-          <w:sz w:val="18"/>
-          <w:szCs w:val="18"/>
-        </w:rPr>
-        <w:t xml:space="preserve"> </w:t>
-      </w:r>
-      <w:r>
-        <w:rPr>
-          <w:rFonts w:ascii="Consolas" w:eastAsia="宋体" w:hAnsi="Consolas" w:cs="宋体"/>
-          <w:color w:val="D5D8E0"/>
-          <w:sz w:val="18"/>
-          <w:szCs w:val="18"/>
-        </w:rPr>
-        <w:t>=</w:t>
-      </w:r>
-      <w:r>
-        <w:rPr>
-          <w:rFonts w:ascii="Consolas" w:eastAsia="宋体" w:hAnsi="Consolas" w:cs="宋体"/>
-          <w:color w:val="D1D3DB"/>
-          <w:sz w:val="18"/>
-          <w:szCs w:val="18"/>
-        </w:rPr>
-        <w:t xml:space="preserve"> </w:t>
-      </w:r>
-      <w:r>
-        <w:rPr>
-          <w:rFonts w:ascii="Consolas" w:eastAsia="宋体" w:hAnsi="Consolas" w:cs="宋体"/>
-          <w:color w:val="81CFE0"/>
-          <w:sz w:val="18"/>
-          <w:szCs w:val="18"/>
-        </w:rPr>
-        <w:t>LoraConfig</w:t>
-      </w:r>
-      <w:r>
-        <w:rPr>
-          <w:rFonts w:ascii="Consolas" w:eastAsia="宋体" w:hAnsi="Consolas" w:cs="宋体"/>
-          <w:color w:val="D1D3DB"/>
-          <w:sz w:val="18"/>
-          <w:szCs w:val="18"/>
-        </w:rPr>
-        <w:t>(</w:t>
-      </w:r>
-    </w:p>
-    <w:p>
-      <w:pPr>
-        <w:shd w:val="clear" w:color="auto" w:fill="181D27"/>
-        <w:topLinePunct w:val="0"/>
-        <w:adjustRightInd/>
-        <w:snapToGrid/>
-        <w:spacing w:before="0" w:after="0" w:line="240" w:lineRule="auto"/>
-        <w:ind w:leftChars="300" w:left="600"/>
-        <w:rPr>
-          <w:rFonts w:ascii="Consolas" w:eastAsia="宋体" w:hAnsi="Consolas" w:cs="宋体"/>
-          <w:color w:val="D1D3DB"/>
-          <w:sz w:val="18"/>
-          <w:szCs w:val="18"/>
-        </w:rPr>
-      </w:pPr>
-      <w:r>
-        <w:rPr>
-          <w:rFonts w:ascii="Consolas" w:eastAsia="宋体" w:hAnsi="Consolas" w:cs="宋体"/>
-          <w:color w:val="D1D3DB"/>
-          <w:sz w:val="18"/>
-          <w:szCs w:val="18"/>
-        </w:rPr>
-        <w:t xml:space="preserve">    </w:t>
-      </w:r>
-      <w:r>
-        <w:rPr>
-          <w:rFonts w:ascii="Consolas" w:eastAsia="宋体" w:hAnsi="Consolas" w:cs="宋体"/>
-          <w:color w:val="DED47E"/>
-          <w:sz w:val="18"/>
-          <w:szCs w:val="18"/>
-        </w:rPr>
-        <w:t>task_type</w:t>
-      </w:r>
-      <w:r>
-        <w:rPr>
-          <w:rFonts w:ascii="Consolas" w:eastAsia="宋体" w:hAnsi="Consolas" w:cs="宋体"/>
-          <w:color w:val="D5D8E0"/>
-          <w:sz w:val="18"/>
-          <w:szCs w:val="18"/>
-        </w:rPr>
-        <w:t>=</w:t>
-      </w:r>
-      <w:r>
-        <w:rPr>
-          <w:rFonts w:ascii="Consolas" w:eastAsia="宋体" w:hAnsi="Consolas" w:cs="宋体"/>
-          <w:color w:val="81CFE0"/>
-          <w:sz w:val="18"/>
-          <w:szCs w:val="18"/>
-        </w:rPr>
-        <w:t>TaskType</w:t>
-      </w:r>
-      <w:r>
-        <w:rPr>
-          <w:rFonts w:ascii="Consolas" w:eastAsia="宋体" w:hAnsi="Consolas" w:cs="宋体"/>
-          <w:color w:val="D1D3DB"/>
-          <w:sz w:val="18"/>
-          <w:szCs w:val="18"/>
-        </w:rPr>
-        <w:t>.</w:t>
-      </w:r>
-      <w:r>
-        <w:rPr>
-          <w:rFonts w:ascii="Consolas" w:eastAsia="宋体" w:hAnsi="Consolas" w:cs="宋体"/>
-          <w:color w:val="80BBFF"/>
-          <w:sz w:val="18"/>
-          <w:szCs w:val="18"/>
-        </w:rPr>
-        <w:t>CAUSAL_LM</w:t>
-      </w:r>
-      <w:r>
-        <w:rPr>
-          <w:rFonts w:ascii="Consolas" w:eastAsia="宋体" w:hAnsi="Consolas" w:cs="宋体"/>
-          <w:color w:val="D1D3DB"/>
-          <w:sz w:val="18"/>
-          <w:szCs w:val="18"/>
-        </w:rPr>
-        <w:t>,  </w:t>
-      </w:r>
-      <w:r>
-        <w:rPr>
-          <w:rFonts w:ascii="Consolas" w:eastAsia="宋体" w:hAnsi="Consolas" w:cs="宋体"/>
-          <w:color w:val="737780"/>
-          <w:sz w:val="18"/>
-          <w:szCs w:val="18"/>
-        </w:rPr>
-        <w:t xml:space="preserve"># </w:t>
-      </w:r>
-      <w:r>
-        <w:rPr>
-          <w:rFonts w:ascii="Consolas" w:eastAsia="宋体" w:hAnsi="Consolas" w:cs="宋体"/>
-          <w:color w:val="737780"/>
-          <w:sz w:val="18"/>
-          <w:szCs w:val="18"/>
-        </w:rPr>
-        <w:t>因果语言模型</w:t>
-      </w:r>
-    </w:p>
-    <w:p>
-      <w:pPr>
-        <w:shd w:val="clear" w:color="auto" w:fill="181D27"/>
-        <w:topLinePunct w:val="0"/>
-        <w:adjustRightInd/>
-        <w:snapToGrid/>
-        <w:spacing w:before="0" w:after="0" w:line="240" w:lineRule="auto"/>
-        <w:ind w:leftChars="300" w:left="600"/>
-        <w:rPr>
-          <w:rFonts w:ascii="Consolas" w:eastAsia="宋体" w:hAnsi="Consolas" w:cs="宋体"/>
-          <w:color w:val="D1D3DB"/>
-          <w:sz w:val="18"/>
-          <w:szCs w:val="18"/>
-        </w:rPr>
-      </w:pPr>
-      <w:r>
-        <w:rPr>
-          <w:rFonts w:ascii="Consolas" w:eastAsia="宋体" w:hAnsi="Consolas" w:cs="宋体"/>
-          <w:color w:val="D1D3DB"/>
-          <w:sz w:val="18"/>
-          <w:szCs w:val="18"/>
-        </w:rPr>
-        <w:t xml:space="preserve">    </w:t>
-      </w:r>
-      <w:r>
-        <w:rPr>
-          <w:rFonts w:ascii="Consolas" w:eastAsia="宋体" w:hAnsi="Consolas" w:cs="宋体"/>
-          <w:color w:val="DED47E"/>
-          <w:sz w:val="18"/>
-          <w:szCs w:val="18"/>
-        </w:rPr>
-        <w:t>target_modules</w:t>
-      </w:r>
-      <w:r>
-        <w:rPr>
-          <w:rFonts w:ascii="Consolas" w:eastAsia="宋体" w:hAnsi="Consolas" w:cs="宋体"/>
-          <w:color w:val="D5D8E0"/>
-          <w:sz w:val="18"/>
-          <w:szCs w:val="18"/>
-        </w:rPr>
-        <w:t>=</w:t>
-      </w:r>
-      <w:r>
-        <w:rPr>
-          <w:rFonts w:ascii="Consolas" w:eastAsia="宋体" w:hAnsi="Consolas" w:cs="宋体"/>
-          <w:color w:val="D1D3DB"/>
-          <w:sz w:val="18"/>
-          <w:szCs w:val="18"/>
-        </w:rPr>
-        <w:t>[        </w:t>
-      </w:r>
-      <w:r>
-        <w:rPr>
-          <w:rFonts w:ascii="Consolas" w:eastAsia="宋体" w:hAnsi="Consolas" w:cs="宋体"/>
-          <w:color w:val="737780"/>
-          <w:sz w:val="18"/>
-          <w:szCs w:val="18"/>
-        </w:rPr>
-        <w:t xml:space="preserve"># </w:t>
-      </w:r>
-      <w:r>
-        <w:rPr>
-          <w:rFonts w:ascii="Consolas" w:eastAsia="宋体" w:hAnsi="Consolas" w:cs="宋体"/>
-          <w:color w:val="737780"/>
-          <w:sz w:val="18"/>
-          <w:szCs w:val="18"/>
-        </w:rPr>
-        <w:t>要应用</w:t>
-      </w:r>
-      <w:r>
-        <w:rPr>
-          <w:rFonts w:ascii="Consolas" w:eastAsia="宋体" w:hAnsi="Consolas" w:cs="宋体"/>
-          <w:color w:val="737780"/>
-          <w:sz w:val="18"/>
-          <w:szCs w:val="18"/>
-        </w:rPr>
-        <w:t>LoRA</w:t>
-      </w:r>
-      <w:r>
-        <w:rPr>
-          <w:rFonts w:ascii="Consolas" w:eastAsia="宋体" w:hAnsi="Consolas" w:cs="宋体"/>
-          <w:color w:val="737780"/>
-          <w:sz w:val="18"/>
-          <w:szCs w:val="18"/>
-        </w:rPr>
-        <w:t>的模块（注意力层和</w:t>
-      </w:r>
-      <w:r>
-        <w:rPr>
-          <w:rFonts w:ascii="Consolas" w:eastAsia="宋体" w:hAnsi="Consolas" w:cs="宋体"/>
-          <w:color w:val="737780"/>
-          <w:sz w:val="18"/>
-          <w:szCs w:val="18"/>
-        </w:rPr>
-        <w:t>FFN</w:t>
-      </w:r>
-      <w:r>
-        <w:rPr>
-          <w:rFonts w:ascii="Consolas" w:eastAsia="宋体" w:hAnsi="Consolas" w:cs="宋体"/>
-          <w:color w:val="737780"/>
-          <w:sz w:val="18"/>
-          <w:szCs w:val="18"/>
-        </w:rPr>
-        <w:t>层）</w:t>
-      </w:r>
-    </w:p>
-    <w:p>
-      <w:pPr>
-        <w:shd w:val="clear" w:color="auto" w:fill="181D27"/>
-        <w:topLinePunct w:val="0"/>
-        <w:adjustRightInd/>
-        <w:snapToGrid/>
-        <w:spacing w:before="0" w:after="0" w:line="240" w:lineRule="auto"/>
-        <w:ind w:leftChars="300" w:left="600"/>
-        <w:rPr>
-          <w:rFonts w:ascii="Consolas" w:eastAsia="宋体" w:hAnsi="Consolas" w:cs="宋体"/>
-          <w:color w:val="D1D3DB"/>
-          <w:sz w:val="18"/>
-          <w:szCs w:val="18"/>
-        </w:rPr>
-      </w:pPr>
-      <w:r>
-        <w:rPr>
-          <w:rFonts w:ascii="Consolas" w:eastAsia="宋体" w:hAnsi="Consolas" w:cs="宋体"/>
-          <w:color w:val="D1D3DB"/>
-          <w:sz w:val="18"/>
-          <w:szCs w:val="18"/>
-        </w:rPr>
-        <w:t xml:space="preserve">        </w:t>
-      </w:r>
-      <w:r>
-        <w:rPr>
-          <w:rFonts w:ascii="Consolas" w:eastAsia="宋体" w:hAnsi="Consolas" w:cs="宋体"/>
-          <w:color w:val="82D99F"/>
-          <w:sz w:val="18"/>
-          <w:szCs w:val="18"/>
-        </w:rPr>
-        <w:t>"q_proj"</w:t>
-      </w:r>
-      <w:r>
-        <w:rPr>
-          <w:rFonts w:ascii="Consolas" w:eastAsia="宋体" w:hAnsi="Consolas" w:cs="宋体"/>
-          <w:color w:val="D1D3DB"/>
-          <w:sz w:val="18"/>
-          <w:szCs w:val="18"/>
-        </w:rPr>
-        <w:t xml:space="preserve">, </w:t>
-      </w:r>
-      <w:r>
-        <w:rPr>
-          <w:rFonts w:ascii="Consolas" w:eastAsia="宋体" w:hAnsi="Consolas" w:cs="宋体"/>
-          <w:color w:val="82D99F"/>
-          <w:sz w:val="18"/>
-          <w:szCs w:val="18"/>
-        </w:rPr>
-        <w:t>"k_proj"</w:t>
-      </w:r>
-      <w:r>
-        <w:rPr>
-          <w:rFonts w:ascii="Consolas" w:eastAsia="宋体" w:hAnsi="Consolas" w:cs="宋体"/>
-          <w:color w:val="D1D3DB"/>
-          <w:sz w:val="18"/>
-          <w:szCs w:val="18"/>
-        </w:rPr>
-        <w:t xml:space="preserve">, </w:t>
-      </w:r>
-      <w:r>
-        <w:rPr>
-          <w:rFonts w:ascii="Consolas" w:eastAsia="宋体" w:hAnsi="Consolas" w:cs="宋体"/>
-          <w:color w:val="82D99F"/>
-          <w:sz w:val="18"/>
-          <w:szCs w:val="18"/>
-        </w:rPr>
-        <w:t>"v_proj"</w:t>
-      </w:r>
-      <w:r>
-        <w:rPr>
-          <w:rFonts w:ascii="Consolas" w:eastAsia="宋体" w:hAnsi="Consolas" w:cs="宋体"/>
-          <w:color w:val="D1D3DB"/>
-          <w:sz w:val="18"/>
-          <w:szCs w:val="18"/>
-        </w:rPr>
-        <w:t xml:space="preserve">, </w:t>
-      </w:r>
-      <w:r>
-        <w:rPr>
-          <w:rFonts w:ascii="Consolas" w:eastAsia="宋体" w:hAnsi="Consolas" w:cs="宋体"/>
-          <w:color w:val="82D99F"/>
-          <w:sz w:val="18"/>
-          <w:szCs w:val="18"/>
-        </w:rPr>
-        <w:t>"o_proj"</w:t>
-      </w:r>
-      <w:r>
-        <w:rPr>
-          <w:rFonts w:ascii="Consolas" w:eastAsia="宋体" w:hAnsi="Consolas" w:cs="宋体"/>
-          <w:color w:val="D1D3DB"/>
-          <w:sz w:val="18"/>
-          <w:szCs w:val="18"/>
-        </w:rPr>
-        <w:t xml:space="preserve">,   </w:t>
-      </w:r>
-      <w:r>
-        <w:rPr>
-          <w:rFonts w:ascii="Consolas" w:eastAsia="宋体" w:hAnsi="Consolas" w:cs="宋体"/>
-          <w:color w:val="737780"/>
-          <w:sz w:val="18"/>
-          <w:szCs w:val="18"/>
-        </w:rPr>
-        <w:t xml:space="preserve"># </w:t>
-      </w:r>
-      <w:r>
-        <w:rPr>
-          <w:rFonts w:ascii="Consolas" w:eastAsia="宋体" w:hAnsi="Consolas" w:cs="宋体"/>
-          <w:color w:val="737780"/>
-          <w:sz w:val="18"/>
-          <w:szCs w:val="18"/>
-        </w:rPr>
-        <w:t>注意力层</w:t>
-      </w:r>
-    </w:p>
-    <w:p>
-      <w:pPr>
-        <w:shd w:val="clear" w:color="auto" w:fill="181D27"/>
-        <w:topLinePunct w:val="0"/>
-        <w:adjustRightInd/>
-        <w:snapToGrid/>
-        <w:spacing w:before="0" w:after="0" w:line="240" w:lineRule="auto"/>
-        <w:ind w:leftChars="300" w:left="600"/>
-        <w:rPr>
-          <w:rFonts w:ascii="Consolas" w:eastAsia="宋体" w:hAnsi="Consolas" w:cs="宋体"/>
-          <w:color w:val="D1D3DB"/>
-          <w:sz w:val="18"/>
-          <w:szCs w:val="18"/>
-        </w:rPr>
-      </w:pPr>
-      <w:r>
-        <w:rPr>
-          <w:rFonts w:ascii="Consolas" w:eastAsia="宋体" w:hAnsi="Consolas" w:cs="宋体"/>
-          <w:color w:val="D1D3DB"/>
-          <w:sz w:val="18"/>
-          <w:szCs w:val="18"/>
-        </w:rPr>
-        <w:t xml:space="preserve">        </w:t>
-      </w:r>
-      <w:r>
-        <w:rPr>
-          <w:rFonts w:ascii="Consolas" w:eastAsia="宋体" w:hAnsi="Consolas" w:cs="宋体"/>
-          <w:color w:val="82D99F"/>
-          <w:sz w:val="18"/>
-          <w:szCs w:val="18"/>
-        </w:rPr>
-        <w:t>"gate_proj"</w:t>
-      </w:r>
-      <w:r>
-        <w:rPr>
-          <w:rFonts w:ascii="Consolas" w:eastAsia="宋体" w:hAnsi="Consolas" w:cs="宋体"/>
-          <w:color w:val="D1D3DB"/>
-          <w:sz w:val="18"/>
-          <w:szCs w:val="18"/>
-        </w:rPr>
-        <w:t xml:space="preserve">, </w:t>
-      </w:r>
-      <w:r>
-        <w:rPr>
-          <w:rFonts w:ascii="Consolas" w:eastAsia="宋体" w:hAnsi="Consolas" w:cs="宋体"/>
-          <w:color w:val="82D99F"/>
-          <w:sz w:val="18"/>
-          <w:szCs w:val="18"/>
-        </w:rPr>
-        <w:t>"up_proj"</w:t>
-      </w:r>
-      <w:r>
-        <w:rPr>
-          <w:rFonts w:ascii="Consolas" w:eastAsia="宋体" w:hAnsi="Consolas" w:cs="宋体"/>
-          <w:color w:val="D1D3DB"/>
-          <w:sz w:val="18"/>
-          <w:szCs w:val="18"/>
-        </w:rPr>
-        <w:t xml:space="preserve">, </w:t>
-      </w:r>
-      <w:r>
-        <w:rPr>
-          <w:rFonts w:ascii="Consolas" w:eastAsia="宋体" w:hAnsi="Consolas" w:cs="宋体"/>
-          <w:color w:val="82D99F"/>
-          <w:sz w:val="18"/>
-          <w:szCs w:val="18"/>
-        </w:rPr>
-        <w:t>"down_proj"</w:t>
-      </w:r>
-      <w:r>
-        <w:rPr>
-          <w:rFonts w:ascii="Consolas" w:eastAsia="宋体" w:hAnsi="Consolas" w:cs="宋体"/>
-          <w:color w:val="D1D3DB"/>
-          <w:sz w:val="18"/>
-          <w:szCs w:val="18"/>
-        </w:rPr>
-        <w:t xml:space="preserve">       </w:t>
-      </w:r>
-      <w:r>
-        <w:rPr>
-          <w:rFonts w:ascii="Consolas" w:eastAsia="宋体" w:hAnsi="Consolas" w:cs="宋体"/>
-          <w:color w:val="737780"/>
-          <w:sz w:val="18"/>
-          <w:szCs w:val="18"/>
-        </w:rPr>
-        <w:t># FFN</w:t>
-      </w:r>
-      <w:r>
-        <w:rPr>
-          <w:rFonts w:ascii="Consolas" w:eastAsia="宋体" w:hAnsi="Consolas" w:cs="宋体"/>
-          <w:color w:val="737780"/>
-          <w:sz w:val="18"/>
-          <w:szCs w:val="18"/>
-        </w:rPr>
-        <w:t>层</w:t>
-      </w:r>
-    </w:p>
-    <w:p>
-      <w:pPr>
-        <w:shd w:val="clear" w:color="auto" w:fill="181D27"/>
-        <w:topLinePunct w:val="0"/>
-        <w:adjustRightInd/>
-        <w:snapToGrid/>
-        <w:spacing w:before="0" w:after="0" w:line="240" w:lineRule="auto"/>
-        <w:ind w:leftChars="300" w:left="600"/>
-        <w:rPr>
-          <w:rFonts w:ascii="Consolas" w:eastAsia="宋体" w:hAnsi="Consolas" w:cs="宋体"/>
-          <w:color w:val="D1D3DB"/>
-          <w:sz w:val="18"/>
-          <w:szCs w:val="18"/>
-        </w:rPr>
-      </w:pPr>
-      <w:r>
-        <w:rPr>
-          <w:rFonts w:ascii="Consolas" w:eastAsia="宋体" w:hAnsi="Consolas" w:cs="宋体"/>
-          <w:color w:val="D1D3DB"/>
-          <w:sz w:val="18"/>
-          <w:szCs w:val="18"/>
-        </w:rPr>
-        <w:t>    ],</w:t>
-      </w:r>
-    </w:p>
-    <w:p>
-      <w:pPr>
-        <w:shd w:val="clear" w:color="auto" w:fill="181D27"/>
-        <w:topLinePunct w:val="0"/>
-        <w:adjustRightInd/>
-        <w:snapToGrid/>
-        <w:spacing w:before="0" w:after="0" w:line="240" w:lineRule="auto"/>
-        <w:ind w:leftChars="300" w:left="600"/>
-        <w:rPr>
-          <w:rFonts w:ascii="Consolas" w:eastAsia="宋体" w:hAnsi="Consolas" w:cs="宋体"/>
-          <w:color w:val="D1D3DB"/>
-          <w:sz w:val="18"/>
-          <w:szCs w:val="18"/>
-        </w:rPr>
-      </w:pPr>
-      <w:r>
-        <w:rPr>
-          <w:rFonts w:ascii="Consolas" w:eastAsia="宋体" w:hAnsi="Consolas" w:cs="宋体"/>
-          <w:color w:val="D1D3DB"/>
-          <w:sz w:val="18"/>
-          <w:szCs w:val="18"/>
-        </w:rPr>
-        <w:t xml:space="preserve">    </w:t>
-      </w:r>
-      <w:r>
-        <w:rPr>
-          <w:rFonts w:ascii="Consolas" w:eastAsia="宋体" w:hAnsi="Consolas" w:cs="宋体"/>
-          <w:color w:val="DED47E"/>
-          <w:sz w:val="18"/>
-          <w:szCs w:val="18"/>
-        </w:rPr>
-        <w:t>r</w:t>
-      </w:r>
-      <w:r>
-        <w:rPr>
-          <w:rFonts w:ascii="Consolas" w:eastAsia="宋体" w:hAnsi="Consolas" w:cs="宋体"/>
-          <w:color w:val="D5D8E0"/>
-          <w:sz w:val="18"/>
-          <w:szCs w:val="18"/>
-        </w:rPr>
-        <w:t>=</w:t>
-      </w:r>
-      <w:r>
-        <w:rPr>
-          <w:rFonts w:ascii="Consolas" w:eastAsia="宋体" w:hAnsi="Consolas" w:cs="宋体"/>
-          <w:color w:val="F48CCA"/>
-          <w:sz w:val="18"/>
-          <w:szCs w:val="18"/>
-        </w:rPr>
-        <w:t>16</w:t>
-      </w:r>
-      <w:r>
-        <w:rPr>
-          <w:rFonts w:ascii="Consolas" w:eastAsia="宋体" w:hAnsi="Consolas" w:cs="宋体"/>
-          <w:color w:val="D1D3DB"/>
-          <w:sz w:val="18"/>
-          <w:szCs w:val="18"/>
-        </w:rPr>
-        <w:t xml:space="preserve">,                   </w:t>
-      </w:r>
-      <w:r>
-        <w:rPr>
-          <w:rFonts w:ascii="Consolas" w:eastAsia="宋体" w:hAnsi="Consolas" w:cs="宋体"/>
-          <w:color w:val="737780"/>
-          <w:sz w:val="18"/>
-          <w:szCs w:val="18"/>
-        </w:rPr>
-        <w:t># LoRA</w:t>
-      </w:r>
-      <w:r>
-        <w:rPr>
-          <w:rFonts w:ascii="Consolas" w:eastAsia="宋体" w:hAnsi="Consolas" w:cs="宋体"/>
-          <w:color w:val="737780"/>
-          <w:sz w:val="18"/>
-          <w:szCs w:val="18"/>
-        </w:rPr>
-        <w:t>秩</w:t>
-      </w:r>
-    </w:p>
-    <w:p>
-      <w:pPr>
-        <w:shd w:val="clear" w:color="auto" w:fill="181D27"/>
-        <w:topLinePunct w:val="0"/>
-        <w:adjustRightInd/>
-        <w:snapToGrid/>
-        <w:spacing w:before="0" w:after="0" w:line="240" w:lineRule="auto"/>
-        <w:ind w:leftChars="300" w:left="600"/>
-        <w:rPr>
-          <w:rFonts w:ascii="Consolas" w:eastAsia="宋体" w:hAnsi="Consolas" w:cs="宋体"/>
-          <w:color w:val="D1D3DB"/>
-          <w:sz w:val="18"/>
-          <w:szCs w:val="18"/>
-        </w:rPr>
-      </w:pPr>
-      <w:r>
-        <w:rPr>
-          <w:rFonts w:ascii="Consolas" w:eastAsia="宋体" w:hAnsi="Consolas" w:cs="宋体"/>
-          <w:color w:val="D1D3DB"/>
-          <w:sz w:val="18"/>
-          <w:szCs w:val="18"/>
-        </w:rPr>
-        <w:t xml:space="preserve">    </w:t>
-      </w:r>
-      <w:r>
-        <w:rPr>
-          <w:rFonts w:ascii="Consolas" w:eastAsia="宋体" w:hAnsi="Consolas" w:cs="宋体"/>
-          <w:color w:val="DED47E"/>
-          <w:sz w:val="18"/>
-          <w:szCs w:val="18"/>
-        </w:rPr>
-        <w:t>lora_alpha</w:t>
-      </w:r>
-      <w:r>
-        <w:rPr>
-          <w:rFonts w:ascii="Consolas" w:eastAsia="宋体" w:hAnsi="Consolas" w:cs="宋体"/>
-          <w:color w:val="D5D8E0"/>
-          <w:sz w:val="18"/>
-          <w:szCs w:val="18"/>
-        </w:rPr>
-        <w:t>=</w:t>
-      </w:r>
-      <w:r>
-        <w:rPr>
-          <w:rFonts w:ascii="Consolas" w:eastAsia="宋体" w:hAnsi="Consolas" w:cs="宋体"/>
-          <w:color w:val="F48CCA"/>
-          <w:sz w:val="18"/>
-          <w:szCs w:val="18"/>
-        </w:rPr>
-        <w:t>32</w:t>
-      </w:r>
-      <w:r>
-        <w:rPr>
-          <w:rFonts w:ascii="Consolas" w:eastAsia="宋体" w:hAnsi="Consolas" w:cs="宋体"/>
-          <w:color w:val="D1D3DB"/>
-          <w:sz w:val="18"/>
-          <w:szCs w:val="18"/>
-        </w:rPr>
-        <w:t>,          </w:t>
-      </w:r>
-      <w:r>
-        <w:rPr>
-          <w:rFonts w:ascii="Consolas" w:eastAsia="宋体" w:hAnsi="Consolas" w:cs="宋体"/>
-          <w:color w:val="737780"/>
-          <w:sz w:val="18"/>
-          <w:szCs w:val="18"/>
-        </w:rPr>
-        <w:t># LoRA</w:t>
-      </w:r>
-      <w:r>
-        <w:rPr>
-          <w:rFonts w:ascii="Consolas" w:eastAsia="宋体" w:hAnsi="Consolas" w:cs="宋体"/>
-          <w:color w:val="737780"/>
-          <w:sz w:val="18"/>
-          <w:szCs w:val="18"/>
-        </w:rPr>
-        <w:t>缩放因子</w:t>
-      </w:r>
-    </w:p>
-    <w:p>
-      <w:pPr>
-        <w:shd w:val="clear" w:color="auto" w:fill="181D27"/>
-        <w:topLinePunct w:val="0"/>
-        <w:adjustRightInd/>
-        <w:snapToGrid/>
-        <w:spacing w:before="0" w:after="0" w:line="240" w:lineRule="auto"/>
-        <w:ind w:leftChars="300" w:left="600"/>
-        <w:rPr>
-          <w:rFonts w:ascii="Consolas" w:eastAsia="宋体" w:hAnsi="Consolas" w:cs="宋体"/>
-          <w:color w:val="D1D3DB"/>
-          <w:sz w:val="18"/>
-          <w:szCs w:val="18"/>
-        </w:rPr>
-      </w:pPr>
-      <w:r>
-        <w:rPr>
-          <w:rFonts w:ascii="Consolas" w:eastAsia="宋体" w:hAnsi="Consolas" w:cs="宋体"/>
-          <w:color w:val="D1D3DB"/>
-          <w:sz w:val="18"/>
-          <w:szCs w:val="18"/>
-        </w:rPr>
-        <w:t xml:space="preserve">    </w:t>
-      </w:r>
-      <w:r>
-        <w:rPr>
-          <w:rFonts w:ascii="Consolas" w:eastAsia="宋体" w:hAnsi="Consolas" w:cs="宋体"/>
-          <w:color w:val="DED47E"/>
-          <w:sz w:val="18"/>
-          <w:szCs w:val="18"/>
-        </w:rPr>
-        <w:t>lora_dropout</w:t>
-      </w:r>
-      <w:r>
-        <w:rPr>
-          <w:rFonts w:ascii="Consolas" w:eastAsia="宋体" w:hAnsi="Consolas" w:cs="宋体"/>
-          <w:color w:val="D5D8E0"/>
-          <w:sz w:val="18"/>
-          <w:szCs w:val="18"/>
-        </w:rPr>
-        <w:t>=</w:t>
-      </w:r>
-      <w:r>
-        <w:rPr>
-          <w:rFonts w:ascii="Consolas" w:eastAsia="宋体" w:hAnsi="Consolas" w:cs="宋体"/>
-          <w:color w:val="F48CCA"/>
-          <w:sz w:val="18"/>
-          <w:szCs w:val="18"/>
-        </w:rPr>
-        <w:t>0.05</w:t>
-      </w:r>
-      <w:r>
-        <w:rPr>
-          <w:rFonts w:ascii="Consolas" w:eastAsia="宋体" w:hAnsi="Consolas" w:cs="宋体"/>
-          <w:color w:val="D1D3DB"/>
-          <w:sz w:val="18"/>
-          <w:szCs w:val="18"/>
-        </w:rPr>
-        <w:t>,      </w:t>
-      </w:r>
-      <w:r>
-        <w:rPr>
-          <w:rFonts w:ascii="Consolas" w:eastAsia="宋体" w:hAnsi="Consolas" w:cs="宋体"/>
-          <w:color w:val="737780"/>
-          <w:sz w:val="18"/>
-          <w:szCs w:val="18"/>
-        </w:rPr>
-        <w:t># Dropout</w:t>
-      </w:r>
-      <w:r>
-        <w:rPr>
-          <w:rFonts w:ascii="Consolas" w:eastAsia="宋体" w:hAnsi="Consolas" w:cs="宋体"/>
-          <w:color w:val="737780"/>
-          <w:sz w:val="18"/>
-          <w:szCs w:val="18"/>
-        </w:rPr>
-        <w:t>率</w:t>
-      </w:r>
-    </w:p>
-    <w:p>
-      <w:pPr>
-        <w:shd w:val="clear" w:color="auto" w:fill="181D27"/>
-        <w:topLinePunct w:val="0"/>
-        <w:adjustRightInd/>
-        <w:snapToGrid/>
-        <w:spacing w:before="0" w:after="0" w:line="240" w:lineRule="auto"/>
-        <w:ind w:leftChars="300" w:left="600"/>
-        <w:rPr>
-          <w:rFonts w:ascii="Consolas" w:eastAsia="宋体" w:hAnsi="Consolas" w:cs="宋体"/>
-          <w:color w:val="D1D3DB"/>
-          <w:sz w:val="18"/>
-          <w:szCs w:val="18"/>
-        </w:rPr>
-      </w:pPr>
-      <w:r>
-        <w:rPr>
-          <w:rFonts w:ascii="Consolas" w:eastAsia="宋体" w:hAnsi="Consolas" w:cs="宋体"/>
-          <w:color w:val="D1D3DB"/>
-          <w:sz w:val="18"/>
-          <w:szCs w:val="18"/>
-        </w:rPr>
-        <w:t xml:space="preserve">    </w:t>
-      </w:r>
-      <w:r>
-        <w:rPr>
-          <w:rFonts w:ascii="Consolas" w:eastAsia="宋体" w:hAnsi="Consolas" w:cs="宋体"/>
-          <w:color w:val="DED47E"/>
-          <w:sz w:val="18"/>
-          <w:szCs w:val="18"/>
-        </w:rPr>
-        <w:t>inference_mode</w:t>
-      </w:r>
-      <w:r>
-        <w:rPr>
-          <w:rFonts w:ascii="Consolas" w:eastAsia="宋体" w:hAnsi="Consolas" w:cs="宋体"/>
-          <w:color w:val="D5D8E0"/>
-          <w:sz w:val="18"/>
-          <w:szCs w:val="18"/>
-        </w:rPr>
-        <w:t>=</w:t>
-      </w:r>
-      <w:r>
-        <w:rPr>
-          <w:rFonts w:ascii="Consolas" w:eastAsia="宋体" w:hAnsi="Consolas" w:cs="宋体"/>
-          <w:color w:val="80BBFF"/>
-          <w:sz w:val="18"/>
-          <w:szCs w:val="18"/>
-        </w:rPr>
-        <w:t>False</w:t>
-      </w:r>
-      <w:r>
-        <w:rPr>
-          <w:rFonts w:ascii="Consolas" w:eastAsia="宋体" w:hAnsi="Consolas" w:cs="宋体"/>
-          <w:color w:val="D1D3DB"/>
-          <w:sz w:val="18"/>
-          <w:szCs w:val="18"/>
-        </w:rPr>
-        <w:t xml:space="preserve">    </w:t>
-      </w:r>
-      <w:r>
-        <w:rPr>
-          <w:rFonts w:ascii="Consolas" w:eastAsia="宋体" w:hAnsi="Consolas" w:cs="宋体"/>
-          <w:color w:val="737780"/>
-          <w:sz w:val="18"/>
-          <w:szCs w:val="18"/>
-        </w:rPr>
-        <w:t xml:space="preserve"># </w:t>
-      </w:r>
-      <w:r>
-        <w:rPr>
-          <w:rFonts w:ascii="Consolas" w:eastAsia="宋体" w:hAnsi="Consolas" w:cs="宋体"/>
-          <w:color w:val="737780"/>
-          <w:sz w:val="18"/>
-          <w:szCs w:val="18"/>
-        </w:rPr>
-        <w:t>训练模式</w:t>
-      </w:r>
-    </w:p>
-    <w:p>
-      <w:pPr>
-        <w:shd w:val="clear" w:color="auto" w:fill="181D27"/>
-        <w:topLinePunct w:val="0"/>
-        <w:adjustRightInd/>
-        <w:snapToGrid/>
-        <w:spacing w:before="0" w:after="0" w:line="240" w:lineRule="auto"/>
-        <w:ind w:leftChars="300" w:left="600"/>
-        <w:rPr>
-          <w:rFonts w:ascii="Consolas" w:eastAsia="宋体" w:hAnsi="Consolas" w:cs="宋体"/>
-          <w:color w:val="D1D3DB"/>
-          <w:sz w:val="18"/>
-          <w:szCs w:val="18"/>
-        </w:rPr>
-      </w:pPr>
-      <w:r>
-        <w:rPr>
-          <w:rFonts w:ascii="Consolas" w:eastAsia="宋体" w:hAnsi="Consolas" w:cs="宋体"/>
-          <w:color w:val="D1D3DB"/>
-          <w:sz w:val="18"/>
-          <w:szCs w:val="18"/>
-        </w:rPr>
-        <w:t>)</w:t>
-      </w:r>
-    </w:p>
-    <w:p>
-      <w:pPr>
-        <w:shd w:val="clear" w:color="auto" w:fill="181D27"/>
-        <w:topLinePunct w:val="0"/>
-        <w:adjustRightInd/>
-        <w:snapToGrid/>
-        <w:spacing w:before="0" w:after="0" w:line="240" w:lineRule="auto"/>
-        <w:ind w:leftChars="300" w:left="600"/>
-        <w:rPr>
-          <w:rFonts w:ascii="Consolas" w:eastAsia="宋体" w:hAnsi="Consolas" w:cs="宋体"/>
-          <w:color w:val="D1D3DB"/>
-          <w:sz w:val="18"/>
-          <w:szCs w:val="18"/>
-        </w:rPr>
-      </w:pPr>
-    </w:p>
-    <w:p>
-      <w:pPr>
-        <w:shd w:val="clear" w:color="auto" w:fill="181D27"/>
-        <w:topLinePunct w:val="0"/>
-        <w:adjustRightInd/>
-        <w:snapToGrid/>
-        <w:spacing w:before="0" w:after="0" w:line="240" w:lineRule="auto"/>
-        <w:ind w:leftChars="300" w:left="600"/>
-        <w:rPr>
-          <w:rFonts w:ascii="Consolas" w:eastAsia="宋体" w:hAnsi="Consolas" w:cs="宋体"/>
-          <w:color w:val="D1D3DB"/>
-          <w:sz w:val="18"/>
-          <w:szCs w:val="18"/>
-        </w:rPr>
-      </w:pPr>
-      <w:r>
-        <w:rPr>
-          <w:rFonts w:ascii="Consolas" w:eastAsia="宋体" w:hAnsi="Consolas" w:cs="宋体"/>
-          <w:color w:val="737780"/>
-          <w:sz w:val="18"/>
-          <w:szCs w:val="18"/>
-        </w:rPr>
-        <w:t xml:space="preserve"># </w:t>
-      </w:r>
-      <w:r>
-        <w:rPr>
-          <w:rFonts w:ascii="Consolas" w:eastAsia="宋体" w:hAnsi="Consolas" w:cs="宋体"/>
-          <w:color w:val="737780"/>
-          <w:sz w:val="18"/>
-          <w:szCs w:val="18"/>
-        </w:rPr>
-        <w:t>应用</w:t>
-      </w:r>
-      <w:r>
-        <w:rPr>
-          <w:rFonts w:ascii="Consolas" w:eastAsia="宋体" w:hAnsi="Consolas" w:cs="宋体"/>
-          <w:color w:val="737780"/>
-          <w:sz w:val="18"/>
-          <w:szCs w:val="18"/>
-        </w:rPr>
-        <w:t>LoRA</w:t>
-      </w:r>
-      <w:r>
-        <w:rPr>
-          <w:rFonts w:ascii="Consolas" w:eastAsia="宋体" w:hAnsi="Consolas" w:cs="宋体"/>
-          <w:color w:val="737780"/>
-          <w:sz w:val="18"/>
-          <w:szCs w:val="18"/>
-        </w:rPr>
-        <w:t>到模型</w:t>
-      </w:r>
-    </w:p>
-    <w:p>
-      <w:pPr>
-        <w:shd w:val="clear" w:color="auto" w:fill="181D27"/>
-        <w:topLinePunct w:val="0"/>
-        <w:adjustRightInd/>
-        <w:snapToGrid/>
-        <w:spacing w:before="0" w:after="0" w:line="240" w:lineRule="auto"/>
-        <w:ind w:leftChars="300" w:left="600"/>
-        <w:rPr>
-          <w:rFonts w:ascii="Consolas" w:eastAsia="宋体" w:hAnsi="Consolas" w:cs="宋体"/>
-          <w:color w:val="D1D3DB"/>
-          <w:sz w:val="18"/>
-          <w:szCs w:val="18"/>
-        </w:rPr>
-      </w:pPr>
-      <w:r>
-        <w:rPr>
-          <w:rFonts w:ascii="Consolas" w:eastAsia="宋体" w:hAnsi="Consolas" w:cs="宋体"/>
-          <w:color w:val="DED47E"/>
-          <w:sz w:val="18"/>
-          <w:szCs w:val="18"/>
-        </w:rPr>
-        <w:t>model</w:t>
-      </w:r>
-      <w:r>
-        <w:rPr>
-          <w:rFonts w:ascii="Consolas" w:eastAsia="宋体" w:hAnsi="Consolas" w:cs="宋体"/>
-          <w:color w:val="D1D3DB"/>
-          <w:sz w:val="18"/>
-          <w:szCs w:val="18"/>
-        </w:rPr>
-        <w:t xml:space="preserve"> </w:t>
-      </w:r>
-      <w:r>
-        <w:rPr>
-          <w:rFonts w:ascii="Consolas" w:eastAsia="宋体" w:hAnsi="Consolas" w:cs="宋体"/>
-          <w:color w:val="D5D8E0"/>
-          <w:sz w:val="18"/>
-          <w:szCs w:val="18"/>
-        </w:rPr>
-        <w:t>=</w:t>
-      </w:r>
-      <w:r>
-        <w:rPr>
-          <w:rFonts w:ascii="Consolas" w:eastAsia="宋体" w:hAnsi="Consolas" w:cs="宋体"/>
-          <w:color w:val="D1D3DB"/>
-          <w:sz w:val="18"/>
-          <w:szCs w:val="18"/>
-        </w:rPr>
-        <w:t xml:space="preserve"> </w:t>
-      </w:r>
-      <w:r>
-        <w:rPr>
-          <w:rFonts w:ascii="Consolas" w:eastAsia="宋体" w:hAnsi="Consolas" w:cs="宋体"/>
-          <w:color w:val="F29D79"/>
-          <w:sz w:val="18"/>
-          <w:szCs w:val="18"/>
-        </w:rPr>
-        <w:t>get_peft_model</w:t>
-      </w:r>
-      <w:r>
-        <w:rPr>
-          <w:rFonts w:ascii="Consolas" w:eastAsia="宋体" w:hAnsi="Consolas" w:cs="宋体"/>
-          <w:color w:val="D1D3DB"/>
-          <w:sz w:val="18"/>
-          <w:szCs w:val="18"/>
-        </w:rPr>
-        <w:t>(</w:t>
-      </w:r>
-      <w:r>
-        <w:rPr>
-          <w:rFonts w:ascii="Consolas" w:eastAsia="宋体" w:hAnsi="Consolas" w:cs="宋体"/>
-          <w:color w:val="DED47E"/>
-          <w:sz w:val="18"/>
-          <w:szCs w:val="18"/>
-        </w:rPr>
-        <w:t>model</w:t>
-      </w:r>
-      <w:r>
-        <w:rPr>
-          <w:rFonts w:ascii="Consolas" w:eastAsia="宋体" w:hAnsi="Consolas" w:cs="宋体"/>
-          <w:color w:val="D1D3DB"/>
-          <w:sz w:val="18"/>
-          <w:szCs w:val="18"/>
-        </w:rPr>
-        <w:t xml:space="preserve">, </w:t>
-      </w:r>
-      <w:r>
-        <w:rPr>
-          <w:rFonts w:ascii="Consolas" w:eastAsia="宋体" w:hAnsi="Consolas" w:cs="宋体"/>
-          <w:color w:val="DED47E"/>
-          <w:sz w:val="18"/>
-          <w:szCs w:val="18"/>
-        </w:rPr>
-        <w:t>lora_config</w:t>
-      </w:r>
-      <w:r>
-        <w:rPr>
-          <w:rFonts w:ascii="Consolas" w:eastAsia="宋体" w:hAnsi="Consolas" w:cs="宋体"/>
-          <w:color w:val="D1D3DB"/>
-          <w:sz w:val="18"/>
-          <w:szCs w:val="18"/>
-        </w:rPr>
-        <w:t>)</w:t>
-      </w:r>
-    </w:p>
-    <w:p>
-      <w:pPr>
-        <w:pStyle w:val="afffff5"/>
-        <w:numPr>
-          <w:ilvl w:val="2"/>
-          <w:numId w:val="18"/>
-        </w:numPr>
-        <w:adjustRightInd/>
-        <w:spacing w:before="120" w:after="120"/>
-        <w:ind w:leftChars="0" w:firstLineChars="0"/>
-        <w:rPr>
-          <w:rFonts w:cs="Arial"/>
-          <w:sz w:val="30"/>
-          <w:szCs w:val="30"/>
-        </w:rPr>
-      </w:pPr>
-      <w:r>
-        <w:rPr>
-          <w:rFonts w:cs="Arial"/>
-          <w:sz w:val="30"/>
-          <w:szCs w:val="30"/>
-        </w:rPr>
-        <w:t>推理部署</w:t>
-      </w:r>
-    </w:p>
-    <w:p>
-      <w:pPr>
-        <w:adjustRightInd/>
-        <w:spacing w:before="120" w:after="120"/>
-        <w:ind w:left="0" w:firstLineChars="200" w:firstLine="420"/>
-      </w:pPr>
-      <w:r>
+        <w:ind w:left="0"/>
         <w:rPr>
           <w:rFonts w:cs="Arial" w:hint="eastAsia"/>
           <w:sz w:val="21"/>
           <w:szCs w:val="21"/>
         </w:rPr>
-        <w:t>完成模型微调训练后</w:t>
-      </w:r>
-      <w:r>
-        <w:t>，通过模型合并与 Flask 部署实现端到端调用，具体流程如下：</w:t>
-      </w:r>
-    </w:p>
-    <w:p>
-      <w:pPr>
-        <w:adjustRightInd/>
-        <w:spacing w:before="120" w:after="120"/>
-        <w:ind w:left="0" w:firstLineChars="200" w:firstLine="420"/>
-        <w:rPr>
-          <w:rFonts w:cs="Arial"/>
-          <w:sz w:val="21"/>
-          <w:szCs w:val="21"/>
-        </w:rPr>
-      </w:pPr>
-      <w:r>
-        <w:rPr>
-          <w:rFonts w:cs="Arial" w:hint="eastAsia"/>
-          <w:b/>
-          <w:bCs/>
-          <w:sz w:val="21"/>
-          <w:szCs w:val="21"/>
-        </w:rPr>
-        <w:t>模型合并：</w:t>
-      </w:r>
-      <w:r>
-        <w:rPr>
-          <w:rFonts w:cs="Arial" w:hint="eastAsia"/>
-          <w:sz w:val="21"/>
-          <w:szCs w:val="21"/>
-        </w:rPr>
-        <w:t>使用</w:t>
-      </w:r>
-      <w:r>
-        <w:rPr>
-          <w:rFonts w:cs="Arial"/>
-          <w:sz w:val="21"/>
-          <w:szCs w:val="21"/>
-        </w:rPr>
-        <w:t xml:space="preserve"> merge.py 脚本将 LoRA 微调权重与基础模型合并，生成可直接部署的完整模型，确保推理时的稳定性与性能。</w:t>
-      </w:r>
-      <w:r>
-        <w:rPr>
-          <w:rFonts w:cs="Arial" w:hint="eastAsia"/>
-          <w:sz w:val="21"/>
-          <w:szCs w:val="21"/>
-        </w:rPr>
-        <w:t>部分关键代码如下：</w:t>
-      </w:r>
-    </w:p>
-    <w:p>
-      <w:pPr>
-        <w:shd w:val="clear" w:color="auto" w:fill="181D27"/>
-        <w:topLinePunct w:val="0"/>
-        <w:adjustRightInd/>
-        <w:snapToGrid/>
-        <w:spacing w:before="0" w:after="0" w:line="240" w:lineRule="auto"/>
-        <w:ind w:leftChars="300" w:left="600"/>
-        <w:rPr>
-          <w:rFonts w:ascii="Consolas" w:eastAsia="宋体" w:hAnsi="Consolas" w:cs="宋体"/>
-          <w:color w:val="D1D3DB"/>
-        </w:rPr>
-      </w:pPr>
-      <w:r>
-        <w:rPr>
-          <w:rFonts w:ascii="Consolas" w:eastAsia="宋体" w:hAnsi="Consolas" w:cs="宋体"/>
-          <w:color w:val="737780"/>
-        </w:rPr>
-        <w:t xml:space="preserve"># </w:t>
-      </w:r>
-      <w:r>
-        <w:rPr>
-          <w:rFonts w:ascii="Consolas" w:eastAsia="宋体" w:hAnsi="Consolas" w:cs="宋体"/>
-          <w:color w:val="737780"/>
-        </w:rPr>
-        <w:t>加载基础模型</w:t>
-      </w:r>
-    </w:p>
-    <w:p>
-      <w:pPr>
-        <w:shd w:val="clear" w:color="auto" w:fill="181D27"/>
-        <w:topLinePunct w:val="0"/>
-        <w:adjustRightInd/>
-        <w:snapToGrid/>
-        <w:spacing w:before="0" w:after="0" w:line="240" w:lineRule="auto"/>
-        <w:ind w:leftChars="300" w:left="600"/>
-        <w:rPr>
-          <w:rFonts w:ascii="Consolas" w:eastAsia="宋体" w:hAnsi="Consolas" w:cs="宋体"/>
-          <w:color w:val="D1D3DB"/>
-        </w:rPr>
-      </w:pPr>
-      <w:r>
-        <w:rPr>
-          <w:rFonts w:ascii="Consolas" w:eastAsia="宋体" w:hAnsi="Consolas" w:cs="宋体"/>
-          <w:color w:val="DED47E"/>
-        </w:rPr>
-        <w:t>model</w:t>
-      </w:r>
-      <w:r>
-        <w:rPr>
-          <w:rFonts w:ascii="Consolas" w:eastAsia="宋体" w:hAnsi="Consolas" w:cs="宋体"/>
-          <w:color w:val="D1D3DB"/>
-        </w:rPr>
-        <w:t xml:space="preserve"> </w:t>
-      </w:r>
-      <w:r>
-        <w:rPr>
-          <w:rFonts w:ascii="Consolas" w:eastAsia="宋体" w:hAnsi="Consolas" w:cs="宋体"/>
-          <w:color w:val="D5D8E0"/>
-        </w:rPr>
-        <w:t>=</w:t>
-      </w:r>
-      <w:r>
-        <w:rPr>
-          <w:rFonts w:ascii="Consolas" w:eastAsia="宋体" w:hAnsi="Consolas" w:cs="宋体"/>
-          <w:color w:val="D1D3DB"/>
-        </w:rPr>
-        <w:t xml:space="preserve"> AutoModelForCausalLM.from_pretrained(</w:t>
-      </w:r>
-    </w:p>
-    <w:p>
-      <w:pPr>
-        <w:shd w:val="clear" w:color="auto" w:fill="181D27"/>
-        <w:topLinePunct w:val="0"/>
-        <w:adjustRightInd/>
-        <w:snapToGrid/>
-        <w:spacing w:before="0" w:after="0" w:line="240" w:lineRule="auto"/>
-        <w:ind w:leftChars="300" w:left="600"/>
-        <w:rPr>
-          <w:rFonts w:ascii="Consolas" w:eastAsia="宋体" w:hAnsi="Consolas" w:cs="宋体"/>
-          <w:color w:val="D1D3DB"/>
-        </w:rPr>
-      </w:pPr>
-      <w:r>
-        <w:rPr>
-          <w:rFonts w:ascii="Consolas" w:eastAsia="宋体" w:hAnsi="Consolas" w:cs="宋体"/>
-          <w:color w:val="D1D3DB"/>
-        </w:rPr>
-        <w:t xml:space="preserve">    </w:t>
-      </w:r>
-      <w:r>
-        <w:rPr>
-          <w:rFonts w:ascii="Consolas" w:eastAsia="宋体" w:hAnsi="Consolas" w:cs="宋体"/>
-          <w:color w:val="DED47E"/>
-        </w:rPr>
-        <w:t>base_model_name</w:t>
-      </w:r>
-      <w:r>
-        <w:rPr>
-          <w:rFonts w:ascii="Consolas" w:eastAsia="宋体" w:hAnsi="Consolas" w:cs="宋体"/>
-          <w:color w:val="D1D3DB"/>
-        </w:rPr>
-        <w:t>,</w:t>
-      </w:r>
-    </w:p>
-    <w:p>
-      <w:pPr>
-        <w:shd w:val="clear" w:color="auto" w:fill="181D27"/>
-        <w:topLinePunct w:val="0"/>
-        <w:adjustRightInd/>
-        <w:snapToGrid/>
-        <w:spacing w:before="0" w:after="0" w:line="240" w:lineRule="auto"/>
-        <w:ind w:leftChars="300" w:left="600"/>
-        <w:rPr>
-          <w:rFonts w:ascii="Consolas" w:eastAsia="宋体" w:hAnsi="Consolas" w:cs="宋体"/>
-          <w:color w:val="D1D3DB"/>
-        </w:rPr>
-      </w:pPr>
-      <w:r>
-        <w:rPr>
-          <w:rFonts w:ascii="Consolas" w:eastAsia="宋体" w:hAnsi="Consolas" w:cs="宋体"/>
-          <w:color w:val="D1D3DB"/>
-        </w:rPr>
-        <w:t xml:space="preserve">    </w:t>
-      </w:r>
-      <w:r>
-        <w:rPr>
-          <w:rFonts w:ascii="Consolas" w:eastAsia="宋体" w:hAnsi="Consolas" w:cs="宋体"/>
-          <w:color w:val="DED47E"/>
-        </w:rPr>
-        <w:t>ms_dtype</w:t>
-      </w:r>
-      <w:r>
-        <w:rPr>
-          <w:rFonts w:ascii="Consolas" w:eastAsia="宋体" w:hAnsi="Consolas" w:cs="宋体"/>
-          <w:color w:val="D5D8E0"/>
-        </w:rPr>
-        <w:t>=</w:t>
-      </w:r>
-      <w:r>
-        <w:rPr>
-          <w:rFonts w:ascii="Consolas" w:eastAsia="宋体" w:hAnsi="Consolas" w:cs="宋体"/>
-          <w:color w:val="81CFE0"/>
-        </w:rPr>
-        <w:t>mindspore</w:t>
-      </w:r>
-      <w:r>
-        <w:rPr>
-          <w:rFonts w:ascii="Consolas" w:eastAsia="宋体" w:hAnsi="Consolas" w:cs="宋体"/>
-          <w:color w:val="D1D3DB"/>
-        </w:rPr>
-        <w:t>.bfloat16,  </w:t>
-      </w:r>
-      <w:r>
-        <w:rPr>
-          <w:rFonts w:ascii="Consolas" w:eastAsia="宋体" w:hAnsi="Consolas" w:cs="宋体"/>
-          <w:color w:val="737780"/>
-        </w:rPr>
-        <w:t xml:space="preserve"># </w:t>
-      </w:r>
-      <w:r>
-        <w:rPr>
-          <w:rFonts w:ascii="Consolas" w:eastAsia="宋体" w:hAnsi="Consolas" w:cs="宋体"/>
-          <w:color w:val="737780"/>
-        </w:rPr>
-        <w:t>使用</w:t>
-      </w:r>
-      <w:r>
-        <w:rPr>
-          <w:rFonts w:ascii="Consolas" w:eastAsia="宋体" w:hAnsi="Consolas" w:cs="宋体"/>
-          <w:color w:val="737780"/>
-        </w:rPr>
-        <w:t>bfloat16</w:t>
-      </w:r>
-      <w:r>
-        <w:rPr>
-          <w:rFonts w:ascii="Consolas" w:eastAsia="宋体" w:hAnsi="Consolas" w:cs="宋体"/>
-          <w:color w:val="737780"/>
-        </w:rPr>
-        <w:t>数据类型</w:t>
-      </w:r>
-    </w:p>
-    <w:p>
-      <w:pPr>
-        <w:shd w:val="clear" w:color="auto" w:fill="181D27"/>
-        <w:topLinePunct w:val="0"/>
-        <w:adjustRightInd/>
-        <w:snapToGrid/>
-        <w:spacing w:before="0" w:after="0" w:line="240" w:lineRule="auto"/>
-        <w:ind w:leftChars="300" w:left="600"/>
-        <w:rPr>
-          <w:rFonts w:ascii="Consolas" w:eastAsia="宋体" w:hAnsi="Consolas" w:cs="宋体"/>
-          <w:color w:val="D1D3DB"/>
-        </w:rPr>
-      </w:pPr>
-      <w:r>
-        <w:rPr>
-          <w:rFonts w:ascii="Consolas" w:eastAsia="宋体" w:hAnsi="Consolas" w:cs="宋体"/>
-          <w:color w:val="D1D3DB"/>
-        </w:rPr>
-        <w:t xml:space="preserve">    </w:t>
-      </w:r>
-      <w:r>
-        <w:rPr>
-          <w:rFonts w:ascii="Consolas" w:eastAsia="宋体" w:hAnsi="Consolas" w:cs="宋体"/>
-          <w:color w:val="DED47E"/>
-        </w:rPr>
-        <w:t>device_map</w:t>
-      </w:r>
-      <w:r>
-        <w:rPr>
-          <w:rFonts w:ascii="Consolas" w:eastAsia="宋体" w:hAnsi="Consolas" w:cs="宋体"/>
-          <w:color w:val="D5D8E0"/>
-        </w:rPr>
-        <w:t>=</w:t>
-      </w:r>
-      <w:r>
-        <w:rPr>
-          <w:rFonts w:ascii="Consolas" w:eastAsia="宋体" w:hAnsi="Consolas" w:cs="宋体"/>
-          <w:color w:val="F48CCA"/>
-        </w:rPr>
-        <w:t>0</w:t>
-      </w:r>
-      <w:r>
-        <w:rPr>
-          <w:rFonts w:ascii="Consolas" w:eastAsia="宋体" w:hAnsi="Consolas" w:cs="宋体"/>
-          <w:color w:val="D1D3DB"/>
-        </w:rPr>
-        <w:t xml:space="preserve">  </w:t>
-      </w:r>
-      <w:r>
-        <w:rPr>
-          <w:rFonts w:ascii="Consolas" w:eastAsia="宋体" w:hAnsi="Consolas" w:cs="宋体"/>
-          <w:color w:val="737780"/>
-        </w:rPr>
-        <w:t xml:space="preserve"># </w:t>
-      </w:r>
-      <w:r>
-        <w:rPr>
-          <w:rFonts w:ascii="Consolas" w:eastAsia="宋体" w:hAnsi="Consolas" w:cs="宋体"/>
-          <w:color w:val="737780"/>
-        </w:rPr>
-        <w:t>指定设备</w:t>
-      </w:r>
-    </w:p>
-    <w:p>
-      <w:pPr>
-        <w:shd w:val="clear" w:color="auto" w:fill="181D27"/>
-        <w:topLinePunct w:val="0"/>
-        <w:adjustRightInd/>
-        <w:snapToGrid/>
-        <w:spacing w:before="0" w:after="0" w:line="240" w:lineRule="auto"/>
-        <w:ind w:leftChars="300" w:left="600"/>
-        <w:rPr>
-          <w:rFonts w:ascii="Consolas" w:eastAsia="宋体" w:hAnsi="Consolas" w:cs="宋体"/>
-          <w:color w:val="D1D3DB"/>
-        </w:rPr>
-      </w:pPr>
-      <w:r>
-        <w:rPr>
-          <w:rFonts w:ascii="Consolas" w:eastAsia="宋体" w:hAnsi="Consolas" w:cs="宋体"/>
-          <w:color w:val="D1D3DB"/>
-        </w:rPr>
-        <w:t>)</w:t>
-      </w:r>
-    </w:p>
-    <w:p>
-      <w:pPr>
-        <w:shd w:val="clear" w:color="auto" w:fill="181D27"/>
-        <w:topLinePunct w:val="0"/>
-        <w:adjustRightInd/>
-        <w:snapToGrid/>
-        <w:spacing w:before="0" w:after="0" w:line="240" w:lineRule="auto"/>
-        <w:ind w:leftChars="300" w:left="600"/>
-        <w:rPr>
-          <w:rFonts w:ascii="Consolas" w:eastAsia="宋体" w:hAnsi="Consolas" w:cs="宋体"/>
-          <w:color w:val="D1D3DB"/>
-        </w:rPr>
-      </w:pPr>
-      <w:r>
-        <w:rPr>
-          <w:rFonts w:ascii="Consolas" w:eastAsia="宋体" w:hAnsi="Consolas" w:cs="宋体"/>
-          <w:color w:val="737780"/>
-        </w:rPr>
-        <w:t xml:space="preserve"># </w:t>
-      </w:r>
-      <w:r>
-        <w:rPr>
-          <w:rFonts w:ascii="Consolas" w:eastAsia="宋体" w:hAnsi="Consolas" w:cs="宋体"/>
-          <w:color w:val="737780"/>
-        </w:rPr>
-        <w:t>加载</w:t>
-      </w:r>
-      <w:r>
-        <w:rPr>
-          <w:rFonts w:ascii="Consolas" w:eastAsia="宋体" w:hAnsi="Consolas" w:cs="宋体"/>
-          <w:color w:val="737780"/>
-        </w:rPr>
-        <w:t xml:space="preserve"> LoRA </w:t>
-      </w:r>
-      <w:r>
-        <w:rPr>
-          <w:rFonts w:ascii="Consolas" w:eastAsia="宋体" w:hAnsi="Consolas" w:cs="宋体"/>
-          <w:color w:val="737780"/>
-        </w:rPr>
-        <w:t>适配器权重</w:t>
-      </w:r>
-    </w:p>
-    <w:p>
-      <w:pPr>
-        <w:shd w:val="clear" w:color="auto" w:fill="181D27"/>
-        <w:topLinePunct w:val="0"/>
-        <w:adjustRightInd/>
-        <w:snapToGrid/>
-        <w:spacing w:before="0" w:after="0" w:line="240" w:lineRule="auto"/>
-        <w:ind w:leftChars="300" w:left="600"/>
-        <w:rPr>
-          <w:rFonts w:ascii="Consolas" w:eastAsia="宋体" w:hAnsi="Consolas" w:cs="宋体"/>
-          <w:color w:val="D1D3DB"/>
-        </w:rPr>
-      </w:pPr>
-      <w:r>
-        <w:rPr>
-          <w:rFonts w:ascii="Consolas" w:eastAsia="宋体" w:hAnsi="Consolas" w:cs="宋体"/>
-          <w:color w:val="DED47E"/>
-        </w:rPr>
-        <w:t>model</w:t>
-      </w:r>
-      <w:r>
-        <w:rPr>
-          <w:rFonts w:ascii="Consolas" w:eastAsia="宋体" w:hAnsi="Consolas" w:cs="宋体"/>
-          <w:color w:val="D1D3DB"/>
-        </w:rPr>
-        <w:t xml:space="preserve"> </w:t>
-      </w:r>
-      <w:r>
-        <w:rPr>
-          <w:rFonts w:ascii="Consolas" w:eastAsia="宋体" w:hAnsi="Consolas" w:cs="宋体"/>
-          <w:color w:val="D5D8E0"/>
-        </w:rPr>
-        <w:t>=</w:t>
-      </w:r>
-      <w:r>
-        <w:rPr>
-          <w:rFonts w:ascii="Consolas" w:eastAsia="宋体" w:hAnsi="Consolas" w:cs="宋体"/>
-          <w:color w:val="D1D3DB"/>
-        </w:rPr>
-        <w:t xml:space="preserve"> </w:t>
-      </w:r>
-      <w:r>
-        <w:rPr>
-          <w:rFonts w:ascii="Consolas" w:eastAsia="宋体" w:hAnsi="Consolas" w:cs="宋体"/>
-          <w:color w:val="81CFE0"/>
-        </w:rPr>
-        <w:t>PeftModel</w:t>
-      </w:r>
-      <w:r>
-        <w:rPr>
-          <w:rFonts w:ascii="Consolas" w:eastAsia="宋体" w:hAnsi="Consolas" w:cs="宋体"/>
-          <w:color w:val="D1D3DB"/>
-        </w:rPr>
-        <w:t>.</w:t>
-      </w:r>
-      <w:r>
-        <w:rPr>
-          <w:rFonts w:ascii="Consolas" w:eastAsia="宋体" w:hAnsi="Consolas" w:cs="宋体"/>
-          <w:color w:val="F29D79"/>
-        </w:rPr>
-        <w:t>from_pretrained</w:t>
-      </w:r>
-      <w:r>
-        <w:rPr>
-          <w:rFonts w:ascii="Consolas" w:eastAsia="宋体" w:hAnsi="Consolas" w:cs="宋体"/>
-          <w:color w:val="D1D3DB"/>
-        </w:rPr>
-        <w:t>(</w:t>
-      </w:r>
-      <w:r>
-        <w:rPr>
-          <w:rFonts w:ascii="Consolas" w:eastAsia="宋体" w:hAnsi="Consolas" w:cs="宋体"/>
-          <w:color w:val="DED47E"/>
-        </w:rPr>
-        <w:t>model</w:t>
-      </w:r>
-      <w:r>
-        <w:rPr>
-          <w:rFonts w:ascii="Consolas" w:eastAsia="宋体" w:hAnsi="Consolas" w:cs="宋体"/>
-          <w:color w:val="D1D3DB"/>
-        </w:rPr>
-        <w:t xml:space="preserve">, </w:t>
-      </w:r>
-      <w:r>
-        <w:rPr>
-          <w:rFonts w:ascii="Consolas" w:eastAsia="宋体" w:hAnsi="Consolas" w:cs="宋体"/>
-          <w:color w:val="DED47E"/>
-        </w:rPr>
-        <w:t>lora_path</w:t>
-      </w:r>
-      <w:r>
-        <w:rPr>
-          <w:rFonts w:ascii="Consolas" w:eastAsia="宋体" w:hAnsi="Consolas" w:cs="宋体"/>
-          <w:color w:val="D1D3DB"/>
-        </w:rPr>
-        <w:t>)</w:t>
-      </w:r>
-    </w:p>
-    <w:p>
-      <w:pPr>
-        <w:shd w:val="clear" w:color="auto" w:fill="181D27"/>
-        <w:topLinePunct w:val="0"/>
-        <w:adjustRightInd/>
-        <w:snapToGrid/>
-        <w:spacing w:before="0" w:after="0" w:line="240" w:lineRule="auto"/>
-        <w:ind w:leftChars="300" w:left="600"/>
-        <w:rPr>
-          <w:rFonts w:ascii="Consolas" w:eastAsia="宋体" w:hAnsi="Consolas" w:cs="宋体"/>
-          <w:color w:val="D1D3DB"/>
-        </w:rPr>
-      </w:pPr>
-      <w:r>
-        <w:rPr>
-          <w:rFonts w:ascii="Consolas" w:eastAsia="宋体" w:hAnsi="Consolas" w:cs="宋体"/>
-          <w:color w:val="737780"/>
-        </w:rPr>
-        <w:t xml:space="preserve"># </w:t>
-      </w:r>
-      <w:r>
-        <w:rPr>
-          <w:rFonts w:ascii="Consolas" w:eastAsia="宋体" w:hAnsi="Consolas" w:cs="宋体"/>
-          <w:color w:val="737780"/>
-        </w:rPr>
-        <w:t>合并</w:t>
-      </w:r>
-      <w:r>
-        <w:rPr>
-          <w:rFonts w:ascii="Consolas" w:eastAsia="宋体" w:hAnsi="Consolas" w:cs="宋体"/>
-          <w:color w:val="737780"/>
-        </w:rPr>
-        <w:t xml:space="preserve"> LoRA </w:t>
-      </w:r>
-      <w:r>
-        <w:rPr>
-          <w:rFonts w:ascii="Consolas" w:eastAsia="宋体" w:hAnsi="Consolas" w:cs="宋体"/>
-          <w:color w:val="737780"/>
-        </w:rPr>
-        <w:t>权重到基础模型</w:t>
-      </w:r>
-    </w:p>
-    <w:p>
-      <w:pPr>
-        <w:shd w:val="clear" w:color="auto" w:fill="181D27"/>
-        <w:topLinePunct w:val="0"/>
-        <w:adjustRightInd/>
-        <w:snapToGrid/>
-        <w:spacing w:before="0" w:after="0" w:line="240" w:lineRule="auto"/>
-        <w:ind w:leftChars="300" w:left="600"/>
-        <w:rPr>
-          <w:rFonts w:ascii="Consolas" w:eastAsia="宋体" w:hAnsi="Consolas" w:cs="宋体"/>
-          <w:color w:val="D1D3DB"/>
-        </w:rPr>
-      </w:pPr>
-      <w:r>
-        <w:rPr>
-          <w:rFonts w:ascii="Consolas" w:eastAsia="宋体" w:hAnsi="Consolas" w:cs="宋体"/>
-          <w:color w:val="DED47E"/>
-        </w:rPr>
-        <w:t>model</w:t>
-      </w:r>
-      <w:r>
-        <w:rPr>
-          <w:rFonts w:ascii="Consolas" w:eastAsia="宋体" w:hAnsi="Consolas" w:cs="宋体"/>
-          <w:color w:val="D1D3DB"/>
-        </w:rPr>
-        <w:t xml:space="preserve"> </w:t>
-      </w:r>
-      <w:r>
-        <w:rPr>
-          <w:rFonts w:ascii="Consolas" w:eastAsia="宋体" w:hAnsi="Consolas" w:cs="宋体"/>
-          <w:color w:val="D5D8E0"/>
-        </w:rPr>
-        <w:t>=</w:t>
-      </w:r>
-      <w:r>
-        <w:rPr>
-          <w:rFonts w:ascii="Consolas" w:eastAsia="宋体" w:hAnsi="Consolas" w:cs="宋体"/>
-          <w:color w:val="D1D3DB"/>
-        </w:rPr>
-        <w:t xml:space="preserve"> </w:t>
-      </w:r>
-      <w:r>
-        <w:rPr>
-          <w:rFonts w:ascii="Consolas" w:eastAsia="宋体" w:hAnsi="Consolas" w:cs="宋体"/>
-          <w:color w:val="DED47E"/>
-        </w:rPr>
-        <w:t>model</w:t>
-      </w:r>
-      <w:r>
-        <w:rPr>
-          <w:rFonts w:ascii="Consolas" w:eastAsia="宋体" w:hAnsi="Consolas" w:cs="宋体"/>
-          <w:color w:val="D1D3DB"/>
-        </w:rPr>
-        <w:t>.merge_and_unload()</w:t>
-      </w:r>
-    </w:p>
-    <w:p>
-      <w:pPr>
-        <w:shd w:val="clear" w:color="auto" w:fill="181D27"/>
-        <w:topLinePunct w:val="0"/>
-        <w:adjustRightInd/>
-        <w:snapToGrid/>
-        <w:spacing w:before="0" w:after="0" w:line="240" w:lineRule="auto"/>
-        <w:ind w:leftChars="300" w:left="600"/>
-        <w:rPr>
-          <w:rFonts w:ascii="Consolas" w:eastAsia="宋体" w:hAnsi="Consolas" w:cs="宋体"/>
-          <w:color w:val="D1D3DB"/>
-        </w:rPr>
-      </w:pPr>
-      <w:r>
-        <w:rPr>
-          <w:rFonts w:ascii="Consolas" w:eastAsia="宋体" w:hAnsi="Consolas" w:cs="宋体"/>
-          <w:color w:val="737780"/>
+      </w:pPr>
+      <w:r>
+        <w:rPr>
+          <w:noProof/>
         </w:rPr>
         <w:lastRenderedPageBreak/>
-        <w:t xml:space="preserve"># </w:t>
-      </w:r>
-      <w:r>
-        <w:rPr>
-          <w:rFonts w:ascii="Consolas" w:eastAsia="宋体" w:hAnsi="Consolas" w:cs="宋体"/>
-          <w:color w:val="737780"/>
-        </w:rPr>
-        <w:t>保存完整的微调模型</w:t>
-      </w:r>
-    </w:p>
-    <w:p>
-      <w:pPr>
-        <w:shd w:val="clear" w:color="auto" w:fill="181D27"/>
-        <w:topLinePunct w:val="0"/>
-        <w:adjustRightInd/>
-        <w:snapToGrid/>
-        <w:spacing w:before="0" w:after="0" w:line="240" w:lineRule="auto"/>
-        <w:ind w:leftChars="300" w:left="600"/>
-        <w:rPr>
-          <w:rFonts w:ascii="Consolas" w:eastAsia="宋体" w:hAnsi="Consolas" w:cs="宋体"/>
-          <w:color w:val="D1D3DB"/>
-        </w:rPr>
-      </w:pPr>
-      <w:r>
-        <w:rPr>
-          <w:rFonts w:ascii="Consolas" w:eastAsia="宋体" w:hAnsi="Consolas" w:cs="宋体"/>
-          <w:color w:val="DED47E"/>
-        </w:rPr>
-        <w:t>model</w:t>
-      </w:r>
-      <w:r>
-        <w:rPr>
-          <w:rFonts w:ascii="Consolas" w:eastAsia="宋体" w:hAnsi="Consolas" w:cs="宋体"/>
-          <w:color w:val="D1D3DB"/>
-        </w:rPr>
-        <w:t>.save_pretrained(</w:t>
-      </w:r>
-      <w:r>
-        <w:rPr>
-          <w:rFonts w:ascii="Consolas" w:eastAsia="宋体" w:hAnsi="Consolas" w:cs="宋体"/>
-          <w:color w:val="DED47E"/>
-        </w:rPr>
-        <w:t>merged_path</w:t>
-      </w:r>
-      <w:r>
-        <w:rPr>
-          <w:rFonts w:ascii="Consolas" w:eastAsia="宋体" w:hAnsi="Consolas" w:cs="宋体"/>
-          <w:color w:val="D1D3DB"/>
-        </w:rPr>
-        <w:t>)</w:t>
-      </w:r>
-    </w:p>
-    <w:p>
-      <w:pPr>
-        <w:adjustRightInd/>
-        <w:spacing w:before="120" w:after="120"/>
-        <w:ind w:left="0" w:firstLineChars="200" w:firstLine="420"/>
-        <w:rPr>
-          <w:rFonts w:cs="Arial"/>
-          <w:b/>
-          <w:bCs/>
-          <w:sz w:val="21"/>
-          <w:szCs w:val="21"/>
-        </w:rPr>
-      </w:pPr>
-      <w:r>
-        <w:rPr>
-          <w:rFonts w:cs="Arial" w:hint="eastAsia"/>
-          <w:b/>
-          <w:bCs/>
-          <w:sz w:val="21"/>
-          <w:szCs w:val="21"/>
-        </w:rPr>
-        <w:t>部署配置与启动：</w:t>
-      </w:r>
-      <w:r>
-        <w:rPr>
-          <w:rFonts w:cs="Arial" w:hint="eastAsia"/>
-          <w:sz w:val="21"/>
-          <w:szCs w:val="21"/>
-        </w:rPr>
-        <w:t>通过</w:t>
-      </w:r>
-      <w:r>
-        <w:rPr>
-          <w:rFonts w:cs="Arial"/>
-          <w:sz w:val="21"/>
-          <w:szCs w:val="21"/>
-        </w:rPr>
-        <w:t xml:space="preserve"> app.py 脚本实现 Flask 应用部署，支持用户传入模型路径、网页端口号等参数，核心代码逻辑包括模型加载、推理模式设置与应用启动。</w:t>
-      </w:r>
-      <w:r>
-        <w:rPr>
-          <w:rFonts w:cs="Arial" w:hint="eastAsia"/>
-          <w:sz w:val="21"/>
-          <w:szCs w:val="21"/>
-        </w:rPr>
-        <w:t>部分关键代码如下：</w:t>
-      </w:r>
-    </w:p>
-    <w:p>
-      <w:pPr>
-        <w:pStyle w:val="2"/>
-        <w:numPr>
-          <w:ilvl w:val="0"/>
-          <w:numId w:val="19"/>
-        </w:numPr>
-      </w:pPr>
-      <w:r>
-        <w:t>项目实现</w:t>
-      </w:r>
-      <w:r>
-        <w:rPr>
-          <w:rFonts w:hint="eastAsia"/>
-        </w:rPr>
-        <w:t>代码详解</w:t>
-      </w:r>
-    </w:p>
-    <w:p>
-      <w:pPr>
-        <w:pStyle w:val="30"/>
-        <w:numPr>
-          <w:ilvl w:val="0"/>
-          <w:numId w:val="0"/>
-        </w:numPr>
-        <w:ind w:firstLineChars="200" w:firstLine="420"/>
-        <w:rPr>
-          <w:rFonts w:ascii="微软雅黑" w:hAnsi="微软雅黑" w:cs="Arial"/>
-          <w:sz w:val="21"/>
-          <w:szCs w:val="21"/>
-        </w:rPr>
-      </w:pPr>
-      <w:r>
-        <w:rPr>
-          <w:rFonts w:ascii="微软雅黑" w:hAnsi="微软雅黑" w:cs="Arial" w:hint="eastAsia"/>
-          <w:sz w:val="21"/>
-          <w:szCs w:val="21"/>
-        </w:rPr>
-        <w:t>本项目的</w:t>
-      </w:r>
-      <w:r>
-        <w:rPr>
-          <w:rFonts w:ascii="微软雅黑" w:hAnsi="微软雅黑" w:cs="Arial" w:hint="eastAsia"/>
-          <w:sz w:val="21"/>
-          <w:szCs w:val="21"/>
-        </w:rPr>
-        <w:t>训练流程</w:t>
-      </w:r>
-      <w:r>
-        <w:rPr>
-          <w:rFonts w:ascii="微软雅黑" w:hAnsi="微软雅黑" w:cs="Arial" w:hint="eastAsia"/>
-          <w:sz w:val="21"/>
-          <w:szCs w:val="21"/>
-        </w:rPr>
-        <w:t>如下所示：</w:t>
-      </w:r>
-    </w:p>
-    <w:p>
-      <w:pPr>
-        <w:pStyle w:val="1c"/>
-        <w:jc w:val="center"/>
-        <w:rPr>
-          <w:rFonts w:ascii="微软雅黑" w:hAnsi="微软雅黑"/>
-          <w:color w:val="auto"/>
-        </w:rPr>
-      </w:pPr>
-      <w:r>
-        <w:rPr>
-          <w:rFonts w:ascii="微软雅黑" w:hAnsi="微软雅黑"/>
-          <w:noProof/>
-          <w:color w:val="auto"/>
-        </w:rPr>
         <w:drawing>
-          <wp:inline distT="0" distB="0" distL="0" distR="0" wp14:anchorId="3C9205B4" wp14:editId="0D3DFEC1">
+          <wp:inline distT="0" distB="0" distL="0" distR="0" wp14:anchorId="61F358D5" wp14:editId="6290FEF1">
             <wp:extent cx="6120130" cy="1075055"/>
             <wp:effectExtent l="0" t="0" r="0" b="0"/>
-            <wp:docPr id="561798199" name="图片 1"/>
+            <wp:docPr id="1" name="图片 1"/>
             <wp:cNvGraphicFramePr>
               <a:graphicFrameLocks xmlns:a="http://schemas.openxmlformats.org/drawingml/2006/main" noChangeAspect="1"/>
             </wp:cNvGraphicFramePr>
@@ -11074,29 +8754,54 @@
     </w:p>
     <w:p>
       <w:pPr>
-        <w:pStyle w:val="1c"/>
+        <w:pStyle w:val="afffff5"/>
         <w:numPr>
           <w:ilvl w:val="0"/>
-          <w:numId w:val="21"/>
+          <w:numId w:val="30"/>
         </w:numPr>
-        <w:rPr>
-          <w:rFonts w:ascii="微软雅黑" w:hAnsi="微软雅黑"/>
-          <w:color w:val="auto"/>
-        </w:rPr>
-      </w:pPr>
-      <w:r>
-        <w:rPr>
-          <w:rFonts w:ascii="微软雅黑" w:hAnsi="微软雅黑" w:hint="eastAsia"/>
-          <w:color w:val="auto"/>
-        </w:rPr>
-        <w:t>首先加载模型对应的</w:t>
-      </w:r>
-      <w:r>
-        <w:rPr>
-          <w:rFonts w:ascii="微软雅黑" w:hAnsi="微软雅黑"/>
-          <w:color w:val="auto"/>
-        </w:rPr>
-        <w:t xml:space="preserve"> Tokenizer 编码器，选用与 DeepSeek-R1-Distill-Qwen-1.5B 模型配套的 AutoTokenizer，关闭 fast 模式以保证文本处理的兼容性，同时启用 trust_remote_code 参数以支持模型专属的特殊 token 处理逻辑，最终实现将自然语言文本精准转换为模型可识别和计算的数字张量表示。</w:t>
+        <w:spacing w:before="120" w:after="120"/>
+        <w:ind w:leftChars="0" w:firstLineChars="0"/>
+        <w:rPr>
+          <w:rFonts w:cs="Arial" w:hint="eastAsia"/>
+          <w:sz w:val="21"/>
+          <w:szCs w:val="21"/>
+        </w:rPr>
+      </w:pPr>
+      <w:r>
+        <w:rPr>
+          <w:rFonts w:cs="Arial" w:hint="eastAsia"/>
+          <w:b/>
+          <w:bCs/>
+          <w:sz w:val="21"/>
+          <w:szCs w:val="21"/>
+        </w:rPr>
+        <w:t>加载模型与</w:t>
+      </w:r>
+      <w:r>
+        <w:rPr>
+          <w:rFonts w:cs="Arial"/>
+          <w:b/>
+          <w:bCs/>
+          <w:sz w:val="21"/>
+          <w:szCs w:val="21"/>
+        </w:rPr>
+        <w:t xml:space="preserve"> Tokenizer：</w:t>
+      </w:r>
+      <w:r>
+        <w:rPr>
+          <w:rFonts w:cs="Arial"/>
+          <w:sz w:val="21"/>
+          <w:szCs w:val="21"/>
+        </w:rPr>
+        <w:t>选用 DeepSeek-R1-Distill-Qwen-1.5B 作为基础模型，通过 AutoTokenizer 和 AutoModelForCausalLM 加载，指定 mindspore.bfloat16 精度，将模型移至 NPU 设备并开启梯度计算</w:t>
+      </w:r>
+      <w:r>
+        <w:rPr>
+          <w:rFonts w:cs="Arial" w:hint="eastAsia"/>
+          <w:sz w:val="21"/>
+          <w:szCs w:val="21"/>
+        </w:rPr>
+        <w:t>，最终实现将自然语言文本精准转换为模型可识别和计算的数字张量表示。</w:t>
       </w:r>
     </w:p>
     <w:p>
@@ -11110,16 +8815,16 @@
         <w:rPr>
           <w:rFonts w:ascii="Consolas" w:eastAsia="宋体" w:hAnsi="Consolas" w:cs="宋体"/>
           <w:color w:val="D1D3DB"/>
-          <w:sz w:val="16"/>
-          <w:szCs w:val="16"/>
+          <w:sz w:val="18"/>
+          <w:szCs w:val="18"/>
         </w:rPr>
       </w:pPr>
       <w:r>
         <w:rPr>
           <w:rFonts w:ascii="Consolas" w:eastAsia="宋体" w:hAnsi="Consolas" w:cs="宋体"/>
           <w:color w:val="737780"/>
-          <w:sz w:val="16"/>
-          <w:szCs w:val="16"/>
+          <w:sz w:val="18"/>
+          <w:szCs w:val="18"/>
         </w:rPr>
         <w:t xml:space="preserve"># </w:t>
       </w:r>
@@ -11127,8 +8832,8 @@
         <w:rPr>
           <w:rFonts w:ascii="Consolas" w:eastAsia="宋体" w:hAnsi="Consolas" w:cs="宋体"/>
           <w:color w:val="737780"/>
-          <w:sz w:val="16"/>
-          <w:szCs w:val="16"/>
+          <w:sz w:val="18"/>
+          <w:szCs w:val="18"/>
         </w:rPr>
         <w:t>加载</w:t>
       </w:r>
@@ -11136,8 +8841,8 @@
         <w:rPr>
           <w:rFonts w:ascii="Consolas" w:eastAsia="宋体" w:hAnsi="Consolas" w:cs="宋体"/>
           <w:color w:val="737780"/>
-          <w:sz w:val="16"/>
-          <w:szCs w:val="16"/>
+          <w:sz w:val="18"/>
+          <w:szCs w:val="18"/>
         </w:rPr>
         <w:t>tokenizer</w:t>
       </w:r>
@@ -11153,16 +8858,16 @@
         <w:rPr>
           <w:rFonts w:ascii="Consolas" w:eastAsia="宋体" w:hAnsi="Consolas" w:cs="宋体"/>
           <w:color w:val="D1D3DB"/>
-          <w:sz w:val="16"/>
-          <w:szCs w:val="16"/>
+          <w:sz w:val="18"/>
+          <w:szCs w:val="18"/>
         </w:rPr>
       </w:pPr>
       <w:r>
         <w:rPr>
           <w:rFonts w:ascii="Consolas" w:eastAsia="宋体" w:hAnsi="Consolas" w:cs="宋体"/>
           <w:color w:val="DED47E"/>
-          <w:sz w:val="16"/>
-          <w:szCs w:val="16"/>
+          <w:sz w:val="18"/>
+          <w:szCs w:val="18"/>
         </w:rPr>
         <w:t>model_name</w:t>
       </w:r>
@@ -11170,8 +8875,8 @@
         <w:rPr>
           <w:rFonts w:ascii="Consolas" w:eastAsia="宋体" w:hAnsi="Consolas" w:cs="宋体"/>
           <w:color w:val="D1D3DB"/>
-          <w:sz w:val="16"/>
-          <w:szCs w:val="16"/>
+          <w:sz w:val="18"/>
+          <w:szCs w:val="18"/>
         </w:rPr>
         <w:t xml:space="preserve"> </w:t>
       </w:r>
@@ -11179,8 +8884,8 @@
         <w:rPr>
           <w:rFonts w:ascii="Consolas" w:eastAsia="宋体" w:hAnsi="Consolas" w:cs="宋体"/>
           <w:color w:val="D5D8E0"/>
-          <w:sz w:val="16"/>
-          <w:szCs w:val="16"/>
+          <w:sz w:val="18"/>
+          <w:szCs w:val="18"/>
         </w:rPr>
         <w:t>=</w:t>
       </w:r>
@@ -11188,8 +8893,8 @@
         <w:rPr>
           <w:rFonts w:ascii="Consolas" w:eastAsia="宋体" w:hAnsi="Consolas" w:cs="宋体"/>
           <w:color w:val="D1D3DB"/>
-          <w:sz w:val="16"/>
-          <w:szCs w:val="16"/>
+          <w:sz w:val="18"/>
+          <w:szCs w:val="18"/>
         </w:rPr>
         <w:t xml:space="preserve"> </w:t>
       </w:r>
@@ -11197,8 +8902,8 @@
         <w:rPr>
           <w:rFonts w:ascii="Consolas" w:eastAsia="宋体" w:hAnsi="Consolas" w:cs="宋体"/>
           <w:color w:val="82D99F"/>
-          <w:sz w:val="16"/>
-          <w:szCs w:val="16"/>
+          <w:sz w:val="18"/>
+          <w:szCs w:val="18"/>
         </w:rPr>
         <w:t>'deepseek-ai/DeepSeek-R1-Distill-Qwen-1.5B'</w:t>
       </w:r>
@@ -11214,16 +8919,16 @@
         <w:rPr>
           <w:rFonts w:ascii="Consolas" w:eastAsia="宋体" w:hAnsi="Consolas" w:cs="宋体"/>
           <w:color w:val="D1D3DB"/>
-          <w:sz w:val="16"/>
-          <w:szCs w:val="16"/>
+          <w:sz w:val="18"/>
+          <w:szCs w:val="18"/>
         </w:rPr>
       </w:pPr>
       <w:r>
         <w:rPr>
           <w:rFonts w:ascii="Consolas" w:eastAsia="宋体" w:hAnsi="Consolas" w:cs="宋体"/>
           <w:color w:val="DED47E"/>
-          <w:sz w:val="16"/>
-          <w:szCs w:val="16"/>
+          <w:sz w:val="18"/>
+          <w:szCs w:val="18"/>
         </w:rPr>
         <w:t>tokenizer</w:t>
       </w:r>
@@ -11231,8 +8936,8 @@
         <w:rPr>
           <w:rFonts w:ascii="Consolas" w:eastAsia="宋体" w:hAnsi="Consolas" w:cs="宋体"/>
           <w:color w:val="D1D3DB"/>
-          <w:sz w:val="16"/>
-          <w:szCs w:val="16"/>
+          <w:sz w:val="18"/>
+          <w:szCs w:val="18"/>
         </w:rPr>
         <w:t xml:space="preserve"> </w:t>
       </w:r>
@@ -11240,8 +8945,8 @@
         <w:rPr>
           <w:rFonts w:ascii="Consolas" w:eastAsia="宋体" w:hAnsi="Consolas" w:cs="宋体"/>
           <w:color w:val="D5D8E0"/>
-          <w:sz w:val="16"/>
-          <w:szCs w:val="16"/>
+          <w:sz w:val="18"/>
+          <w:szCs w:val="18"/>
         </w:rPr>
         <w:t>=</w:t>
       </w:r>
@@ -11249,8 +8954,8 @@
         <w:rPr>
           <w:rFonts w:ascii="Consolas" w:eastAsia="宋体" w:hAnsi="Consolas" w:cs="宋体"/>
           <w:color w:val="D1D3DB"/>
-          <w:sz w:val="16"/>
-          <w:szCs w:val="16"/>
+          <w:sz w:val="18"/>
+          <w:szCs w:val="18"/>
         </w:rPr>
         <w:t xml:space="preserve"> AutoTokenizer.from_pretrained(</w:t>
       </w:r>
@@ -11266,16 +8971,16 @@
         <w:rPr>
           <w:rFonts w:ascii="Consolas" w:eastAsia="宋体" w:hAnsi="Consolas" w:cs="宋体"/>
           <w:color w:val="D1D3DB"/>
-          <w:sz w:val="16"/>
-          <w:szCs w:val="16"/>
-        </w:rPr>
-      </w:pPr>
-      <w:r>
-        <w:rPr>
-          <w:rFonts w:ascii="Consolas" w:eastAsia="宋体" w:hAnsi="Consolas" w:cs="宋体"/>
-          <w:color w:val="D1D3DB"/>
-          <w:sz w:val="16"/>
-          <w:szCs w:val="16"/>
+          <w:sz w:val="18"/>
+          <w:szCs w:val="18"/>
+        </w:rPr>
+      </w:pPr>
+      <w:r>
+        <w:rPr>
+          <w:rFonts w:ascii="Consolas" w:eastAsia="宋体" w:hAnsi="Consolas" w:cs="宋体"/>
+          <w:color w:val="D1D3DB"/>
+          <w:sz w:val="18"/>
+          <w:szCs w:val="18"/>
         </w:rPr>
         <w:t xml:space="preserve">    </w:t>
       </w:r>
@@ -11283,8 +8988,8 @@
         <w:rPr>
           <w:rFonts w:ascii="Consolas" w:eastAsia="宋体" w:hAnsi="Consolas" w:cs="宋体"/>
           <w:color w:val="DED47E"/>
-          <w:sz w:val="16"/>
-          <w:szCs w:val="16"/>
+          <w:sz w:val="18"/>
+          <w:szCs w:val="18"/>
         </w:rPr>
         <w:t>model_name</w:t>
       </w:r>
@@ -11292,8 +8997,8 @@
         <w:rPr>
           <w:rFonts w:ascii="Consolas" w:eastAsia="宋体" w:hAnsi="Consolas" w:cs="宋体"/>
           <w:color w:val="D1D3DB"/>
-          <w:sz w:val="16"/>
-          <w:szCs w:val="16"/>
+          <w:sz w:val="18"/>
+          <w:szCs w:val="18"/>
         </w:rPr>
         <w:t xml:space="preserve">, </w:t>
       </w:r>
@@ -11309,16 +9014,16 @@
         <w:rPr>
           <w:rFonts w:ascii="Consolas" w:eastAsia="宋体" w:hAnsi="Consolas" w:cs="宋体"/>
           <w:color w:val="D1D3DB"/>
-          <w:sz w:val="16"/>
-          <w:szCs w:val="16"/>
-        </w:rPr>
-      </w:pPr>
-      <w:r>
-        <w:rPr>
-          <w:rFonts w:ascii="Consolas" w:eastAsia="宋体" w:hAnsi="Consolas" w:cs="宋体"/>
-          <w:color w:val="D1D3DB"/>
-          <w:sz w:val="16"/>
-          <w:szCs w:val="16"/>
+          <w:sz w:val="18"/>
+          <w:szCs w:val="18"/>
+        </w:rPr>
+      </w:pPr>
+      <w:r>
+        <w:rPr>
+          <w:rFonts w:ascii="Consolas" w:eastAsia="宋体" w:hAnsi="Consolas" w:cs="宋体"/>
+          <w:color w:val="D1D3DB"/>
+          <w:sz w:val="18"/>
+          <w:szCs w:val="18"/>
         </w:rPr>
         <w:t xml:space="preserve">    </w:t>
       </w:r>
@@ -11326,8 +9031,8 @@
         <w:rPr>
           <w:rFonts w:ascii="Consolas" w:eastAsia="宋体" w:hAnsi="Consolas" w:cs="宋体"/>
           <w:color w:val="DED47E"/>
-          <w:sz w:val="16"/>
-          <w:szCs w:val="16"/>
+          <w:sz w:val="18"/>
+          <w:szCs w:val="18"/>
         </w:rPr>
         <w:t>use_fast</w:t>
       </w:r>
@@ -11335,8 +9040,8 @@
         <w:rPr>
           <w:rFonts w:ascii="Consolas" w:eastAsia="宋体" w:hAnsi="Consolas" w:cs="宋体"/>
           <w:color w:val="D5D8E0"/>
-          <w:sz w:val="16"/>
-          <w:szCs w:val="16"/>
+          <w:sz w:val="18"/>
+          <w:szCs w:val="18"/>
         </w:rPr>
         <w:t>=</w:t>
       </w:r>
@@ -11344,8 +9049,8 @@
         <w:rPr>
           <w:rFonts w:ascii="Consolas" w:eastAsia="宋体" w:hAnsi="Consolas" w:cs="宋体"/>
           <w:color w:val="80BBFF"/>
-          <w:sz w:val="16"/>
-          <w:szCs w:val="16"/>
+          <w:sz w:val="18"/>
+          <w:szCs w:val="18"/>
         </w:rPr>
         <w:t>False</w:t>
       </w:r>
@@ -11353,8 +9058,8 @@
         <w:rPr>
           <w:rFonts w:ascii="Consolas" w:eastAsia="宋体" w:hAnsi="Consolas" w:cs="宋体"/>
           <w:color w:val="D1D3DB"/>
-          <w:sz w:val="16"/>
-          <w:szCs w:val="16"/>
+          <w:sz w:val="18"/>
+          <w:szCs w:val="18"/>
         </w:rPr>
         <w:t xml:space="preserve">, </w:t>
       </w:r>
@@ -11370,16 +9075,16 @@
         <w:rPr>
           <w:rFonts w:ascii="Consolas" w:eastAsia="宋体" w:hAnsi="Consolas" w:cs="宋体"/>
           <w:color w:val="D1D3DB"/>
-          <w:sz w:val="16"/>
-          <w:szCs w:val="16"/>
-        </w:rPr>
-      </w:pPr>
-      <w:r>
-        <w:rPr>
-          <w:rFonts w:ascii="Consolas" w:eastAsia="宋体" w:hAnsi="Consolas" w:cs="宋体"/>
-          <w:color w:val="D1D3DB"/>
-          <w:sz w:val="16"/>
-          <w:szCs w:val="16"/>
+          <w:sz w:val="18"/>
+          <w:szCs w:val="18"/>
+        </w:rPr>
+      </w:pPr>
+      <w:r>
+        <w:rPr>
+          <w:rFonts w:ascii="Consolas" w:eastAsia="宋体" w:hAnsi="Consolas" w:cs="宋体"/>
+          <w:color w:val="D1D3DB"/>
+          <w:sz w:val="18"/>
+          <w:szCs w:val="18"/>
         </w:rPr>
         <w:t xml:space="preserve">    </w:t>
       </w:r>
@@ -11387,8 +9092,8 @@
         <w:rPr>
           <w:rFonts w:ascii="Consolas" w:eastAsia="宋体" w:hAnsi="Consolas" w:cs="宋体"/>
           <w:color w:val="DED47E"/>
-          <w:sz w:val="16"/>
-          <w:szCs w:val="16"/>
+          <w:sz w:val="18"/>
+          <w:szCs w:val="18"/>
         </w:rPr>
         <w:t>trust_remote_code</w:t>
       </w:r>
@@ -11396,8 +9101,8 @@
         <w:rPr>
           <w:rFonts w:ascii="Consolas" w:eastAsia="宋体" w:hAnsi="Consolas" w:cs="宋体"/>
           <w:color w:val="D5D8E0"/>
-          <w:sz w:val="16"/>
-          <w:szCs w:val="16"/>
+          <w:sz w:val="18"/>
+          <w:szCs w:val="18"/>
         </w:rPr>
         <w:t>=</w:t>
       </w:r>
@@ -11405,10 +9110,55 @@
         <w:rPr>
           <w:rFonts w:ascii="Consolas" w:eastAsia="宋体" w:hAnsi="Consolas" w:cs="宋体"/>
           <w:color w:val="80BBFF"/>
-          <w:sz w:val="16"/>
-          <w:szCs w:val="16"/>
+          <w:sz w:val="18"/>
+          <w:szCs w:val="18"/>
         </w:rPr>
         <w:t>True</w:t>
+      </w:r>
+      <w:r>
+        <w:rPr>
+          <w:rFonts w:ascii="Consolas" w:eastAsia="宋体" w:hAnsi="Consolas" w:cs="宋体"/>
+          <w:color w:val="D1D3DB"/>
+          <w:sz w:val="18"/>
+          <w:szCs w:val="18"/>
+        </w:rPr>
+        <w:t xml:space="preserve">  </w:t>
+      </w:r>
+      <w:r>
+        <w:rPr>
+          <w:rFonts w:ascii="Consolas" w:eastAsia="宋体" w:hAnsi="Consolas" w:cs="宋体"/>
+          <w:color w:val="737780"/>
+          <w:sz w:val="18"/>
+          <w:szCs w:val="18"/>
+        </w:rPr>
+        <w:t xml:space="preserve"># </w:t>
+      </w:r>
+      <w:r>
+        <w:rPr>
+          <w:rFonts w:ascii="Consolas" w:eastAsia="宋体" w:hAnsi="Consolas" w:cs="宋体"/>
+          <w:color w:val="737780"/>
+          <w:sz w:val="18"/>
+          <w:szCs w:val="18"/>
+        </w:rPr>
+        <w:t>支持模型专属特殊</w:t>
+      </w:r>
+      <w:r>
+        <w:rPr>
+          <w:rFonts w:ascii="Consolas" w:eastAsia="宋体" w:hAnsi="Consolas" w:cs="宋体"/>
+          <w:color w:val="737780"/>
+          <w:sz w:val="18"/>
+          <w:szCs w:val="18"/>
+        </w:rPr>
+        <w:t>token</w:t>
+      </w:r>
+      <w:r>
+        <w:rPr>
+          <w:rFonts w:ascii="Consolas" w:eastAsia="宋体" w:hAnsi="Consolas" w:cs="宋体"/>
+          <w:color w:val="737780"/>
+          <w:sz w:val="18"/>
+          <w:szCs w:val="18"/>
+        </w:rPr>
+        <w:t>处理</w:t>
       </w:r>
     </w:p>
     <w:p>
@@ -11422,70 +9172,18 @@
         <w:rPr>
           <w:rFonts w:ascii="Consolas" w:eastAsia="宋体" w:hAnsi="Consolas" w:cs="宋体"/>
           <w:color w:val="D1D3DB"/>
-        </w:rPr>
-      </w:pPr>
-      <w:r>
-        <w:rPr>
-          <w:rFonts w:ascii="Consolas" w:eastAsia="宋体" w:hAnsi="Consolas" w:cs="宋体"/>
-          <w:color w:val="D1D3DB"/>
-          <w:sz w:val="16"/>
-          <w:szCs w:val="16"/>
+          <w:sz w:val="18"/>
+          <w:szCs w:val="18"/>
+        </w:rPr>
+      </w:pPr>
+      <w:r>
+        <w:rPr>
+          <w:rFonts w:ascii="Consolas" w:eastAsia="宋体" w:hAnsi="Consolas" w:cs="宋体"/>
+          <w:color w:val="D1D3DB"/>
+          <w:sz w:val="18"/>
+          <w:szCs w:val="18"/>
         </w:rPr>
         <w:t>)</w:t>
-      </w:r>
-    </w:p>
-    <w:p>
-      <w:pPr>
-        <w:pStyle w:val="1c"/>
-        <w:numPr>
-          <w:ilvl w:val="0"/>
-          <w:numId w:val="21"/>
-        </w:numPr>
-        <w:rPr>
-          <w:rFonts w:ascii="微软雅黑" w:hAnsi="微软雅黑"/>
-          <w:color w:val="auto"/>
-        </w:rPr>
-      </w:pPr>
-      <w:r>
-        <w:rPr>
-          <w:rFonts w:ascii="微软雅黑" w:hAnsi="微软雅黑" w:hint="eastAsia"/>
-          <w:color w:val="auto"/>
-        </w:rPr>
-        <w:t>接着加载</w:t>
-      </w:r>
-      <w:r>
-        <w:rPr>
-          <w:rFonts w:ascii="微软雅黑" w:hAnsi="微软雅黑"/>
-          <w:color w:val="auto"/>
-        </w:rPr>
-        <w:t xml:space="preserve"> DeepSeek-R1-Distill-Qwen-1.5B 基础大语言模型，指定 mindspore.bfloat16 精度以平衡训练性能与显存占用，将模型部署至 NPU 设备并开启梯度计算，随后按照预设的 LoraConfig 配置，在模型的注意力层（q_proj、k_proj、v_proj、o_proj）和 FFN 层（gate_proj、up_proj、down_proj）插入低秩矩阵适配器，冻结原模型主干权重仅训练 LoRA 新增参数（详细代码见 4.2.2 节）。</w:t>
-      </w:r>
-    </w:p>
-    <w:p>
-      <w:pPr>
-        <w:pStyle w:val="1c"/>
-        <w:numPr>
-          <w:ilvl w:val="0"/>
-          <w:numId w:val="21"/>
-        </w:numPr>
-        <w:rPr>
-          <w:rFonts w:ascii="微软雅黑" w:hAnsi="微软雅黑"/>
-          <w:color w:val="auto"/>
-        </w:rPr>
-      </w:pPr>
-      <w:r>
-        <w:rPr>
-          <w:rFonts w:ascii="微软雅黑" w:hAnsi="微软雅黑" w:hint="eastAsia"/>
-          <w:color w:val="auto"/>
-        </w:rPr>
-        <w:t>之后配置训练参数，采用交叉熵损失函数聚焦回答部分的损失计算（指令部分</w:t>
-      </w:r>
-      <w:r>
-        <w:rPr>
-          <w:rFonts w:ascii="微软雅黑" w:hAnsi="微软雅黑"/>
-          <w:color w:val="auto"/>
-        </w:rPr>
-        <w:t xml:space="preserve"> labels 设为 - 100 屏蔽损失），设置输出目录为./output 用于存储训练日志和 checkpoint 文件，批量大小（per_device_train_batch_size）设为 4 以适配硬件显存，梯度累积步数设为 5 等效提升批量处理能力，每 10 步记录一次训练日志、每 100 步保存一次模型 checkpoint，训练轮数（num_train_epochs）定为 3 以充分拟合数据且避免过拟合，学习率设为 3e-5 适配 LoRA 微调场景，同时启用 save_on_each_node 参数确保多节点训练时的模型保存完整性。</w:t>
       </w:r>
     </w:p>
     <w:p>
@@ -11499,28 +9197,10 @@
         <w:rPr>
           <w:rFonts w:ascii="Consolas" w:eastAsia="宋体" w:hAnsi="Consolas" w:cs="宋体"/>
           <w:color w:val="D1D3DB"/>
-          <w:sz w:val="16"/>
-          <w:szCs w:val="16"/>
-        </w:rPr>
-      </w:pPr>
-      <w:r>
-        <w:rPr>
-          <w:rFonts w:ascii="Consolas" w:eastAsia="宋体" w:hAnsi="Consolas" w:cs="宋体"/>
-          <w:color w:val="737780"/>
-          <w:sz w:val="16"/>
-          <w:szCs w:val="16"/>
-        </w:rPr>
-        <w:t xml:space="preserve"># </w:t>
-      </w:r>
-      <w:r>
-        <w:rPr>
-          <w:rFonts w:ascii="Consolas" w:eastAsia="宋体" w:hAnsi="Consolas" w:cs="宋体"/>
-          <w:color w:val="737780"/>
-          <w:sz w:val="16"/>
-          <w:szCs w:val="16"/>
-        </w:rPr>
-        <w:t>定义训练参数</w:t>
-      </w:r>
+          <w:sz w:val="18"/>
+          <w:szCs w:val="18"/>
+        </w:rPr>
+      </w:pPr>
     </w:p>
     <w:p>
       <w:pPr>
@@ -11533,45 +9213,27 @@
         <w:rPr>
           <w:rFonts w:ascii="Consolas" w:eastAsia="宋体" w:hAnsi="Consolas" w:cs="宋体"/>
           <w:color w:val="D1D3DB"/>
-          <w:sz w:val="16"/>
-          <w:szCs w:val="16"/>
-        </w:rPr>
-      </w:pPr>
-      <w:r>
-        <w:rPr>
-          <w:rFonts w:ascii="Consolas" w:eastAsia="宋体" w:hAnsi="Consolas" w:cs="宋体"/>
-          <w:color w:val="DED47E"/>
-          <w:sz w:val="16"/>
-          <w:szCs w:val="16"/>
-        </w:rPr>
-        <w:t>args</w:t>
-      </w:r>
-      <w:r>
-        <w:rPr>
-          <w:rFonts w:ascii="Consolas" w:eastAsia="宋体" w:hAnsi="Consolas" w:cs="宋体"/>
-          <w:color w:val="D1D3DB"/>
-          <w:sz w:val="16"/>
-          <w:szCs w:val="16"/>
-        </w:rPr>
-        <w:t xml:space="preserve"> </w:t>
-      </w:r>
-      <w:r>
-        <w:rPr>
-          <w:rFonts w:ascii="Consolas" w:eastAsia="宋体" w:hAnsi="Consolas" w:cs="宋体"/>
-          <w:color w:val="D5D8E0"/>
-          <w:sz w:val="16"/>
-          <w:szCs w:val="16"/>
-        </w:rPr>
-        <w:t>=</w:t>
-      </w:r>
-      <w:r>
-        <w:rPr>
-          <w:rFonts w:ascii="Consolas" w:eastAsia="宋体" w:hAnsi="Consolas" w:cs="宋体"/>
-          <w:color w:val="D1D3DB"/>
-          <w:sz w:val="16"/>
-          <w:szCs w:val="16"/>
-        </w:rPr>
-        <w:t xml:space="preserve"> TrainingArguments(</w:t>
+          <w:sz w:val="18"/>
+          <w:szCs w:val="18"/>
+        </w:rPr>
+      </w:pPr>
+      <w:r>
+        <w:rPr>
+          <w:rFonts w:ascii="Consolas" w:eastAsia="宋体" w:hAnsi="Consolas" w:cs="宋体"/>
+          <w:color w:val="737780"/>
+          <w:sz w:val="18"/>
+          <w:szCs w:val="18"/>
+        </w:rPr>
+        <w:t xml:space="preserve"># </w:t>
+      </w:r>
+      <w:r>
+        <w:rPr>
+          <w:rFonts w:ascii="Consolas" w:eastAsia="宋体" w:hAnsi="Consolas" w:cs="宋体"/>
+          <w:color w:val="737780"/>
+          <w:sz w:val="18"/>
+          <w:szCs w:val="18"/>
+        </w:rPr>
+        <w:t>加载基础模型</w:t>
       </w:r>
     </w:p>
     <w:p>
@@ -11585,72 +9247,63 @@
         <w:rPr>
           <w:rFonts w:ascii="Consolas" w:eastAsia="宋体" w:hAnsi="Consolas" w:cs="宋体"/>
           <w:color w:val="D1D3DB"/>
-          <w:sz w:val="16"/>
-          <w:szCs w:val="16"/>
-        </w:rPr>
-      </w:pPr>
-      <w:r>
-        <w:rPr>
-          <w:rFonts w:ascii="Consolas" w:eastAsia="宋体" w:hAnsi="Consolas" w:cs="宋体"/>
-          <w:color w:val="D1D3DB"/>
-          <w:sz w:val="16"/>
-          <w:szCs w:val="16"/>
-        </w:rPr>
-        <w:t xml:space="preserve">    </w:t>
-      </w:r>
-      <w:r>
-        <w:rPr>
-          <w:rFonts w:ascii="Consolas" w:eastAsia="宋体" w:hAnsi="Consolas" w:cs="宋体"/>
-          <w:color w:val="DED47E"/>
-          <w:sz w:val="16"/>
-          <w:szCs w:val="16"/>
-        </w:rPr>
-        <w:t>output_dir</w:t>
-      </w:r>
-      <w:r>
-        <w:rPr>
-          <w:rFonts w:ascii="Consolas" w:eastAsia="宋体" w:hAnsi="Consolas" w:cs="宋体"/>
-          <w:color w:val="D5D8E0"/>
-          <w:sz w:val="16"/>
-          <w:szCs w:val="16"/>
-        </w:rPr>
-        <w:t>=</w:t>
+          <w:sz w:val="18"/>
+          <w:szCs w:val="18"/>
+        </w:rPr>
+      </w:pPr>
+      <w:r>
+        <w:rPr>
+          <w:rFonts w:ascii="Consolas" w:eastAsia="宋体" w:hAnsi="Consolas" w:cs="宋体"/>
+          <w:color w:val="F29D79"/>
+          <w:sz w:val="18"/>
+          <w:szCs w:val="18"/>
+        </w:rPr>
+        <w:t>print</w:t>
+      </w:r>
+      <w:r>
+        <w:rPr>
+          <w:rFonts w:ascii="Consolas" w:eastAsia="宋体" w:hAnsi="Consolas" w:cs="宋体"/>
+          <w:color w:val="D1D3DB"/>
+          <w:sz w:val="18"/>
+          <w:szCs w:val="18"/>
+        </w:rPr>
+        <w:t>(</w:t>
       </w:r>
       <w:r>
         <w:rPr>
           <w:rFonts w:ascii="Consolas" w:eastAsia="宋体" w:hAnsi="Consolas" w:cs="宋体"/>
           <w:color w:val="82D99F"/>
-          <w:sz w:val="16"/>
-          <w:szCs w:val="16"/>
-        </w:rPr>
-        <w:t>"./output"</w:t>
-      </w:r>
-      <w:r>
-        <w:rPr>
-          <w:rFonts w:ascii="Consolas" w:eastAsia="宋体" w:hAnsi="Consolas" w:cs="宋体"/>
-          <w:color w:val="D1D3DB"/>
-          <w:sz w:val="16"/>
-          <w:szCs w:val="16"/>
-        </w:rPr>
-        <w:t>,                    </w:t>
-      </w:r>
-      <w:r>
-        <w:rPr>
-          <w:rFonts w:ascii="Consolas" w:eastAsia="宋体" w:hAnsi="Consolas" w:cs="宋体"/>
-          <w:color w:val="737780"/>
-          <w:sz w:val="16"/>
-          <w:szCs w:val="16"/>
-        </w:rPr>
-        <w:t xml:space="preserve"># </w:t>
-      </w:r>
-      <w:r>
-        <w:rPr>
-          <w:rFonts w:ascii="Consolas" w:eastAsia="宋体" w:hAnsi="Consolas" w:cs="宋体"/>
-          <w:color w:val="737780"/>
-          <w:sz w:val="16"/>
-          <w:szCs w:val="16"/>
-        </w:rPr>
-        <w:t>输出目录</w:t>
+          <w:sz w:val="18"/>
+          <w:szCs w:val="18"/>
+        </w:rPr>
+        <w:t>"</w:t>
+      </w:r>
+      <w:r>
+        <w:rPr>
+          <w:rFonts w:ascii="Consolas" w:eastAsia="宋体" w:hAnsi="Consolas" w:cs="宋体"/>
+          <w:color w:val="82D99F"/>
+          <w:sz w:val="18"/>
+          <w:szCs w:val="18"/>
+        </w:rPr>
+        <w:t>正在加载模型，请稍候</w:t>
+      </w:r>
+      <w:r>
+        <w:rPr>
+          <w:rFonts w:ascii="Consolas" w:eastAsia="宋体" w:hAnsi="Consolas" w:cs="宋体"/>
+          <w:color w:val="82D99F"/>
+          <w:sz w:val="18"/>
+          <w:szCs w:val="18"/>
+        </w:rPr>
+        <w:t>..."</w:t>
+      </w:r>
+      <w:r>
+        <w:rPr>
+          <w:rFonts w:ascii="Consolas" w:eastAsia="宋体" w:hAnsi="Consolas" w:cs="宋体"/>
+          <w:color w:val="D1D3DB"/>
+          <w:sz w:val="18"/>
+          <w:szCs w:val="18"/>
+        </w:rPr>
+        <w:t>)</w:t>
       </w:r>
     </w:p>
     <w:p>
@@ -11664,63 +9317,45 @@
         <w:rPr>
           <w:rFonts w:ascii="Consolas" w:eastAsia="宋体" w:hAnsi="Consolas" w:cs="宋体"/>
           <w:color w:val="D1D3DB"/>
-          <w:sz w:val="16"/>
-          <w:szCs w:val="16"/>
-        </w:rPr>
-      </w:pPr>
-      <w:r>
-        <w:rPr>
-          <w:rFonts w:ascii="Consolas" w:eastAsia="宋体" w:hAnsi="Consolas" w:cs="宋体"/>
-          <w:color w:val="D1D3DB"/>
-          <w:sz w:val="16"/>
-          <w:szCs w:val="16"/>
-        </w:rPr>
-        <w:t xml:space="preserve">    </w:t>
-      </w:r>
+          <w:sz w:val="18"/>
+          <w:szCs w:val="18"/>
+        </w:rPr>
+      </w:pPr>
       <w:r>
         <w:rPr>
           <w:rFonts w:ascii="Consolas" w:eastAsia="宋体" w:hAnsi="Consolas" w:cs="宋体"/>
           <w:color w:val="DED47E"/>
-          <w:sz w:val="16"/>
-          <w:szCs w:val="16"/>
-        </w:rPr>
-        <w:t>per_device_train_batch_size</w:t>
+          <w:sz w:val="18"/>
+          <w:szCs w:val="18"/>
+        </w:rPr>
+        <w:t>model</w:t>
+      </w:r>
+      <w:r>
+        <w:rPr>
+          <w:rFonts w:ascii="Consolas" w:eastAsia="宋体" w:hAnsi="Consolas" w:cs="宋体"/>
+          <w:color w:val="D1D3DB"/>
+          <w:sz w:val="18"/>
+          <w:szCs w:val="18"/>
+        </w:rPr>
+        <w:t xml:space="preserve"> </w:t>
       </w:r>
       <w:r>
         <w:rPr>
           <w:rFonts w:ascii="Consolas" w:eastAsia="宋体" w:hAnsi="Consolas" w:cs="宋体"/>
           <w:color w:val="D5D8E0"/>
-          <w:sz w:val="16"/>
-          <w:szCs w:val="16"/>
+          <w:sz w:val="18"/>
+          <w:szCs w:val="18"/>
         </w:rPr>
         <w:t>=</w:t>
       </w:r>
       <w:r>
         <w:rPr>
           <w:rFonts w:ascii="Consolas" w:eastAsia="宋体" w:hAnsi="Consolas" w:cs="宋体"/>
-          <w:color w:val="F48CCA"/>
-          <w:sz w:val="16"/>
-          <w:szCs w:val="16"/>
-        </w:rPr>
-        <w:t>4</w:t>
-      </w:r>
-      <w:r>
-        <w:rPr>
-          <w:rFonts w:ascii="Consolas" w:eastAsia="宋体" w:hAnsi="Consolas" w:cs="宋体"/>
-          <w:color w:val="D1D3DB"/>
-          <w:sz w:val="16"/>
-          <w:szCs w:val="16"/>
-        </w:rPr>
-        <w:t>,            </w:t>
-      </w:r>
-      <w:r>
-        <w:rPr>
-          <w:rFonts w:ascii="Consolas" w:eastAsia="宋体" w:hAnsi="Consolas" w:cs="宋体"/>
-          <w:color w:val="737780"/>
-          <w:sz w:val="16"/>
-          <w:szCs w:val="16"/>
-        </w:rPr>
-        <w:t># batch size</w:t>
+          <w:color w:val="D1D3DB"/>
+          <w:sz w:val="18"/>
+          <w:szCs w:val="18"/>
+        </w:rPr>
+        <w:t xml:space="preserve"> AutoModelForCausalLM.from_pretrained(</w:t>
       </w:r>
     </w:p>
     <w:p>
@@ -11734,16 +9369,16 @@
         <w:rPr>
           <w:rFonts w:ascii="Consolas" w:eastAsia="宋体" w:hAnsi="Consolas" w:cs="宋体"/>
           <w:color w:val="D1D3DB"/>
-          <w:sz w:val="16"/>
-          <w:szCs w:val="16"/>
-        </w:rPr>
-      </w:pPr>
-      <w:r>
-        <w:rPr>
-          <w:rFonts w:ascii="Consolas" w:eastAsia="宋体" w:hAnsi="Consolas" w:cs="宋体"/>
-          <w:color w:val="D1D3DB"/>
-          <w:sz w:val="16"/>
-          <w:szCs w:val="16"/>
+          <w:sz w:val="18"/>
+          <w:szCs w:val="18"/>
+        </w:rPr>
+      </w:pPr>
+      <w:r>
+        <w:rPr>
+          <w:rFonts w:ascii="Consolas" w:eastAsia="宋体" w:hAnsi="Consolas" w:cs="宋体"/>
+          <w:color w:val="D1D3DB"/>
+          <w:sz w:val="18"/>
+          <w:szCs w:val="18"/>
         </w:rPr>
         <w:t xml:space="preserve">    </w:t>
       </w:r>
@@ -11751,55 +9386,19 @@
         <w:rPr>
           <w:rFonts w:ascii="Consolas" w:eastAsia="宋体" w:hAnsi="Consolas" w:cs="宋体"/>
           <w:color w:val="DED47E"/>
-          <w:sz w:val="16"/>
-          <w:szCs w:val="16"/>
-        </w:rPr>
-        <w:t>gradient_accumulation_steps</w:t>
-      </w:r>
-      <w:r>
-        <w:rPr>
-          <w:rFonts w:ascii="Consolas" w:eastAsia="宋体" w:hAnsi="Consolas" w:cs="宋体"/>
-          <w:color w:val="D5D8E0"/>
-          <w:sz w:val="16"/>
-          <w:szCs w:val="16"/>
-        </w:rPr>
-        <w:t>=</w:t>
-      </w:r>
-      <w:r>
-        <w:rPr>
-          <w:rFonts w:ascii="Consolas" w:eastAsia="宋体" w:hAnsi="Consolas" w:cs="宋体"/>
-          <w:color w:val="F48CCA"/>
-          <w:sz w:val="16"/>
-          <w:szCs w:val="16"/>
-        </w:rPr>
-        <w:t>5</w:t>
-      </w:r>
-      <w:r>
-        <w:rPr>
-          <w:rFonts w:ascii="Consolas" w:eastAsia="宋体" w:hAnsi="Consolas" w:cs="宋体"/>
-          <w:color w:val="D1D3DB"/>
-          <w:sz w:val="16"/>
-          <w:szCs w:val="16"/>
-        </w:rPr>
-        <w:t>,            </w:t>
-      </w:r>
-      <w:r>
-        <w:rPr>
-          <w:rFonts w:ascii="Consolas" w:eastAsia="宋体" w:hAnsi="Consolas" w:cs="宋体"/>
-          <w:color w:val="737780"/>
-          <w:sz w:val="16"/>
-          <w:szCs w:val="16"/>
-        </w:rPr>
-        <w:t xml:space="preserve"># </w:t>
-      </w:r>
-      <w:r>
-        <w:rPr>
-          <w:rFonts w:ascii="Consolas" w:eastAsia="宋体" w:hAnsi="Consolas" w:cs="宋体"/>
-          <w:color w:val="737780"/>
-          <w:sz w:val="16"/>
-          <w:szCs w:val="16"/>
-        </w:rPr>
-        <w:t>梯度累积步数</w:t>
+          <w:sz w:val="18"/>
+          <w:szCs w:val="18"/>
+        </w:rPr>
+        <w:t>model_name</w:t>
+      </w:r>
+      <w:r>
+        <w:rPr>
+          <w:rFonts w:ascii="Consolas" w:eastAsia="宋体" w:hAnsi="Consolas" w:cs="宋体"/>
+          <w:color w:val="D1D3DB"/>
+          <w:sz w:val="18"/>
+          <w:szCs w:val="18"/>
+        </w:rPr>
+        <w:t>,</w:t>
       </w:r>
     </w:p>
     <w:p>
@@ -11813,16 +9412,16 @@
         <w:rPr>
           <w:rFonts w:ascii="Consolas" w:eastAsia="宋体" w:hAnsi="Consolas" w:cs="宋体"/>
           <w:color w:val="D1D3DB"/>
-          <w:sz w:val="16"/>
-          <w:szCs w:val="16"/>
-        </w:rPr>
-      </w:pPr>
-      <w:r>
-        <w:rPr>
-          <w:rFonts w:ascii="Consolas" w:eastAsia="宋体" w:hAnsi="Consolas" w:cs="宋体"/>
-          <w:color w:val="D1D3DB"/>
-          <w:sz w:val="16"/>
-          <w:szCs w:val="16"/>
+          <w:sz w:val="18"/>
+          <w:szCs w:val="18"/>
+        </w:rPr>
+      </w:pPr>
+      <w:r>
+        <w:rPr>
+          <w:rFonts w:ascii="Consolas" w:eastAsia="宋体" w:hAnsi="Consolas" w:cs="宋体"/>
+          <w:color w:val="D1D3DB"/>
+          <w:sz w:val="18"/>
+          <w:szCs w:val="18"/>
         </w:rPr>
         <w:t xml:space="preserve">    </w:t>
       </w:r>
@@ -11830,44 +9429,44 @@
         <w:rPr>
           <w:rFonts w:ascii="Consolas" w:eastAsia="宋体" w:hAnsi="Consolas" w:cs="宋体"/>
           <w:color w:val="DED47E"/>
-          <w:sz w:val="16"/>
-          <w:szCs w:val="16"/>
-        </w:rPr>
-        <w:t>logging_steps</w:t>
+          <w:sz w:val="18"/>
+          <w:szCs w:val="18"/>
+        </w:rPr>
+        <w:t>ms_dtype</w:t>
       </w:r>
       <w:r>
         <w:rPr>
           <w:rFonts w:ascii="Consolas" w:eastAsia="宋体" w:hAnsi="Consolas" w:cs="宋体"/>
           <w:color w:val="D5D8E0"/>
-          <w:sz w:val="16"/>
-          <w:szCs w:val="16"/>
+          <w:sz w:val="18"/>
+          <w:szCs w:val="18"/>
         </w:rPr>
         <w:t>=</w:t>
       </w:r>
       <w:r>
         <w:rPr>
           <w:rFonts w:ascii="Consolas" w:eastAsia="宋体" w:hAnsi="Consolas" w:cs="宋体"/>
-          <w:color w:val="F48CCA"/>
-          <w:sz w:val="16"/>
-          <w:szCs w:val="16"/>
-        </w:rPr>
-        <w:t>10</w:t>
-      </w:r>
-      <w:r>
-        <w:rPr>
-          <w:rFonts w:ascii="Consolas" w:eastAsia="宋体" w:hAnsi="Consolas" w:cs="宋体"/>
-          <w:color w:val="D1D3DB"/>
-          <w:sz w:val="16"/>
-          <w:szCs w:val="16"/>
-        </w:rPr>
-        <w:t xml:space="preserve">,                         </w:t>
+          <w:color w:val="81CFE0"/>
+          <w:sz w:val="18"/>
+          <w:szCs w:val="18"/>
+        </w:rPr>
+        <w:t>mindspore</w:t>
+      </w:r>
+      <w:r>
+        <w:rPr>
+          <w:rFonts w:ascii="Consolas" w:eastAsia="宋体" w:hAnsi="Consolas" w:cs="宋体"/>
+          <w:color w:val="D1D3DB"/>
+          <w:sz w:val="18"/>
+          <w:szCs w:val="18"/>
+        </w:rPr>
+        <w:t>.bfloat16,  </w:t>
       </w:r>
       <w:r>
         <w:rPr>
           <w:rFonts w:ascii="Consolas" w:eastAsia="宋体" w:hAnsi="Consolas" w:cs="宋体"/>
           <w:color w:val="737780"/>
-          <w:sz w:val="16"/>
-          <w:szCs w:val="16"/>
+          <w:sz w:val="18"/>
+          <w:szCs w:val="18"/>
         </w:rPr>
         <w:t xml:space="preserve"># </w:t>
       </w:r>
@@ -11875,10 +9474,10 @@
         <w:rPr>
           <w:rFonts w:ascii="Consolas" w:eastAsia="宋体" w:hAnsi="Consolas" w:cs="宋体"/>
           <w:color w:val="737780"/>
-          <w:sz w:val="16"/>
-          <w:szCs w:val="16"/>
-        </w:rPr>
-        <w:t>日志记录间隔</w:t>
+          <w:sz w:val="18"/>
+          <w:szCs w:val="18"/>
+        </w:rPr>
+        <w:t>平衡训练性能与显存占用</w:t>
       </w:r>
     </w:p>
     <w:p>
@@ -11892,16 +9491,16 @@
         <w:rPr>
           <w:rFonts w:ascii="Consolas" w:eastAsia="宋体" w:hAnsi="Consolas" w:cs="宋体"/>
           <w:color w:val="D1D3DB"/>
-          <w:sz w:val="16"/>
-          <w:szCs w:val="16"/>
-        </w:rPr>
-      </w:pPr>
-      <w:r>
-        <w:rPr>
-          <w:rFonts w:ascii="Consolas" w:eastAsia="宋体" w:hAnsi="Consolas" w:cs="宋体"/>
-          <w:color w:val="D1D3DB"/>
-          <w:sz w:val="16"/>
-          <w:szCs w:val="16"/>
+          <w:sz w:val="18"/>
+          <w:szCs w:val="18"/>
+        </w:rPr>
+      </w:pPr>
+      <w:r>
+        <w:rPr>
+          <w:rFonts w:ascii="Consolas" w:eastAsia="宋体" w:hAnsi="Consolas" w:cs="宋体"/>
+          <w:color w:val="D1D3DB"/>
+          <w:sz w:val="18"/>
+          <w:szCs w:val="18"/>
         </w:rPr>
         <w:t xml:space="preserve">    </w:t>
       </w:r>
@@ -11909,17 +9508,17 @@
         <w:rPr>
           <w:rFonts w:ascii="Consolas" w:eastAsia="宋体" w:hAnsi="Consolas" w:cs="宋体"/>
           <w:color w:val="DED47E"/>
-          <w:sz w:val="16"/>
-          <w:szCs w:val="16"/>
-        </w:rPr>
-        <w:t>num_train_epochs</w:t>
+          <w:sz w:val="18"/>
+          <w:szCs w:val="18"/>
+        </w:rPr>
+        <w:t>device_map</w:t>
       </w:r>
       <w:r>
         <w:rPr>
           <w:rFonts w:ascii="Consolas" w:eastAsia="宋体" w:hAnsi="Consolas" w:cs="宋体"/>
           <w:color w:val="D5D8E0"/>
-          <w:sz w:val="16"/>
-          <w:szCs w:val="16"/>
+          <w:sz w:val="18"/>
+          <w:szCs w:val="18"/>
         </w:rPr>
         <w:t>=</w:t>
       </w:r>
@@ -11927,37 +9526,10 @@
         <w:rPr>
           <w:rFonts w:ascii="Consolas" w:eastAsia="宋体" w:hAnsi="Consolas" w:cs="宋体"/>
           <w:color w:val="F48CCA"/>
-          <w:sz w:val="16"/>
-          <w:szCs w:val="16"/>
-        </w:rPr>
-        <w:t>3</w:t>
-      </w:r>
-      <w:r>
-        <w:rPr>
-          <w:rFonts w:ascii="Consolas" w:eastAsia="宋体" w:hAnsi="Consolas" w:cs="宋体"/>
-          <w:color w:val="D1D3DB"/>
-          <w:sz w:val="16"/>
-          <w:szCs w:val="16"/>
-        </w:rPr>
-        <w:t xml:space="preserve">,                       </w:t>
-      </w:r>
-      <w:r>
-        <w:rPr>
-          <w:rFonts w:ascii="Consolas" w:eastAsia="宋体" w:hAnsi="Consolas" w:cs="宋体"/>
-          <w:color w:val="737780"/>
-          <w:sz w:val="16"/>
-          <w:szCs w:val="16"/>
-        </w:rPr>
-        <w:t xml:space="preserve"># </w:t>
-      </w:r>
-      <w:r>
-        <w:rPr>
-          <w:rFonts w:ascii="Consolas" w:eastAsia="宋体" w:hAnsi="Consolas" w:cs="宋体"/>
-          <w:color w:val="737780"/>
-          <w:sz w:val="16"/>
-          <w:szCs w:val="16"/>
-        </w:rPr>
-        <w:t>训练轮数</w:t>
+          <w:sz w:val="18"/>
+          <w:szCs w:val="18"/>
+        </w:rPr>
+        <w:t>0</w:t>
       </w:r>
     </w:p>
     <w:p>
@@ -11971,73 +9543,18 @@
         <w:rPr>
           <w:rFonts w:ascii="Consolas" w:eastAsia="宋体" w:hAnsi="Consolas" w:cs="宋体"/>
           <w:color w:val="D1D3DB"/>
-          <w:sz w:val="16"/>
-          <w:szCs w:val="16"/>
-        </w:rPr>
-      </w:pPr>
-      <w:r>
-        <w:rPr>
-          <w:rFonts w:ascii="Consolas" w:eastAsia="宋体" w:hAnsi="Consolas" w:cs="宋体"/>
-          <w:color w:val="D1D3DB"/>
-          <w:sz w:val="16"/>
-          <w:szCs w:val="16"/>
-        </w:rPr>
-        <w:lastRenderedPageBreak/>
-        <w:t xml:space="preserve">    </w:t>
-      </w:r>
-      <w:r>
-        <w:rPr>
-          <w:rFonts w:ascii="Consolas" w:eastAsia="宋体" w:hAnsi="Consolas" w:cs="宋体"/>
-          <w:color w:val="DED47E"/>
-          <w:sz w:val="16"/>
-          <w:szCs w:val="16"/>
-        </w:rPr>
-        <w:t>save_steps</w:t>
-      </w:r>
-      <w:r>
-        <w:rPr>
-          <w:rFonts w:ascii="Consolas" w:eastAsia="宋体" w:hAnsi="Consolas" w:cs="宋体"/>
-          <w:color w:val="D5D8E0"/>
-          <w:sz w:val="16"/>
-          <w:szCs w:val="16"/>
-        </w:rPr>
-        <w:t>=</w:t>
-      </w:r>
-      <w:r>
-        <w:rPr>
-          <w:rFonts w:ascii="Consolas" w:eastAsia="宋体" w:hAnsi="Consolas" w:cs="宋体"/>
-          <w:color w:val="F48CCA"/>
-          <w:sz w:val="16"/>
-          <w:szCs w:val="16"/>
-        </w:rPr>
-        <w:t>100</w:t>
-      </w:r>
-      <w:r>
-        <w:rPr>
-          <w:rFonts w:ascii="Consolas" w:eastAsia="宋体" w:hAnsi="Consolas" w:cs="宋体"/>
-          <w:color w:val="D1D3DB"/>
-          <w:sz w:val="16"/>
-          <w:szCs w:val="16"/>
-        </w:rPr>
-        <w:t xml:space="preserve">,                           </w:t>
-      </w:r>
-      <w:r>
-        <w:rPr>
-          <w:rFonts w:ascii="Consolas" w:eastAsia="宋体" w:hAnsi="Consolas" w:cs="宋体"/>
-          <w:color w:val="737780"/>
-          <w:sz w:val="16"/>
-          <w:szCs w:val="16"/>
-        </w:rPr>
-        <w:t># checkpoint</w:t>
-      </w:r>
-      <w:r>
-        <w:rPr>
-          <w:rFonts w:ascii="Consolas" w:eastAsia="宋体" w:hAnsi="Consolas" w:cs="宋体"/>
-          <w:color w:val="737780"/>
-          <w:sz w:val="16"/>
-          <w:szCs w:val="16"/>
-        </w:rPr>
-        <w:t>保存间隔</w:t>
+          <w:sz w:val="18"/>
+          <w:szCs w:val="18"/>
+        </w:rPr>
+      </w:pPr>
+      <w:r>
+        <w:rPr>
+          <w:rFonts w:ascii="Consolas" w:eastAsia="宋体" w:hAnsi="Consolas" w:cs="宋体"/>
+          <w:color w:val="D1D3DB"/>
+          <w:sz w:val="18"/>
+          <w:szCs w:val="18"/>
+        </w:rPr>
+        <w:t>)</w:t>
       </w:r>
     </w:p>
     <w:p>
@@ -12051,73 +9568,10 @@
         <w:rPr>
           <w:rFonts w:ascii="Consolas" w:eastAsia="宋体" w:hAnsi="Consolas" w:cs="宋体"/>
           <w:color w:val="D1D3DB"/>
-          <w:sz w:val="16"/>
-          <w:szCs w:val="16"/>
-        </w:rPr>
-      </w:pPr>
-      <w:r>
-        <w:rPr>
-          <w:rFonts w:ascii="Consolas" w:eastAsia="宋体" w:hAnsi="Consolas" w:cs="宋体"/>
-          <w:color w:val="D1D3DB"/>
-          <w:sz w:val="16"/>
-          <w:szCs w:val="16"/>
-        </w:rPr>
-        <w:t xml:space="preserve">    </w:t>
-      </w:r>
-      <w:r>
-        <w:rPr>
-          <w:rFonts w:ascii="Consolas" w:eastAsia="宋体" w:hAnsi="Consolas" w:cs="宋体"/>
-          <w:color w:val="DED47E"/>
-          <w:sz w:val="16"/>
-          <w:szCs w:val="16"/>
-        </w:rPr>
-        <w:t>learning_rate</w:t>
-      </w:r>
-      <w:r>
-        <w:rPr>
-          <w:rFonts w:ascii="Consolas" w:eastAsia="宋体" w:hAnsi="Consolas" w:cs="宋体"/>
-          <w:color w:val="D5D8E0"/>
-          <w:sz w:val="16"/>
-          <w:szCs w:val="16"/>
-        </w:rPr>
-        <w:t>=</w:t>
-      </w:r>
-      <w:r>
-        <w:rPr>
-          <w:rFonts w:ascii="Consolas" w:eastAsia="宋体" w:hAnsi="Consolas" w:cs="宋体"/>
-          <w:color w:val="F48CCA"/>
-          <w:sz w:val="16"/>
-          <w:szCs w:val="16"/>
-        </w:rPr>
-        <w:t>3e-5</w:t>
-      </w:r>
-      <w:r>
-        <w:rPr>
-          <w:rFonts w:ascii="Consolas" w:eastAsia="宋体" w:hAnsi="Consolas" w:cs="宋体"/>
-          <w:color w:val="D1D3DB"/>
-          <w:sz w:val="16"/>
-          <w:szCs w:val="16"/>
-        </w:rPr>
-        <w:t xml:space="preserve">,                       </w:t>
-      </w:r>
-      <w:r>
-        <w:rPr>
-          <w:rFonts w:ascii="Consolas" w:eastAsia="宋体" w:hAnsi="Consolas" w:cs="宋体"/>
-          <w:color w:val="737780"/>
-          <w:sz w:val="16"/>
-          <w:szCs w:val="16"/>
-        </w:rPr>
-        <w:t xml:space="preserve"># </w:t>
-      </w:r>
-      <w:r>
-        <w:rPr>
-          <w:rFonts w:ascii="Consolas" w:eastAsia="宋体" w:hAnsi="Consolas" w:cs="宋体"/>
-          <w:color w:val="737780"/>
-          <w:sz w:val="16"/>
-          <w:szCs w:val="16"/>
-        </w:rPr>
-        <w:t>学习率</w:t>
-      </w:r>
+          <w:sz w:val="18"/>
+          <w:szCs w:val="18"/>
+        </w:rPr>
+      </w:pPr>
     </w:p>
     <w:p>
       <w:pPr>
@@ -12130,61 +9584,16 @@
         <w:rPr>
           <w:rFonts w:ascii="Consolas" w:eastAsia="宋体" w:hAnsi="Consolas" w:cs="宋体"/>
           <w:color w:val="D1D3DB"/>
-          <w:sz w:val="16"/>
-          <w:szCs w:val="16"/>
-        </w:rPr>
-      </w:pPr>
-      <w:r>
-        <w:rPr>
-          <w:rFonts w:ascii="Consolas" w:eastAsia="宋体" w:hAnsi="Consolas" w:cs="宋体"/>
-          <w:color w:val="D1D3DB"/>
-          <w:sz w:val="16"/>
-          <w:szCs w:val="16"/>
-        </w:rPr>
-        <w:t xml:space="preserve">    </w:t>
-      </w:r>
-      <w:r>
-        <w:rPr>
-          <w:rFonts w:ascii="Consolas" w:eastAsia="宋体" w:hAnsi="Consolas" w:cs="宋体"/>
-          <w:color w:val="DED47E"/>
-          <w:sz w:val="16"/>
-          <w:szCs w:val="16"/>
-        </w:rPr>
-        <w:t>save_on_each_node</w:t>
-      </w:r>
-      <w:r>
-        <w:rPr>
-          <w:rFonts w:ascii="Consolas" w:eastAsia="宋体" w:hAnsi="Consolas" w:cs="宋体"/>
-          <w:color w:val="D5D8E0"/>
-          <w:sz w:val="16"/>
-          <w:szCs w:val="16"/>
-        </w:rPr>
-        <w:t>=</w:t>
-      </w:r>
-      <w:r>
-        <w:rPr>
-          <w:rFonts w:ascii="Consolas" w:eastAsia="宋体" w:hAnsi="Consolas" w:cs="宋体"/>
-          <w:color w:val="80BBFF"/>
-          <w:sz w:val="16"/>
-          <w:szCs w:val="16"/>
-        </w:rPr>
-        <w:t>True</w:t>
-      </w:r>
-      <w:r>
-        <w:rPr>
-          <w:rFonts w:ascii="Consolas" w:eastAsia="宋体" w:hAnsi="Consolas" w:cs="宋体"/>
-          <w:color w:val="D1D3DB"/>
-          <w:sz w:val="16"/>
-          <w:szCs w:val="16"/>
-        </w:rPr>
-        <w:t xml:space="preserve">,                   </w:t>
-      </w:r>
+          <w:sz w:val="18"/>
+          <w:szCs w:val="18"/>
+        </w:rPr>
+      </w:pPr>
       <w:r>
         <w:rPr>
           <w:rFonts w:ascii="Consolas" w:eastAsia="宋体" w:hAnsi="Consolas" w:cs="宋体"/>
           <w:color w:val="737780"/>
-          <w:sz w:val="16"/>
-          <w:szCs w:val="16"/>
+          <w:sz w:val="18"/>
+          <w:szCs w:val="18"/>
         </w:rPr>
         <w:t xml:space="preserve"># </w:t>
       </w:r>
@@ -12192,10 +9601,28 @@
         <w:rPr>
           <w:rFonts w:ascii="Consolas" w:eastAsia="宋体" w:hAnsi="Consolas" w:cs="宋体"/>
           <w:color w:val="737780"/>
-          <w:sz w:val="16"/>
-          <w:szCs w:val="16"/>
-        </w:rPr>
-        <w:t>在每个节点上保存</w:t>
+          <w:sz w:val="18"/>
+          <w:szCs w:val="18"/>
+        </w:rPr>
+        <w:t>显式将模型移动到</w:t>
+      </w:r>
+      <w:r>
+        <w:rPr>
+          <w:rFonts w:ascii="Consolas" w:eastAsia="宋体" w:hAnsi="Consolas" w:cs="宋体"/>
+          <w:color w:val="737780"/>
+          <w:sz w:val="18"/>
+          <w:szCs w:val="18"/>
+        </w:rPr>
+        <w:t>NPU</w:t>
+      </w:r>
+      <w:r>
+        <w:rPr>
+          <w:rFonts w:ascii="Consolas" w:eastAsia="宋体" w:hAnsi="Consolas" w:cs="宋体"/>
+          <w:color w:val="737780"/>
+          <w:sz w:val="18"/>
+          <w:szCs w:val="18"/>
+        </w:rPr>
+        <w:t>并开启梯度计算</w:t>
       </w:r>
     </w:p>
     <w:p>
@@ -12209,145 +9636,81 @@
         <w:rPr>
           <w:rFonts w:ascii="Consolas" w:eastAsia="宋体" w:hAnsi="Consolas" w:cs="宋体"/>
           <w:color w:val="D1D3DB"/>
-          <w:sz w:val="16"/>
-          <w:szCs w:val="16"/>
-        </w:rPr>
-      </w:pPr>
-      <w:r>
-        <w:rPr>
-          <w:rFonts w:ascii="Consolas" w:eastAsia="宋体" w:hAnsi="Consolas" w:cs="宋体"/>
-          <w:color w:val="D1D3DB"/>
-          <w:sz w:val="16"/>
-          <w:szCs w:val="16"/>
+          <w:sz w:val="18"/>
+          <w:szCs w:val="18"/>
+        </w:rPr>
+      </w:pPr>
+      <w:r>
+        <w:rPr>
+          <w:rFonts w:ascii="Consolas" w:eastAsia="宋体" w:hAnsi="Consolas" w:cs="宋体"/>
+          <w:color w:val="DED47E"/>
+          <w:sz w:val="18"/>
+          <w:szCs w:val="18"/>
+        </w:rPr>
+        <w:t>model</w:t>
+      </w:r>
+      <w:r>
+        <w:rPr>
+          <w:rFonts w:ascii="Consolas" w:eastAsia="宋体" w:hAnsi="Consolas" w:cs="宋体"/>
+          <w:color w:val="D1D3DB"/>
+          <w:sz w:val="18"/>
+          <w:szCs w:val="18"/>
+        </w:rPr>
+        <w:t xml:space="preserve"> </w:t>
+      </w:r>
+      <w:r>
+        <w:rPr>
+          <w:rFonts w:ascii="Consolas" w:eastAsia="宋体" w:hAnsi="Consolas" w:cs="宋体"/>
+          <w:color w:val="D5D8E0"/>
+          <w:sz w:val="18"/>
+          <w:szCs w:val="18"/>
+        </w:rPr>
+        <w:t>=</w:t>
+      </w:r>
+      <w:r>
+        <w:rPr>
+          <w:rFonts w:ascii="Consolas" w:eastAsia="宋体" w:hAnsi="Consolas" w:cs="宋体"/>
+          <w:color w:val="D1D3DB"/>
+          <w:sz w:val="18"/>
+          <w:szCs w:val="18"/>
+        </w:rPr>
+        <w:t xml:space="preserve"> </w:t>
+      </w:r>
+      <w:r>
+        <w:rPr>
+          <w:rFonts w:ascii="Consolas" w:eastAsia="宋体" w:hAnsi="Consolas" w:cs="宋体"/>
+          <w:color w:val="DED47E"/>
+          <w:sz w:val="18"/>
+          <w:szCs w:val="18"/>
+        </w:rPr>
+        <w:t>model</w:t>
+      </w:r>
+      <w:r>
+        <w:rPr>
+          <w:rFonts w:ascii="Consolas" w:eastAsia="宋体" w:hAnsi="Consolas" w:cs="宋体"/>
+          <w:color w:val="D1D3DB"/>
+          <w:sz w:val="18"/>
+          <w:szCs w:val="18"/>
+        </w:rPr>
+        <w:t>.to(</w:t>
+      </w:r>
+      <w:r>
+        <w:rPr>
+          <w:rFonts w:ascii="Consolas" w:eastAsia="宋体" w:hAnsi="Consolas" w:cs="宋体"/>
+          <w:color w:val="82D99F"/>
+          <w:sz w:val="18"/>
+          <w:szCs w:val="18"/>
+        </w:rPr>
+        <w:t>'npu:0'</w:t>
+      </w:r>
+      <w:r>
+        <w:rPr>
+          <w:rFonts w:ascii="Consolas" w:eastAsia="宋体" w:hAnsi="Consolas" w:cs="宋体"/>
+          <w:color w:val="D1D3DB"/>
+          <w:sz w:val="18"/>
+          <w:szCs w:val="18"/>
         </w:rPr>
         <w:t>)</w:t>
-      </w:r>
-    </w:p>
-    <w:p>
-      <w:pPr>
-        <w:pStyle w:val="1c"/>
-        <w:numPr>
-          <w:ilvl w:val="0"/>
-          <w:numId w:val="21"/>
-        </w:numPr>
-        <w:rPr>
-          <w:color w:val="auto"/>
-        </w:rPr>
-      </w:pPr>
-      <w:r>
-        <w:rPr>
-          <w:rFonts w:hint="eastAsia"/>
-          <w:color w:val="auto"/>
-        </w:rPr>
-        <w:t>最后创建</w:t>
-      </w:r>
-      <w:r>
-        <w:rPr>
-          <w:color w:val="auto"/>
-        </w:rPr>
-        <w:t xml:space="preserve"> Trainer </w:t>
-      </w:r>
-      <w:r>
-        <w:rPr>
-          <w:color w:val="auto"/>
-        </w:rPr>
-        <w:t>训练器实例，传入配置好的模型、训练参数（</w:t>
-      </w:r>
-      <w:r>
-        <w:rPr>
-          <w:color w:val="auto"/>
-        </w:rPr>
-        <w:t>args</w:t>
-      </w:r>
-      <w:r>
-        <w:rPr>
-          <w:color w:val="auto"/>
-        </w:rPr>
-        <w:t>）、预处理后的训练数据集（</w:t>
-      </w:r>
-      <w:r>
-        <w:rPr>
-          <w:color w:val="auto"/>
-        </w:rPr>
-        <w:t>tokenized_train</w:t>
-      </w:r>
-      <w:r>
-        <w:rPr>
-          <w:color w:val="auto"/>
-        </w:rPr>
-        <w:t>），并使用</w:t>
-      </w:r>
-      <w:r>
-        <w:rPr>
-          <w:color w:val="auto"/>
-        </w:rPr>
-        <w:t xml:space="preserve"> DataCollatorForSeq2Seq </w:t>
-      </w:r>
-      <w:r>
-        <w:rPr>
-          <w:color w:val="auto"/>
-        </w:rPr>
-        <w:t>作为数据整理器，借助</w:t>
-      </w:r>
-      <w:r>
-        <w:rPr>
-          <w:color w:val="auto"/>
-        </w:rPr>
-        <w:t xml:space="preserve"> tokenizer </w:t>
-      </w:r>
-      <w:r>
-        <w:rPr>
-          <w:color w:val="auto"/>
-        </w:rPr>
-        <w:t>实现批量数据的动态填充（</w:t>
-      </w:r>
-      <w:r>
-        <w:rPr>
-          <w:color w:val="auto"/>
-        </w:rPr>
-        <w:t>padding=True</w:t>
-      </w:r>
-      <w:r>
-        <w:rPr>
-          <w:color w:val="auto"/>
-        </w:rPr>
-        <w:t>）以保证输入序列长度一致，调用</w:t>
-      </w:r>
-      <w:r>
-        <w:rPr>
-          <w:color w:val="auto"/>
-        </w:rPr>
-        <w:t xml:space="preserve"> trainer.train () </w:t>
-      </w:r>
-      <w:r>
-        <w:rPr>
-          <w:color w:val="auto"/>
-        </w:rPr>
-        <w:t>方法启动训练流程，训练过程中自动迭代训练数据集、计算损失并反向传播更新</w:t>
-      </w:r>
-      <w:r>
-        <w:rPr>
-          <w:color w:val="auto"/>
-        </w:rPr>
-        <w:t xml:space="preserve"> LoRA </w:t>
-      </w:r>
-      <w:r>
-        <w:rPr>
-          <w:color w:val="auto"/>
-        </w:rPr>
-        <w:t>参数，直至完成预设的</w:t>
-      </w:r>
-      <w:r>
-        <w:rPr>
-          <w:color w:val="auto"/>
-        </w:rPr>
-        <w:t xml:space="preserve"> 3 </w:t>
-      </w:r>
-      <w:r>
-        <w:rPr>
-          <w:color w:val="auto"/>
-        </w:rPr>
-        <w:t>轮训练或达到停止条件。</w:t>
       </w:r>
     </w:p>
     <w:p>
@@ -12361,45 +9724,72 @@
         <w:rPr>
           <w:rFonts w:ascii="Consolas" w:eastAsia="宋体" w:hAnsi="Consolas" w:cs="宋体"/>
           <w:color w:val="D1D3DB"/>
-          <w:sz w:val="16"/>
-          <w:szCs w:val="16"/>
+          <w:sz w:val="18"/>
+          <w:szCs w:val="18"/>
         </w:rPr>
       </w:pPr>
       <w:r>
         <w:rPr>
           <w:rFonts w:ascii="Consolas" w:eastAsia="宋体" w:hAnsi="Consolas" w:cs="宋体"/>
           <w:color w:val="DED47E"/>
-          <w:sz w:val="16"/>
-          <w:szCs w:val="16"/>
-        </w:rPr>
-        <w:t>trainer</w:t>
-      </w:r>
-      <w:r>
-        <w:rPr>
-          <w:rFonts w:ascii="Consolas" w:eastAsia="宋体" w:hAnsi="Consolas" w:cs="宋体"/>
-          <w:color w:val="D1D3DB"/>
-          <w:sz w:val="16"/>
-          <w:szCs w:val="16"/>
-        </w:rPr>
-        <w:t xml:space="preserve"> </w:t>
-      </w:r>
-      <w:r>
-        <w:rPr>
-          <w:rFonts w:ascii="Consolas" w:eastAsia="宋体" w:hAnsi="Consolas" w:cs="宋体"/>
-          <w:color w:val="D5D8E0"/>
-          <w:sz w:val="16"/>
-          <w:szCs w:val="16"/>
-        </w:rPr>
-        <w:t>=</w:t>
-      </w:r>
-      <w:r>
-        <w:rPr>
-          <w:rFonts w:ascii="Consolas" w:eastAsia="宋体" w:hAnsi="Consolas" w:cs="宋体"/>
-          <w:color w:val="D1D3DB"/>
-          <w:sz w:val="16"/>
-          <w:szCs w:val="16"/>
-        </w:rPr>
-        <w:t xml:space="preserve"> Trainer(</w:t>
+          <w:sz w:val="18"/>
+          <w:szCs w:val="18"/>
+        </w:rPr>
+        <w:t>model</w:t>
+      </w:r>
+      <w:r>
+        <w:rPr>
+          <w:rFonts w:ascii="Consolas" w:eastAsia="宋体" w:hAnsi="Consolas" w:cs="宋体"/>
+          <w:color w:val="D1D3DB"/>
+          <w:sz w:val="18"/>
+          <w:szCs w:val="18"/>
+        </w:rPr>
+        <w:t>.enable_input_require_grads()</w:t>
+      </w:r>
+    </w:p>
+    <w:p>
+      <w:pPr>
+        <w:pStyle w:val="afffff5"/>
+        <w:numPr>
+          <w:ilvl w:val="0"/>
+          <w:numId w:val="30"/>
+        </w:numPr>
+        <w:adjustRightInd/>
+        <w:spacing w:before="120" w:after="120"/>
+        <w:ind w:leftChars="0" w:firstLineChars="0"/>
+        <w:rPr>
+          <w:rFonts w:cs="Arial"/>
+          <w:sz w:val="21"/>
+          <w:szCs w:val="21"/>
+        </w:rPr>
+      </w:pPr>
+      <w:r>
+        <w:rPr>
+          <w:rFonts w:cs="Arial" w:hint="eastAsia"/>
+          <w:b/>
+          <w:bCs/>
+          <w:sz w:val="21"/>
+          <w:szCs w:val="21"/>
+        </w:rPr>
+        <w:t>配置</w:t>
+      </w:r>
+      <w:r>
+        <w:rPr>
+          <w:rFonts w:cs="Arial"/>
+          <w:b/>
+          <w:bCs/>
+          <w:sz w:val="21"/>
+          <w:szCs w:val="21"/>
+        </w:rPr>
+        <w:t xml:space="preserve"> LoRA 适配层：</w:t>
+      </w:r>
+      <w:r>
+        <w:rPr>
+          <w:rFonts w:cs="Arial"/>
+          <w:sz w:val="21"/>
+          <w:szCs w:val="21"/>
+        </w:rPr>
+        <w:t>在模型注意力层（q_proj、k_proj、v_proj、o_proj）和 FFN 层（gate_proj、up_proj、down_proj）插入低秩矩阵，仅训练少量新参数，冻结原模型权重，实现参数高效微调。</w:t>
       </w:r>
     </w:p>
     <w:p>
@@ -12413,54 +9803,63 @@
         <w:rPr>
           <w:rFonts w:ascii="Consolas" w:eastAsia="宋体" w:hAnsi="Consolas" w:cs="宋体"/>
           <w:color w:val="D1D3DB"/>
-          <w:sz w:val="16"/>
-          <w:szCs w:val="16"/>
-        </w:rPr>
-      </w:pPr>
-      <w:r>
-        <w:rPr>
-          <w:rFonts w:ascii="Consolas" w:eastAsia="宋体" w:hAnsi="Consolas" w:cs="宋体"/>
-          <w:color w:val="D1D3DB"/>
-          <w:sz w:val="16"/>
-          <w:szCs w:val="16"/>
-        </w:rPr>
-        <w:t xml:space="preserve">    </w:t>
-      </w:r>
+          <w:sz w:val="18"/>
+          <w:szCs w:val="18"/>
+        </w:rPr>
+      </w:pPr>
       <w:r>
         <w:rPr>
           <w:rFonts w:ascii="Consolas" w:eastAsia="宋体" w:hAnsi="Consolas" w:cs="宋体"/>
           <w:color w:val="DED47E"/>
-          <w:sz w:val="16"/>
-          <w:szCs w:val="16"/>
-        </w:rPr>
-        <w:t>model</w:t>
+          <w:sz w:val="18"/>
+          <w:szCs w:val="18"/>
+        </w:rPr>
+        <w:t>lora_config</w:t>
+      </w:r>
+      <w:r>
+        <w:rPr>
+          <w:rFonts w:ascii="Consolas" w:eastAsia="宋体" w:hAnsi="Consolas" w:cs="宋体"/>
+          <w:color w:val="D1D3DB"/>
+          <w:sz w:val="18"/>
+          <w:szCs w:val="18"/>
+        </w:rPr>
+        <w:t xml:space="preserve"> </w:t>
       </w:r>
       <w:r>
         <w:rPr>
           <w:rFonts w:ascii="Consolas" w:eastAsia="宋体" w:hAnsi="Consolas" w:cs="宋体"/>
           <w:color w:val="D5D8E0"/>
-          <w:sz w:val="16"/>
-          <w:szCs w:val="16"/>
+          <w:sz w:val="18"/>
+          <w:szCs w:val="18"/>
         </w:rPr>
         <w:t>=</w:t>
       </w:r>
       <w:r>
         <w:rPr>
           <w:rFonts w:ascii="Consolas" w:eastAsia="宋体" w:hAnsi="Consolas" w:cs="宋体"/>
-          <w:color w:val="DED47E"/>
-          <w:sz w:val="16"/>
-          <w:szCs w:val="16"/>
-        </w:rPr>
-        <w:t>model</w:t>
-      </w:r>
-      <w:r>
-        <w:rPr>
-          <w:rFonts w:ascii="Consolas" w:eastAsia="宋体" w:hAnsi="Consolas" w:cs="宋体"/>
-          <w:color w:val="D1D3DB"/>
-          <w:sz w:val="16"/>
-          <w:szCs w:val="16"/>
-        </w:rPr>
-        <w:t>,</w:t>
+          <w:color w:val="D1D3DB"/>
+          <w:sz w:val="18"/>
+          <w:szCs w:val="18"/>
+        </w:rPr>
+        <w:t xml:space="preserve"> </w:t>
+      </w:r>
+      <w:r>
+        <w:rPr>
+          <w:rFonts w:ascii="Consolas" w:eastAsia="宋体" w:hAnsi="Consolas" w:cs="宋体"/>
+          <w:color w:val="81CFE0"/>
+          <w:sz w:val="18"/>
+          <w:szCs w:val="18"/>
+        </w:rPr>
+        <w:t>LoraConfig</w:t>
+      </w:r>
+      <w:r>
+        <w:rPr>
+          <w:rFonts w:ascii="Consolas" w:eastAsia="宋体" w:hAnsi="Consolas" w:cs="宋体"/>
+          <w:color w:val="D1D3DB"/>
+          <w:sz w:val="18"/>
+          <w:szCs w:val="18"/>
+        </w:rPr>
+        <w:t>(</w:t>
       </w:r>
     </w:p>
     <w:p>
@@ -12474,16 +9873,16 @@
         <w:rPr>
           <w:rFonts w:ascii="Consolas" w:eastAsia="宋体" w:hAnsi="Consolas" w:cs="宋体"/>
           <w:color w:val="D1D3DB"/>
-          <w:sz w:val="16"/>
-          <w:szCs w:val="16"/>
-        </w:rPr>
-      </w:pPr>
-      <w:r>
-        <w:rPr>
-          <w:rFonts w:ascii="Consolas" w:eastAsia="宋体" w:hAnsi="Consolas" w:cs="宋体"/>
-          <w:color w:val="D1D3DB"/>
-          <w:sz w:val="16"/>
-          <w:szCs w:val="16"/>
+          <w:sz w:val="18"/>
+          <w:szCs w:val="18"/>
+        </w:rPr>
+      </w:pPr>
+      <w:r>
+        <w:rPr>
+          <w:rFonts w:ascii="Consolas" w:eastAsia="宋体" w:hAnsi="Consolas" w:cs="宋体"/>
+          <w:color w:val="D1D3DB"/>
+          <w:sz w:val="18"/>
+          <w:szCs w:val="18"/>
         </w:rPr>
         <w:t xml:space="preserve">    </w:t>
       </w:r>
@@ -12491,37 +9890,73 @@
         <w:rPr>
           <w:rFonts w:ascii="Consolas" w:eastAsia="宋体" w:hAnsi="Consolas" w:cs="宋体"/>
           <w:color w:val="DED47E"/>
-          <w:sz w:val="16"/>
-          <w:szCs w:val="16"/>
-        </w:rPr>
-        <w:t>args</w:t>
+          <w:sz w:val="18"/>
+          <w:szCs w:val="18"/>
+        </w:rPr>
+        <w:t>task_type</w:t>
       </w:r>
       <w:r>
         <w:rPr>
           <w:rFonts w:ascii="Consolas" w:eastAsia="宋体" w:hAnsi="Consolas" w:cs="宋体"/>
           <w:color w:val="D5D8E0"/>
-          <w:sz w:val="16"/>
-          <w:szCs w:val="16"/>
+          <w:sz w:val="18"/>
+          <w:szCs w:val="18"/>
         </w:rPr>
         <w:t>=</w:t>
       </w:r>
       <w:r>
         <w:rPr>
           <w:rFonts w:ascii="Consolas" w:eastAsia="宋体" w:hAnsi="Consolas" w:cs="宋体"/>
-          <w:color w:val="DED47E"/>
-          <w:sz w:val="16"/>
-          <w:szCs w:val="16"/>
-        </w:rPr>
-        <w:t>args</w:t>
-      </w:r>
-      <w:r>
-        <w:rPr>
-          <w:rFonts w:ascii="Consolas" w:eastAsia="宋体" w:hAnsi="Consolas" w:cs="宋体"/>
-          <w:color w:val="D1D3DB"/>
-          <w:sz w:val="16"/>
-          <w:szCs w:val="16"/>
-        </w:rPr>
-        <w:t>,</w:t>
+          <w:color w:val="81CFE0"/>
+          <w:sz w:val="18"/>
+          <w:szCs w:val="18"/>
+        </w:rPr>
+        <w:t>TaskType</w:t>
+      </w:r>
+      <w:r>
+        <w:rPr>
+          <w:rFonts w:ascii="Consolas" w:eastAsia="宋体" w:hAnsi="Consolas" w:cs="宋体"/>
+          <w:color w:val="D1D3DB"/>
+          <w:sz w:val="18"/>
+          <w:szCs w:val="18"/>
+        </w:rPr>
+        <w:t>.</w:t>
+      </w:r>
+      <w:r>
+        <w:rPr>
+          <w:rFonts w:ascii="Consolas" w:eastAsia="宋体" w:hAnsi="Consolas" w:cs="宋体"/>
+          <w:color w:val="80BBFF"/>
+          <w:sz w:val="18"/>
+          <w:szCs w:val="18"/>
+        </w:rPr>
+        <w:t>CAUSAL_LM</w:t>
+      </w:r>
+      <w:r>
+        <w:rPr>
+          <w:rFonts w:ascii="Consolas" w:eastAsia="宋体" w:hAnsi="Consolas" w:cs="宋体"/>
+          <w:color w:val="D1D3DB"/>
+          <w:sz w:val="18"/>
+          <w:szCs w:val="18"/>
+        </w:rPr>
+        <w:t>,  </w:t>
+      </w:r>
+      <w:r>
+        <w:rPr>
+          <w:rFonts w:ascii="Consolas" w:eastAsia="宋体" w:hAnsi="Consolas" w:cs="宋体"/>
+          <w:color w:val="737780"/>
+          <w:sz w:val="18"/>
+          <w:szCs w:val="18"/>
+        </w:rPr>
+        <w:t xml:space="preserve"># </w:t>
+      </w:r>
+      <w:r>
+        <w:rPr>
+          <w:rFonts w:ascii="Consolas" w:eastAsia="宋体" w:hAnsi="Consolas" w:cs="宋体"/>
+          <w:color w:val="737780"/>
+          <w:sz w:val="18"/>
+          <w:szCs w:val="18"/>
+        </w:rPr>
+        <w:t>因果语言模型</w:t>
       </w:r>
     </w:p>
     <w:p>
@@ -12535,16 +9970,16 @@
         <w:rPr>
           <w:rFonts w:ascii="Consolas" w:eastAsia="宋体" w:hAnsi="Consolas" w:cs="宋体"/>
           <w:color w:val="D1D3DB"/>
-          <w:sz w:val="16"/>
-          <w:szCs w:val="16"/>
-        </w:rPr>
-      </w:pPr>
-      <w:r>
-        <w:rPr>
-          <w:rFonts w:ascii="Consolas" w:eastAsia="宋体" w:hAnsi="Consolas" w:cs="宋体"/>
-          <w:color w:val="D1D3DB"/>
-          <w:sz w:val="16"/>
-          <w:szCs w:val="16"/>
+          <w:sz w:val="18"/>
+          <w:szCs w:val="18"/>
+        </w:rPr>
+      </w:pPr>
+      <w:r>
+        <w:rPr>
+          <w:rFonts w:ascii="Consolas" w:eastAsia="宋体" w:hAnsi="Consolas" w:cs="宋体"/>
+          <w:color w:val="D1D3DB"/>
+          <w:sz w:val="18"/>
+          <w:szCs w:val="18"/>
         </w:rPr>
         <w:t xml:space="preserve">    </w:t>
       </w:r>
@@ -12552,37 +9987,82 @@
         <w:rPr>
           <w:rFonts w:ascii="Consolas" w:eastAsia="宋体" w:hAnsi="Consolas" w:cs="宋体"/>
           <w:color w:val="DED47E"/>
-          <w:sz w:val="16"/>
-          <w:szCs w:val="16"/>
-        </w:rPr>
-        <w:t>train_dataset</w:t>
+          <w:sz w:val="18"/>
+          <w:szCs w:val="18"/>
+        </w:rPr>
+        <w:t>target_modules</w:t>
       </w:r>
       <w:r>
         <w:rPr>
           <w:rFonts w:ascii="Consolas" w:eastAsia="宋体" w:hAnsi="Consolas" w:cs="宋体"/>
           <w:color w:val="D5D8E0"/>
-          <w:sz w:val="16"/>
-          <w:szCs w:val="16"/>
+          <w:sz w:val="18"/>
+          <w:szCs w:val="18"/>
         </w:rPr>
         <w:t>=</w:t>
       </w:r>
       <w:r>
         <w:rPr>
           <w:rFonts w:ascii="Consolas" w:eastAsia="宋体" w:hAnsi="Consolas" w:cs="宋体"/>
-          <w:color w:val="DED47E"/>
-          <w:sz w:val="16"/>
-          <w:szCs w:val="16"/>
-        </w:rPr>
-        <w:t>tokenized_train</w:t>
-      </w:r>
-      <w:r>
-        <w:rPr>
-          <w:rFonts w:ascii="Consolas" w:eastAsia="宋体" w:hAnsi="Consolas" w:cs="宋体"/>
-          <w:color w:val="D1D3DB"/>
-          <w:sz w:val="16"/>
-          <w:szCs w:val="16"/>
-        </w:rPr>
-        <w:t>,</w:t>
+          <w:color w:val="D1D3DB"/>
+          <w:sz w:val="18"/>
+          <w:szCs w:val="18"/>
+        </w:rPr>
+        <w:t>[        </w:t>
+      </w:r>
+      <w:r>
+        <w:rPr>
+          <w:rFonts w:ascii="Consolas" w:eastAsia="宋体" w:hAnsi="Consolas" w:cs="宋体"/>
+          <w:color w:val="737780"/>
+          <w:sz w:val="18"/>
+          <w:szCs w:val="18"/>
+        </w:rPr>
+        <w:t xml:space="preserve"># </w:t>
+      </w:r>
+      <w:r>
+        <w:rPr>
+          <w:rFonts w:ascii="Consolas" w:eastAsia="宋体" w:hAnsi="Consolas" w:cs="宋体"/>
+          <w:color w:val="737780"/>
+          <w:sz w:val="18"/>
+          <w:szCs w:val="18"/>
+        </w:rPr>
+        <w:t>要应用</w:t>
+      </w:r>
+      <w:r>
+        <w:rPr>
+          <w:rFonts w:ascii="Consolas" w:eastAsia="宋体" w:hAnsi="Consolas" w:cs="宋体"/>
+          <w:color w:val="737780"/>
+          <w:sz w:val="18"/>
+          <w:szCs w:val="18"/>
+        </w:rPr>
+        <w:t>LoRA</w:t>
+      </w:r>
+      <w:r>
+        <w:rPr>
+          <w:rFonts w:ascii="Consolas" w:eastAsia="宋体" w:hAnsi="Consolas" w:cs="宋体"/>
+          <w:color w:val="737780"/>
+          <w:sz w:val="18"/>
+          <w:szCs w:val="18"/>
+        </w:rPr>
+        <w:t>的模块（注意力层和</w:t>
+      </w:r>
+      <w:r>
+        <w:rPr>
+          <w:rFonts w:ascii="Consolas" w:eastAsia="宋体" w:hAnsi="Consolas" w:cs="宋体"/>
+          <w:color w:val="737780"/>
+          <w:sz w:val="18"/>
+          <w:szCs w:val="18"/>
+        </w:rPr>
+        <w:t>FFN</w:t>
+      </w:r>
+      <w:r>
+        <w:rPr>
+          <w:rFonts w:ascii="Consolas" w:eastAsia="宋体" w:hAnsi="Consolas" w:cs="宋体"/>
+          <w:color w:val="737780"/>
+          <w:sz w:val="18"/>
+          <w:szCs w:val="18"/>
+        </w:rPr>
+        <w:t>层）</w:t>
       </w:r>
     </w:p>
     <w:p>
@@ -12596,117 +10076,108 @@
         <w:rPr>
           <w:rFonts w:ascii="Consolas" w:eastAsia="宋体" w:hAnsi="Consolas" w:cs="宋体"/>
           <w:color w:val="D1D3DB"/>
-          <w:sz w:val="16"/>
-          <w:szCs w:val="16"/>
-        </w:rPr>
-      </w:pPr>
-      <w:r>
-        <w:rPr>
-          <w:rFonts w:ascii="Consolas" w:eastAsia="宋体" w:hAnsi="Consolas" w:cs="宋体"/>
-          <w:color w:val="D1D3DB"/>
-          <w:sz w:val="16"/>
-          <w:szCs w:val="16"/>
-        </w:rPr>
-        <w:t xml:space="preserve">    </w:t>
-      </w:r>
-      <w:r>
-        <w:rPr>
-          <w:rFonts w:ascii="Consolas" w:eastAsia="宋体" w:hAnsi="Consolas" w:cs="宋体"/>
-          <w:color w:val="DED47E"/>
-          <w:sz w:val="16"/>
-          <w:szCs w:val="16"/>
-        </w:rPr>
-        <w:t>data_collator</w:t>
-      </w:r>
-      <w:r>
-        <w:rPr>
-          <w:rFonts w:ascii="Consolas" w:eastAsia="宋体" w:hAnsi="Consolas" w:cs="宋体"/>
-          <w:color w:val="D5D8E0"/>
-          <w:sz w:val="16"/>
-          <w:szCs w:val="16"/>
-        </w:rPr>
-        <w:t>=</w:t>
-      </w:r>
-      <w:r>
-        <w:rPr>
-          <w:rFonts w:ascii="Consolas" w:eastAsia="宋体" w:hAnsi="Consolas" w:cs="宋体"/>
-          <w:color w:val="D1D3DB"/>
-          <w:sz w:val="16"/>
-          <w:szCs w:val="16"/>
-        </w:rPr>
-        <w:t>DataCollatorForSeq2Seq(</w:t>
-      </w:r>
-      <w:r>
-        <w:rPr>
-          <w:rFonts w:ascii="Consolas" w:eastAsia="宋体" w:hAnsi="Consolas" w:cs="宋体"/>
-          <w:color w:val="DED47E"/>
-          <w:sz w:val="16"/>
-          <w:szCs w:val="16"/>
-        </w:rPr>
-        <w:t>tokenizer</w:t>
-      </w:r>
-      <w:r>
-        <w:rPr>
-          <w:rFonts w:ascii="Consolas" w:eastAsia="宋体" w:hAnsi="Consolas" w:cs="宋体"/>
-          <w:color w:val="D5D8E0"/>
-          <w:sz w:val="16"/>
-          <w:szCs w:val="16"/>
-        </w:rPr>
-        <w:t>=</w:t>
-      </w:r>
-      <w:r>
-        <w:rPr>
-          <w:rFonts w:ascii="Consolas" w:eastAsia="宋体" w:hAnsi="Consolas" w:cs="宋体"/>
-          <w:color w:val="DED47E"/>
-          <w:sz w:val="16"/>
-          <w:szCs w:val="16"/>
-        </w:rPr>
-        <w:t>tokenizer</w:t>
-      </w:r>
-      <w:r>
-        <w:rPr>
-          <w:rFonts w:ascii="Consolas" w:eastAsia="宋体" w:hAnsi="Consolas" w:cs="宋体"/>
-          <w:color w:val="D1D3DB"/>
-          <w:sz w:val="16"/>
-          <w:szCs w:val="16"/>
+          <w:sz w:val="18"/>
+          <w:szCs w:val="18"/>
+        </w:rPr>
+      </w:pPr>
+      <w:r>
+        <w:rPr>
+          <w:rFonts w:ascii="Consolas" w:eastAsia="宋体" w:hAnsi="Consolas" w:cs="宋体"/>
+          <w:color w:val="D1D3DB"/>
+          <w:sz w:val="18"/>
+          <w:szCs w:val="18"/>
+        </w:rPr>
+        <w:t xml:space="preserve">        </w:t>
+      </w:r>
+      <w:r>
+        <w:rPr>
+          <w:rFonts w:ascii="Consolas" w:eastAsia="宋体" w:hAnsi="Consolas" w:cs="宋体"/>
+          <w:color w:val="82D99F"/>
+          <w:sz w:val="18"/>
+          <w:szCs w:val="18"/>
+        </w:rPr>
+        <w:t>"q_proj"</w:t>
+      </w:r>
+      <w:r>
+        <w:rPr>
+          <w:rFonts w:ascii="Consolas" w:eastAsia="宋体" w:hAnsi="Consolas" w:cs="宋体"/>
+          <w:color w:val="D1D3DB"/>
+          <w:sz w:val="18"/>
+          <w:szCs w:val="18"/>
         </w:rPr>
         <w:t xml:space="preserve">, </w:t>
       </w:r>
       <w:r>
         <w:rPr>
           <w:rFonts w:ascii="Consolas" w:eastAsia="宋体" w:hAnsi="Consolas" w:cs="宋体"/>
-          <w:color w:val="DED47E"/>
-          <w:sz w:val="16"/>
-          <w:szCs w:val="16"/>
-        </w:rPr>
-        <w:t>padding</w:t>
-      </w:r>
-      <w:r>
-        <w:rPr>
-          <w:rFonts w:ascii="Consolas" w:eastAsia="宋体" w:hAnsi="Consolas" w:cs="宋体"/>
-          <w:color w:val="D5D8E0"/>
-          <w:sz w:val="16"/>
-          <w:szCs w:val="16"/>
-        </w:rPr>
-        <w:t>=</w:t>
-      </w:r>
-      <w:r>
-        <w:rPr>
-          <w:rFonts w:ascii="Consolas" w:eastAsia="宋体" w:hAnsi="Consolas" w:cs="宋体"/>
-          <w:color w:val="80BBFF"/>
-          <w:sz w:val="16"/>
-          <w:szCs w:val="16"/>
-        </w:rPr>
-        <w:t>True</w:t>
-      </w:r>
-      <w:r>
-        <w:rPr>
-          <w:rFonts w:ascii="Consolas" w:eastAsia="宋体" w:hAnsi="Consolas" w:cs="宋体"/>
-          <w:color w:val="D1D3DB"/>
-          <w:sz w:val="16"/>
-          <w:szCs w:val="16"/>
-        </w:rPr>
-        <w:t>),</w:t>
+          <w:color w:val="82D99F"/>
+          <w:sz w:val="18"/>
+          <w:szCs w:val="18"/>
+        </w:rPr>
+        <w:t>"k_proj"</w:t>
+      </w:r>
+      <w:r>
+        <w:rPr>
+          <w:rFonts w:ascii="Consolas" w:eastAsia="宋体" w:hAnsi="Consolas" w:cs="宋体"/>
+          <w:color w:val="D1D3DB"/>
+          <w:sz w:val="18"/>
+          <w:szCs w:val="18"/>
+        </w:rPr>
+        <w:t xml:space="preserve">, </w:t>
+      </w:r>
+      <w:r>
+        <w:rPr>
+          <w:rFonts w:ascii="Consolas" w:eastAsia="宋体" w:hAnsi="Consolas" w:cs="宋体"/>
+          <w:color w:val="82D99F"/>
+          <w:sz w:val="18"/>
+          <w:szCs w:val="18"/>
+        </w:rPr>
+        <w:t>"v_proj"</w:t>
+      </w:r>
+      <w:r>
+        <w:rPr>
+          <w:rFonts w:ascii="Consolas" w:eastAsia="宋体" w:hAnsi="Consolas" w:cs="宋体"/>
+          <w:color w:val="D1D3DB"/>
+          <w:sz w:val="18"/>
+          <w:szCs w:val="18"/>
+        </w:rPr>
+        <w:t xml:space="preserve">, </w:t>
+      </w:r>
+      <w:r>
+        <w:rPr>
+          <w:rFonts w:ascii="Consolas" w:eastAsia="宋体" w:hAnsi="Consolas" w:cs="宋体"/>
+          <w:color w:val="82D99F"/>
+          <w:sz w:val="18"/>
+          <w:szCs w:val="18"/>
+        </w:rPr>
+        <w:t>"o_proj"</w:t>
+      </w:r>
+      <w:r>
+        <w:rPr>
+          <w:rFonts w:ascii="Consolas" w:eastAsia="宋体" w:hAnsi="Consolas" w:cs="宋体"/>
+          <w:color w:val="D1D3DB"/>
+          <w:sz w:val="18"/>
+          <w:szCs w:val="18"/>
+        </w:rPr>
+        <w:t xml:space="preserve">,   </w:t>
+      </w:r>
+      <w:r>
+        <w:rPr>
+          <w:rFonts w:ascii="Consolas" w:eastAsia="宋体" w:hAnsi="Consolas" w:cs="宋体"/>
+          <w:color w:val="737780"/>
+          <w:sz w:val="18"/>
+          <w:szCs w:val="18"/>
+        </w:rPr>
+        <w:t xml:space="preserve"># </w:t>
+      </w:r>
+      <w:r>
+        <w:rPr>
+          <w:rFonts w:ascii="Consolas" w:eastAsia="宋体" w:hAnsi="Consolas" w:cs="宋体"/>
+          <w:color w:val="737780"/>
+          <w:sz w:val="18"/>
+          <w:szCs w:val="18"/>
+        </w:rPr>
+        <w:t>注意力层</w:t>
       </w:r>
     </w:p>
     <w:p>
@@ -12720,18 +10191,90 @@
         <w:rPr>
           <w:rFonts w:ascii="Consolas" w:eastAsia="宋体" w:hAnsi="Consolas" w:cs="宋体"/>
           <w:color w:val="D1D3DB"/>
-          <w:sz w:val="16"/>
-          <w:szCs w:val="16"/>
-        </w:rPr>
-      </w:pPr>
-      <w:r>
-        <w:rPr>
-          <w:rFonts w:ascii="Consolas" w:eastAsia="宋体" w:hAnsi="Consolas" w:cs="宋体"/>
-          <w:color w:val="D1D3DB"/>
-          <w:sz w:val="16"/>
-          <w:szCs w:val="16"/>
-        </w:rPr>
-        <w:t>)</w:t>
+          <w:sz w:val="18"/>
+          <w:szCs w:val="18"/>
+        </w:rPr>
+      </w:pPr>
+      <w:r>
+        <w:rPr>
+          <w:rFonts w:ascii="Consolas" w:eastAsia="宋体" w:hAnsi="Consolas" w:cs="宋体"/>
+          <w:color w:val="D1D3DB"/>
+          <w:sz w:val="18"/>
+          <w:szCs w:val="18"/>
+        </w:rPr>
+        <w:t xml:space="preserve">        </w:t>
+      </w:r>
+      <w:r>
+        <w:rPr>
+          <w:rFonts w:ascii="Consolas" w:eastAsia="宋体" w:hAnsi="Consolas" w:cs="宋体"/>
+          <w:color w:val="82D99F"/>
+          <w:sz w:val="18"/>
+          <w:szCs w:val="18"/>
+        </w:rPr>
+        <w:t>"gate_proj"</w:t>
+      </w:r>
+      <w:r>
+        <w:rPr>
+          <w:rFonts w:ascii="Consolas" w:eastAsia="宋体" w:hAnsi="Consolas" w:cs="宋体"/>
+          <w:color w:val="D1D3DB"/>
+          <w:sz w:val="18"/>
+          <w:szCs w:val="18"/>
+        </w:rPr>
+        <w:t xml:space="preserve">, </w:t>
+      </w:r>
+      <w:r>
+        <w:rPr>
+          <w:rFonts w:ascii="Consolas" w:eastAsia="宋体" w:hAnsi="Consolas" w:cs="宋体"/>
+          <w:color w:val="82D99F"/>
+          <w:sz w:val="18"/>
+          <w:szCs w:val="18"/>
+        </w:rPr>
+        <w:t>"up_proj"</w:t>
+      </w:r>
+      <w:r>
+        <w:rPr>
+          <w:rFonts w:ascii="Consolas" w:eastAsia="宋体" w:hAnsi="Consolas" w:cs="宋体"/>
+          <w:color w:val="D1D3DB"/>
+          <w:sz w:val="18"/>
+          <w:szCs w:val="18"/>
+        </w:rPr>
+        <w:t xml:space="preserve">, </w:t>
+      </w:r>
+      <w:r>
+        <w:rPr>
+          <w:rFonts w:ascii="Consolas" w:eastAsia="宋体" w:hAnsi="Consolas" w:cs="宋体"/>
+          <w:color w:val="82D99F"/>
+          <w:sz w:val="18"/>
+          <w:szCs w:val="18"/>
+        </w:rPr>
+        <w:t>"down_proj"</w:t>
+      </w:r>
+      <w:r>
+        <w:rPr>
+          <w:rFonts w:ascii="Consolas" w:eastAsia="宋体" w:hAnsi="Consolas" w:cs="宋体"/>
+          <w:color w:val="D1D3DB"/>
+          <w:sz w:val="18"/>
+          <w:szCs w:val="18"/>
+        </w:rPr>
+        <w:t xml:space="preserve">       </w:t>
+      </w:r>
+      <w:r>
+        <w:rPr>
+          <w:rFonts w:ascii="Consolas" w:eastAsia="宋体" w:hAnsi="Consolas" w:cs="宋体"/>
+          <w:color w:val="737780"/>
+          <w:sz w:val="18"/>
+          <w:szCs w:val="18"/>
+        </w:rPr>
+        <w:t># FFN</w:t>
+      </w:r>
+      <w:r>
+        <w:rPr>
+          <w:rFonts w:ascii="Consolas" w:eastAsia="宋体" w:hAnsi="Consolas" w:cs="宋体"/>
+          <w:color w:val="737780"/>
+          <w:sz w:val="18"/>
+          <w:szCs w:val="18"/>
+        </w:rPr>
+        <w:t>层</w:t>
       </w:r>
     </w:p>
     <w:p>
@@ -12745,16 +10288,1490 @@
         <w:rPr>
           <w:rFonts w:ascii="Consolas" w:eastAsia="宋体" w:hAnsi="Consolas" w:cs="宋体"/>
           <w:color w:val="D1D3DB"/>
-          <w:sz w:val="16"/>
-          <w:szCs w:val="16"/>
-        </w:rPr>
-      </w:pPr>
+          <w:sz w:val="18"/>
+          <w:szCs w:val="18"/>
+        </w:rPr>
+      </w:pPr>
+      <w:r>
+        <w:rPr>
+          <w:rFonts w:ascii="Consolas" w:eastAsia="宋体" w:hAnsi="Consolas" w:cs="宋体"/>
+          <w:color w:val="D1D3DB"/>
+          <w:sz w:val="18"/>
+          <w:szCs w:val="18"/>
+        </w:rPr>
+        <w:t>    ],</w:t>
+      </w:r>
+    </w:p>
+    <w:p>
+      <w:pPr>
+        <w:shd w:val="clear" w:color="auto" w:fill="181D27"/>
+        <w:topLinePunct w:val="0"/>
+        <w:adjustRightInd/>
+        <w:snapToGrid/>
+        <w:spacing w:before="0" w:after="0" w:line="240" w:lineRule="auto"/>
+        <w:ind w:leftChars="500" w:left="1000"/>
+        <w:rPr>
+          <w:rFonts w:ascii="Consolas" w:eastAsia="宋体" w:hAnsi="Consolas" w:cs="宋体"/>
+          <w:color w:val="D1D3DB"/>
+          <w:sz w:val="18"/>
+          <w:szCs w:val="18"/>
+        </w:rPr>
+      </w:pPr>
+      <w:r>
+        <w:rPr>
+          <w:rFonts w:ascii="Consolas" w:eastAsia="宋体" w:hAnsi="Consolas" w:cs="宋体"/>
+          <w:color w:val="D1D3DB"/>
+          <w:sz w:val="18"/>
+          <w:szCs w:val="18"/>
+        </w:rPr>
+        <w:t xml:space="preserve">    </w:t>
+      </w:r>
       <w:r>
         <w:rPr>
           <w:rFonts w:ascii="Consolas" w:eastAsia="宋体" w:hAnsi="Consolas" w:cs="宋体"/>
           <w:color w:val="DED47E"/>
-          <w:sz w:val="16"/>
-          <w:szCs w:val="16"/>
+          <w:sz w:val="18"/>
+          <w:szCs w:val="18"/>
+        </w:rPr>
+        <w:t>r</w:t>
+      </w:r>
+      <w:r>
+        <w:rPr>
+          <w:rFonts w:ascii="Consolas" w:eastAsia="宋体" w:hAnsi="Consolas" w:cs="宋体"/>
+          <w:color w:val="D5D8E0"/>
+          <w:sz w:val="18"/>
+          <w:szCs w:val="18"/>
+        </w:rPr>
+        <w:t>=</w:t>
+      </w:r>
+      <w:r>
+        <w:rPr>
+          <w:rFonts w:ascii="Consolas" w:eastAsia="宋体" w:hAnsi="Consolas" w:cs="宋体"/>
+          <w:color w:val="F48CCA"/>
+          <w:sz w:val="18"/>
+          <w:szCs w:val="18"/>
+        </w:rPr>
+        <w:t>16</w:t>
+      </w:r>
+      <w:r>
+        <w:rPr>
+          <w:rFonts w:ascii="Consolas" w:eastAsia="宋体" w:hAnsi="Consolas" w:cs="宋体"/>
+          <w:color w:val="D1D3DB"/>
+          <w:sz w:val="18"/>
+          <w:szCs w:val="18"/>
+        </w:rPr>
+        <w:t xml:space="preserve">,                   </w:t>
+      </w:r>
+      <w:r>
+        <w:rPr>
+          <w:rFonts w:ascii="Consolas" w:eastAsia="宋体" w:hAnsi="Consolas" w:cs="宋体"/>
+          <w:color w:val="737780"/>
+          <w:sz w:val="18"/>
+          <w:szCs w:val="18"/>
+        </w:rPr>
+        <w:t># LoRA</w:t>
+      </w:r>
+      <w:r>
+        <w:rPr>
+          <w:rFonts w:ascii="Consolas" w:eastAsia="宋体" w:hAnsi="Consolas" w:cs="宋体"/>
+          <w:color w:val="737780"/>
+          <w:sz w:val="18"/>
+          <w:szCs w:val="18"/>
+        </w:rPr>
+        <w:t>秩</w:t>
+      </w:r>
+    </w:p>
+    <w:p>
+      <w:pPr>
+        <w:shd w:val="clear" w:color="auto" w:fill="181D27"/>
+        <w:topLinePunct w:val="0"/>
+        <w:adjustRightInd/>
+        <w:snapToGrid/>
+        <w:spacing w:before="0" w:after="0" w:line="240" w:lineRule="auto"/>
+        <w:ind w:leftChars="500" w:left="1000"/>
+        <w:rPr>
+          <w:rFonts w:ascii="Consolas" w:eastAsia="宋体" w:hAnsi="Consolas" w:cs="宋体"/>
+          <w:color w:val="D1D3DB"/>
+          <w:sz w:val="18"/>
+          <w:szCs w:val="18"/>
+        </w:rPr>
+      </w:pPr>
+      <w:r>
+        <w:rPr>
+          <w:rFonts w:ascii="Consolas" w:eastAsia="宋体" w:hAnsi="Consolas" w:cs="宋体"/>
+          <w:color w:val="D1D3DB"/>
+          <w:sz w:val="18"/>
+          <w:szCs w:val="18"/>
+        </w:rPr>
+        <w:t xml:space="preserve">    </w:t>
+      </w:r>
+      <w:r>
+        <w:rPr>
+          <w:rFonts w:ascii="Consolas" w:eastAsia="宋体" w:hAnsi="Consolas" w:cs="宋体"/>
+          <w:color w:val="DED47E"/>
+          <w:sz w:val="18"/>
+          <w:szCs w:val="18"/>
+        </w:rPr>
+        <w:t>lora_alpha</w:t>
+      </w:r>
+      <w:r>
+        <w:rPr>
+          <w:rFonts w:ascii="Consolas" w:eastAsia="宋体" w:hAnsi="Consolas" w:cs="宋体"/>
+          <w:color w:val="D5D8E0"/>
+          <w:sz w:val="18"/>
+          <w:szCs w:val="18"/>
+        </w:rPr>
+        <w:t>=</w:t>
+      </w:r>
+      <w:r>
+        <w:rPr>
+          <w:rFonts w:ascii="Consolas" w:eastAsia="宋体" w:hAnsi="Consolas" w:cs="宋体"/>
+          <w:color w:val="F48CCA"/>
+          <w:sz w:val="18"/>
+          <w:szCs w:val="18"/>
+        </w:rPr>
+        <w:t>32</w:t>
+      </w:r>
+      <w:r>
+        <w:rPr>
+          <w:rFonts w:ascii="Consolas" w:eastAsia="宋体" w:hAnsi="Consolas" w:cs="宋体"/>
+          <w:color w:val="D1D3DB"/>
+          <w:sz w:val="18"/>
+          <w:szCs w:val="18"/>
+        </w:rPr>
+        <w:t>,          </w:t>
+      </w:r>
+      <w:r>
+        <w:rPr>
+          <w:rFonts w:ascii="Consolas" w:eastAsia="宋体" w:hAnsi="Consolas" w:cs="宋体"/>
+          <w:color w:val="737780"/>
+          <w:sz w:val="18"/>
+          <w:szCs w:val="18"/>
+        </w:rPr>
+        <w:t># LoRA</w:t>
+      </w:r>
+      <w:r>
+        <w:rPr>
+          <w:rFonts w:ascii="Consolas" w:eastAsia="宋体" w:hAnsi="Consolas" w:cs="宋体"/>
+          <w:color w:val="737780"/>
+          <w:sz w:val="18"/>
+          <w:szCs w:val="18"/>
+        </w:rPr>
+        <w:t>缩放因子</w:t>
+      </w:r>
+    </w:p>
+    <w:p>
+      <w:pPr>
+        <w:shd w:val="clear" w:color="auto" w:fill="181D27"/>
+        <w:topLinePunct w:val="0"/>
+        <w:adjustRightInd/>
+        <w:snapToGrid/>
+        <w:spacing w:before="0" w:after="0" w:line="240" w:lineRule="auto"/>
+        <w:ind w:leftChars="500" w:left="1000"/>
+        <w:rPr>
+          <w:rFonts w:ascii="Consolas" w:eastAsia="宋体" w:hAnsi="Consolas" w:cs="宋体"/>
+          <w:color w:val="D1D3DB"/>
+          <w:sz w:val="18"/>
+          <w:szCs w:val="18"/>
+        </w:rPr>
+      </w:pPr>
+      <w:r>
+        <w:rPr>
+          <w:rFonts w:ascii="Consolas" w:eastAsia="宋体" w:hAnsi="Consolas" w:cs="宋体"/>
+          <w:color w:val="D1D3DB"/>
+          <w:sz w:val="18"/>
+          <w:szCs w:val="18"/>
+        </w:rPr>
+        <w:t xml:space="preserve">    </w:t>
+      </w:r>
+      <w:r>
+        <w:rPr>
+          <w:rFonts w:ascii="Consolas" w:eastAsia="宋体" w:hAnsi="Consolas" w:cs="宋体"/>
+          <w:color w:val="DED47E"/>
+          <w:sz w:val="18"/>
+          <w:szCs w:val="18"/>
+        </w:rPr>
+        <w:t>lora_dropout</w:t>
+      </w:r>
+      <w:r>
+        <w:rPr>
+          <w:rFonts w:ascii="Consolas" w:eastAsia="宋体" w:hAnsi="Consolas" w:cs="宋体"/>
+          <w:color w:val="D5D8E0"/>
+          <w:sz w:val="18"/>
+          <w:szCs w:val="18"/>
+        </w:rPr>
+        <w:t>=</w:t>
+      </w:r>
+      <w:r>
+        <w:rPr>
+          <w:rFonts w:ascii="Consolas" w:eastAsia="宋体" w:hAnsi="Consolas" w:cs="宋体"/>
+          <w:color w:val="F48CCA"/>
+          <w:sz w:val="18"/>
+          <w:szCs w:val="18"/>
+        </w:rPr>
+        <w:t>0.05</w:t>
+      </w:r>
+      <w:r>
+        <w:rPr>
+          <w:rFonts w:ascii="Consolas" w:eastAsia="宋体" w:hAnsi="Consolas" w:cs="宋体"/>
+          <w:color w:val="D1D3DB"/>
+          <w:sz w:val="18"/>
+          <w:szCs w:val="18"/>
+        </w:rPr>
+        <w:t>,      </w:t>
+      </w:r>
+      <w:r>
+        <w:rPr>
+          <w:rFonts w:ascii="Consolas" w:eastAsia="宋体" w:hAnsi="Consolas" w:cs="宋体"/>
+          <w:color w:val="737780"/>
+          <w:sz w:val="18"/>
+          <w:szCs w:val="18"/>
+        </w:rPr>
+        <w:t># Dropout</w:t>
+      </w:r>
+      <w:r>
+        <w:rPr>
+          <w:rFonts w:ascii="Consolas" w:eastAsia="宋体" w:hAnsi="Consolas" w:cs="宋体"/>
+          <w:color w:val="737780"/>
+          <w:sz w:val="18"/>
+          <w:szCs w:val="18"/>
+        </w:rPr>
+        <w:t>率</w:t>
+      </w:r>
+    </w:p>
+    <w:p>
+      <w:pPr>
+        <w:shd w:val="clear" w:color="auto" w:fill="181D27"/>
+        <w:topLinePunct w:val="0"/>
+        <w:adjustRightInd/>
+        <w:snapToGrid/>
+        <w:spacing w:before="0" w:after="0" w:line="240" w:lineRule="auto"/>
+        <w:ind w:leftChars="500" w:left="1000"/>
+        <w:rPr>
+          <w:rFonts w:ascii="Consolas" w:eastAsia="宋体" w:hAnsi="Consolas" w:cs="宋体"/>
+          <w:color w:val="D1D3DB"/>
+          <w:sz w:val="18"/>
+          <w:szCs w:val="18"/>
+        </w:rPr>
+      </w:pPr>
+      <w:r>
+        <w:rPr>
+          <w:rFonts w:ascii="Consolas" w:eastAsia="宋体" w:hAnsi="Consolas" w:cs="宋体"/>
+          <w:color w:val="D1D3DB"/>
+          <w:sz w:val="18"/>
+          <w:szCs w:val="18"/>
+        </w:rPr>
+        <w:t xml:space="preserve">    </w:t>
+      </w:r>
+      <w:r>
+        <w:rPr>
+          <w:rFonts w:ascii="Consolas" w:eastAsia="宋体" w:hAnsi="Consolas" w:cs="宋体"/>
+          <w:color w:val="DED47E"/>
+          <w:sz w:val="18"/>
+          <w:szCs w:val="18"/>
+        </w:rPr>
+        <w:t>inference_mode</w:t>
+      </w:r>
+      <w:r>
+        <w:rPr>
+          <w:rFonts w:ascii="Consolas" w:eastAsia="宋体" w:hAnsi="Consolas" w:cs="宋体"/>
+          <w:color w:val="D5D8E0"/>
+          <w:sz w:val="18"/>
+          <w:szCs w:val="18"/>
+        </w:rPr>
+        <w:t>=</w:t>
+      </w:r>
+      <w:r>
+        <w:rPr>
+          <w:rFonts w:ascii="Consolas" w:eastAsia="宋体" w:hAnsi="Consolas" w:cs="宋体"/>
+          <w:color w:val="80BBFF"/>
+          <w:sz w:val="18"/>
+          <w:szCs w:val="18"/>
+        </w:rPr>
+        <w:t>False</w:t>
+      </w:r>
+      <w:r>
+        <w:rPr>
+          <w:rFonts w:ascii="Consolas" w:eastAsia="宋体" w:hAnsi="Consolas" w:cs="宋体"/>
+          <w:color w:val="D1D3DB"/>
+          <w:sz w:val="18"/>
+          <w:szCs w:val="18"/>
+        </w:rPr>
+        <w:t xml:space="preserve">    </w:t>
+      </w:r>
+      <w:r>
+        <w:rPr>
+          <w:rFonts w:ascii="Consolas" w:eastAsia="宋体" w:hAnsi="Consolas" w:cs="宋体"/>
+          <w:color w:val="737780"/>
+          <w:sz w:val="18"/>
+          <w:szCs w:val="18"/>
+        </w:rPr>
+        <w:t xml:space="preserve"># </w:t>
+      </w:r>
+      <w:r>
+        <w:rPr>
+          <w:rFonts w:ascii="Consolas" w:eastAsia="宋体" w:hAnsi="Consolas" w:cs="宋体"/>
+          <w:color w:val="737780"/>
+          <w:sz w:val="18"/>
+          <w:szCs w:val="18"/>
+        </w:rPr>
+        <w:t>训练模式</w:t>
+      </w:r>
+    </w:p>
+    <w:p>
+      <w:pPr>
+        <w:shd w:val="clear" w:color="auto" w:fill="181D27"/>
+        <w:topLinePunct w:val="0"/>
+        <w:adjustRightInd/>
+        <w:snapToGrid/>
+        <w:spacing w:before="0" w:after="0" w:line="240" w:lineRule="auto"/>
+        <w:ind w:leftChars="500" w:left="1000"/>
+        <w:rPr>
+          <w:rFonts w:ascii="Consolas" w:eastAsia="宋体" w:hAnsi="Consolas" w:cs="宋体"/>
+          <w:color w:val="D1D3DB"/>
+          <w:sz w:val="18"/>
+          <w:szCs w:val="18"/>
+        </w:rPr>
+      </w:pPr>
+      <w:r>
+        <w:rPr>
+          <w:rFonts w:ascii="Consolas" w:eastAsia="宋体" w:hAnsi="Consolas" w:cs="宋体"/>
+          <w:color w:val="D1D3DB"/>
+          <w:sz w:val="18"/>
+          <w:szCs w:val="18"/>
+        </w:rPr>
+        <w:t>)</w:t>
+      </w:r>
+    </w:p>
+    <w:p>
+      <w:pPr>
+        <w:shd w:val="clear" w:color="auto" w:fill="181D27"/>
+        <w:topLinePunct w:val="0"/>
+        <w:adjustRightInd/>
+        <w:snapToGrid/>
+        <w:spacing w:before="0" w:after="0" w:line="240" w:lineRule="auto"/>
+        <w:ind w:leftChars="500" w:left="1000"/>
+        <w:rPr>
+          <w:rFonts w:ascii="Consolas" w:eastAsia="宋体" w:hAnsi="Consolas" w:cs="宋体"/>
+          <w:color w:val="D1D3DB"/>
+          <w:sz w:val="18"/>
+          <w:szCs w:val="18"/>
+        </w:rPr>
+      </w:pPr>
+    </w:p>
+    <w:p>
+      <w:pPr>
+        <w:shd w:val="clear" w:color="auto" w:fill="181D27"/>
+        <w:topLinePunct w:val="0"/>
+        <w:adjustRightInd/>
+        <w:snapToGrid/>
+        <w:spacing w:before="0" w:after="0" w:line="240" w:lineRule="auto"/>
+        <w:ind w:leftChars="500" w:left="1000"/>
+        <w:rPr>
+          <w:rFonts w:ascii="Consolas" w:eastAsia="宋体" w:hAnsi="Consolas" w:cs="宋体"/>
+          <w:color w:val="D1D3DB"/>
+          <w:sz w:val="18"/>
+          <w:szCs w:val="18"/>
+        </w:rPr>
+      </w:pPr>
+      <w:r>
+        <w:rPr>
+          <w:rFonts w:ascii="Consolas" w:eastAsia="宋体" w:hAnsi="Consolas" w:cs="宋体"/>
+          <w:color w:val="737780"/>
+          <w:sz w:val="18"/>
+          <w:szCs w:val="18"/>
+        </w:rPr>
+        <w:t xml:space="preserve"># </w:t>
+      </w:r>
+      <w:r>
+        <w:rPr>
+          <w:rFonts w:ascii="Consolas" w:eastAsia="宋体" w:hAnsi="Consolas" w:cs="宋体"/>
+          <w:color w:val="737780"/>
+          <w:sz w:val="18"/>
+          <w:szCs w:val="18"/>
+        </w:rPr>
+        <w:t>应用</w:t>
+      </w:r>
+      <w:r>
+        <w:rPr>
+          <w:rFonts w:ascii="Consolas" w:eastAsia="宋体" w:hAnsi="Consolas" w:cs="宋体"/>
+          <w:color w:val="737780"/>
+          <w:sz w:val="18"/>
+          <w:szCs w:val="18"/>
+        </w:rPr>
+        <w:t>LoRA</w:t>
+      </w:r>
+      <w:r>
+        <w:rPr>
+          <w:rFonts w:ascii="Consolas" w:eastAsia="宋体" w:hAnsi="Consolas" w:cs="宋体"/>
+          <w:color w:val="737780"/>
+          <w:sz w:val="18"/>
+          <w:szCs w:val="18"/>
+        </w:rPr>
+        <w:t>到模型</w:t>
+      </w:r>
+    </w:p>
+    <w:p>
+      <w:pPr>
+        <w:shd w:val="clear" w:color="auto" w:fill="181D27"/>
+        <w:topLinePunct w:val="0"/>
+        <w:adjustRightInd/>
+        <w:snapToGrid/>
+        <w:spacing w:before="0" w:after="0" w:line="240" w:lineRule="auto"/>
+        <w:ind w:leftChars="500" w:left="1000"/>
+        <w:rPr>
+          <w:rFonts w:ascii="Consolas" w:eastAsia="宋体" w:hAnsi="Consolas" w:cs="宋体"/>
+          <w:color w:val="D1D3DB"/>
+          <w:sz w:val="18"/>
+          <w:szCs w:val="18"/>
+        </w:rPr>
+      </w:pPr>
+      <w:r>
+        <w:rPr>
+          <w:rFonts w:ascii="Consolas" w:eastAsia="宋体" w:hAnsi="Consolas" w:cs="宋体"/>
+          <w:color w:val="DED47E"/>
+          <w:sz w:val="18"/>
+          <w:szCs w:val="18"/>
+        </w:rPr>
+        <w:t>model</w:t>
+      </w:r>
+      <w:r>
+        <w:rPr>
+          <w:rFonts w:ascii="Consolas" w:eastAsia="宋体" w:hAnsi="Consolas" w:cs="宋体"/>
+          <w:color w:val="D1D3DB"/>
+          <w:sz w:val="18"/>
+          <w:szCs w:val="18"/>
+        </w:rPr>
+        <w:t xml:space="preserve"> </w:t>
+      </w:r>
+      <w:r>
+        <w:rPr>
+          <w:rFonts w:ascii="Consolas" w:eastAsia="宋体" w:hAnsi="Consolas" w:cs="宋体"/>
+          <w:color w:val="D5D8E0"/>
+          <w:sz w:val="18"/>
+          <w:szCs w:val="18"/>
+        </w:rPr>
+        <w:t>=</w:t>
+      </w:r>
+      <w:r>
+        <w:rPr>
+          <w:rFonts w:ascii="Consolas" w:eastAsia="宋体" w:hAnsi="Consolas" w:cs="宋体"/>
+          <w:color w:val="D1D3DB"/>
+          <w:sz w:val="18"/>
+          <w:szCs w:val="18"/>
+        </w:rPr>
+        <w:t xml:space="preserve"> </w:t>
+      </w:r>
+      <w:r>
+        <w:rPr>
+          <w:rFonts w:ascii="Consolas" w:eastAsia="宋体" w:hAnsi="Consolas" w:cs="宋体"/>
+          <w:color w:val="F29D79"/>
+          <w:sz w:val="18"/>
+          <w:szCs w:val="18"/>
+        </w:rPr>
+        <w:t>get_peft_model</w:t>
+      </w:r>
+      <w:r>
+        <w:rPr>
+          <w:rFonts w:ascii="Consolas" w:eastAsia="宋体" w:hAnsi="Consolas" w:cs="宋体"/>
+          <w:color w:val="D1D3DB"/>
+          <w:sz w:val="18"/>
+          <w:szCs w:val="18"/>
+        </w:rPr>
+        <w:t>(</w:t>
+      </w:r>
+      <w:r>
+        <w:rPr>
+          <w:rFonts w:ascii="Consolas" w:eastAsia="宋体" w:hAnsi="Consolas" w:cs="宋体"/>
+          <w:color w:val="DED47E"/>
+          <w:sz w:val="18"/>
+          <w:szCs w:val="18"/>
+        </w:rPr>
+        <w:t>model</w:t>
+      </w:r>
+      <w:r>
+        <w:rPr>
+          <w:rFonts w:ascii="Consolas" w:eastAsia="宋体" w:hAnsi="Consolas" w:cs="宋体"/>
+          <w:color w:val="D1D3DB"/>
+          <w:sz w:val="18"/>
+          <w:szCs w:val="18"/>
+        </w:rPr>
+        <w:t xml:space="preserve">, </w:t>
+      </w:r>
+      <w:r>
+        <w:rPr>
+          <w:rFonts w:ascii="Consolas" w:eastAsia="宋体" w:hAnsi="Consolas" w:cs="宋体"/>
+          <w:color w:val="DED47E"/>
+          <w:sz w:val="18"/>
+          <w:szCs w:val="18"/>
+        </w:rPr>
+        <w:t>lora_config</w:t>
+      </w:r>
+      <w:r>
+        <w:rPr>
+          <w:rFonts w:ascii="Consolas" w:eastAsia="宋体" w:hAnsi="Consolas" w:cs="宋体"/>
+          <w:color w:val="D1D3DB"/>
+          <w:sz w:val="18"/>
+          <w:szCs w:val="18"/>
+        </w:rPr>
+        <w:t>)</w:t>
+      </w:r>
+    </w:p>
+    <w:p>
+      <w:pPr>
+        <w:pStyle w:val="afffff5"/>
+        <w:numPr>
+          <w:ilvl w:val="0"/>
+          <w:numId w:val="30"/>
+        </w:numPr>
+        <w:adjustRightInd/>
+        <w:spacing w:before="120" w:after="120"/>
+        <w:ind w:leftChars="0" w:firstLineChars="0"/>
+        <w:rPr>
+          <w:rFonts w:cs="Arial"/>
+          <w:sz w:val="21"/>
+          <w:szCs w:val="21"/>
+        </w:rPr>
+      </w:pPr>
+      <w:r>
+        <w:rPr>
+          <w:rFonts w:cs="Arial" w:hint="eastAsia"/>
+          <w:b/>
+          <w:bCs/>
+          <w:sz w:val="21"/>
+          <w:szCs w:val="21"/>
+        </w:rPr>
+        <w:t>配置训练参数</w:t>
+      </w:r>
+      <w:r>
+        <w:rPr>
+          <w:rFonts w:cs="Arial" w:hint="eastAsia"/>
+          <w:b/>
+          <w:bCs/>
+          <w:sz w:val="21"/>
+          <w:szCs w:val="21"/>
+        </w:rPr>
+        <w:t>：</w:t>
+      </w:r>
+      <w:r>
+        <w:rPr>
+          <w:rFonts w:cs="Arial" w:hint="eastAsia"/>
+          <w:sz w:val="21"/>
+          <w:szCs w:val="21"/>
+        </w:rPr>
+        <w:t>采用交叉熵损失函数聚焦回答部分的损失计算（指令部分</w:t>
+      </w:r>
+      <w:r>
+        <w:rPr>
+          <w:rFonts w:cs="Arial"/>
+          <w:sz w:val="21"/>
+          <w:szCs w:val="21"/>
+        </w:rPr>
+        <w:t xml:space="preserve"> labels 设为 - 100 屏蔽损失），设置输出目录为./output 用于存储训练日志和 checkpoint 文件，批量大小（per_device_train_batch_size）设为 4 以适配硬件显存，梯度累积步数设为 5 等效提升批</w:t>
+      </w:r>
+      <w:r>
+        <w:rPr>
+          <w:rFonts w:cs="Arial"/>
+          <w:sz w:val="21"/>
+          <w:szCs w:val="21"/>
+        </w:rPr>
+        <w:lastRenderedPageBreak/>
+        <w:t xml:space="preserve">量处理能力，每 10 步记录一次训练日志、每 100 步保存一次模型 checkpoint，训练轮数（num_train_epochs）定为 3 以充分拟合数据且避免过拟合，学习率设为 3e-5 适配 LoRA </w:t>
+      </w:r>
+      <w:r>
+        <w:rPr>
+          <w:rFonts w:cs="Arial" w:hint="eastAsia"/>
+          <w:sz w:val="21"/>
+          <w:szCs w:val="21"/>
+        </w:rPr>
+        <w:t>微调场景，同时启用</w:t>
+      </w:r>
+      <w:r>
+        <w:rPr>
+          <w:rFonts w:cs="Arial"/>
+          <w:sz w:val="21"/>
+          <w:szCs w:val="21"/>
+        </w:rPr>
+        <w:t xml:space="preserve"> save_on_each_node 参数确保多节点训练时的模型保存完整性。</w:t>
+      </w:r>
+    </w:p>
+    <w:p>
+      <w:pPr>
+        <w:shd w:val="clear" w:color="auto" w:fill="181D27"/>
+        <w:topLinePunct w:val="0"/>
+        <w:adjustRightInd/>
+        <w:snapToGrid/>
+        <w:spacing w:before="0" w:after="0" w:line="240" w:lineRule="auto"/>
+        <w:ind w:leftChars="500" w:left="1000"/>
+        <w:rPr>
+          <w:rFonts w:ascii="Consolas" w:eastAsia="宋体" w:hAnsi="Consolas" w:cs="宋体"/>
+          <w:color w:val="D1D3DB"/>
+          <w:sz w:val="18"/>
+          <w:szCs w:val="18"/>
+        </w:rPr>
+      </w:pPr>
+      <w:r>
+        <w:rPr>
+          <w:rFonts w:ascii="Consolas" w:eastAsia="宋体" w:hAnsi="Consolas" w:cs="宋体"/>
+          <w:color w:val="737780"/>
+          <w:sz w:val="18"/>
+          <w:szCs w:val="18"/>
+        </w:rPr>
+        <w:t xml:space="preserve"># </w:t>
+      </w:r>
+      <w:r>
+        <w:rPr>
+          <w:rFonts w:ascii="Consolas" w:eastAsia="宋体" w:hAnsi="Consolas" w:cs="宋体"/>
+          <w:color w:val="737780"/>
+          <w:sz w:val="18"/>
+          <w:szCs w:val="18"/>
+        </w:rPr>
+        <w:t>定义训练参数</w:t>
+      </w:r>
+    </w:p>
+    <w:p>
+      <w:pPr>
+        <w:shd w:val="clear" w:color="auto" w:fill="181D27"/>
+        <w:topLinePunct w:val="0"/>
+        <w:adjustRightInd/>
+        <w:snapToGrid/>
+        <w:spacing w:before="0" w:after="0" w:line="240" w:lineRule="auto"/>
+        <w:ind w:leftChars="500" w:left="1000"/>
+        <w:rPr>
+          <w:rFonts w:ascii="Consolas" w:eastAsia="宋体" w:hAnsi="Consolas" w:cs="宋体"/>
+          <w:color w:val="D1D3DB"/>
+          <w:sz w:val="18"/>
+          <w:szCs w:val="18"/>
+        </w:rPr>
+      </w:pPr>
+      <w:r>
+        <w:rPr>
+          <w:rFonts w:ascii="Consolas" w:eastAsia="宋体" w:hAnsi="Consolas" w:cs="宋体"/>
+          <w:color w:val="DED47E"/>
+          <w:sz w:val="18"/>
+          <w:szCs w:val="18"/>
+        </w:rPr>
+        <w:t>args</w:t>
+      </w:r>
+      <w:r>
+        <w:rPr>
+          <w:rFonts w:ascii="Consolas" w:eastAsia="宋体" w:hAnsi="Consolas" w:cs="宋体"/>
+          <w:color w:val="D1D3DB"/>
+          <w:sz w:val="18"/>
+          <w:szCs w:val="18"/>
+        </w:rPr>
+        <w:t xml:space="preserve"> </w:t>
+      </w:r>
+      <w:r>
+        <w:rPr>
+          <w:rFonts w:ascii="Consolas" w:eastAsia="宋体" w:hAnsi="Consolas" w:cs="宋体"/>
+          <w:color w:val="D5D8E0"/>
+          <w:sz w:val="18"/>
+          <w:szCs w:val="18"/>
+        </w:rPr>
+        <w:t>=</w:t>
+      </w:r>
+      <w:r>
+        <w:rPr>
+          <w:rFonts w:ascii="Consolas" w:eastAsia="宋体" w:hAnsi="Consolas" w:cs="宋体"/>
+          <w:color w:val="D1D3DB"/>
+          <w:sz w:val="18"/>
+          <w:szCs w:val="18"/>
+        </w:rPr>
+        <w:t xml:space="preserve"> TrainingArguments(</w:t>
+      </w:r>
+    </w:p>
+    <w:p>
+      <w:pPr>
+        <w:shd w:val="clear" w:color="auto" w:fill="181D27"/>
+        <w:topLinePunct w:val="0"/>
+        <w:adjustRightInd/>
+        <w:snapToGrid/>
+        <w:spacing w:before="0" w:after="0" w:line="240" w:lineRule="auto"/>
+        <w:ind w:leftChars="500" w:left="1000"/>
+        <w:rPr>
+          <w:rFonts w:ascii="Consolas" w:eastAsia="宋体" w:hAnsi="Consolas" w:cs="宋体"/>
+          <w:color w:val="D1D3DB"/>
+          <w:sz w:val="18"/>
+          <w:szCs w:val="18"/>
+        </w:rPr>
+      </w:pPr>
+      <w:r>
+        <w:rPr>
+          <w:rFonts w:ascii="Consolas" w:eastAsia="宋体" w:hAnsi="Consolas" w:cs="宋体"/>
+          <w:color w:val="D1D3DB"/>
+          <w:sz w:val="18"/>
+          <w:szCs w:val="18"/>
+        </w:rPr>
+        <w:t xml:space="preserve">    </w:t>
+      </w:r>
+      <w:r>
+        <w:rPr>
+          <w:rFonts w:ascii="Consolas" w:eastAsia="宋体" w:hAnsi="Consolas" w:cs="宋体"/>
+          <w:color w:val="DED47E"/>
+          <w:sz w:val="18"/>
+          <w:szCs w:val="18"/>
+        </w:rPr>
+        <w:t>output_dir</w:t>
+      </w:r>
+      <w:r>
+        <w:rPr>
+          <w:rFonts w:ascii="Consolas" w:eastAsia="宋体" w:hAnsi="Consolas" w:cs="宋体"/>
+          <w:color w:val="D5D8E0"/>
+          <w:sz w:val="18"/>
+          <w:szCs w:val="18"/>
+        </w:rPr>
+        <w:t>=</w:t>
+      </w:r>
+      <w:r>
+        <w:rPr>
+          <w:rFonts w:ascii="Consolas" w:eastAsia="宋体" w:hAnsi="Consolas" w:cs="宋体"/>
+          <w:color w:val="82D99F"/>
+          <w:sz w:val="18"/>
+          <w:szCs w:val="18"/>
+        </w:rPr>
+        <w:t>"./output"</w:t>
+      </w:r>
+      <w:r>
+        <w:rPr>
+          <w:rFonts w:ascii="Consolas" w:eastAsia="宋体" w:hAnsi="Consolas" w:cs="宋体"/>
+          <w:color w:val="D1D3DB"/>
+          <w:sz w:val="18"/>
+          <w:szCs w:val="18"/>
+        </w:rPr>
+        <w:t>,                  </w:t>
+      </w:r>
+      <w:r>
+        <w:rPr>
+          <w:rFonts w:ascii="Consolas" w:eastAsia="宋体" w:hAnsi="Consolas" w:cs="宋体"/>
+          <w:color w:val="737780"/>
+          <w:sz w:val="18"/>
+          <w:szCs w:val="18"/>
+        </w:rPr>
+        <w:t xml:space="preserve"># </w:t>
+      </w:r>
+      <w:r>
+        <w:rPr>
+          <w:rFonts w:ascii="Consolas" w:eastAsia="宋体" w:hAnsi="Consolas" w:cs="宋体"/>
+          <w:color w:val="737780"/>
+          <w:sz w:val="18"/>
+          <w:szCs w:val="18"/>
+        </w:rPr>
+        <w:t>输出目录（存储日志与</w:t>
+      </w:r>
+      <w:r>
+        <w:rPr>
+          <w:rFonts w:ascii="Consolas" w:eastAsia="宋体" w:hAnsi="Consolas" w:cs="宋体"/>
+          <w:color w:val="737780"/>
+          <w:sz w:val="18"/>
+          <w:szCs w:val="18"/>
+        </w:rPr>
+        <w:t>checkpoint</w:t>
+      </w:r>
+      <w:r>
+        <w:rPr>
+          <w:rFonts w:ascii="Consolas" w:eastAsia="宋体" w:hAnsi="Consolas" w:cs="宋体"/>
+          <w:color w:val="737780"/>
+          <w:sz w:val="18"/>
+          <w:szCs w:val="18"/>
+        </w:rPr>
+        <w:t>）</w:t>
+      </w:r>
+    </w:p>
+    <w:p>
+      <w:pPr>
+        <w:shd w:val="clear" w:color="auto" w:fill="181D27"/>
+        <w:topLinePunct w:val="0"/>
+        <w:adjustRightInd/>
+        <w:snapToGrid/>
+        <w:spacing w:before="0" w:after="0" w:line="240" w:lineRule="auto"/>
+        <w:ind w:leftChars="500" w:left="1000"/>
+        <w:rPr>
+          <w:rFonts w:ascii="Consolas" w:eastAsia="宋体" w:hAnsi="Consolas" w:cs="宋体"/>
+          <w:color w:val="D1D3DB"/>
+          <w:sz w:val="18"/>
+          <w:szCs w:val="18"/>
+        </w:rPr>
+      </w:pPr>
+      <w:r>
+        <w:rPr>
+          <w:rFonts w:ascii="Consolas" w:eastAsia="宋体" w:hAnsi="Consolas" w:cs="宋体"/>
+          <w:color w:val="D1D3DB"/>
+          <w:sz w:val="18"/>
+          <w:szCs w:val="18"/>
+        </w:rPr>
+        <w:t xml:space="preserve">    </w:t>
+      </w:r>
+      <w:r>
+        <w:rPr>
+          <w:rFonts w:ascii="Consolas" w:eastAsia="宋体" w:hAnsi="Consolas" w:cs="宋体"/>
+          <w:color w:val="DED47E"/>
+          <w:sz w:val="18"/>
+          <w:szCs w:val="18"/>
+        </w:rPr>
+        <w:t>per_device_train_batch_size</w:t>
+      </w:r>
+      <w:r>
+        <w:rPr>
+          <w:rFonts w:ascii="Consolas" w:eastAsia="宋体" w:hAnsi="Consolas" w:cs="宋体"/>
+          <w:color w:val="D5D8E0"/>
+          <w:sz w:val="18"/>
+          <w:szCs w:val="18"/>
+        </w:rPr>
+        <w:t>=</w:t>
+      </w:r>
+      <w:r>
+        <w:rPr>
+          <w:rFonts w:ascii="Consolas" w:eastAsia="宋体" w:hAnsi="Consolas" w:cs="宋体"/>
+          <w:color w:val="F48CCA"/>
+          <w:sz w:val="18"/>
+          <w:szCs w:val="18"/>
+        </w:rPr>
+        <w:t>4</w:t>
+      </w:r>
+      <w:r>
+        <w:rPr>
+          <w:rFonts w:ascii="Consolas" w:eastAsia="宋体" w:hAnsi="Consolas" w:cs="宋体"/>
+          <w:color w:val="D1D3DB"/>
+          <w:sz w:val="18"/>
+          <w:szCs w:val="18"/>
+        </w:rPr>
+        <w:t>,          </w:t>
+      </w:r>
+      <w:r>
+        <w:rPr>
+          <w:rFonts w:ascii="Consolas" w:eastAsia="宋体" w:hAnsi="Consolas" w:cs="宋体"/>
+          <w:color w:val="737780"/>
+          <w:sz w:val="18"/>
+          <w:szCs w:val="18"/>
+        </w:rPr>
+        <w:t xml:space="preserve"># </w:t>
+      </w:r>
+      <w:r>
+        <w:rPr>
+          <w:rFonts w:ascii="Consolas" w:eastAsia="宋体" w:hAnsi="Consolas" w:cs="宋体"/>
+          <w:color w:val="737780"/>
+          <w:sz w:val="18"/>
+          <w:szCs w:val="18"/>
+        </w:rPr>
+        <w:t>单设备训练批量大小</w:t>
+      </w:r>
+    </w:p>
+    <w:p>
+      <w:pPr>
+        <w:shd w:val="clear" w:color="auto" w:fill="181D27"/>
+        <w:topLinePunct w:val="0"/>
+        <w:adjustRightInd/>
+        <w:snapToGrid/>
+        <w:spacing w:before="0" w:after="0" w:line="240" w:lineRule="auto"/>
+        <w:ind w:leftChars="500" w:left="1000"/>
+        <w:rPr>
+          <w:rFonts w:ascii="Consolas" w:eastAsia="宋体" w:hAnsi="Consolas" w:cs="宋体"/>
+          <w:color w:val="D1D3DB"/>
+          <w:sz w:val="18"/>
+          <w:szCs w:val="18"/>
+        </w:rPr>
+      </w:pPr>
+      <w:r>
+        <w:rPr>
+          <w:rFonts w:ascii="Consolas" w:eastAsia="宋体" w:hAnsi="Consolas" w:cs="宋体"/>
+          <w:color w:val="D1D3DB"/>
+          <w:sz w:val="18"/>
+          <w:szCs w:val="18"/>
+        </w:rPr>
+        <w:t xml:space="preserve">    </w:t>
+      </w:r>
+      <w:r>
+        <w:rPr>
+          <w:rFonts w:ascii="Consolas" w:eastAsia="宋体" w:hAnsi="Consolas" w:cs="宋体"/>
+          <w:color w:val="DED47E"/>
+          <w:sz w:val="18"/>
+          <w:szCs w:val="18"/>
+        </w:rPr>
+        <w:t>gradient_accumulation_steps</w:t>
+      </w:r>
+      <w:r>
+        <w:rPr>
+          <w:rFonts w:ascii="Consolas" w:eastAsia="宋体" w:hAnsi="Consolas" w:cs="宋体"/>
+          <w:color w:val="D5D8E0"/>
+          <w:sz w:val="18"/>
+          <w:szCs w:val="18"/>
+        </w:rPr>
+        <w:t>=</w:t>
+      </w:r>
+      <w:r>
+        <w:rPr>
+          <w:rFonts w:ascii="Consolas" w:eastAsia="宋体" w:hAnsi="Consolas" w:cs="宋体"/>
+          <w:color w:val="F48CCA"/>
+          <w:sz w:val="18"/>
+          <w:szCs w:val="18"/>
+        </w:rPr>
+        <w:t>5</w:t>
+      </w:r>
+      <w:r>
+        <w:rPr>
+          <w:rFonts w:ascii="Consolas" w:eastAsia="宋体" w:hAnsi="Consolas" w:cs="宋体"/>
+          <w:color w:val="D1D3DB"/>
+          <w:sz w:val="18"/>
+          <w:szCs w:val="18"/>
+        </w:rPr>
+        <w:t>,          </w:t>
+      </w:r>
+      <w:r>
+        <w:rPr>
+          <w:rFonts w:ascii="Consolas" w:eastAsia="宋体" w:hAnsi="Consolas" w:cs="宋体"/>
+          <w:color w:val="737780"/>
+          <w:sz w:val="18"/>
+          <w:szCs w:val="18"/>
+        </w:rPr>
+        <w:t xml:space="preserve"># </w:t>
+      </w:r>
+      <w:r>
+        <w:rPr>
+          <w:rFonts w:ascii="Consolas" w:eastAsia="宋体" w:hAnsi="Consolas" w:cs="宋体"/>
+          <w:color w:val="737780"/>
+          <w:sz w:val="18"/>
+          <w:szCs w:val="18"/>
+        </w:rPr>
+        <w:t>梯度累积步数（等效提升批量处理能力）</w:t>
+      </w:r>
+    </w:p>
+    <w:p>
+      <w:pPr>
+        <w:shd w:val="clear" w:color="auto" w:fill="181D27"/>
+        <w:topLinePunct w:val="0"/>
+        <w:adjustRightInd/>
+        <w:snapToGrid/>
+        <w:spacing w:before="0" w:after="0" w:line="240" w:lineRule="auto"/>
+        <w:ind w:leftChars="500" w:left="1000"/>
+        <w:rPr>
+          <w:rFonts w:ascii="Consolas" w:eastAsia="宋体" w:hAnsi="Consolas" w:cs="宋体"/>
+          <w:color w:val="D1D3DB"/>
+          <w:sz w:val="18"/>
+          <w:szCs w:val="18"/>
+        </w:rPr>
+      </w:pPr>
+      <w:r>
+        <w:rPr>
+          <w:rFonts w:ascii="Consolas" w:eastAsia="宋体" w:hAnsi="Consolas" w:cs="宋体"/>
+          <w:color w:val="D1D3DB"/>
+          <w:sz w:val="18"/>
+          <w:szCs w:val="18"/>
+        </w:rPr>
+        <w:t xml:space="preserve">    </w:t>
+      </w:r>
+      <w:r>
+        <w:rPr>
+          <w:rFonts w:ascii="Consolas" w:eastAsia="宋体" w:hAnsi="Consolas" w:cs="宋体"/>
+          <w:color w:val="DED47E"/>
+          <w:sz w:val="18"/>
+          <w:szCs w:val="18"/>
+        </w:rPr>
+        <w:t>logging_steps</w:t>
+      </w:r>
+      <w:r>
+        <w:rPr>
+          <w:rFonts w:ascii="Consolas" w:eastAsia="宋体" w:hAnsi="Consolas" w:cs="宋体"/>
+          <w:color w:val="D5D8E0"/>
+          <w:sz w:val="18"/>
+          <w:szCs w:val="18"/>
+        </w:rPr>
+        <w:t>=</w:t>
+      </w:r>
+      <w:r>
+        <w:rPr>
+          <w:rFonts w:ascii="Consolas" w:eastAsia="宋体" w:hAnsi="Consolas" w:cs="宋体"/>
+          <w:color w:val="F48CCA"/>
+          <w:sz w:val="18"/>
+          <w:szCs w:val="18"/>
+        </w:rPr>
+        <w:t>10</w:t>
+      </w:r>
+      <w:r>
+        <w:rPr>
+          <w:rFonts w:ascii="Consolas" w:eastAsia="宋体" w:hAnsi="Consolas" w:cs="宋体"/>
+          <w:color w:val="D1D3DB"/>
+          <w:sz w:val="18"/>
+          <w:szCs w:val="18"/>
+        </w:rPr>
+        <w:t xml:space="preserve">,                       </w:t>
+      </w:r>
+      <w:r>
+        <w:rPr>
+          <w:rFonts w:ascii="Consolas" w:eastAsia="宋体" w:hAnsi="Consolas" w:cs="宋体"/>
+          <w:color w:val="737780"/>
+          <w:sz w:val="18"/>
+          <w:szCs w:val="18"/>
+        </w:rPr>
+        <w:t xml:space="preserve"># </w:t>
+      </w:r>
+      <w:r>
+        <w:rPr>
+          <w:rFonts w:ascii="Consolas" w:eastAsia="宋体" w:hAnsi="Consolas" w:cs="宋体"/>
+          <w:color w:val="737780"/>
+          <w:sz w:val="18"/>
+          <w:szCs w:val="18"/>
+        </w:rPr>
+        <w:t>日志记录间隔</w:t>
+      </w:r>
+    </w:p>
+    <w:p>
+      <w:pPr>
+        <w:shd w:val="clear" w:color="auto" w:fill="181D27"/>
+        <w:topLinePunct w:val="0"/>
+        <w:adjustRightInd/>
+        <w:snapToGrid/>
+        <w:spacing w:before="0" w:after="0" w:line="240" w:lineRule="auto"/>
+        <w:ind w:leftChars="500" w:left="1000"/>
+        <w:rPr>
+          <w:rFonts w:ascii="Consolas" w:eastAsia="宋体" w:hAnsi="Consolas" w:cs="宋体"/>
+          <w:color w:val="D1D3DB"/>
+          <w:sz w:val="18"/>
+          <w:szCs w:val="18"/>
+        </w:rPr>
+      </w:pPr>
+      <w:r>
+        <w:rPr>
+          <w:rFonts w:ascii="Consolas" w:eastAsia="宋体" w:hAnsi="Consolas" w:cs="宋体"/>
+          <w:color w:val="D1D3DB"/>
+          <w:sz w:val="18"/>
+          <w:szCs w:val="18"/>
+        </w:rPr>
+        <w:t xml:space="preserve">    </w:t>
+      </w:r>
+      <w:r>
+        <w:rPr>
+          <w:rFonts w:ascii="Consolas" w:eastAsia="宋体" w:hAnsi="Consolas" w:cs="宋体"/>
+          <w:color w:val="DED47E"/>
+          <w:sz w:val="18"/>
+          <w:szCs w:val="18"/>
+        </w:rPr>
+        <w:t>num_train_epochs</w:t>
+      </w:r>
+      <w:r>
+        <w:rPr>
+          <w:rFonts w:ascii="Consolas" w:eastAsia="宋体" w:hAnsi="Consolas" w:cs="宋体"/>
+          <w:color w:val="D5D8E0"/>
+          <w:sz w:val="18"/>
+          <w:szCs w:val="18"/>
+        </w:rPr>
+        <w:t>=</w:t>
+      </w:r>
+      <w:r>
+        <w:rPr>
+          <w:rFonts w:ascii="Consolas" w:eastAsia="宋体" w:hAnsi="Consolas" w:cs="宋体"/>
+          <w:color w:val="F48CCA"/>
+          <w:sz w:val="18"/>
+          <w:szCs w:val="18"/>
+        </w:rPr>
+        <w:t>3</w:t>
+      </w:r>
+      <w:r>
+        <w:rPr>
+          <w:rFonts w:ascii="Consolas" w:eastAsia="宋体" w:hAnsi="Consolas" w:cs="宋体"/>
+          <w:color w:val="D1D3DB"/>
+          <w:sz w:val="18"/>
+          <w:szCs w:val="18"/>
+        </w:rPr>
+        <w:t xml:space="preserve">,                     </w:t>
+      </w:r>
+      <w:r>
+        <w:rPr>
+          <w:rFonts w:ascii="Consolas" w:eastAsia="宋体" w:hAnsi="Consolas" w:cs="宋体"/>
+          <w:color w:val="737780"/>
+          <w:sz w:val="18"/>
+          <w:szCs w:val="18"/>
+        </w:rPr>
+        <w:t xml:space="preserve"># </w:t>
+      </w:r>
+      <w:r>
+        <w:rPr>
+          <w:rFonts w:ascii="Consolas" w:eastAsia="宋体" w:hAnsi="Consolas" w:cs="宋体"/>
+          <w:color w:val="737780"/>
+          <w:sz w:val="18"/>
+          <w:szCs w:val="18"/>
+        </w:rPr>
+        <w:t>训练轮数（平衡拟合与过拟合）</w:t>
+      </w:r>
+    </w:p>
+    <w:p>
+      <w:pPr>
+        <w:shd w:val="clear" w:color="auto" w:fill="181D27"/>
+        <w:topLinePunct w:val="0"/>
+        <w:adjustRightInd/>
+        <w:snapToGrid/>
+        <w:spacing w:before="0" w:after="0" w:line="240" w:lineRule="auto"/>
+        <w:ind w:leftChars="500" w:left="1000"/>
+        <w:rPr>
+          <w:rFonts w:ascii="Consolas" w:eastAsia="宋体" w:hAnsi="Consolas" w:cs="宋体"/>
+          <w:color w:val="D1D3DB"/>
+          <w:sz w:val="18"/>
+          <w:szCs w:val="18"/>
+        </w:rPr>
+      </w:pPr>
+      <w:r>
+        <w:rPr>
+          <w:rFonts w:ascii="Consolas" w:eastAsia="宋体" w:hAnsi="Consolas" w:cs="宋体"/>
+          <w:color w:val="D1D3DB"/>
+          <w:sz w:val="18"/>
+          <w:szCs w:val="18"/>
+        </w:rPr>
+        <w:t xml:space="preserve">    </w:t>
+      </w:r>
+      <w:r>
+        <w:rPr>
+          <w:rFonts w:ascii="Consolas" w:eastAsia="宋体" w:hAnsi="Consolas" w:cs="宋体"/>
+          <w:color w:val="DED47E"/>
+          <w:sz w:val="18"/>
+          <w:szCs w:val="18"/>
+        </w:rPr>
+        <w:t>save_steps</w:t>
+      </w:r>
+      <w:r>
+        <w:rPr>
+          <w:rFonts w:ascii="Consolas" w:eastAsia="宋体" w:hAnsi="Consolas" w:cs="宋体"/>
+          <w:color w:val="D5D8E0"/>
+          <w:sz w:val="18"/>
+          <w:szCs w:val="18"/>
+        </w:rPr>
+        <w:t>=</w:t>
+      </w:r>
+      <w:r>
+        <w:rPr>
+          <w:rFonts w:ascii="Consolas" w:eastAsia="宋体" w:hAnsi="Consolas" w:cs="宋体"/>
+          <w:color w:val="F48CCA"/>
+          <w:sz w:val="18"/>
+          <w:szCs w:val="18"/>
+        </w:rPr>
+        <w:t>100</w:t>
+      </w:r>
+      <w:r>
+        <w:rPr>
+          <w:rFonts w:ascii="Consolas" w:eastAsia="宋体" w:hAnsi="Consolas" w:cs="宋体"/>
+          <w:color w:val="D1D3DB"/>
+          <w:sz w:val="18"/>
+          <w:szCs w:val="18"/>
+        </w:rPr>
+        <w:t xml:space="preserve">,                         </w:t>
+      </w:r>
+      <w:r>
+        <w:rPr>
+          <w:rFonts w:ascii="Consolas" w:eastAsia="宋体" w:hAnsi="Consolas" w:cs="宋体"/>
+          <w:color w:val="737780"/>
+          <w:sz w:val="18"/>
+          <w:szCs w:val="18"/>
+        </w:rPr>
+        <w:t># checkpoint</w:t>
+      </w:r>
+      <w:r>
+        <w:rPr>
+          <w:rFonts w:ascii="Consolas" w:eastAsia="宋体" w:hAnsi="Consolas" w:cs="宋体"/>
+          <w:color w:val="737780"/>
+          <w:sz w:val="18"/>
+          <w:szCs w:val="18"/>
+        </w:rPr>
+        <w:t>保存间隔</w:t>
+      </w:r>
+    </w:p>
+    <w:p>
+      <w:pPr>
+        <w:shd w:val="clear" w:color="auto" w:fill="181D27"/>
+        <w:topLinePunct w:val="0"/>
+        <w:adjustRightInd/>
+        <w:snapToGrid/>
+        <w:spacing w:before="0" w:after="0" w:line="240" w:lineRule="auto"/>
+        <w:ind w:leftChars="500" w:left="1000"/>
+        <w:rPr>
+          <w:rFonts w:ascii="Consolas" w:eastAsia="宋体" w:hAnsi="Consolas" w:cs="宋体"/>
+          <w:color w:val="D1D3DB"/>
+          <w:sz w:val="18"/>
+          <w:szCs w:val="18"/>
+        </w:rPr>
+      </w:pPr>
+      <w:r>
+        <w:rPr>
+          <w:rFonts w:ascii="Consolas" w:eastAsia="宋体" w:hAnsi="Consolas" w:cs="宋体"/>
+          <w:color w:val="D1D3DB"/>
+          <w:sz w:val="18"/>
+          <w:szCs w:val="18"/>
+        </w:rPr>
+        <w:t xml:space="preserve">    </w:t>
+      </w:r>
+      <w:r>
+        <w:rPr>
+          <w:rFonts w:ascii="Consolas" w:eastAsia="宋体" w:hAnsi="Consolas" w:cs="宋体"/>
+          <w:color w:val="DED47E"/>
+          <w:sz w:val="18"/>
+          <w:szCs w:val="18"/>
+        </w:rPr>
+        <w:t>learning_rate</w:t>
+      </w:r>
+      <w:r>
+        <w:rPr>
+          <w:rFonts w:ascii="Consolas" w:eastAsia="宋体" w:hAnsi="Consolas" w:cs="宋体"/>
+          <w:color w:val="D5D8E0"/>
+          <w:sz w:val="18"/>
+          <w:szCs w:val="18"/>
+        </w:rPr>
+        <w:t>=</w:t>
+      </w:r>
+      <w:r>
+        <w:rPr>
+          <w:rFonts w:ascii="Consolas" w:eastAsia="宋体" w:hAnsi="Consolas" w:cs="宋体"/>
+          <w:color w:val="F48CCA"/>
+          <w:sz w:val="18"/>
+          <w:szCs w:val="18"/>
+        </w:rPr>
+        <w:t>3e-5</w:t>
+      </w:r>
+      <w:r>
+        <w:rPr>
+          <w:rFonts w:ascii="Consolas" w:eastAsia="宋体" w:hAnsi="Consolas" w:cs="宋体"/>
+          <w:color w:val="D1D3DB"/>
+          <w:sz w:val="18"/>
+          <w:szCs w:val="18"/>
+        </w:rPr>
+        <w:t xml:space="preserve">,                     </w:t>
+      </w:r>
+      <w:r>
+        <w:rPr>
+          <w:rFonts w:ascii="Consolas" w:eastAsia="宋体" w:hAnsi="Consolas" w:cs="宋体"/>
+          <w:color w:val="737780"/>
+          <w:sz w:val="18"/>
+          <w:szCs w:val="18"/>
+        </w:rPr>
+        <w:t xml:space="preserve"># </w:t>
+      </w:r>
+      <w:r>
+        <w:rPr>
+          <w:rFonts w:ascii="Consolas" w:eastAsia="宋体" w:hAnsi="Consolas" w:cs="宋体"/>
+          <w:color w:val="737780"/>
+          <w:sz w:val="18"/>
+          <w:szCs w:val="18"/>
+        </w:rPr>
+        <w:t>适配</w:t>
+      </w:r>
+      <w:r>
+        <w:rPr>
+          <w:rFonts w:ascii="Consolas" w:eastAsia="宋体" w:hAnsi="Consolas" w:cs="宋体"/>
+          <w:color w:val="737780"/>
+          <w:sz w:val="18"/>
+          <w:szCs w:val="18"/>
+        </w:rPr>
+        <w:t>LoRA</w:t>
+      </w:r>
+      <w:r>
+        <w:rPr>
+          <w:rFonts w:ascii="Consolas" w:eastAsia="宋体" w:hAnsi="Consolas" w:cs="宋体"/>
+          <w:color w:val="737780"/>
+          <w:sz w:val="18"/>
+          <w:szCs w:val="18"/>
+        </w:rPr>
+        <w:t>微调的学习率</w:t>
+      </w:r>
+    </w:p>
+    <w:p>
+      <w:pPr>
+        <w:shd w:val="clear" w:color="auto" w:fill="181D27"/>
+        <w:topLinePunct w:val="0"/>
+        <w:adjustRightInd/>
+        <w:snapToGrid/>
+        <w:spacing w:before="0" w:after="0" w:line="240" w:lineRule="auto"/>
+        <w:ind w:leftChars="500" w:left="1000"/>
+        <w:rPr>
+          <w:rFonts w:ascii="Consolas" w:eastAsia="宋体" w:hAnsi="Consolas" w:cs="宋体"/>
+          <w:color w:val="D1D3DB"/>
+          <w:sz w:val="18"/>
+          <w:szCs w:val="18"/>
+        </w:rPr>
+      </w:pPr>
+      <w:r>
+        <w:rPr>
+          <w:rFonts w:ascii="Consolas" w:eastAsia="宋体" w:hAnsi="Consolas" w:cs="宋体"/>
+          <w:color w:val="D1D3DB"/>
+          <w:sz w:val="18"/>
+          <w:szCs w:val="18"/>
+        </w:rPr>
+        <w:t xml:space="preserve">    </w:t>
+      </w:r>
+      <w:r>
+        <w:rPr>
+          <w:rFonts w:ascii="Consolas" w:eastAsia="宋体" w:hAnsi="Consolas" w:cs="宋体"/>
+          <w:color w:val="DED47E"/>
+          <w:sz w:val="18"/>
+          <w:szCs w:val="18"/>
+        </w:rPr>
+        <w:t>save_on_each_node</w:t>
+      </w:r>
+      <w:r>
+        <w:rPr>
+          <w:rFonts w:ascii="Consolas" w:eastAsia="宋体" w:hAnsi="Consolas" w:cs="宋体"/>
+          <w:color w:val="D5D8E0"/>
+          <w:sz w:val="18"/>
+          <w:szCs w:val="18"/>
+        </w:rPr>
+        <w:t>=</w:t>
+      </w:r>
+      <w:r>
+        <w:rPr>
+          <w:rFonts w:ascii="Consolas" w:eastAsia="宋体" w:hAnsi="Consolas" w:cs="宋体"/>
+          <w:color w:val="80BBFF"/>
+          <w:sz w:val="18"/>
+          <w:szCs w:val="18"/>
+        </w:rPr>
+        <w:t>True</w:t>
+      </w:r>
+      <w:r>
+        <w:rPr>
+          <w:rFonts w:ascii="Consolas" w:eastAsia="宋体" w:hAnsi="Consolas" w:cs="宋体"/>
+          <w:color w:val="D1D3DB"/>
+          <w:sz w:val="18"/>
+          <w:szCs w:val="18"/>
+        </w:rPr>
+        <w:t xml:space="preserve">,                 </w:t>
+      </w:r>
+      <w:r>
+        <w:rPr>
+          <w:rFonts w:ascii="Consolas" w:eastAsia="宋体" w:hAnsi="Consolas" w:cs="宋体"/>
+          <w:color w:val="737780"/>
+          <w:sz w:val="18"/>
+          <w:szCs w:val="18"/>
+        </w:rPr>
+        <w:t xml:space="preserve"># </w:t>
+      </w:r>
+      <w:r>
+        <w:rPr>
+          <w:rFonts w:ascii="Consolas" w:eastAsia="宋体" w:hAnsi="Consolas" w:cs="宋体"/>
+          <w:color w:val="737780"/>
+          <w:sz w:val="18"/>
+          <w:szCs w:val="18"/>
+        </w:rPr>
+        <w:t>多节点训练时保存完整性</w:t>
+      </w:r>
+    </w:p>
+    <w:p>
+      <w:pPr>
+        <w:shd w:val="clear" w:color="auto" w:fill="181D27"/>
+        <w:topLinePunct w:val="0"/>
+        <w:adjustRightInd/>
+        <w:snapToGrid/>
+        <w:spacing w:before="0" w:after="0" w:line="240" w:lineRule="auto"/>
+        <w:ind w:leftChars="500" w:left="1000"/>
+        <w:rPr>
+          <w:rFonts w:ascii="Consolas" w:eastAsia="宋体" w:hAnsi="Consolas" w:cs="宋体" w:hint="eastAsia"/>
+          <w:color w:val="D1D3DB"/>
+          <w:sz w:val="18"/>
+          <w:szCs w:val="18"/>
+        </w:rPr>
+      </w:pPr>
+      <w:r>
+        <w:rPr>
+          <w:rFonts w:ascii="Consolas" w:eastAsia="宋体" w:hAnsi="Consolas" w:cs="宋体"/>
+          <w:color w:val="D1D3DB"/>
+          <w:sz w:val="18"/>
+          <w:szCs w:val="18"/>
+        </w:rPr>
+        <w:t>)</w:t>
+      </w:r>
+    </w:p>
+    <w:p>
+      <w:pPr>
+        <w:pStyle w:val="afffff5"/>
+        <w:numPr>
+          <w:ilvl w:val="0"/>
+          <w:numId w:val="30"/>
+        </w:numPr>
+        <w:adjustRightInd/>
+        <w:spacing w:before="120" w:after="120"/>
+        <w:ind w:leftChars="0" w:firstLineChars="0"/>
+        <w:rPr>
+          <w:rFonts w:cs="Arial" w:hint="eastAsia"/>
+          <w:sz w:val="21"/>
+          <w:szCs w:val="21"/>
+        </w:rPr>
+      </w:pPr>
+      <w:r>
+        <w:rPr>
+          <w:rFonts w:cs="Arial" w:hint="eastAsia"/>
+          <w:b/>
+          <w:bCs/>
+          <w:sz w:val="21"/>
+          <w:szCs w:val="21"/>
+        </w:rPr>
+        <w:t>启动模型训练</w:t>
+      </w:r>
+      <w:r>
+        <w:rPr>
+          <w:rFonts w:cs="Arial" w:hint="eastAsia"/>
+          <w:b/>
+          <w:bCs/>
+          <w:sz w:val="21"/>
+          <w:szCs w:val="21"/>
+        </w:rPr>
+        <w:t>：</w:t>
+      </w:r>
+      <w:r>
+        <w:rPr>
+          <w:rFonts w:cs="Arial" w:hint="eastAsia"/>
+          <w:sz w:val="21"/>
+          <w:szCs w:val="21"/>
+        </w:rPr>
+        <w:t>创建</w:t>
+      </w:r>
+      <w:r>
+        <w:rPr>
+          <w:rFonts w:cs="Arial"/>
+          <w:sz w:val="21"/>
+          <w:szCs w:val="21"/>
+        </w:rPr>
+        <w:t xml:space="preserve"> Trainer 实例，</w:t>
+      </w:r>
+      <w:r>
+        <w:rPr>
+          <w:rFonts w:cs="Arial" w:hint="eastAsia"/>
+          <w:sz w:val="21"/>
+          <w:szCs w:val="21"/>
+        </w:rPr>
+        <w:t>传入配置好的模型、训练参数（</w:t>
+      </w:r>
+      <w:r>
+        <w:rPr>
+          <w:rFonts w:cs="Arial"/>
+          <w:sz w:val="21"/>
+          <w:szCs w:val="21"/>
+        </w:rPr>
+        <w:t>args）、预处理后的训练数据集（tokenized_train），并使用 DataCollatorForSeq2Seq 作为数据整理器，借助 tokenizer 实现批量数据的动态填充（padding=True）以保证输入序列长度一致，调用 trainer.train () 方法启动训练流程</w:t>
+      </w:r>
+      <w:r>
+        <w:rPr>
+          <w:rFonts w:cs="Arial" w:hint="eastAsia"/>
+          <w:sz w:val="21"/>
+          <w:szCs w:val="21"/>
+        </w:rPr>
+        <w:t>。</w:t>
+      </w:r>
+    </w:p>
+    <w:p>
+      <w:pPr>
+        <w:shd w:val="clear" w:color="auto" w:fill="181D27"/>
+        <w:topLinePunct w:val="0"/>
+        <w:adjustRightInd/>
+        <w:snapToGrid/>
+        <w:spacing w:before="0" w:after="0" w:line="240" w:lineRule="auto"/>
+        <w:ind w:leftChars="500" w:left="1000"/>
+        <w:rPr>
+          <w:rFonts w:ascii="Consolas" w:eastAsia="宋体" w:hAnsi="Consolas" w:cs="宋体"/>
+          <w:color w:val="D1D3DB"/>
+          <w:sz w:val="18"/>
+          <w:szCs w:val="18"/>
+        </w:rPr>
+      </w:pPr>
+      <w:r>
+        <w:rPr>
+          <w:rFonts w:ascii="Consolas" w:eastAsia="宋体" w:hAnsi="Consolas" w:cs="宋体"/>
+          <w:color w:val="DED47E"/>
+          <w:sz w:val="18"/>
+          <w:szCs w:val="18"/>
         </w:rPr>
         <w:t>trainer</w:t>
       </w:r>
@@ -12762,10 +11779,1393 @@
         <w:rPr>
           <w:rFonts w:ascii="Consolas" w:eastAsia="宋体" w:hAnsi="Consolas" w:cs="宋体"/>
           <w:color w:val="D1D3DB"/>
-          <w:sz w:val="16"/>
-          <w:szCs w:val="16"/>
+          <w:sz w:val="18"/>
+          <w:szCs w:val="18"/>
+        </w:rPr>
+        <w:t xml:space="preserve"> </w:t>
+      </w:r>
+      <w:r>
+        <w:rPr>
+          <w:rFonts w:ascii="Consolas" w:eastAsia="宋体" w:hAnsi="Consolas" w:cs="宋体"/>
+          <w:color w:val="D5D8E0"/>
+          <w:sz w:val="18"/>
+          <w:szCs w:val="18"/>
+        </w:rPr>
+        <w:t>=</w:t>
+      </w:r>
+      <w:r>
+        <w:rPr>
+          <w:rFonts w:ascii="Consolas" w:eastAsia="宋体" w:hAnsi="Consolas" w:cs="宋体"/>
+          <w:color w:val="D1D3DB"/>
+          <w:sz w:val="18"/>
+          <w:szCs w:val="18"/>
+        </w:rPr>
+        <w:t xml:space="preserve"> Trainer(</w:t>
+      </w:r>
+    </w:p>
+    <w:p>
+      <w:pPr>
+        <w:shd w:val="clear" w:color="auto" w:fill="181D27"/>
+        <w:topLinePunct w:val="0"/>
+        <w:adjustRightInd/>
+        <w:snapToGrid/>
+        <w:spacing w:before="0" w:after="0" w:line="240" w:lineRule="auto"/>
+        <w:ind w:leftChars="500" w:left="1000"/>
+        <w:rPr>
+          <w:rFonts w:ascii="Consolas" w:eastAsia="宋体" w:hAnsi="Consolas" w:cs="宋体"/>
+          <w:color w:val="D1D3DB"/>
+          <w:sz w:val="18"/>
+          <w:szCs w:val="18"/>
+        </w:rPr>
+      </w:pPr>
+      <w:r>
+        <w:rPr>
+          <w:rFonts w:ascii="Consolas" w:eastAsia="宋体" w:hAnsi="Consolas" w:cs="宋体"/>
+          <w:color w:val="D1D3DB"/>
+          <w:sz w:val="18"/>
+          <w:szCs w:val="18"/>
+        </w:rPr>
+        <w:t xml:space="preserve">    </w:t>
+      </w:r>
+      <w:r>
+        <w:rPr>
+          <w:rFonts w:ascii="Consolas" w:eastAsia="宋体" w:hAnsi="Consolas" w:cs="宋体"/>
+          <w:color w:val="DED47E"/>
+          <w:sz w:val="18"/>
+          <w:szCs w:val="18"/>
+        </w:rPr>
+        <w:t>model</w:t>
+      </w:r>
+      <w:r>
+        <w:rPr>
+          <w:rFonts w:ascii="Consolas" w:eastAsia="宋体" w:hAnsi="Consolas" w:cs="宋体"/>
+          <w:color w:val="D5D8E0"/>
+          <w:sz w:val="18"/>
+          <w:szCs w:val="18"/>
+        </w:rPr>
+        <w:t>=</w:t>
+      </w:r>
+      <w:r>
+        <w:rPr>
+          <w:rFonts w:ascii="Consolas" w:eastAsia="宋体" w:hAnsi="Consolas" w:cs="宋体"/>
+          <w:color w:val="DED47E"/>
+          <w:sz w:val="18"/>
+          <w:szCs w:val="18"/>
+        </w:rPr>
+        <w:t>model</w:t>
+      </w:r>
+      <w:r>
+        <w:rPr>
+          <w:rFonts w:ascii="Consolas" w:eastAsia="宋体" w:hAnsi="Consolas" w:cs="宋体"/>
+          <w:color w:val="D1D3DB"/>
+          <w:sz w:val="18"/>
+          <w:szCs w:val="18"/>
+        </w:rPr>
+        <w:t>,</w:t>
+      </w:r>
+    </w:p>
+    <w:p>
+      <w:pPr>
+        <w:shd w:val="clear" w:color="auto" w:fill="181D27"/>
+        <w:topLinePunct w:val="0"/>
+        <w:adjustRightInd/>
+        <w:snapToGrid/>
+        <w:spacing w:before="0" w:after="0" w:line="240" w:lineRule="auto"/>
+        <w:ind w:leftChars="500" w:left="1000"/>
+        <w:rPr>
+          <w:rFonts w:ascii="Consolas" w:eastAsia="宋体" w:hAnsi="Consolas" w:cs="宋体"/>
+          <w:color w:val="D1D3DB"/>
+          <w:sz w:val="18"/>
+          <w:szCs w:val="18"/>
+        </w:rPr>
+      </w:pPr>
+      <w:r>
+        <w:rPr>
+          <w:rFonts w:ascii="Consolas" w:eastAsia="宋体" w:hAnsi="Consolas" w:cs="宋体"/>
+          <w:color w:val="D1D3DB"/>
+          <w:sz w:val="18"/>
+          <w:szCs w:val="18"/>
+        </w:rPr>
+        <w:t xml:space="preserve">    </w:t>
+      </w:r>
+      <w:r>
+        <w:rPr>
+          <w:rFonts w:ascii="Consolas" w:eastAsia="宋体" w:hAnsi="Consolas" w:cs="宋体"/>
+          <w:color w:val="DED47E"/>
+          <w:sz w:val="18"/>
+          <w:szCs w:val="18"/>
+        </w:rPr>
+        <w:t>args</w:t>
+      </w:r>
+      <w:r>
+        <w:rPr>
+          <w:rFonts w:ascii="Consolas" w:eastAsia="宋体" w:hAnsi="Consolas" w:cs="宋体"/>
+          <w:color w:val="D5D8E0"/>
+          <w:sz w:val="18"/>
+          <w:szCs w:val="18"/>
+        </w:rPr>
+        <w:t>=</w:t>
+      </w:r>
+      <w:r>
+        <w:rPr>
+          <w:rFonts w:ascii="Consolas" w:eastAsia="宋体" w:hAnsi="Consolas" w:cs="宋体"/>
+          <w:color w:val="DED47E"/>
+          <w:sz w:val="18"/>
+          <w:szCs w:val="18"/>
+        </w:rPr>
+        <w:t>args</w:t>
+      </w:r>
+      <w:r>
+        <w:rPr>
+          <w:rFonts w:ascii="Consolas" w:eastAsia="宋体" w:hAnsi="Consolas" w:cs="宋体"/>
+          <w:color w:val="D1D3DB"/>
+          <w:sz w:val="18"/>
+          <w:szCs w:val="18"/>
+        </w:rPr>
+        <w:t>,</w:t>
+      </w:r>
+    </w:p>
+    <w:p>
+      <w:pPr>
+        <w:shd w:val="clear" w:color="auto" w:fill="181D27"/>
+        <w:topLinePunct w:val="0"/>
+        <w:adjustRightInd/>
+        <w:snapToGrid/>
+        <w:spacing w:before="0" w:after="0" w:line="240" w:lineRule="auto"/>
+        <w:ind w:leftChars="500" w:left="1000"/>
+        <w:rPr>
+          <w:rFonts w:ascii="Consolas" w:eastAsia="宋体" w:hAnsi="Consolas" w:cs="宋体"/>
+          <w:color w:val="D1D3DB"/>
+          <w:sz w:val="18"/>
+          <w:szCs w:val="18"/>
+        </w:rPr>
+      </w:pPr>
+      <w:r>
+        <w:rPr>
+          <w:rFonts w:ascii="Consolas" w:eastAsia="宋体" w:hAnsi="Consolas" w:cs="宋体"/>
+          <w:color w:val="D1D3DB"/>
+          <w:sz w:val="18"/>
+          <w:szCs w:val="18"/>
+        </w:rPr>
+        <w:t xml:space="preserve">    </w:t>
+      </w:r>
+      <w:r>
+        <w:rPr>
+          <w:rFonts w:ascii="Consolas" w:eastAsia="宋体" w:hAnsi="Consolas" w:cs="宋体"/>
+          <w:color w:val="DED47E"/>
+          <w:sz w:val="18"/>
+          <w:szCs w:val="18"/>
+        </w:rPr>
+        <w:t>train_dataset</w:t>
+      </w:r>
+      <w:r>
+        <w:rPr>
+          <w:rFonts w:ascii="Consolas" w:eastAsia="宋体" w:hAnsi="Consolas" w:cs="宋体"/>
+          <w:color w:val="D5D8E0"/>
+          <w:sz w:val="18"/>
+          <w:szCs w:val="18"/>
+        </w:rPr>
+        <w:t>=</w:t>
+      </w:r>
+      <w:r>
+        <w:rPr>
+          <w:rFonts w:ascii="Consolas" w:eastAsia="宋体" w:hAnsi="Consolas" w:cs="宋体"/>
+          <w:color w:val="DED47E"/>
+          <w:sz w:val="18"/>
+          <w:szCs w:val="18"/>
+        </w:rPr>
+        <w:t>tokenized_train</w:t>
+      </w:r>
+      <w:r>
+        <w:rPr>
+          <w:rFonts w:ascii="Consolas" w:eastAsia="宋体" w:hAnsi="Consolas" w:cs="宋体"/>
+          <w:color w:val="D1D3DB"/>
+          <w:sz w:val="18"/>
+          <w:szCs w:val="18"/>
+        </w:rPr>
+        <w:t>,  </w:t>
+      </w:r>
+      <w:r>
+        <w:rPr>
+          <w:rFonts w:ascii="Consolas" w:eastAsia="宋体" w:hAnsi="Consolas" w:cs="宋体"/>
+          <w:color w:val="737780"/>
+          <w:sz w:val="18"/>
+          <w:szCs w:val="18"/>
+        </w:rPr>
+        <w:t xml:space="preserve"># </w:t>
+      </w:r>
+      <w:r>
+        <w:rPr>
+          <w:rFonts w:ascii="Consolas" w:eastAsia="宋体" w:hAnsi="Consolas" w:cs="宋体"/>
+          <w:color w:val="737780"/>
+          <w:sz w:val="18"/>
+          <w:szCs w:val="18"/>
+        </w:rPr>
+        <w:t>预处理后的训练数据集</w:t>
+      </w:r>
+    </w:p>
+    <w:p>
+      <w:pPr>
+        <w:shd w:val="clear" w:color="auto" w:fill="181D27"/>
+        <w:topLinePunct w:val="0"/>
+        <w:adjustRightInd/>
+        <w:snapToGrid/>
+        <w:spacing w:before="0" w:after="0" w:line="240" w:lineRule="auto"/>
+        <w:ind w:leftChars="500" w:left="1000"/>
+        <w:rPr>
+          <w:rFonts w:ascii="Consolas" w:eastAsia="宋体" w:hAnsi="Consolas" w:cs="宋体"/>
+          <w:color w:val="D1D3DB"/>
+          <w:sz w:val="18"/>
+          <w:szCs w:val="18"/>
+        </w:rPr>
+      </w:pPr>
+      <w:r>
+        <w:rPr>
+          <w:rFonts w:ascii="Consolas" w:eastAsia="宋体" w:hAnsi="Consolas" w:cs="宋体"/>
+          <w:color w:val="D1D3DB"/>
+          <w:sz w:val="18"/>
+          <w:szCs w:val="18"/>
+        </w:rPr>
+        <w:t xml:space="preserve">    </w:t>
+      </w:r>
+      <w:r>
+        <w:rPr>
+          <w:rFonts w:ascii="Consolas" w:eastAsia="宋体" w:hAnsi="Consolas" w:cs="宋体"/>
+          <w:color w:val="DED47E"/>
+          <w:sz w:val="18"/>
+          <w:szCs w:val="18"/>
+        </w:rPr>
+        <w:t>data_collator</w:t>
+      </w:r>
+      <w:r>
+        <w:rPr>
+          <w:rFonts w:ascii="Consolas" w:eastAsia="宋体" w:hAnsi="Consolas" w:cs="宋体"/>
+          <w:color w:val="D5D8E0"/>
+          <w:sz w:val="18"/>
+          <w:szCs w:val="18"/>
+        </w:rPr>
+        <w:t>=</w:t>
+      </w:r>
+      <w:r>
+        <w:rPr>
+          <w:rFonts w:ascii="Consolas" w:eastAsia="宋体" w:hAnsi="Consolas" w:cs="宋体"/>
+          <w:color w:val="D1D3DB"/>
+          <w:sz w:val="18"/>
+          <w:szCs w:val="18"/>
+        </w:rPr>
+        <w:t>DataCollatorForSeq2Seq(</w:t>
+      </w:r>
+      <w:r>
+        <w:rPr>
+          <w:rFonts w:ascii="Consolas" w:eastAsia="宋体" w:hAnsi="Consolas" w:cs="宋体"/>
+          <w:color w:val="DED47E"/>
+          <w:sz w:val="18"/>
+          <w:szCs w:val="18"/>
+        </w:rPr>
+        <w:t>tokenizer</w:t>
+      </w:r>
+      <w:r>
+        <w:rPr>
+          <w:rFonts w:ascii="Consolas" w:eastAsia="宋体" w:hAnsi="Consolas" w:cs="宋体"/>
+          <w:color w:val="D5D8E0"/>
+          <w:sz w:val="18"/>
+          <w:szCs w:val="18"/>
+        </w:rPr>
+        <w:t>=</w:t>
+      </w:r>
+      <w:r>
+        <w:rPr>
+          <w:rFonts w:ascii="Consolas" w:eastAsia="宋体" w:hAnsi="Consolas" w:cs="宋体"/>
+          <w:color w:val="DED47E"/>
+          <w:sz w:val="18"/>
+          <w:szCs w:val="18"/>
+        </w:rPr>
+        <w:t>tokenizer</w:t>
+      </w:r>
+      <w:r>
+        <w:rPr>
+          <w:rFonts w:ascii="Consolas" w:eastAsia="宋体" w:hAnsi="Consolas" w:cs="宋体"/>
+          <w:color w:val="D1D3DB"/>
+          <w:sz w:val="18"/>
+          <w:szCs w:val="18"/>
+        </w:rPr>
+        <w:t xml:space="preserve">, </w:t>
+      </w:r>
+      <w:r>
+        <w:rPr>
+          <w:rFonts w:ascii="Consolas" w:eastAsia="宋体" w:hAnsi="Consolas" w:cs="宋体"/>
+          <w:color w:val="DED47E"/>
+          <w:sz w:val="18"/>
+          <w:szCs w:val="18"/>
+        </w:rPr>
+        <w:t>padding</w:t>
+      </w:r>
+      <w:r>
+        <w:rPr>
+          <w:rFonts w:ascii="Consolas" w:eastAsia="宋体" w:hAnsi="Consolas" w:cs="宋体"/>
+          <w:color w:val="D5D8E0"/>
+          <w:sz w:val="18"/>
+          <w:szCs w:val="18"/>
+        </w:rPr>
+        <w:t>=</w:t>
+      </w:r>
+      <w:r>
+        <w:rPr>
+          <w:rFonts w:ascii="Consolas" w:eastAsia="宋体" w:hAnsi="Consolas" w:cs="宋体"/>
+          <w:color w:val="80BBFF"/>
+          <w:sz w:val="18"/>
+          <w:szCs w:val="18"/>
+        </w:rPr>
+        <w:t>True</w:t>
+      </w:r>
+      <w:r>
+        <w:rPr>
+          <w:rFonts w:ascii="Consolas" w:eastAsia="宋体" w:hAnsi="Consolas" w:cs="宋体"/>
+          <w:color w:val="D1D3DB"/>
+          <w:sz w:val="18"/>
+          <w:szCs w:val="18"/>
+        </w:rPr>
+        <w:t>),  </w:t>
+      </w:r>
+      <w:r>
+        <w:rPr>
+          <w:rFonts w:ascii="Consolas" w:eastAsia="宋体" w:hAnsi="Consolas" w:cs="宋体"/>
+          <w:color w:val="737780"/>
+          <w:sz w:val="18"/>
+          <w:szCs w:val="18"/>
+        </w:rPr>
+        <w:t xml:space="preserve"># </w:t>
+      </w:r>
+      <w:r>
+        <w:rPr>
+          <w:rFonts w:ascii="Consolas" w:eastAsia="宋体" w:hAnsi="Consolas" w:cs="宋体"/>
+          <w:color w:val="737780"/>
+          <w:sz w:val="18"/>
+          <w:szCs w:val="18"/>
+        </w:rPr>
+        <w:t>动态填充保证序列长度一致</w:t>
+      </w:r>
+    </w:p>
+    <w:p>
+      <w:pPr>
+        <w:shd w:val="clear" w:color="auto" w:fill="181D27"/>
+        <w:topLinePunct w:val="0"/>
+        <w:adjustRightInd/>
+        <w:snapToGrid/>
+        <w:spacing w:before="0" w:after="0" w:line="240" w:lineRule="auto"/>
+        <w:ind w:leftChars="500" w:left="1000"/>
+        <w:rPr>
+          <w:rFonts w:ascii="Consolas" w:eastAsia="宋体" w:hAnsi="Consolas" w:cs="宋体"/>
+          <w:color w:val="D1D3DB"/>
+          <w:sz w:val="18"/>
+          <w:szCs w:val="18"/>
+        </w:rPr>
+      </w:pPr>
+      <w:r>
+        <w:rPr>
+          <w:rFonts w:ascii="Consolas" w:eastAsia="宋体" w:hAnsi="Consolas" w:cs="宋体"/>
+          <w:color w:val="D1D3DB"/>
+          <w:sz w:val="18"/>
+          <w:szCs w:val="18"/>
+        </w:rPr>
+        <w:t>)</w:t>
+      </w:r>
+    </w:p>
+    <w:p>
+      <w:pPr>
+        <w:shd w:val="clear" w:color="auto" w:fill="181D27"/>
+        <w:topLinePunct w:val="0"/>
+        <w:adjustRightInd/>
+        <w:snapToGrid/>
+        <w:spacing w:before="0" w:after="0" w:line="240" w:lineRule="auto"/>
+        <w:ind w:leftChars="500" w:left="1000"/>
+        <w:rPr>
+          <w:rFonts w:ascii="Consolas" w:eastAsia="宋体" w:hAnsi="Consolas" w:cs="宋体"/>
+          <w:color w:val="D1D3DB"/>
+          <w:sz w:val="18"/>
+          <w:szCs w:val="18"/>
+        </w:rPr>
+      </w:pPr>
+    </w:p>
+    <w:p>
+      <w:pPr>
+        <w:shd w:val="clear" w:color="auto" w:fill="181D27"/>
+        <w:topLinePunct w:val="0"/>
+        <w:adjustRightInd/>
+        <w:snapToGrid/>
+        <w:spacing w:before="0" w:after="0" w:line="240" w:lineRule="auto"/>
+        <w:ind w:leftChars="500" w:left="1000"/>
+        <w:rPr>
+          <w:rFonts w:ascii="Consolas" w:eastAsia="宋体" w:hAnsi="Consolas" w:cs="宋体"/>
+          <w:color w:val="D1D3DB"/>
+          <w:sz w:val="18"/>
+          <w:szCs w:val="18"/>
+        </w:rPr>
+      </w:pPr>
+      <w:r>
+        <w:rPr>
+          <w:rFonts w:ascii="Consolas" w:eastAsia="宋体" w:hAnsi="Consolas" w:cs="宋体"/>
+          <w:color w:val="737780"/>
+          <w:sz w:val="18"/>
+          <w:szCs w:val="18"/>
+        </w:rPr>
+        <w:t xml:space="preserve"># </w:t>
+      </w:r>
+      <w:r>
+        <w:rPr>
+          <w:rFonts w:ascii="Consolas" w:eastAsia="宋体" w:hAnsi="Consolas" w:cs="宋体"/>
+          <w:color w:val="737780"/>
+          <w:sz w:val="18"/>
+          <w:szCs w:val="18"/>
+        </w:rPr>
+        <w:t>启动训练，自动迭代数据、计算损失并更新</w:t>
+      </w:r>
+      <w:r>
+        <w:rPr>
+          <w:rFonts w:ascii="Consolas" w:eastAsia="宋体" w:hAnsi="Consolas" w:cs="宋体"/>
+          <w:color w:val="737780"/>
+          <w:sz w:val="18"/>
+          <w:szCs w:val="18"/>
+        </w:rPr>
+        <w:t>LoRA</w:t>
+      </w:r>
+      <w:r>
+        <w:rPr>
+          <w:rFonts w:ascii="Consolas" w:eastAsia="宋体" w:hAnsi="Consolas" w:cs="宋体"/>
+          <w:color w:val="737780"/>
+          <w:sz w:val="18"/>
+          <w:szCs w:val="18"/>
+        </w:rPr>
+        <w:t>参数</w:t>
+      </w:r>
+    </w:p>
+    <w:p>
+      <w:pPr>
+        <w:shd w:val="clear" w:color="auto" w:fill="181D27"/>
+        <w:topLinePunct w:val="0"/>
+        <w:adjustRightInd/>
+        <w:snapToGrid/>
+        <w:spacing w:before="0" w:after="0" w:line="240" w:lineRule="auto"/>
+        <w:ind w:leftChars="500" w:left="1000"/>
+        <w:rPr>
+          <w:rFonts w:ascii="Consolas" w:eastAsia="宋体" w:hAnsi="Consolas" w:cs="宋体" w:hint="eastAsia"/>
+          <w:color w:val="D1D3DB"/>
+          <w:sz w:val="18"/>
+          <w:szCs w:val="18"/>
+        </w:rPr>
+      </w:pPr>
+      <w:r>
+        <w:rPr>
+          <w:rFonts w:ascii="Consolas" w:eastAsia="宋体" w:hAnsi="Consolas" w:cs="宋体"/>
+          <w:color w:val="DED47E"/>
+          <w:sz w:val="18"/>
+          <w:szCs w:val="18"/>
+        </w:rPr>
+        <w:t>trainer</w:t>
+      </w:r>
+      <w:r>
+        <w:rPr>
+          <w:rFonts w:ascii="Consolas" w:eastAsia="宋体" w:hAnsi="Consolas" w:cs="宋体"/>
+          <w:color w:val="D1D3DB"/>
+          <w:sz w:val="18"/>
+          <w:szCs w:val="18"/>
         </w:rPr>
         <w:t>.train()</w:t>
+      </w:r>
+    </w:p>
+    <w:p>
+      <w:pPr>
+        <w:pStyle w:val="afffff5"/>
+        <w:numPr>
+          <w:ilvl w:val="0"/>
+          <w:numId w:val="30"/>
+        </w:numPr>
+        <w:adjustRightInd/>
+        <w:spacing w:before="120" w:after="120"/>
+        <w:ind w:leftChars="0" w:firstLineChars="0"/>
+        <w:rPr>
+          <w:rFonts w:cs="Arial"/>
+          <w:sz w:val="21"/>
+          <w:szCs w:val="21"/>
+        </w:rPr>
+      </w:pPr>
+      <w:r>
+        <w:rPr>
+          <w:rFonts w:cs="Arial" w:hint="eastAsia"/>
+          <w:sz w:val="21"/>
+          <w:szCs w:val="21"/>
+        </w:rPr>
+        <w:t>训练过程中，模型会自动记录</w:t>
+      </w:r>
+      <w:r>
+        <w:rPr>
+          <w:rFonts w:cs="Arial"/>
+          <w:sz w:val="21"/>
+          <w:szCs w:val="21"/>
+        </w:rPr>
+        <w:t xml:space="preserve"> loss、epoch 等指标，按预设间隔保存 checkpoint 文件至 output 目录，直至完成 3 轮训练或达到停止条件。</w:t>
+      </w:r>
+    </w:p>
+    <w:p>
+      <w:pPr>
+        <w:pStyle w:val="afffff5"/>
+        <w:numPr>
+          <w:ilvl w:val="2"/>
+          <w:numId w:val="18"/>
+        </w:numPr>
+        <w:adjustRightInd/>
+        <w:spacing w:before="120" w:after="120"/>
+        <w:ind w:leftChars="0" w:firstLineChars="0"/>
+        <w:rPr>
+          <w:rFonts w:cs="Arial"/>
+          <w:sz w:val="30"/>
+          <w:szCs w:val="30"/>
+        </w:rPr>
+      </w:pPr>
+      <w:r>
+        <w:rPr>
+          <w:rFonts w:cs="Arial"/>
+          <w:sz w:val="30"/>
+          <w:szCs w:val="30"/>
+        </w:rPr>
+        <w:t>推理部署</w:t>
+      </w:r>
+    </w:p>
+    <w:p>
+      <w:pPr>
+        <w:adjustRightInd/>
+        <w:spacing w:before="120" w:after="120"/>
+        <w:ind w:left="0" w:firstLineChars="200" w:firstLine="420"/>
+      </w:pPr>
+      <w:r>
+        <w:rPr>
+          <w:rFonts w:cs="Arial" w:hint="eastAsia"/>
+          <w:sz w:val="21"/>
+          <w:szCs w:val="21"/>
+        </w:rPr>
+        <w:t>完成模型微调训练后</w:t>
+      </w:r>
+      <w:r>
+        <w:t>，通过模型合并与 Flask 部署实现端到端调用，具体流程如下：</w:t>
+      </w:r>
+    </w:p>
+    <w:p>
+      <w:pPr>
+        <w:pStyle w:val="afffff5"/>
+        <w:numPr>
+          <w:ilvl w:val="0"/>
+          <w:numId w:val="31"/>
+        </w:numPr>
+        <w:adjustRightInd/>
+        <w:spacing w:before="120" w:after="120"/>
+        <w:ind w:leftChars="0" w:firstLineChars="0"/>
+        <w:rPr>
+          <w:rFonts w:cs="Arial"/>
+          <w:sz w:val="21"/>
+          <w:szCs w:val="21"/>
+        </w:rPr>
+      </w:pPr>
+      <w:r>
+        <w:rPr>
+          <w:rFonts w:cs="Arial" w:hint="eastAsia"/>
+          <w:b/>
+          <w:bCs/>
+          <w:sz w:val="21"/>
+          <w:szCs w:val="21"/>
+        </w:rPr>
+        <w:t>模型合并：</w:t>
+      </w:r>
+      <w:r>
+        <w:rPr>
+          <w:rFonts w:cs="Arial" w:hint="eastAsia"/>
+          <w:sz w:val="21"/>
+          <w:szCs w:val="21"/>
+        </w:rPr>
+        <w:t>使用</w:t>
+      </w:r>
+      <w:r>
+        <w:rPr>
+          <w:rFonts w:cs="Arial"/>
+          <w:sz w:val="21"/>
+          <w:szCs w:val="21"/>
+        </w:rPr>
+        <w:t xml:space="preserve"> merge.py 脚本将 LoRA 微调权重与基础模型合并，生成可直接部署的完整模型，确保推理时的稳定性与性能。</w:t>
+      </w:r>
+      <w:r>
+        <w:rPr>
+          <w:rFonts w:cs="Arial" w:hint="eastAsia"/>
+          <w:sz w:val="21"/>
+          <w:szCs w:val="21"/>
+        </w:rPr>
+        <w:t>部分关键代码如下：</w:t>
+      </w:r>
+    </w:p>
+    <w:p>
+      <w:pPr>
+        <w:shd w:val="clear" w:color="auto" w:fill="181D27"/>
+        <w:topLinePunct w:val="0"/>
+        <w:adjustRightInd/>
+        <w:snapToGrid/>
+        <w:spacing w:before="0" w:after="0" w:line="240" w:lineRule="auto"/>
+        <w:ind w:leftChars="500" w:left="1000"/>
+        <w:rPr>
+          <w:rFonts w:ascii="Consolas" w:eastAsia="宋体" w:hAnsi="Consolas" w:cs="宋体"/>
+          <w:color w:val="D1D3DB"/>
+          <w:sz w:val="18"/>
+          <w:szCs w:val="18"/>
+        </w:rPr>
+      </w:pPr>
+      <w:r>
+        <w:rPr>
+          <w:rFonts w:ascii="Consolas" w:eastAsia="宋体" w:hAnsi="Consolas" w:cs="宋体"/>
+          <w:color w:val="737780"/>
+          <w:sz w:val="18"/>
+          <w:szCs w:val="18"/>
+        </w:rPr>
+        <w:t xml:space="preserve"># </w:t>
+      </w:r>
+      <w:r>
+        <w:rPr>
+          <w:rFonts w:ascii="Consolas" w:eastAsia="宋体" w:hAnsi="Consolas" w:cs="宋体"/>
+          <w:color w:val="737780"/>
+          <w:sz w:val="18"/>
+          <w:szCs w:val="18"/>
+        </w:rPr>
+        <w:t>加载基础模型</w:t>
+      </w:r>
+    </w:p>
+    <w:p>
+      <w:pPr>
+        <w:shd w:val="clear" w:color="auto" w:fill="181D27"/>
+        <w:topLinePunct w:val="0"/>
+        <w:adjustRightInd/>
+        <w:snapToGrid/>
+        <w:spacing w:before="0" w:after="0" w:line="240" w:lineRule="auto"/>
+        <w:ind w:leftChars="500" w:left="1000"/>
+        <w:rPr>
+          <w:rFonts w:ascii="Consolas" w:eastAsia="宋体" w:hAnsi="Consolas" w:cs="宋体"/>
+          <w:color w:val="D1D3DB"/>
+          <w:sz w:val="18"/>
+          <w:szCs w:val="18"/>
+        </w:rPr>
+      </w:pPr>
+      <w:r>
+        <w:rPr>
+          <w:rFonts w:ascii="Consolas" w:eastAsia="宋体" w:hAnsi="Consolas" w:cs="宋体"/>
+          <w:color w:val="DED47E"/>
+          <w:sz w:val="18"/>
+          <w:szCs w:val="18"/>
+        </w:rPr>
+        <w:t>model</w:t>
+      </w:r>
+      <w:r>
+        <w:rPr>
+          <w:rFonts w:ascii="Consolas" w:eastAsia="宋体" w:hAnsi="Consolas" w:cs="宋体"/>
+          <w:color w:val="D1D3DB"/>
+          <w:sz w:val="18"/>
+          <w:szCs w:val="18"/>
+        </w:rPr>
+        <w:t xml:space="preserve"> </w:t>
+      </w:r>
+      <w:r>
+        <w:rPr>
+          <w:rFonts w:ascii="Consolas" w:eastAsia="宋体" w:hAnsi="Consolas" w:cs="宋体"/>
+          <w:color w:val="D5D8E0"/>
+          <w:sz w:val="18"/>
+          <w:szCs w:val="18"/>
+        </w:rPr>
+        <w:t>=</w:t>
+      </w:r>
+      <w:r>
+        <w:rPr>
+          <w:rFonts w:ascii="Consolas" w:eastAsia="宋体" w:hAnsi="Consolas" w:cs="宋体"/>
+          <w:color w:val="D1D3DB"/>
+          <w:sz w:val="18"/>
+          <w:szCs w:val="18"/>
+        </w:rPr>
+        <w:t xml:space="preserve"> AutoModelForCausalLM.from_pretrained(</w:t>
+      </w:r>
+    </w:p>
+    <w:p>
+      <w:pPr>
+        <w:shd w:val="clear" w:color="auto" w:fill="181D27"/>
+        <w:topLinePunct w:val="0"/>
+        <w:adjustRightInd/>
+        <w:snapToGrid/>
+        <w:spacing w:before="0" w:after="0" w:line="240" w:lineRule="auto"/>
+        <w:ind w:leftChars="500" w:left="1000"/>
+        <w:rPr>
+          <w:rFonts w:ascii="Consolas" w:eastAsia="宋体" w:hAnsi="Consolas" w:cs="宋体"/>
+          <w:color w:val="D1D3DB"/>
+          <w:sz w:val="18"/>
+          <w:szCs w:val="18"/>
+        </w:rPr>
+      </w:pPr>
+      <w:r>
+        <w:rPr>
+          <w:rFonts w:ascii="Consolas" w:eastAsia="宋体" w:hAnsi="Consolas" w:cs="宋体"/>
+          <w:color w:val="D1D3DB"/>
+          <w:sz w:val="18"/>
+          <w:szCs w:val="18"/>
+        </w:rPr>
+        <w:t xml:space="preserve">    </w:t>
+      </w:r>
+      <w:r>
+        <w:rPr>
+          <w:rFonts w:ascii="Consolas" w:eastAsia="宋体" w:hAnsi="Consolas" w:cs="宋体"/>
+          <w:color w:val="DED47E"/>
+          <w:sz w:val="18"/>
+          <w:szCs w:val="18"/>
+        </w:rPr>
+        <w:t>base_model_name</w:t>
+      </w:r>
+      <w:r>
+        <w:rPr>
+          <w:rFonts w:ascii="Consolas" w:eastAsia="宋体" w:hAnsi="Consolas" w:cs="宋体"/>
+          <w:color w:val="D1D3DB"/>
+          <w:sz w:val="18"/>
+          <w:szCs w:val="18"/>
+        </w:rPr>
+        <w:t>,</w:t>
+      </w:r>
+    </w:p>
+    <w:p>
+      <w:pPr>
+        <w:shd w:val="clear" w:color="auto" w:fill="181D27"/>
+        <w:topLinePunct w:val="0"/>
+        <w:adjustRightInd/>
+        <w:snapToGrid/>
+        <w:spacing w:before="0" w:after="0" w:line="240" w:lineRule="auto"/>
+        <w:ind w:leftChars="500" w:left="1000"/>
+        <w:rPr>
+          <w:rFonts w:ascii="Consolas" w:eastAsia="宋体" w:hAnsi="Consolas" w:cs="宋体"/>
+          <w:color w:val="D1D3DB"/>
+          <w:sz w:val="18"/>
+          <w:szCs w:val="18"/>
+        </w:rPr>
+      </w:pPr>
+      <w:r>
+        <w:rPr>
+          <w:rFonts w:ascii="Consolas" w:eastAsia="宋体" w:hAnsi="Consolas" w:cs="宋体"/>
+          <w:color w:val="D1D3DB"/>
+          <w:sz w:val="18"/>
+          <w:szCs w:val="18"/>
+        </w:rPr>
+        <w:t xml:space="preserve">    </w:t>
+      </w:r>
+      <w:r>
+        <w:rPr>
+          <w:rFonts w:ascii="Consolas" w:eastAsia="宋体" w:hAnsi="Consolas" w:cs="宋体"/>
+          <w:color w:val="DED47E"/>
+          <w:sz w:val="18"/>
+          <w:szCs w:val="18"/>
+        </w:rPr>
+        <w:t>ms_dtype</w:t>
+      </w:r>
+      <w:r>
+        <w:rPr>
+          <w:rFonts w:ascii="Consolas" w:eastAsia="宋体" w:hAnsi="Consolas" w:cs="宋体"/>
+          <w:color w:val="D5D8E0"/>
+          <w:sz w:val="18"/>
+          <w:szCs w:val="18"/>
+        </w:rPr>
+        <w:t>=</w:t>
+      </w:r>
+      <w:r>
+        <w:rPr>
+          <w:rFonts w:ascii="Consolas" w:eastAsia="宋体" w:hAnsi="Consolas" w:cs="宋体"/>
+          <w:color w:val="81CFE0"/>
+          <w:sz w:val="18"/>
+          <w:szCs w:val="18"/>
+        </w:rPr>
+        <w:t>mindspore</w:t>
+      </w:r>
+      <w:r>
+        <w:rPr>
+          <w:rFonts w:ascii="Consolas" w:eastAsia="宋体" w:hAnsi="Consolas" w:cs="宋体"/>
+          <w:color w:val="D1D3DB"/>
+          <w:sz w:val="18"/>
+          <w:szCs w:val="18"/>
+        </w:rPr>
+        <w:t>.bfloat16,  </w:t>
+      </w:r>
+      <w:r>
+        <w:rPr>
+          <w:rFonts w:ascii="Consolas" w:eastAsia="宋体" w:hAnsi="Consolas" w:cs="宋体"/>
+          <w:color w:val="737780"/>
+          <w:sz w:val="18"/>
+          <w:szCs w:val="18"/>
+        </w:rPr>
+        <w:t xml:space="preserve"># </w:t>
+      </w:r>
+      <w:r>
+        <w:rPr>
+          <w:rFonts w:ascii="Consolas" w:eastAsia="宋体" w:hAnsi="Consolas" w:cs="宋体"/>
+          <w:color w:val="737780"/>
+          <w:sz w:val="18"/>
+          <w:szCs w:val="18"/>
+        </w:rPr>
+        <w:t>使用</w:t>
+      </w:r>
+      <w:r>
+        <w:rPr>
+          <w:rFonts w:ascii="Consolas" w:eastAsia="宋体" w:hAnsi="Consolas" w:cs="宋体"/>
+          <w:color w:val="737780"/>
+          <w:sz w:val="18"/>
+          <w:szCs w:val="18"/>
+        </w:rPr>
+        <w:t>bfloat16</w:t>
+      </w:r>
+      <w:r>
+        <w:rPr>
+          <w:rFonts w:ascii="Consolas" w:eastAsia="宋体" w:hAnsi="Consolas" w:cs="宋体"/>
+          <w:color w:val="737780"/>
+          <w:sz w:val="18"/>
+          <w:szCs w:val="18"/>
+        </w:rPr>
+        <w:t>数据类型</w:t>
+      </w:r>
+    </w:p>
+    <w:p>
+      <w:pPr>
+        <w:shd w:val="clear" w:color="auto" w:fill="181D27"/>
+        <w:topLinePunct w:val="0"/>
+        <w:adjustRightInd/>
+        <w:snapToGrid/>
+        <w:spacing w:before="0" w:after="0" w:line="240" w:lineRule="auto"/>
+        <w:ind w:leftChars="500" w:left="1000"/>
+        <w:rPr>
+          <w:rFonts w:ascii="Consolas" w:eastAsia="宋体" w:hAnsi="Consolas" w:cs="宋体"/>
+          <w:color w:val="D1D3DB"/>
+          <w:sz w:val="18"/>
+          <w:szCs w:val="18"/>
+        </w:rPr>
+      </w:pPr>
+      <w:r>
+        <w:rPr>
+          <w:rFonts w:ascii="Consolas" w:eastAsia="宋体" w:hAnsi="Consolas" w:cs="宋体"/>
+          <w:color w:val="D1D3DB"/>
+          <w:sz w:val="18"/>
+          <w:szCs w:val="18"/>
+        </w:rPr>
+        <w:t xml:space="preserve">    </w:t>
+      </w:r>
+      <w:r>
+        <w:rPr>
+          <w:rFonts w:ascii="Consolas" w:eastAsia="宋体" w:hAnsi="Consolas" w:cs="宋体"/>
+          <w:color w:val="DED47E"/>
+          <w:sz w:val="18"/>
+          <w:szCs w:val="18"/>
+        </w:rPr>
+        <w:t>device_map</w:t>
+      </w:r>
+      <w:r>
+        <w:rPr>
+          <w:rFonts w:ascii="Consolas" w:eastAsia="宋体" w:hAnsi="Consolas" w:cs="宋体"/>
+          <w:color w:val="D5D8E0"/>
+          <w:sz w:val="18"/>
+          <w:szCs w:val="18"/>
+        </w:rPr>
+        <w:t>=</w:t>
+      </w:r>
+      <w:r>
+        <w:rPr>
+          <w:rFonts w:ascii="Consolas" w:eastAsia="宋体" w:hAnsi="Consolas" w:cs="宋体"/>
+          <w:color w:val="F48CCA"/>
+          <w:sz w:val="18"/>
+          <w:szCs w:val="18"/>
+        </w:rPr>
+        <w:t>0</w:t>
+      </w:r>
+      <w:r>
+        <w:rPr>
+          <w:rFonts w:ascii="Consolas" w:eastAsia="宋体" w:hAnsi="Consolas" w:cs="宋体"/>
+          <w:color w:val="D1D3DB"/>
+          <w:sz w:val="18"/>
+          <w:szCs w:val="18"/>
+        </w:rPr>
+        <w:t xml:space="preserve">  </w:t>
+      </w:r>
+      <w:r>
+        <w:rPr>
+          <w:rFonts w:ascii="Consolas" w:eastAsia="宋体" w:hAnsi="Consolas" w:cs="宋体"/>
+          <w:color w:val="737780"/>
+          <w:sz w:val="18"/>
+          <w:szCs w:val="18"/>
+        </w:rPr>
+        <w:t xml:space="preserve"># </w:t>
+      </w:r>
+      <w:r>
+        <w:rPr>
+          <w:rFonts w:ascii="Consolas" w:eastAsia="宋体" w:hAnsi="Consolas" w:cs="宋体"/>
+          <w:color w:val="737780"/>
+          <w:sz w:val="18"/>
+          <w:szCs w:val="18"/>
+        </w:rPr>
+        <w:t>指定设备</w:t>
+      </w:r>
+    </w:p>
+    <w:p>
+      <w:pPr>
+        <w:shd w:val="clear" w:color="auto" w:fill="181D27"/>
+        <w:topLinePunct w:val="0"/>
+        <w:adjustRightInd/>
+        <w:snapToGrid/>
+        <w:spacing w:before="0" w:after="0" w:line="240" w:lineRule="auto"/>
+        <w:ind w:leftChars="500" w:left="1000"/>
+        <w:rPr>
+          <w:rFonts w:ascii="Consolas" w:eastAsia="宋体" w:hAnsi="Consolas" w:cs="宋体"/>
+          <w:color w:val="D1D3DB"/>
+          <w:sz w:val="18"/>
+          <w:szCs w:val="18"/>
+        </w:rPr>
+      </w:pPr>
+      <w:r>
+        <w:rPr>
+          <w:rFonts w:ascii="Consolas" w:eastAsia="宋体" w:hAnsi="Consolas" w:cs="宋体"/>
+          <w:color w:val="D1D3DB"/>
+          <w:sz w:val="18"/>
+          <w:szCs w:val="18"/>
+        </w:rPr>
+        <w:t>)</w:t>
+      </w:r>
+    </w:p>
+    <w:p>
+      <w:pPr>
+        <w:shd w:val="clear" w:color="auto" w:fill="181D27"/>
+        <w:topLinePunct w:val="0"/>
+        <w:adjustRightInd/>
+        <w:snapToGrid/>
+        <w:spacing w:before="0" w:after="0" w:line="240" w:lineRule="auto"/>
+        <w:ind w:leftChars="500" w:left="1000"/>
+        <w:rPr>
+          <w:rFonts w:ascii="Consolas" w:eastAsia="宋体" w:hAnsi="Consolas" w:cs="宋体"/>
+          <w:color w:val="D1D3DB"/>
+          <w:sz w:val="18"/>
+          <w:szCs w:val="18"/>
+        </w:rPr>
+      </w:pPr>
+      <w:r>
+        <w:rPr>
+          <w:rFonts w:ascii="Consolas" w:eastAsia="宋体" w:hAnsi="Consolas" w:cs="宋体"/>
+          <w:color w:val="737780"/>
+          <w:sz w:val="18"/>
+          <w:szCs w:val="18"/>
+        </w:rPr>
+        <w:t xml:space="preserve"># </w:t>
+      </w:r>
+      <w:r>
+        <w:rPr>
+          <w:rFonts w:ascii="Consolas" w:eastAsia="宋体" w:hAnsi="Consolas" w:cs="宋体"/>
+          <w:color w:val="737780"/>
+          <w:sz w:val="18"/>
+          <w:szCs w:val="18"/>
+        </w:rPr>
+        <w:t>加载</w:t>
+      </w:r>
+      <w:r>
+        <w:rPr>
+          <w:rFonts w:ascii="Consolas" w:eastAsia="宋体" w:hAnsi="Consolas" w:cs="宋体"/>
+          <w:color w:val="737780"/>
+          <w:sz w:val="18"/>
+          <w:szCs w:val="18"/>
+        </w:rPr>
+        <w:t xml:space="preserve"> LoRA </w:t>
+      </w:r>
+      <w:r>
+        <w:rPr>
+          <w:rFonts w:ascii="Consolas" w:eastAsia="宋体" w:hAnsi="Consolas" w:cs="宋体"/>
+          <w:color w:val="737780"/>
+          <w:sz w:val="18"/>
+          <w:szCs w:val="18"/>
+        </w:rPr>
+        <w:t>适配器权重</w:t>
+      </w:r>
+    </w:p>
+    <w:p>
+      <w:pPr>
+        <w:shd w:val="clear" w:color="auto" w:fill="181D27"/>
+        <w:topLinePunct w:val="0"/>
+        <w:adjustRightInd/>
+        <w:snapToGrid/>
+        <w:spacing w:before="0" w:after="0" w:line="240" w:lineRule="auto"/>
+        <w:ind w:leftChars="500" w:left="1000"/>
+        <w:rPr>
+          <w:rFonts w:ascii="Consolas" w:eastAsia="宋体" w:hAnsi="Consolas" w:cs="宋体"/>
+          <w:color w:val="D1D3DB"/>
+          <w:sz w:val="18"/>
+          <w:szCs w:val="18"/>
+        </w:rPr>
+      </w:pPr>
+      <w:r>
+        <w:rPr>
+          <w:rFonts w:ascii="Consolas" w:eastAsia="宋体" w:hAnsi="Consolas" w:cs="宋体"/>
+          <w:color w:val="DED47E"/>
+          <w:sz w:val="18"/>
+          <w:szCs w:val="18"/>
+        </w:rPr>
+        <w:t>model</w:t>
+      </w:r>
+      <w:r>
+        <w:rPr>
+          <w:rFonts w:ascii="Consolas" w:eastAsia="宋体" w:hAnsi="Consolas" w:cs="宋体"/>
+          <w:color w:val="D1D3DB"/>
+          <w:sz w:val="18"/>
+          <w:szCs w:val="18"/>
+        </w:rPr>
+        <w:t xml:space="preserve"> </w:t>
+      </w:r>
+      <w:r>
+        <w:rPr>
+          <w:rFonts w:ascii="Consolas" w:eastAsia="宋体" w:hAnsi="Consolas" w:cs="宋体"/>
+          <w:color w:val="D5D8E0"/>
+          <w:sz w:val="18"/>
+          <w:szCs w:val="18"/>
+        </w:rPr>
+        <w:t>=</w:t>
+      </w:r>
+      <w:r>
+        <w:rPr>
+          <w:rFonts w:ascii="Consolas" w:eastAsia="宋体" w:hAnsi="Consolas" w:cs="宋体"/>
+          <w:color w:val="D1D3DB"/>
+          <w:sz w:val="18"/>
+          <w:szCs w:val="18"/>
+        </w:rPr>
+        <w:t xml:space="preserve"> </w:t>
+      </w:r>
+      <w:r>
+        <w:rPr>
+          <w:rFonts w:ascii="Consolas" w:eastAsia="宋体" w:hAnsi="Consolas" w:cs="宋体"/>
+          <w:color w:val="81CFE0"/>
+          <w:sz w:val="18"/>
+          <w:szCs w:val="18"/>
+        </w:rPr>
+        <w:t>PeftModel</w:t>
+      </w:r>
+      <w:r>
+        <w:rPr>
+          <w:rFonts w:ascii="Consolas" w:eastAsia="宋体" w:hAnsi="Consolas" w:cs="宋体"/>
+          <w:color w:val="D1D3DB"/>
+          <w:sz w:val="18"/>
+          <w:szCs w:val="18"/>
+        </w:rPr>
+        <w:t>.</w:t>
+      </w:r>
+      <w:r>
+        <w:rPr>
+          <w:rFonts w:ascii="Consolas" w:eastAsia="宋体" w:hAnsi="Consolas" w:cs="宋体"/>
+          <w:color w:val="F29D79"/>
+          <w:sz w:val="18"/>
+          <w:szCs w:val="18"/>
+        </w:rPr>
+        <w:t>from_pretrained</w:t>
+      </w:r>
+      <w:r>
+        <w:rPr>
+          <w:rFonts w:ascii="Consolas" w:eastAsia="宋体" w:hAnsi="Consolas" w:cs="宋体"/>
+          <w:color w:val="D1D3DB"/>
+          <w:sz w:val="18"/>
+          <w:szCs w:val="18"/>
+        </w:rPr>
+        <w:t>(</w:t>
+      </w:r>
+      <w:r>
+        <w:rPr>
+          <w:rFonts w:ascii="Consolas" w:eastAsia="宋体" w:hAnsi="Consolas" w:cs="宋体"/>
+          <w:color w:val="DED47E"/>
+          <w:sz w:val="18"/>
+          <w:szCs w:val="18"/>
+        </w:rPr>
+        <w:t>model</w:t>
+      </w:r>
+      <w:r>
+        <w:rPr>
+          <w:rFonts w:ascii="Consolas" w:eastAsia="宋体" w:hAnsi="Consolas" w:cs="宋体"/>
+          <w:color w:val="D1D3DB"/>
+          <w:sz w:val="18"/>
+          <w:szCs w:val="18"/>
+        </w:rPr>
+        <w:t xml:space="preserve">, </w:t>
+      </w:r>
+      <w:r>
+        <w:rPr>
+          <w:rFonts w:ascii="Consolas" w:eastAsia="宋体" w:hAnsi="Consolas" w:cs="宋体"/>
+          <w:color w:val="DED47E"/>
+          <w:sz w:val="18"/>
+          <w:szCs w:val="18"/>
+        </w:rPr>
+        <w:t>lora_path</w:t>
+      </w:r>
+      <w:r>
+        <w:rPr>
+          <w:rFonts w:ascii="Consolas" w:eastAsia="宋体" w:hAnsi="Consolas" w:cs="宋体"/>
+          <w:color w:val="D1D3DB"/>
+          <w:sz w:val="18"/>
+          <w:szCs w:val="18"/>
+        </w:rPr>
+        <w:t>)</w:t>
+      </w:r>
+    </w:p>
+    <w:p>
+      <w:pPr>
+        <w:shd w:val="clear" w:color="auto" w:fill="181D27"/>
+        <w:topLinePunct w:val="0"/>
+        <w:adjustRightInd/>
+        <w:snapToGrid/>
+        <w:spacing w:before="0" w:after="0" w:line="240" w:lineRule="auto"/>
+        <w:ind w:leftChars="500" w:left="1000"/>
+        <w:rPr>
+          <w:rFonts w:ascii="Consolas" w:eastAsia="宋体" w:hAnsi="Consolas" w:cs="宋体"/>
+          <w:color w:val="D1D3DB"/>
+          <w:sz w:val="18"/>
+          <w:szCs w:val="18"/>
+        </w:rPr>
+      </w:pPr>
+      <w:r>
+        <w:rPr>
+          <w:rFonts w:ascii="Consolas" w:eastAsia="宋体" w:hAnsi="Consolas" w:cs="宋体"/>
+          <w:color w:val="737780"/>
+          <w:sz w:val="18"/>
+          <w:szCs w:val="18"/>
+        </w:rPr>
+        <w:t xml:space="preserve"># </w:t>
+      </w:r>
+      <w:r>
+        <w:rPr>
+          <w:rFonts w:ascii="Consolas" w:eastAsia="宋体" w:hAnsi="Consolas" w:cs="宋体"/>
+          <w:color w:val="737780"/>
+          <w:sz w:val="18"/>
+          <w:szCs w:val="18"/>
+        </w:rPr>
+        <w:t>合并</w:t>
+      </w:r>
+      <w:r>
+        <w:rPr>
+          <w:rFonts w:ascii="Consolas" w:eastAsia="宋体" w:hAnsi="Consolas" w:cs="宋体"/>
+          <w:color w:val="737780"/>
+          <w:sz w:val="18"/>
+          <w:szCs w:val="18"/>
+        </w:rPr>
+        <w:t xml:space="preserve"> LoRA </w:t>
+      </w:r>
+      <w:r>
+        <w:rPr>
+          <w:rFonts w:ascii="Consolas" w:eastAsia="宋体" w:hAnsi="Consolas" w:cs="宋体"/>
+          <w:color w:val="737780"/>
+          <w:sz w:val="18"/>
+          <w:szCs w:val="18"/>
+        </w:rPr>
+        <w:t>权重到基础模型</w:t>
+      </w:r>
+    </w:p>
+    <w:p>
+      <w:pPr>
+        <w:shd w:val="clear" w:color="auto" w:fill="181D27"/>
+        <w:topLinePunct w:val="0"/>
+        <w:adjustRightInd/>
+        <w:snapToGrid/>
+        <w:spacing w:before="0" w:after="0" w:line="240" w:lineRule="auto"/>
+        <w:ind w:leftChars="500" w:left="1000"/>
+        <w:rPr>
+          <w:rFonts w:ascii="Consolas" w:eastAsia="宋体" w:hAnsi="Consolas" w:cs="宋体"/>
+          <w:color w:val="D1D3DB"/>
+          <w:sz w:val="18"/>
+          <w:szCs w:val="18"/>
+        </w:rPr>
+      </w:pPr>
+      <w:r>
+        <w:rPr>
+          <w:rFonts w:ascii="Consolas" w:eastAsia="宋体" w:hAnsi="Consolas" w:cs="宋体"/>
+          <w:color w:val="DED47E"/>
+          <w:sz w:val="18"/>
+          <w:szCs w:val="18"/>
+        </w:rPr>
+        <w:t>model</w:t>
+      </w:r>
+      <w:r>
+        <w:rPr>
+          <w:rFonts w:ascii="Consolas" w:eastAsia="宋体" w:hAnsi="Consolas" w:cs="宋体"/>
+          <w:color w:val="D1D3DB"/>
+          <w:sz w:val="18"/>
+          <w:szCs w:val="18"/>
+        </w:rPr>
+        <w:t xml:space="preserve"> </w:t>
+      </w:r>
+      <w:r>
+        <w:rPr>
+          <w:rFonts w:ascii="Consolas" w:eastAsia="宋体" w:hAnsi="Consolas" w:cs="宋体"/>
+          <w:color w:val="D5D8E0"/>
+          <w:sz w:val="18"/>
+          <w:szCs w:val="18"/>
+        </w:rPr>
+        <w:t>=</w:t>
+      </w:r>
+      <w:r>
+        <w:rPr>
+          <w:rFonts w:ascii="Consolas" w:eastAsia="宋体" w:hAnsi="Consolas" w:cs="宋体"/>
+          <w:color w:val="D1D3DB"/>
+          <w:sz w:val="18"/>
+          <w:szCs w:val="18"/>
+        </w:rPr>
+        <w:t xml:space="preserve"> </w:t>
+      </w:r>
+      <w:r>
+        <w:rPr>
+          <w:rFonts w:ascii="Consolas" w:eastAsia="宋体" w:hAnsi="Consolas" w:cs="宋体"/>
+          <w:color w:val="DED47E"/>
+          <w:sz w:val="18"/>
+          <w:szCs w:val="18"/>
+        </w:rPr>
+        <w:t>model</w:t>
+      </w:r>
+      <w:r>
+        <w:rPr>
+          <w:rFonts w:ascii="Consolas" w:eastAsia="宋体" w:hAnsi="Consolas" w:cs="宋体"/>
+          <w:color w:val="D1D3DB"/>
+          <w:sz w:val="18"/>
+          <w:szCs w:val="18"/>
+        </w:rPr>
+        <w:t>.merge_and_unload()</w:t>
+      </w:r>
+    </w:p>
+    <w:p>
+      <w:pPr>
+        <w:shd w:val="clear" w:color="auto" w:fill="181D27"/>
+        <w:topLinePunct w:val="0"/>
+        <w:adjustRightInd/>
+        <w:snapToGrid/>
+        <w:spacing w:before="0" w:after="0" w:line="240" w:lineRule="auto"/>
+        <w:ind w:leftChars="500" w:left="1000"/>
+        <w:rPr>
+          <w:rFonts w:ascii="Consolas" w:eastAsia="宋体" w:hAnsi="Consolas" w:cs="宋体"/>
+          <w:color w:val="D1D3DB"/>
+          <w:sz w:val="18"/>
+          <w:szCs w:val="18"/>
+        </w:rPr>
+      </w:pPr>
+      <w:r>
+        <w:rPr>
+          <w:rFonts w:ascii="Consolas" w:eastAsia="宋体" w:hAnsi="Consolas" w:cs="宋体"/>
+          <w:color w:val="737780"/>
+          <w:sz w:val="18"/>
+          <w:szCs w:val="18"/>
+        </w:rPr>
+        <w:t xml:space="preserve"># </w:t>
+      </w:r>
+      <w:r>
+        <w:rPr>
+          <w:rFonts w:ascii="Consolas" w:eastAsia="宋体" w:hAnsi="Consolas" w:cs="宋体"/>
+          <w:color w:val="737780"/>
+          <w:sz w:val="18"/>
+          <w:szCs w:val="18"/>
+        </w:rPr>
+        <w:t>保存完整的微调模型</w:t>
+      </w:r>
+    </w:p>
+    <w:p>
+      <w:pPr>
+        <w:shd w:val="clear" w:color="auto" w:fill="181D27"/>
+        <w:topLinePunct w:val="0"/>
+        <w:adjustRightInd/>
+        <w:snapToGrid/>
+        <w:spacing w:before="0" w:after="0" w:line="240" w:lineRule="auto"/>
+        <w:ind w:leftChars="500" w:left="1000"/>
+        <w:rPr>
+          <w:rFonts w:ascii="Consolas" w:eastAsia="宋体" w:hAnsi="Consolas" w:cs="宋体"/>
+          <w:color w:val="D1D3DB"/>
+          <w:sz w:val="18"/>
+          <w:szCs w:val="18"/>
+        </w:rPr>
+      </w:pPr>
+      <w:r>
+        <w:rPr>
+          <w:rFonts w:ascii="Consolas" w:eastAsia="宋体" w:hAnsi="Consolas" w:cs="宋体"/>
+          <w:color w:val="DED47E"/>
+          <w:sz w:val="18"/>
+          <w:szCs w:val="18"/>
+        </w:rPr>
+        <w:t>model</w:t>
+      </w:r>
+      <w:r>
+        <w:rPr>
+          <w:rFonts w:ascii="Consolas" w:eastAsia="宋体" w:hAnsi="Consolas" w:cs="宋体"/>
+          <w:color w:val="D1D3DB"/>
+          <w:sz w:val="18"/>
+          <w:szCs w:val="18"/>
+        </w:rPr>
+        <w:t>.save_pretrained(</w:t>
+      </w:r>
+      <w:r>
+        <w:rPr>
+          <w:rFonts w:ascii="Consolas" w:eastAsia="宋体" w:hAnsi="Consolas" w:cs="宋体"/>
+          <w:color w:val="DED47E"/>
+          <w:sz w:val="18"/>
+          <w:szCs w:val="18"/>
+        </w:rPr>
+        <w:t>merged_path</w:t>
+      </w:r>
+      <w:r>
+        <w:rPr>
+          <w:rFonts w:ascii="Consolas" w:eastAsia="宋体" w:hAnsi="Consolas" w:cs="宋体"/>
+          <w:color w:val="D1D3DB"/>
+          <w:sz w:val="18"/>
+          <w:szCs w:val="18"/>
+        </w:rPr>
+        <w:t>)</w:t>
+      </w:r>
+    </w:p>
+    <w:p>
+      <w:pPr>
+        <w:pStyle w:val="afffff5"/>
+        <w:numPr>
+          <w:ilvl w:val="0"/>
+          <w:numId w:val="31"/>
+        </w:numPr>
+        <w:adjustRightInd/>
+        <w:spacing w:before="120" w:after="120"/>
+        <w:ind w:leftChars="0" w:firstLineChars="0"/>
+        <w:rPr>
+          <w:rFonts w:cs="Arial"/>
+          <w:b/>
+          <w:bCs/>
+          <w:sz w:val="21"/>
+          <w:szCs w:val="21"/>
+        </w:rPr>
+      </w:pPr>
+      <w:r>
+        <w:rPr>
+          <w:rFonts w:cs="Arial" w:hint="eastAsia"/>
+          <w:b/>
+          <w:bCs/>
+          <w:sz w:val="21"/>
+          <w:szCs w:val="21"/>
+        </w:rPr>
+        <w:lastRenderedPageBreak/>
+        <w:t>部署配置与启动：</w:t>
+      </w:r>
+      <w:r>
+        <w:rPr>
+          <w:rFonts w:cs="Arial" w:hint="eastAsia"/>
+          <w:sz w:val="21"/>
+          <w:szCs w:val="21"/>
+        </w:rPr>
+        <w:t>通过</w:t>
+      </w:r>
+      <w:r>
+        <w:rPr>
+          <w:rFonts w:cs="Arial"/>
+          <w:sz w:val="21"/>
+          <w:szCs w:val="21"/>
+        </w:rPr>
+        <w:t xml:space="preserve"> app.py 脚本实现 Flask 应用部署，支持用户传入模型路径、网页端口号等参数，核心代码逻辑包括模型加载、推理模式设置与应用启动。</w:t>
+      </w:r>
+      <w:r>
+        <w:rPr>
+          <w:rFonts w:cs="Arial" w:hint="eastAsia"/>
+          <w:sz w:val="21"/>
+          <w:szCs w:val="21"/>
+        </w:rPr>
+        <w:t>部分关键代码如下：</w:t>
       </w:r>
     </w:p>
     <w:p>
@@ -13316,7 +13716,7 @@
   <w15:commentEx w15:paraId="1FC090F9" w15:done="1"/>
   <w15:commentEx w15:paraId="40EFA7AC" w15:done="1"/>
   <w15:commentEx w15:paraId="692E01E3" w15:done="1"/>
-  <w15:commentEx w15:paraId="1071F330" w15:done="0"/>
+  <w15:commentEx w15:paraId="1071F330" w15:done="1"/>
 </w15:commentsEx>
 </file>
 
@@ -16694,6 +17094,92 @@
     </w:lvl>
   </w:abstractNum>
   <w:abstractNum w:abstractNumId="23" w15:restartNumberingAfterBreak="0">
+    <w:nsid w:val="6267479B"/>
+    <w:multiLevelType w:val="hybridMultilevel"/>
+    <w:tmpl w:val="71125B14"/>
+    <w:lvl w:ilvl="0" w:tplc="04090017">
+      <w:start w:val="1"/>
+      <w:numFmt w:val="chineseCountingThousand"/>
+      <w:lvlText w:val="(%1)"/>
+      <w:lvlJc w:val="left"/>
+      <w:pPr>
+        <w:ind w:left="840" w:hanging="420"/>
+      </w:pPr>
+    </w:lvl>
+    <w:lvl w:ilvl="1" w:tplc="04090019" w:tentative="1">
+      <w:start w:val="1"/>
+      <w:numFmt w:val="lowerLetter"/>
+      <w:lvlText w:val="%2)"/>
+      <w:lvlJc w:val="left"/>
+      <w:pPr>
+        <w:ind w:left="1260" w:hanging="420"/>
+      </w:pPr>
+    </w:lvl>
+    <w:lvl w:ilvl="2" w:tplc="0409001B" w:tentative="1">
+      <w:start w:val="1"/>
+      <w:numFmt w:val="lowerRoman"/>
+      <w:lvlText w:val="%3."/>
+      <w:lvlJc w:val="right"/>
+      <w:pPr>
+        <w:ind w:left="1680" w:hanging="420"/>
+      </w:pPr>
+    </w:lvl>
+    <w:lvl w:ilvl="3" w:tplc="0409000F" w:tentative="1">
+      <w:start w:val="1"/>
+      <w:numFmt w:val="decimal"/>
+      <w:lvlText w:val="%4."/>
+      <w:lvlJc w:val="left"/>
+      <w:pPr>
+        <w:ind w:left="2100" w:hanging="420"/>
+      </w:pPr>
+    </w:lvl>
+    <w:lvl w:ilvl="4" w:tplc="04090019" w:tentative="1">
+      <w:start w:val="1"/>
+      <w:numFmt w:val="lowerLetter"/>
+      <w:lvlText w:val="%5)"/>
+      <w:lvlJc w:val="left"/>
+      <w:pPr>
+        <w:ind w:left="2520" w:hanging="420"/>
+      </w:pPr>
+    </w:lvl>
+    <w:lvl w:ilvl="5" w:tplc="0409001B" w:tentative="1">
+      <w:start w:val="1"/>
+      <w:numFmt w:val="lowerRoman"/>
+      <w:lvlText w:val="%6."/>
+      <w:lvlJc w:val="right"/>
+      <w:pPr>
+        <w:ind w:left="2940" w:hanging="420"/>
+      </w:pPr>
+    </w:lvl>
+    <w:lvl w:ilvl="6" w:tplc="0409000F" w:tentative="1">
+      <w:start w:val="1"/>
+      <w:numFmt w:val="decimal"/>
+      <w:lvlText w:val="%7."/>
+      <w:lvlJc w:val="left"/>
+      <w:pPr>
+        <w:ind w:left="3360" w:hanging="420"/>
+      </w:pPr>
+    </w:lvl>
+    <w:lvl w:ilvl="7" w:tplc="04090019" w:tentative="1">
+      <w:start w:val="1"/>
+      <w:numFmt w:val="lowerLetter"/>
+      <w:lvlText w:val="%8)"/>
+      <w:lvlJc w:val="left"/>
+      <w:pPr>
+        <w:ind w:left="3780" w:hanging="420"/>
+      </w:pPr>
+    </w:lvl>
+    <w:lvl w:ilvl="8" w:tplc="0409001B" w:tentative="1">
+      <w:start w:val="1"/>
+      <w:numFmt w:val="lowerRoman"/>
+      <w:lvlText w:val="%9."/>
+      <w:lvlJc w:val="right"/>
+      <w:pPr>
+        <w:ind w:left="4200" w:hanging="420"/>
+      </w:pPr>
+    </w:lvl>
+  </w:abstractNum>
+  <w:abstractNum w:abstractNumId="24" w15:restartNumberingAfterBreak="0">
     <w:nsid w:val="67DE040F"/>
     <w:multiLevelType w:val="multilevel"/>
     <w:tmpl w:val="67DE040F"/>
@@ -16807,7 +17293,93 @@
       </w:rPr>
     </w:lvl>
   </w:abstractNum>
-  <w:abstractNum w:abstractNumId="24" w15:restartNumberingAfterBreak="0">
+  <w:abstractNum w:abstractNumId="25" w15:restartNumberingAfterBreak="0">
+    <w:nsid w:val="6C460C25"/>
+    <w:multiLevelType w:val="hybridMultilevel"/>
+    <w:tmpl w:val="474A432C"/>
+    <w:lvl w:ilvl="0" w:tplc="04090017">
+      <w:start w:val="1"/>
+      <w:numFmt w:val="chineseCountingThousand"/>
+      <w:lvlText w:val="(%1)"/>
+      <w:lvlJc w:val="left"/>
+      <w:pPr>
+        <w:ind w:left="840" w:hanging="420"/>
+      </w:pPr>
+    </w:lvl>
+    <w:lvl w:ilvl="1" w:tplc="04090019" w:tentative="1">
+      <w:start w:val="1"/>
+      <w:numFmt w:val="lowerLetter"/>
+      <w:lvlText w:val="%2)"/>
+      <w:lvlJc w:val="left"/>
+      <w:pPr>
+        <w:ind w:left="1260" w:hanging="420"/>
+      </w:pPr>
+    </w:lvl>
+    <w:lvl w:ilvl="2" w:tplc="0409001B" w:tentative="1">
+      <w:start w:val="1"/>
+      <w:numFmt w:val="lowerRoman"/>
+      <w:lvlText w:val="%3."/>
+      <w:lvlJc w:val="right"/>
+      <w:pPr>
+        <w:ind w:left="1680" w:hanging="420"/>
+      </w:pPr>
+    </w:lvl>
+    <w:lvl w:ilvl="3" w:tplc="0409000F" w:tentative="1">
+      <w:start w:val="1"/>
+      <w:numFmt w:val="decimal"/>
+      <w:lvlText w:val="%4."/>
+      <w:lvlJc w:val="left"/>
+      <w:pPr>
+        <w:ind w:left="2100" w:hanging="420"/>
+      </w:pPr>
+    </w:lvl>
+    <w:lvl w:ilvl="4" w:tplc="04090019" w:tentative="1">
+      <w:start w:val="1"/>
+      <w:numFmt w:val="lowerLetter"/>
+      <w:lvlText w:val="%5)"/>
+      <w:lvlJc w:val="left"/>
+      <w:pPr>
+        <w:ind w:left="2520" w:hanging="420"/>
+      </w:pPr>
+    </w:lvl>
+    <w:lvl w:ilvl="5" w:tplc="0409001B" w:tentative="1">
+      <w:start w:val="1"/>
+      <w:numFmt w:val="lowerRoman"/>
+      <w:lvlText w:val="%6."/>
+      <w:lvlJc w:val="right"/>
+      <w:pPr>
+        <w:ind w:left="2940" w:hanging="420"/>
+      </w:pPr>
+    </w:lvl>
+    <w:lvl w:ilvl="6" w:tplc="0409000F" w:tentative="1">
+      <w:start w:val="1"/>
+      <w:numFmt w:val="decimal"/>
+      <w:lvlText w:val="%7."/>
+      <w:lvlJc w:val="left"/>
+      <w:pPr>
+        <w:ind w:left="3360" w:hanging="420"/>
+      </w:pPr>
+    </w:lvl>
+    <w:lvl w:ilvl="7" w:tplc="04090019" w:tentative="1">
+      <w:start w:val="1"/>
+      <w:numFmt w:val="lowerLetter"/>
+      <w:lvlText w:val="%8)"/>
+      <w:lvlJc w:val="left"/>
+      <w:pPr>
+        <w:ind w:left="3780" w:hanging="420"/>
+      </w:pPr>
+    </w:lvl>
+    <w:lvl w:ilvl="8" w:tplc="0409001B" w:tentative="1">
+      <w:start w:val="1"/>
+      <w:numFmt w:val="lowerRoman"/>
+      <w:lvlText w:val="%9."/>
+      <w:lvlJc w:val="right"/>
+      <w:pPr>
+        <w:ind w:left="4200" w:hanging="420"/>
+      </w:pPr>
+    </w:lvl>
+  </w:abstractNum>
+  <w:abstractNum w:abstractNumId="26" w15:restartNumberingAfterBreak="0">
     <w:nsid w:val="6CA6680E"/>
     <w:multiLevelType w:val="hybridMultilevel"/>
     <w:tmpl w:val="805CBE4A"/>
@@ -16920,7 +17492,7 @@
       </w:rPr>
     </w:lvl>
   </w:abstractNum>
-  <w:abstractNum w:abstractNumId="25" w15:restartNumberingAfterBreak="0">
+  <w:abstractNum w:abstractNumId="27" w15:restartNumberingAfterBreak="0">
     <w:nsid w:val="708C7AD2"/>
     <w:multiLevelType w:val="multilevel"/>
     <w:tmpl w:val="708C7AD2"/>
@@ -17010,7 +17582,7 @@
       </w:pPr>
     </w:lvl>
   </w:abstractNum>
-  <w:abstractNum w:abstractNumId="26" w15:restartNumberingAfterBreak="0">
+  <w:abstractNum w:abstractNumId="28" w15:restartNumberingAfterBreak="0">
     <w:nsid w:val="72347E6A"/>
     <w:multiLevelType w:val="multilevel"/>
     <w:tmpl w:val="72347E6A"/>
@@ -17151,7 +17723,7 @@
       </w:rPr>
     </w:lvl>
   </w:abstractNum>
-  <w:abstractNum w:abstractNumId="27" w15:restartNumberingAfterBreak="0">
+  <w:abstractNum w:abstractNumId="29" w15:restartNumberingAfterBreak="0">
     <w:nsid w:val="75FF7CF6"/>
     <w:multiLevelType w:val="hybridMultilevel"/>
     <w:tmpl w:val="F85C836A"/>
@@ -17269,7 +17841,7 @@
     <w:abstractNumId w:val="5"/>
   </w:num>
   <w:num w:numId="2">
-    <w:abstractNumId w:val="26"/>
+    <w:abstractNumId w:val="28"/>
   </w:num>
   <w:num w:numId="3">
     <w:abstractNumId w:val="9"/>
@@ -17299,16 +17871,16 @@
     <w:abstractNumId w:val="17"/>
   </w:num>
   <w:num w:numId="12">
-    <w:abstractNumId w:val="25"/>
+    <w:abstractNumId w:val="27"/>
   </w:num>
   <w:num w:numId="13">
-    <w:abstractNumId w:val="23"/>
+    <w:abstractNumId w:val="24"/>
   </w:num>
   <w:num w:numId="14">
     <w:abstractNumId w:val="16"/>
   </w:num>
   <w:num w:numId="15">
-    <w:abstractNumId w:val="27"/>
+    <w:abstractNumId w:val="29"/>
   </w:num>
   <w:num w:numId="16">
     <w:abstractNumId w:val="10"/>
@@ -17347,10 +17919,16 @@
     <w:abstractNumId w:val="3"/>
   </w:num>
   <w:num w:numId="28">
-    <w:abstractNumId w:val="24"/>
+    <w:abstractNumId w:val="26"/>
   </w:num>
   <w:num w:numId="29">
     <w:abstractNumId w:val="13"/>
+  </w:num>
+  <w:num w:numId="30">
+    <w:abstractNumId w:val="23"/>
+  </w:num>
+  <w:num w:numId="31">
+    <w:abstractNumId w:val="25"/>
   </w:num>
   <w:numIdMacAtCleanup w:val="25"/>
 </w:numbering>

--- a/docs/MindTrio技术总结.docx
+++ b/docs/MindTrio技术总结.docx
@@ -571,10 +571,10 @@
             <v:path o:extrusionok="f" gradientshapeok="t" o:connecttype="rect"/>
             <o:lock v:ext="edit" aspectratio="t"/>
           </v:shapetype>
-          <v:shape id="_x0000_i1025" type="#_x0000_t75" style="width:69pt;height:40.15pt" o:ole="">
+          <v:shape id="_x0000_i1025" type="#_x0000_t75" style="width:68.8pt;height:40.3pt" o:ole="">
             <v:imagedata r:id="rId8" o:title=""/>
           </v:shape>
-          <o:OLEObject Type="Embed" ProgID="Package" ShapeID="_x0000_i1025" DrawAspect="Content" ObjectID="_1830498859" r:id="rId9"/>
+          <o:OLEObject Type="Embed" ProgID="Package" ShapeID="_x0000_i1025" DrawAspect="Content" ObjectID="_1830613297" r:id="rId9"/>
         </w:object>
       </w:r>
     </w:p>
@@ -635,42 +635,18 @@
     <w:tbl>
       <w:tblPr>
         <w:tblStyle w:val="afffe"/>
-        <w:tblW w:w="10514" w:type="dxa"/>
+        <w:tblW w:w="5000" w:type="pct"/>
         <w:tblLook w:val="04A0" w:firstRow="1" w:lastRow="0" w:firstColumn="1" w:lastColumn="0" w:noHBand="0" w:noVBand="1"/>
       </w:tblPr>
       <w:tblGrid>
-        <w:gridCol w:w="1680"/>
-        <w:gridCol w:w="3277"/>
-        <w:gridCol w:w="1984"/>
-        <w:gridCol w:w="3573"/>
+        <w:gridCol w:w="3572"/>
+        <w:gridCol w:w="2162"/>
+        <w:gridCol w:w="3894"/>
       </w:tblGrid>
       <w:tr>
         <w:tc>
           <w:tcPr>
-            <w:tcW w:w="1680" w:type="dxa"/>
-            <w:vAlign w:val="center"/>
-          </w:tcPr>
-          <w:p>
-            <w:pPr>
-              <w:pStyle w:val="1c"/>
-              <w:jc w:val="center"/>
-              <w:rPr>
-                <w:rFonts w:ascii="微软雅黑" w:hAnsi="微软雅黑"/>
-                <w:color w:val="auto"/>
-              </w:rPr>
-            </w:pPr>
-            <w:r>
-              <w:rPr>
-                <w:rFonts w:ascii="微软雅黑" w:hAnsi="微软雅黑" w:hint="eastAsia"/>
-                <w:color w:val="auto"/>
-              </w:rPr>
-              <w:t>环境</w:t>
-            </w:r>
-          </w:p>
-        </w:tc>
-        <w:tc>
-          <w:tcPr>
-            <w:tcW w:w="3277" w:type="dxa"/>
+            <w:tcW w:w="1855" w:type="pct"/>
             <w:vAlign w:val="center"/>
           </w:tcPr>
           <w:p>
@@ -693,7 +669,7 @@
         </w:tc>
         <w:tc>
           <w:tcPr>
-            <w:tcW w:w="1984" w:type="dxa"/>
+            <w:tcW w:w="1123" w:type="pct"/>
             <w:vAlign w:val="center"/>
           </w:tcPr>
           <w:p>
@@ -716,7 +692,7 @@
         </w:tc>
         <w:tc>
           <w:tcPr>
-            <w:tcW w:w="3573" w:type="dxa"/>
+            <w:tcW w:w="2022" w:type="pct"/>
             <w:vAlign w:val="center"/>
           </w:tcPr>
           <w:p>
@@ -741,31 +717,7 @@
       <w:tr>
         <w:tc>
           <w:tcPr>
-            <w:tcW w:w="1680" w:type="dxa"/>
-            <w:vMerge w:val="restart"/>
-            <w:vAlign w:val="center"/>
-          </w:tcPr>
-          <w:p>
-            <w:pPr>
-              <w:pStyle w:val="1c"/>
-              <w:jc w:val="center"/>
-              <w:rPr>
-                <w:rFonts w:ascii="微软雅黑" w:hAnsi="微软雅黑"/>
-                <w:color w:val="auto"/>
-              </w:rPr>
-            </w:pPr>
-            <w:r>
-              <w:rPr>
-                <w:rFonts w:ascii="微软雅黑" w:hAnsi="微软雅黑" w:hint="eastAsia"/>
-                <w:color w:val="auto"/>
-              </w:rPr>
-              <w:t>华为云</w:t>
-            </w:r>
-          </w:p>
-        </w:tc>
-        <w:tc>
-          <w:tcPr>
-            <w:tcW w:w="3277" w:type="dxa"/>
+            <w:tcW w:w="1855" w:type="pct"/>
             <w:vAlign w:val="center"/>
           </w:tcPr>
           <w:p>
@@ -795,7 +747,7 @@
         </w:tc>
         <w:tc>
           <w:tcPr>
-            <w:tcW w:w="1984" w:type="dxa"/>
+            <w:tcW w:w="1123" w:type="pct"/>
             <w:vAlign w:val="center"/>
           </w:tcPr>
           <w:p>
@@ -832,7 +784,7 @@
         </w:tc>
         <w:tc>
           <w:tcPr>
-            <w:tcW w:w="3573" w:type="dxa"/>
+            <w:tcW w:w="2022" w:type="pct"/>
             <w:vAlign w:val="center"/>
           </w:tcPr>
           <w:p>
@@ -849,14 +801,7 @@
                 <w:rFonts w:ascii="微软雅黑" w:hAnsi="微软雅黑" w:hint="eastAsia"/>
                 <w:color w:val="auto"/>
               </w:rPr>
-              <w:t>p</w:t>
-            </w:r>
-            <w:r>
-              <w:rPr>
-                <w:rFonts w:ascii="微软雅黑" w:hAnsi="微软雅黑" w:hint="eastAsia"/>
-                <w:color w:val="auto"/>
-              </w:rPr>
-              <w:t>ip install mindnlp==0.5.1</w:t>
+              <w:t>pip install mindnlp==0.5.1</w:t>
             </w:r>
           </w:p>
         </w:tc>
@@ -864,24 +809,7 @@
       <w:tr>
         <w:tc>
           <w:tcPr>
-            <w:tcW w:w="1680" w:type="dxa"/>
-            <w:vMerge/>
-            <w:vAlign w:val="center"/>
-          </w:tcPr>
-          <w:p>
-            <w:pPr>
-              <w:pStyle w:val="1c"/>
-              <w:jc w:val="center"/>
-              <w:rPr>
-                <w:rFonts w:ascii="微软雅黑" w:hAnsi="微软雅黑"/>
-                <w:color w:val="auto"/>
-              </w:rPr>
-            </w:pPr>
-          </w:p>
-        </w:tc>
-        <w:tc>
-          <w:tcPr>
-            <w:tcW w:w="3277" w:type="dxa"/>
+            <w:tcW w:w="1855" w:type="pct"/>
             <w:vAlign w:val="center"/>
           </w:tcPr>
           <w:p>
@@ -904,7 +832,7 @@
         </w:tc>
         <w:tc>
           <w:tcPr>
-            <w:tcW w:w="5557" w:type="dxa"/>
+            <w:tcW w:w="3145" w:type="pct"/>
             <w:gridSpan w:val="2"/>
             <w:vMerge w:val="restart"/>
             <w:vAlign w:val="center"/>
@@ -945,24 +873,7 @@
       <w:tr>
         <w:tc>
           <w:tcPr>
-            <w:tcW w:w="1680" w:type="dxa"/>
-            <w:vMerge/>
-            <w:vAlign w:val="center"/>
-          </w:tcPr>
-          <w:p>
-            <w:pPr>
-              <w:pStyle w:val="1c"/>
-              <w:jc w:val="center"/>
-              <w:rPr>
-                <w:rFonts w:ascii="微软雅黑" w:hAnsi="微软雅黑"/>
-                <w:color w:val="auto"/>
-              </w:rPr>
-            </w:pPr>
-          </w:p>
-        </w:tc>
-        <w:tc>
-          <w:tcPr>
-            <w:tcW w:w="3277" w:type="dxa"/>
+            <w:tcW w:w="1855" w:type="pct"/>
             <w:vAlign w:val="center"/>
           </w:tcPr>
           <w:p>
@@ -992,7 +903,7 @@
         </w:tc>
         <w:tc>
           <w:tcPr>
-            <w:tcW w:w="5557" w:type="dxa"/>
+            <w:tcW w:w="3145" w:type="pct"/>
             <w:gridSpan w:val="2"/>
             <w:vMerge/>
             <w:vAlign w:val="center"/>
@@ -1012,24 +923,7 @@
       <w:tr>
         <w:tc>
           <w:tcPr>
-            <w:tcW w:w="1680" w:type="dxa"/>
-            <w:vMerge/>
-            <w:vAlign w:val="center"/>
-          </w:tcPr>
-          <w:p>
-            <w:pPr>
-              <w:pStyle w:val="1c"/>
-              <w:jc w:val="center"/>
-              <w:rPr>
-                <w:rFonts w:ascii="微软雅黑" w:hAnsi="微软雅黑"/>
-                <w:color w:val="auto"/>
-              </w:rPr>
-            </w:pPr>
-          </w:p>
-        </w:tc>
-        <w:tc>
-          <w:tcPr>
-            <w:tcW w:w="3277" w:type="dxa"/>
+            <w:tcW w:w="1855" w:type="pct"/>
             <w:vAlign w:val="center"/>
           </w:tcPr>
           <w:p>
@@ -1052,7 +946,7 @@
         </w:tc>
         <w:tc>
           <w:tcPr>
-            <w:tcW w:w="5557" w:type="dxa"/>
+            <w:tcW w:w="3145" w:type="pct"/>
             <w:gridSpan w:val="2"/>
             <w:vMerge/>
             <w:vAlign w:val="center"/>
@@ -1072,24 +966,7 @@
       <w:tr>
         <w:tc>
           <w:tcPr>
-            <w:tcW w:w="1680" w:type="dxa"/>
-            <w:vMerge/>
-            <w:vAlign w:val="center"/>
-          </w:tcPr>
-          <w:p>
-            <w:pPr>
-              <w:pStyle w:val="1c"/>
-              <w:jc w:val="center"/>
-              <w:rPr>
-                <w:rFonts w:ascii="微软雅黑" w:hAnsi="微软雅黑"/>
-                <w:color w:val="auto"/>
-              </w:rPr>
-            </w:pPr>
-          </w:p>
-        </w:tc>
-        <w:tc>
-          <w:tcPr>
-            <w:tcW w:w="3277" w:type="dxa"/>
+            <w:tcW w:w="1855" w:type="pct"/>
             <w:vAlign w:val="center"/>
           </w:tcPr>
           <w:p>
@@ -1112,7 +989,7 @@
         </w:tc>
         <w:tc>
           <w:tcPr>
-            <w:tcW w:w="5557" w:type="dxa"/>
+            <w:tcW w:w="3145" w:type="pct"/>
             <w:gridSpan w:val="2"/>
             <w:vMerge/>
             <w:vAlign w:val="center"/>
@@ -1132,24 +1009,7 @@
       <w:tr>
         <w:tc>
           <w:tcPr>
-            <w:tcW w:w="1680" w:type="dxa"/>
-            <w:vMerge/>
-            <w:vAlign w:val="center"/>
-          </w:tcPr>
-          <w:p>
-            <w:pPr>
-              <w:pStyle w:val="1c"/>
-              <w:jc w:val="center"/>
-              <w:rPr>
-                <w:rFonts w:ascii="微软雅黑" w:hAnsi="微软雅黑"/>
-                <w:color w:val="auto"/>
-              </w:rPr>
-            </w:pPr>
-          </w:p>
-        </w:tc>
-        <w:tc>
-          <w:tcPr>
-            <w:tcW w:w="3277" w:type="dxa"/>
+            <w:tcW w:w="1855" w:type="pct"/>
             <w:vAlign w:val="center"/>
           </w:tcPr>
           <w:p>
@@ -1172,7 +1032,7 @@
         </w:tc>
         <w:tc>
           <w:tcPr>
-            <w:tcW w:w="5557" w:type="dxa"/>
+            <w:tcW w:w="3145" w:type="pct"/>
             <w:gridSpan w:val="2"/>
             <w:vMerge/>
             <w:vAlign w:val="center"/>
@@ -1189,615 +1049,6 @@
           </w:p>
         </w:tc>
       </w:tr>
-      <w:tr>
-        <w:tc>
-          <w:tcPr>
-            <w:tcW w:w="1680" w:type="dxa"/>
-            <w:vMerge w:val="restart"/>
-            <w:vAlign w:val="center"/>
-          </w:tcPr>
-          <w:p>
-            <w:pPr>
-              <w:pStyle w:val="1c"/>
-              <w:jc w:val="center"/>
-              <w:rPr>
-                <w:rFonts w:ascii="微软雅黑" w:hAnsi="微软雅黑"/>
-                <w:color w:val="auto"/>
-              </w:rPr>
-            </w:pPr>
-            <w:r>
-              <w:rPr>
-                <w:rFonts w:ascii="微软雅黑" w:hAnsi="微软雅黑" w:hint="eastAsia"/>
-                <w:color w:val="auto"/>
-              </w:rPr>
-              <w:t>本地Windows</w:t>
-            </w:r>
-          </w:p>
-        </w:tc>
-        <w:tc>
-          <w:tcPr>
-            <w:tcW w:w="3277" w:type="dxa"/>
-            <w:vAlign w:val="center"/>
-          </w:tcPr>
-          <w:p>
-            <w:pPr>
-              <w:pStyle w:val="1c"/>
-              <w:jc w:val="center"/>
-              <w:rPr>
-                <w:rFonts w:ascii="微软雅黑" w:hAnsi="微软雅黑"/>
-                <w:color w:val="auto"/>
-              </w:rPr>
-            </w:pPr>
-            <w:r>
-              <w:rPr>
-                <w:rFonts w:ascii="微软雅黑" w:hAnsi="微软雅黑"/>
-                <w:color w:val="auto"/>
-              </w:rPr>
-              <w:t>flask</w:t>
-            </w:r>
-          </w:p>
-        </w:tc>
-        <w:tc>
-          <w:tcPr>
-            <w:tcW w:w="1984" w:type="dxa"/>
-            <w:vAlign w:val="center"/>
-          </w:tcPr>
-          <w:p>
-            <w:pPr>
-              <w:pStyle w:val="1c"/>
-              <w:jc w:val="center"/>
-              <w:rPr>
-                <w:rFonts w:ascii="微软雅黑" w:hAnsi="微软雅黑"/>
-                <w:color w:val="auto"/>
-              </w:rPr>
-            </w:pPr>
-            <w:r>
-              <w:rPr>
-                <w:rFonts w:ascii="微软雅黑" w:hAnsi="微软雅黑"/>
-                <w:color w:val="auto"/>
-              </w:rPr>
-              <w:t>2.3.3</w:t>
-            </w:r>
-          </w:p>
-        </w:tc>
-        <w:tc>
-          <w:tcPr>
-            <w:tcW w:w="3573" w:type="dxa"/>
-            <w:vMerge w:val="restart"/>
-            <w:vAlign w:val="center"/>
-          </w:tcPr>
-          <w:p>
-            <w:pPr>
-              <w:pStyle w:val="1c"/>
-              <w:jc w:val="center"/>
-              <w:rPr>
-                <w:rFonts w:ascii="微软雅黑" w:hAnsi="微软雅黑"/>
-                <w:b/>
-                <w:bCs/>
-                <w:color w:val="auto"/>
-                <w:szCs w:val="21"/>
-              </w:rPr>
-            </w:pPr>
-            <w:r>
-              <w:rPr>
-                <w:rFonts w:ascii="微软雅黑" w:hAnsi="微软雅黑" w:hint="eastAsia"/>
-                <w:color w:val="auto"/>
-              </w:rPr>
-              <w:t>pip install -r requirements.txt</w:t>
-            </w:r>
-          </w:p>
-        </w:tc>
-      </w:tr>
-      <w:tr>
-        <w:tc>
-          <w:tcPr>
-            <w:tcW w:w="1680" w:type="dxa"/>
-            <w:vMerge/>
-            <w:vAlign w:val="center"/>
-          </w:tcPr>
-          <w:p>
-            <w:pPr>
-              <w:pStyle w:val="1c"/>
-              <w:jc w:val="center"/>
-              <w:rPr>
-                <w:rFonts w:ascii="微软雅黑" w:hAnsi="微软雅黑"/>
-                <w:color w:val="auto"/>
-              </w:rPr>
-            </w:pPr>
-          </w:p>
-        </w:tc>
-        <w:tc>
-          <w:tcPr>
-            <w:tcW w:w="3277" w:type="dxa"/>
-            <w:vAlign w:val="center"/>
-          </w:tcPr>
-          <w:p>
-            <w:pPr>
-              <w:pStyle w:val="1c"/>
-              <w:jc w:val="center"/>
-              <w:rPr>
-                <w:rFonts w:ascii="微软雅黑" w:hAnsi="微软雅黑"/>
-                <w:color w:val="auto"/>
-              </w:rPr>
-            </w:pPr>
-            <w:r>
-              <w:rPr>
-                <w:rFonts w:ascii="微软雅黑" w:hAnsi="微软雅黑"/>
-                <w:color w:val="auto"/>
-              </w:rPr>
-              <w:t>tabulate</w:t>
-            </w:r>
-          </w:p>
-        </w:tc>
-        <w:tc>
-          <w:tcPr>
-            <w:tcW w:w="1984" w:type="dxa"/>
-            <w:vAlign w:val="center"/>
-          </w:tcPr>
-          <w:p>
-            <w:pPr>
-              <w:pStyle w:val="1c"/>
-              <w:jc w:val="center"/>
-              <w:rPr>
-                <w:rFonts w:ascii="微软雅黑" w:hAnsi="微软雅黑"/>
-                <w:color w:val="auto"/>
-              </w:rPr>
-            </w:pPr>
-            <w:r>
-              <w:rPr>
-                <w:rFonts w:ascii="微软雅黑" w:hAnsi="微软雅黑"/>
-                <w:color w:val="auto"/>
-              </w:rPr>
-              <w:t>0.9.0</w:t>
-            </w:r>
-          </w:p>
-        </w:tc>
-        <w:tc>
-          <w:tcPr>
-            <w:tcW w:w="3573" w:type="dxa"/>
-            <w:vMerge/>
-            <w:vAlign w:val="center"/>
-          </w:tcPr>
-          <w:p>
-            <w:pPr>
-              <w:pStyle w:val="1c"/>
-              <w:jc w:val="center"/>
-              <w:rPr>
-                <w:rFonts w:ascii="微软雅黑" w:hAnsi="微软雅黑"/>
-                <w:b/>
-                <w:bCs/>
-                <w:color w:val="auto"/>
-                <w:szCs w:val="21"/>
-              </w:rPr>
-            </w:pPr>
-          </w:p>
-        </w:tc>
-      </w:tr>
-      <w:tr>
-        <w:tc>
-          <w:tcPr>
-            <w:tcW w:w="1680" w:type="dxa"/>
-            <w:vMerge/>
-            <w:vAlign w:val="center"/>
-          </w:tcPr>
-          <w:p>
-            <w:pPr>
-              <w:pStyle w:val="1c"/>
-              <w:jc w:val="center"/>
-              <w:rPr>
-                <w:rFonts w:ascii="微软雅黑" w:hAnsi="微软雅黑"/>
-                <w:color w:val="auto"/>
-              </w:rPr>
-            </w:pPr>
-          </w:p>
-        </w:tc>
-        <w:tc>
-          <w:tcPr>
-            <w:tcW w:w="3277" w:type="dxa"/>
-            <w:vAlign w:val="center"/>
-          </w:tcPr>
-          <w:p>
-            <w:pPr>
-              <w:pStyle w:val="1c"/>
-              <w:jc w:val="center"/>
-              <w:rPr>
-                <w:rFonts w:ascii="微软雅黑" w:hAnsi="微软雅黑"/>
-                <w:color w:val="auto"/>
-              </w:rPr>
-            </w:pPr>
-            <w:r>
-              <w:rPr>
-                <w:rFonts w:ascii="微软雅黑" w:hAnsi="微软雅黑"/>
-                <w:color w:val="auto"/>
-              </w:rPr>
-              <w:t>regex</w:t>
-            </w:r>
-          </w:p>
-        </w:tc>
-        <w:tc>
-          <w:tcPr>
-            <w:tcW w:w="1984" w:type="dxa"/>
-            <w:vAlign w:val="center"/>
-          </w:tcPr>
-          <w:p>
-            <w:pPr>
-              <w:pStyle w:val="1c"/>
-              <w:jc w:val="center"/>
-              <w:rPr>
-                <w:rFonts w:ascii="微软雅黑" w:hAnsi="微软雅黑"/>
-                <w:color w:val="auto"/>
-              </w:rPr>
-            </w:pPr>
-            <w:r>
-              <w:rPr>
-                <w:rFonts w:ascii="微软雅黑" w:hAnsi="微软雅黑"/>
-                <w:color w:val="auto"/>
-              </w:rPr>
-              <w:t>2023.6.3</w:t>
-            </w:r>
-          </w:p>
-        </w:tc>
-        <w:tc>
-          <w:tcPr>
-            <w:tcW w:w="3573" w:type="dxa"/>
-            <w:vMerge/>
-            <w:vAlign w:val="center"/>
-          </w:tcPr>
-          <w:p>
-            <w:pPr>
-              <w:pStyle w:val="1c"/>
-              <w:jc w:val="center"/>
-              <w:rPr>
-                <w:rFonts w:ascii="微软雅黑" w:hAnsi="微软雅黑"/>
-                <w:b/>
-                <w:bCs/>
-                <w:color w:val="auto"/>
-                <w:szCs w:val="21"/>
-              </w:rPr>
-            </w:pPr>
-          </w:p>
-        </w:tc>
-      </w:tr>
-      <w:tr>
-        <w:tc>
-          <w:tcPr>
-            <w:tcW w:w="1680" w:type="dxa"/>
-            <w:vMerge/>
-            <w:vAlign w:val="center"/>
-          </w:tcPr>
-          <w:p>
-            <w:pPr>
-              <w:pStyle w:val="1c"/>
-              <w:jc w:val="center"/>
-              <w:rPr>
-                <w:rFonts w:ascii="微软雅黑" w:hAnsi="微软雅黑"/>
-                <w:color w:val="auto"/>
-              </w:rPr>
-            </w:pPr>
-          </w:p>
-        </w:tc>
-        <w:tc>
-          <w:tcPr>
-            <w:tcW w:w="3277" w:type="dxa"/>
-            <w:vAlign w:val="center"/>
-          </w:tcPr>
-          <w:p>
-            <w:pPr>
-              <w:pStyle w:val="1c"/>
-              <w:jc w:val="center"/>
-              <w:rPr>
-                <w:rFonts w:ascii="微软雅黑" w:hAnsi="微软雅黑"/>
-                <w:color w:val="auto"/>
-              </w:rPr>
-            </w:pPr>
-            <w:r>
-              <w:rPr>
-                <w:rFonts w:ascii="微软雅黑" w:hAnsi="微软雅黑"/>
-                <w:color w:val="auto"/>
-              </w:rPr>
-              <w:t>mindspore</w:t>
-            </w:r>
-          </w:p>
-        </w:tc>
-        <w:tc>
-          <w:tcPr>
-            <w:tcW w:w="1984" w:type="dxa"/>
-            <w:vAlign w:val="center"/>
-          </w:tcPr>
-          <w:p>
-            <w:pPr>
-              <w:pStyle w:val="1c"/>
-              <w:jc w:val="center"/>
-              <w:rPr>
-                <w:rFonts w:ascii="微软雅黑" w:hAnsi="微软雅黑"/>
-                <w:color w:val="auto"/>
-              </w:rPr>
-            </w:pPr>
-            <w:r>
-              <w:rPr>
-                <w:rFonts w:ascii="微软雅黑" w:hAnsi="微软雅黑"/>
-                <w:color w:val="auto"/>
-              </w:rPr>
-              <w:t>&gt;=2.3.0</w:t>
-            </w:r>
-          </w:p>
-        </w:tc>
-        <w:tc>
-          <w:tcPr>
-            <w:tcW w:w="3573" w:type="dxa"/>
-            <w:vMerge/>
-            <w:vAlign w:val="center"/>
-          </w:tcPr>
-          <w:p>
-            <w:pPr>
-              <w:pStyle w:val="1c"/>
-              <w:jc w:val="center"/>
-              <w:rPr>
-                <w:rFonts w:ascii="微软雅黑" w:hAnsi="微软雅黑"/>
-                <w:b/>
-                <w:bCs/>
-                <w:color w:val="auto"/>
-                <w:szCs w:val="21"/>
-              </w:rPr>
-            </w:pPr>
-          </w:p>
-        </w:tc>
-      </w:tr>
-      <w:tr>
-        <w:tc>
-          <w:tcPr>
-            <w:tcW w:w="1680" w:type="dxa"/>
-            <w:vMerge/>
-            <w:vAlign w:val="center"/>
-          </w:tcPr>
-          <w:p>
-            <w:pPr>
-              <w:pStyle w:val="1c"/>
-              <w:jc w:val="center"/>
-              <w:rPr>
-                <w:rFonts w:ascii="微软雅黑" w:hAnsi="微软雅黑"/>
-                <w:color w:val="auto"/>
-              </w:rPr>
-            </w:pPr>
-          </w:p>
-        </w:tc>
-        <w:tc>
-          <w:tcPr>
-            <w:tcW w:w="3277" w:type="dxa"/>
-            <w:vAlign w:val="center"/>
-          </w:tcPr>
-          <w:p>
-            <w:pPr>
-              <w:pStyle w:val="1c"/>
-              <w:jc w:val="center"/>
-              <w:rPr>
-                <w:rFonts w:ascii="微软雅黑" w:hAnsi="微软雅黑"/>
-                <w:color w:val="auto"/>
-              </w:rPr>
-            </w:pPr>
-            <w:r>
-              <w:rPr>
-                <w:rFonts w:ascii="微软雅黑" w:hAnsi="微软雅黑"/>
-                <w:color w:val="auto"/>
-              </w:rPr>
-              <w:t>mindnlp</w:t>
-            </w:r>
-          </w:p>
-        </w:tc>
-        <w:tc>
-          <w:tcPr>
-            <w:tcW w:w="1984" w:type="dxa"/>
-            <w:vAlign w:val="center"/>
-          </w:tcPr>
-          <w:p>
-            <w:pPr>
-              <w:pStyle w:val="1c"/>
-              <w:jc w:val="center"/>
-              <w:rPr>
-                <w:rFonts w:ascii="微软雅黑" w:hAnsi="微软雅黑"/>
-                <w:color w:val="auto"/>
-              </w:rPr>
-            </w:pPr>
-            <w:r>
-              <w:rPr>
-                <w:rFonts w:ascii="微软雅黑" w:hAnsi="微软雅黑"/>
-                <w:color w:val="auto"/>
-              </w:rPr>
-              <w:t>&gt;=0.3.0</w:t>
-            </w:r>
-          </w:p>
-        </w:tc>
-        <w:tc>
-          <w:tcPr>
-            <w:tcW w:w="3573" w:type="dxa"/>
-            <w:vMerge/>
-            <w:vAlign w:val="center"/>
-          </w:tcPr>
-          <w:p>
-            <w:pPr>
-              <w:pStyle w:val="1c"/>
-              <w:jc w:val="center"/>
-              <w:rPr>
-                <w:rFonts w:ascii="微软雅黑" w:hAnsi="微软雅黑"/>
-                <w:b/>
-                <w:bCs/>
-                <w:color w:val="auto"/>
-                <w:szCs w:val="21"/>
-              </w:rPr>
-            </w:pPr>
-          </w:p>
-        </w:tc>
-      </w:tr>
-      <w:tr>
-        <w:tc>
-          <w:tcPr>
-            <w:tcW w:w="1680" w:type="dxa"/>
-            <w:vMerge/>
-            <w:vAlign w:val="center"/>
-          </w:tcPr>
-          <w:p>
-            <w:pPr>
-              <w:pStyle w:val="1c"/>
-              <w:jc w:val="center"/>
-              <w:rPr>
-                <w:rFonts w:ascii="微软雅黑" w:hAnsi="微软雅黑"/>
-                <w:color w:val="auto"/>
-              </w:rPr>
-            </w:pPr>
-          </w:p>
-        </w:tc>
-        <w:tc>
-          <w:tcPr>
-            <w:tcW w:w="3277" w:type="dxa"/>
-            <w:vAlign w:val="center"/>
-          </w:tcPr>
-          <w:p>
-            <w:pPr>
-              <w:pStyle w:val="1c"/>
-              <w:jc w:val="center"/>
-              <w:rPr>
-                <w:rFonts w:ascii="微软雅黑" w:hAnsi="微软雅黑"/>
-                <w:color w:val="auto"/>
-              </w:rPr>
-            </w:pPr>
-            <w:r>
-              <w:rPr>
-                <w:rFonts w:ascii="微软雅黑" w:hAnsi="微软雅黑"/>
-                <w:color w:val="auto"/>
-              </w:rPr>
-              <w:t>sentencepiece</w:t>
-            </w:r>
-          </w:p>
-        </w:tc>
-        <w:tc>
-          <w:tcPr>
-            <w:tcW w:w="1984" w:type="dxa"/>
-            <w:vAlign w:val="center"/>
-          </w:tcPr>
-          <w:p>
-            <w:pPr>
-              <w:pStyle w:val="1c"/>
-              <w:jc w:val="center"/>
-              <w:rPr>
-                <w:rFonts w:ascii="微软雅黑" w:hAnsi="微软雅黑"/>
-                <w:color w:val="auto"/>
-              </w:rPr>
-            </w:pPr>
-            <w:r>
-              <w:rPr>
-                <w:rFonts w:ascii="微软雅黑" w:hAnsi="微软雅黑"/>
-                <w:color w:val="auto"/>
-              </w:rPr>
-              <w:t>0.1.99</w:t>
-            </w:r>
-          </w:p>
-        </w:tc>
-        <w:tc>
-          <w:tcPr>
-            <w:tcW w:w="3573" w:type="dxa"/>
-            <w:vMerge/>
-            <w:vAlign w:val="center"/>
-          </w:tcPr>
-          <w:p>
-            <w:pPr>
-              <w:pStyle w:val="1c"/>
-              <w:jc w:val="center"/>
-              <w:rPr>
-                <w:rFonts w:ascii="微软雅黑" w:hAnsi="微软雅黑"/>
-                <w:b/>
-                <w:bCs/>
-                <w:color w:val="auto"/>
-                <w:szCs w:val="21"/>
-              </w:rPr>
-            </w:pPr>
-          </w:p>
-        </w:tc>
-      </w:tr>
-      <w:tr>
-        <w:tc>
-          <w:tcPr>
-            <w:tcW w:w="1680" w:type="dxa"/>
-            <w:vMerge/>
-            <w:vAlign w:val="center"/>
-          </w:tcPr>
-          <w:p>
-            <w:pPr>
-              <w:pStyle w:val="1c"/>
-              <w:jc w:val="center"/>
-              <w:rPr>
-                <w:rFonts w:ascii="微软雅黑" w:hAnsi="微软雅黑"/>
-                <w:color w:val="auto"/>
-              </w:rPr>
-            </w:pPr>
-          </w:p>
-        </w:tc>
-        <w:tc>
-          <w:tcPr>
-            <w:tcW w:w="3277" w:type="dxa"/>
-            <w:vAlign w:val="center"/>
-          </w:tcPr>
-          <w:p>
-            <w:pPr>
-              <w:pStyle w:val="1c"/>
-              <w:jc w:val="center"/>
-              <w:rPr>
-                <w:rFonts w:ascii="微软雅黑" w:hAnsi="微软雅黑"/>
-                <w:color w:val="auto"/>
-              </w:rPr>
-            </w:pPr>
-            <w:r>
-              <w:rPr>
-                <w:rFonts w:ascii="微软雅黑" w:hAnsi="微软雅黑"/>
-                <w:color w:val="auto"/>
-              </w:rPr>
-              <w:t>protobuf</w:t>
-            </w:r>
-          </w:p>
-        </w:tc>
-        <w:tc>
-          <w:tcPr>
-            <w:tcW w:w="1984" w:type="dxa"/>
-            <w:vAlign w:val="center"/>
-          </w:tcPr>
-          <w:p>
-            <w:pPr>
-              <w:pStyle w:val="1c"/>
-              <w:jc w:val="center"/>
-              <w:rPr>
-                <w:rFonts w:ascii="微软雅黑" w:hAnsi="微软雅黑"/>
-                <w:color w:val="auto"/>
-              </w:rPr>
-            </w:pPr>
-            <w:r>
-              <w:rPr>
-                <w:rFonts w:ascii="微软雅黑" w:hAnsi="微软雅黑"/>
-                <w:color w:val="auto"/>
-              </w:rPr>
-              <w:t>4.21.12</w:t>
-            </w:r>
-          </w:p>
-        </w:tc>
-        <w:tc>
-          <w:tcPr>
-            <w:tcW w:w="3573" w:type="dxa"/>
-            <w:vMerge/>
-            <w:vAlign w:val="center"/>
-          </w:tcPr>
-          <w:p>
-            <w:pPr>
-              <w:pStyle w:val="1c"/>
-              <w:jc w:val="center"/>
-              <w:rPr>
-                <w:rFonts w:ascii="微软雅黑" w:hAnsi="微软雅黑"/>
-                <w:b/>
-                <w:bCs/>
-                <w:color w:val="auto"/>
-                <w:szCs w:val="21"/>
-              </w:rPr>
-            </w:pPr>
-          </w:p>
-        </w:tc>
-      </w:tr>
     </w:tbl>
     <w:p>
       <w:pPr>
@@ -2265,7 +1516,6 @@
           <w:rFonts w:ascii="微软雅黑" w:hAnsi="微软雅黑" w:hint="eastAsia"/>
           <w:color w:val="auto"/>
         </w:rPr>
-        <w:lastRenderedPageBreak/>
         <w:t>其中，</w:t>
       </w:r>
     </w:p>
@@ -2449,6 +1699,7 @@
           <w:sz w:val="18"/>
           <w:szCs w:val="18"/>
         </w:rPr>
+        <w:lastRenderedPageBreak/>
         <w:t>python</w:t>
       </w:r>
       <w:r>
@@ -2615,6 +1866,22 @@
           <w:rFonts w:ascii="微软雅黑" w:hAnsi="微软雅黑" w:cs="微软雅黑"/>
         </w:rPr>
         <w:commentReference w:id="3"/>
+      </w:r>
+    </w:p>
+    <w:p>
+      <w:pPr>
+        <w:pStyle w:val="afffff5"/>
+        <w:spacing w:before="120" w:after="120"/>
+        <w:ind w:leftChars="0" w:left="440" w:firstLineChars="0" w:firstLine="0"/>
+      </w:pPr>
+      <w:r>
+        <w:t xml:space="preserve">gradio_app.py </w:t>
+      </w:r>
+      <w:r>
+        <w:rPr>
+          <w:rFonts w:hint="eastAsia"/>
+        </w:rPr>
+        <w:t>采用动态加载方式，使用步骤为：</w:t>
       </w:r>
     </w:p>
     <w:p>
@@ -2631,10 +1898,7 @@
         <w:rPr>
           <w:rFonts w:hint="eastAsia"/>
         </w:rPr>
-        <w:t>下载微调合并后的模型</w:t>
-      </w:r>
-      <w:r>
-        <w:t xml:space="preserve"> </w:t>
+        <w:t>下载相关依赖</w:t>
       </w:r>
     </w:p>
     <w:p>
@@ -2648,36 +1912,13 @@
         <w:ind w:leftChars="0" w:firstLineChars="0"/>
       </w:pPr>
       <w:r>
-        <w:rPr>
-          <w:rFonts w:hint="eastAsia"/>
-        </w:rPr>
-        <w:t>运行</w:t>
-      </w:r>
-      <w:r>
-        <w:rPr>
-          <w:rFonts w:hint="eastAsia"/>
-        </w:rPr>
-        <w:t>虚拟环境</w:t>
-      </w:r>
-    </w:p>
-    <w:p>
-      <w:pPr>
-        <w:pStyle w:val="afffff5"/>
-        <w:numPr>
-          <w:ilvl w:val="0"/>
-          <w:numId w:val="24"/>
-        </w:numPr>
-        <w:spacing w:before="120" w:after="120"/>
-        <w:ind w:leftChars="0" w:firstLineChars="0"/>
-      </w:pPr>
-      <w:r>
-        <w:rPr>
-          <w:rFonts w:hint="eastAsia"/>
-        </w:rPr>
-        <w:t>本</w:t>
-      </w:r>
-      <w:r>
-        <w:t xml:space="preserve"> `app.py` 脚本同样设置了传参的方式，如</w:t>
+        <w:t>`</w:t>
+      </w:r>
+      <w:r>
+        <w:t>gradio_</w:t>
+      </w:r>
+      <w:r>
+        <w:t>app.py` 脚本同样设置了传参的方式，如</w:t>
       </w:r>
     </w:p>
     <w:p>
@@ -2686,7 +1927,7 @@
         <w:shd w:val="clear" w:color="auto" w:fill="181D27"/>
         <w:adjustRightInd/>
         <w:spacing w:before="120" w:after="120"/>
-        <w:ind w:leftChars="0" w:left="442" w:firstLineChars="0" w:firstLine="0"/>
+        <w:ind w:leftChars="321" w:left="642" w:firstLineChars="0" w:firstLine="0"/>
         <w:rPr>
           <w:rFonts w:ascii="Consolas" w:eastAsia="宋体" w:hAnsi="Consolas" w:cs="宋体"/>
           <w:color w:val="D1D3DB"/>
@@ -2710,7 +1951,25 @@
           <w:sz w:val="21"/>
           <w:szCs w:val="21"/>
         </w:rPr>
-        <w:t xml:space="preserve"> app.py </w:t>
+        <w:t xml:space="preserve"> </w:t>
+      </w:r>
+      <w:r>
+        <w:rPr>
+          <w:rFonts w:ascii="Consolas" w:eastAsia="宋体" w:hAnsi="Consolas" w:cs="宋体"/>
+          <w:color w:val="82D99F"/>
+          <w:sz w:val="21"/>
+          <w:szCs w:val="21"/>
+        </w:rPr>
+        <w:t>gradio_</w:t>
+      </w:r>
+      <w:r>
+        <w:rPr>
+          <w:rFonts w:ascii="Consolas" w:eastAsia="宋体" w:hAnsi="Consolas" w:cs="宋体"/>
+          <w:color w:val="82D99F"/>
+          <w:sz w:val="21"/>
+          <w:szCs w:val="21"/>
+        </w:rPr>
+        <w:t xml:space="preserve">app.py </w:t>
       </w:r>
       <w:r>
         <w:rPr>
@@ -2719,7 +1978,16 @@
           <w:sz w:val="21"/>
           <w:szCs w:val="21"/>
         </w:rPr>
-        <w:t>--model_path</w:t>
+        <w:t>--</w:t>
+      </w:r>
+      <w:r>
+        <w:rPr>
+          <w:rFonts w:ascii="Consolas" w:eastAsia="宋体" w:hAnsi="Consolas" w:cs="宋体"/>
+          <w:color w:val="80BBFF"/>
+          <w:sz w:val="21"/>
+          <w:szCs w:val="21"/>
+        </w:rPr>
+        <w:t>base-model</w:t>
       </w:r>
       <w:r>
         <w:rPr>
@@ -2728,7 +1996,25 @@
           <w:sz w:val="21"/>
           <w:szCs w:val="21"/>
         </w:rPr>
-        <w:t xml:space="preserve"> YOUR_PATH </w:t>
+        <w:t xml:space="preserve"> </w:t>
+      </w:r>
+      <w:r>
+        <w:rPr>
+          <w:rFonts w:ascii="Consolas" w:eastAsia="宋体" w:hAnsi="Consolas" w:cs="宋体"/>
+          <w:color w:val="82D99F"/>
+          <w:sz w:val="21"/>
+          <w:szCs w:val="21"/>
+        </w:rPr>
+        <w:t>deepseek-ai/DeepSeek-R1-Distill-Qwen-1.5B</w:t>
+      </w:r>
+      <w:r>
+        <w:rPr>
+          <w:rFonts w:ascii="Consolas" w:eastAsia="宋体" w:hAnsi="Consolas" w:cs="宋体"/>
+          <w:color w:val="82D99F"/>
+          <w:sz w:val="21"/>
+          <w:szCs w:val="21"/>
+        </w:rPr>
+        <w:t xml:space="preserve"> </w:t>
       </w:r>
       <w:r>
         <w:rPr>
@@ -2737,7 +2023,16 @@
           <w:sz w:val="21"/>
           <w:szCs w:val="21"/>
         </w:rPr>
-        <w:t>--port</w:t>
+        <w:t>--</w:t>
+      </w:r>
+      <w:r>
+        <w:rPr>
+          <w:rFonts w:ascii="Consolas" w:eastAsia="宋体" w:hAnsi="Consolas" w:cs="宋体"/>
+          <w:color w:val="80BBFF"/>
+          <w:sz w:val="21"/>
+          <w:szCs w:val="21"/>
+        </w:rPr>
+        <w:t>lora-checkpoint</w:t>
       </w:r>
       <w:r>
         <w:rPr>
@@ -2755,7 +2050,7 @@
           <w:sz w:val="21"/>
           <w:szCs w:val="21"/>
         </w:rPr>
-        <w:t>5000</w:t>
+        <w:t>checkpoint-1380</w:t>
       </w:r>
       <w:r>
         <w:rPr>
@@ -2773,7 +2068,16 @@
           <w:sz w:val="21"/>
           <w:szCs w:val="21"/>
         </w:rPr>
-        <w:t>--host</w:t>
+        <w:t>--</w:t>
+      </w:r>
+      <w:r>
+        <w:rPr>
+          <w:rFonts w:ascii="Consolas" w:eastAsia="宋体" w:hAnsi="Consolas" w:cs="宋体"/>
+          <w:color w:val="80BBFF"/>
+          <w:sz w:val="21"/>
+          <w:szCs w:val="21"/>
+        </w:rPr>
+        <w:t>device-id</w:t>
       </w:r>
       <w:r>
         <w:rPr>
@@ -2791,7 +2095,7 @@
           <w:sz w:val="21"/>
           <w:szCs w:val="21"/>
         </w:rPr>
-        <w:t>127.0.0.1</w:t>
+        <w:t>0</w:t>
       </w:r>
     </w:p>
     <w:p>
@@ -2819,16 +2123,19 @@
         <w:ind w:leftChars="0" w:left="0" w:firstLine="440"/>
       </w:pPr>
       <w:r>
-        <w:t>--model_path 为</w:t>
+        <w:t>--</w:t>
+      </w:r>
+      <w:r>
+        <w:t>base-model</w:t>
+      </w:r>
+      <w:r>
+        <w:t> 为</w:t>
       </w:r>
       <w:r>
         <w:rPr>
           <w:rFonts w:hint="eastAsia"/>
         </w:rPr>
-        <w:t>下载到本地后</w:t>
-      </w:r>
-      <w:r>
-        <w:t>的模型路径</w:t>
+        <w:t>基础模型名称或本地路径</w:t>
       </w:r>
     </w:p>
     <w:p>
@@ -2846,7 +2153,22 @@
         <w:ind w:leftChars="0" w:left="0" w:firstLine="440"/>
       </w:pPr>
       <w:r>
-        <w:t>--port 为 Flask 服务端口，默认值为 5000</w:t>
+        <w:t>--</w:t>
+      </w:r>
+      <w:r>
+        <w:t>lora-checkpoint</w:t>
+      </w:r>
+      <w:r>
+        <w:t xml:space="preserve"> 为 </w:t>
+      </w:r>
+      <w:r>
+        <w:t>LoRA checkpoint</w:t>
+      </w:r>
+      <w:r>
+        <w:t xml:space="preserve"> </w:t>
+      </w:r>
+      <w:r>
+        <w:t>目录路径</w:t>
       </w:r>
     </w:p>
     <w:p>
@@ -2864,7 +2186,31 @@
         <w:ind w:leftChars="0" w:left="0" w:firstLine="440"/>
       </w:pPr>
       <w:r>
-        <w:t>--host 为 Flask 服务主机，默认值为 127.0.0.1</w:t>
+        <w:t>--</w:t>
+      </w:r>
+      <w:r>
+        <w:t>device-id</w:t>
+      </w:r>
+      <w:r>
+        <w:t xml:space="preserve"> 为 </w:t>
+      </w:r>
+      <w:r>
+        <w:t>NPU</w:t>
+      </w:r>
+      <w:r>
+        <w:t xml:space="preserve"> </w:t>
+      </w:r>
+      <w:r>
+        <w:t>设备</w:t>
+      </w:r>
+      <w:r>
+        <w:rPr>
+          <w:rFonts w:hint="eastAsia"/>
+        </w:rPr>
+        <w:t xml:space="preserve"> </w:t>
+      </w:r>
+      <w:r>
+        <w:t>ID</w:t>
       </w:r>
     </w:p>
     <w:p>
@@ -2881,7 +2227,31 @@
         <w:rPr>
           <w:rFonts w:hint="eastAsia"/>
         </w:rPr>
-        <w:t>预期输出：</w:t>
+        <w:t>预期</w:t>
+      </w:r>
+      <w:r>
+        <w:rPr>
+          <w:rFonts w:hint="eastAsia"/>
+        </w:rPr>
+        <w:t>的终端</w:t>
+      </w:r>
+      <w:r>
+        <w:rPr>
+          <w:rFonts w:hint="eastAsia"/>
+        </w:rPr>
+        <w:t>输出</w:t>
+      </w:r>
+      <w:r>
+        <w:rPr>
+          <w:rFonts w:hint="eastAsia"/>
+        </w:rPr>
+        <w:t>及网页内容如下</w:t>
+      </w:r>
+      <w:r>
+        <w:rPr>
+          <w:rFonts w:hint="eastAsia"/>
+        </w:rPr>
+        <w:t>：</w:t>
       </w:r>
     </w:p>
     <w:p>
@@ -2891,49 +2261,22 @@
         <w:adjustRightInd/>
         <w:snapToGrid/>
         <w:spacing w:before="0" w:after="0" w:line="240" w:lineRule="auto"/>
-        <w:ind w:leftChars="100" w:left="200"/>
-        <w:rPr>
-          <w:rFonts w:ascii="Consolas" w:eastAsia="宋体" w:hAnsi="Consolas" w:cs="宋体"/>
-          <w:color w:val="D1D3DB"/>
-          <w:sz w:val="16"/>
-          <w:szCs w:val="16"/>
-        </w:rPr>
-      </w:pPr>
-      <w:r>
-        <w:rPr>
-          <w:rFonts w:ascii="Consolas" w:eastAsia="宋体" w:hAnsi="Consolas" w:cs="宋体" w:hint="eastAsia"/>
-          <w:color w:val="D1D3DB"/>
-          <w:sz w:val="16"/>
-          <w:szCs w:val="16"/>
-        </w:rPr>
-        <w:t>正在从</w:t>
-      </w:r>
-      <w:r>
-        <w:rPr>
-          <w:rFonts w:ascii="Consolas" w:eastAsia="宋体" w:hAnsi="Consolas" w:cs="宋体"/>
-          <w:color w:val="D1D3DB"/>
-          <w:sz w:val="16"/>
-          <w:szCs w:val="16"/>
-        </w:rPr>
-        <w:t xml:space="preserve"> YOUR_PATH </w:t>
-      </w:r>
-      <w:r>
-        <w:rPr>
-          <w:rFonts w:ascii="Consolas" w:eastAsia="宋体" w:hAnsi="Consolas" w:cs="宋体"/>
-          <w:color w:val="D1D3DB"/>
-          <w:sz w:val="16"/>
-          <w:szCs w:val="16"/>
-        </w:rPr>
-        <w:t>加载模型</w:t>
-      </w:r>
-      <w:r>
-        <w:rPr>
-          <w:rFonts w:ascii="Consolas" w:eastAsia="宋体" w:hAnsi="Consolas" w:cs="宋体"/>
-          <w:color w:val="D1D3DB"/>
-          <w:sz w:val="16"/>
-          <w:szCs w:val="16"/>
-        </w:rPr>
-        <w:t>...</w:t>
+        <w:ind w:leftChars="300" w:left="600"/>
+        <w:rPr>
+          <w:rFonts w:ascii="Consolas" w:eastAsia="宋体" w:hAnsi="Consolas" w:cs="宋体"/>
+          <w:color w:val="D1D3DB"/>
+          <w:sz w:val="18"/>
+          <w:szCs w:val="18"/>
+        </w:rPr>
+      </w:pPr>
+      <w:r>
+        <w:rPr>
+          <w:rFonts w:ascii="Consolas" w:eastAsia="宋体" w:hAnsi="Consolas" w:cs="宋体"/>
+          <w:color w:val="D1D3DB"/>
+          <w:sz w:val="18"/>
+          <w:szCs w:val="18"/>
+        </w:rPr>
+        <w:t>[ERROR] ME(2346806:281473378148384,MainProcess):2026-01-22-18:47:21.926.000 [mindspore/run_check/_check_version.py:348] CheckFailed: No module named 'decorator'</w:t>
       </w:r>
     </w:p>
     <w:p>
@@ -2943,22 +2286,22 @@
         <w:adjustRightInd/>
         <w:snapToGrid/>
         <w:spacing w:before="0" w:after="0" w:line="240" w:lineRule="auto"/>
-        <w:ind w:leftChars="100" w:left="200"/>
-        <w:rPr>
-          <w:rFonts w:ascii="Consolas" w:eastAsia="宋体" w:hAnsi="Consolas" w:cs="宋体"/>
-          <w:color w:val="D1D3DB"/>
-          <w:sz w:val="16"/>
-          <w:szCs w:val="16"/>
-        </w:rPr>
-      </w:pPr>
-      <w:r>
-        <w:rPr>
-          <w:rFonts w:ascii="Consolas" w:eastAsia="宋体" w:hAnsi="Consolas" w:cs="宋体"/>
-          <w:color w:val="D1D3DB"/>
-          <w:sz w:val="16"/>
-          <w:szCs w:val="16"/>
-        </w:rPr>
-        <w:t xml:space="preserve">    Device set to use cuda:0</w:t>
+        <w:ind w:leftChars="300" w:left="600"/>
+        <w:rPr>
+          <w:rFonts w:ascii="Consolas" w:eastAsia="宋体" w:hAnsi="Consolas" w:cs="宋体"/>
+          <w:color w:val="D1D3DB"/>
+          <w:sz w:val="18"/>
+          <w:szCs w:val="18"/>
+        </w:rPr>
+      </w:pPr>
+      <w:r>
+        <w:rPr>
+          <w:rFonts w:ascii="Consolas" w:eastAsia="宋体" w:hAnsi="Consolas" w:cs="宋体"/>
+          <w:color w:val="D1D3DB"/>
+          <w:sz w:val="18"/>
+          <w:szCs w:val="18"/>
+        </w:rPr>
+        <w:t>[CRITICAL] ME(2346806:281473378148384,MainProcess):2026-01-22-18:47:21.927.000 [mindspore/run_check/_check_version.py:349] MindSpore relies on whl packages of "te" in the "latest" folder of the Ascend AI software package (Ascend Data Center Solution). Please check whether they are installed correctly or not, refer to the match info on: https://www.mindspore.cn/install</w:t>
       </w:r>
     </w:p>
     <w:p>
@@ -2968,31 +2311,22 @@
         <w:adjustRightInd/>
         <w:snapToGrid/>
         <w:spacing w:before="0" w:after="0" w:line="240" w:lineRule="auto"/>
-        <w:ind w:leftChars="100" w:left="200"/>
-        <w:rPr>
-          <w:rFonts w:ascii="Consolas" w:eastAsia="宋体" w:hAnsi="Consolas" w:cs="宋体"/>
-          <w:color w:val="D1D3DB"/>
-          <w:sz w:val="16"/>
-          <w:szCs w:val="16"/>
-        </w:rPr>
-      </w:pPr>
-      <w:r>
-        <w:rPr>
-          <w:rFonts w:ascii="Consolas" w:eastAsia="宋体" w:hAnsi="Consolas" w:cs="宋体"/>
-          <w:color w:val="D1D3DB"/>
-          <w:sz w:val="16"/>
-          <w:szCs w:val="16"/>
-        </w:rPr>
-        <w:t xml:space="preserve">    </w:t>
-      </w:r>
-      <w:r>
-        <w:rPr>
-          <w:rFonts w:ascii="Consolas" w:eastAsia="宋体" w:hAnsi="Consolas" w:cs="宋体"/>
-          <w:color w:val="D1D3DB"/>
-          <w:sz w:val="16"/>
-          <w:szCs w:val="16"/>
-        </w:rPr>
-        <w:t>模型加载完成。</w:t>
+        <w:ind w:leftChars="300" w:left="600"/>
+        <w:rPr>
+          <w:rFonts w:ascii="Consolas" w:eastAsia="宋体" w:hAnsi="Consolas" w:cs="宋体"/>
+          <w:color w:val="D1D3DB"/>
+          <w:sz w:val="18"/>
+          <w:szCs w:val="18"/>
+        </w:rPr>
+      </w:pPr>
+      <w:r>
+        <w:rPr>
+          <w:rFonts w:ascii="Consolas" w:eastAsia="宋体" w:hAnsi="Consolas" w:cs="宋体"/>
+          <w:color w:val="D1D3DB"/>
+          <w:sz w:val="18"/>
+          <w:szCs w:val="18"/>
+        </w:rPr>
+        <w:t>/root/.conda/envs/lcl/lib/python3.10/site-packages/numpy/core/getlimits.py:549: UserWarning: The value of the smallest subnormal for &lt;class 'numpy.float64'&gt; type is zero.</w:t>
       </w:r>
     </w:p>
     <w:p>
@@ -3002,22 +2336,22 @@
         <w:adjustRightInd/>
         <w:snapToGrid/>
         <w:spacing w:before="0" w:after="0" w:line="240" w:lineRule="auto"/>
-        <w:ind w:leftChars="100" w:left="200"/>
-        <w:rPr>
-          <w:rFonts w:ascii="Consolas" w:eastAsia="宋体" w:hAnsi="Consolas" w:cs="宋体"/>
-          <w:color w:val="D1D3DB"/>
-          <w:sz w:val="16"/>
-          <w:szCs w:val="16"/>
-        </w:rPr>
-      </w:pPr>
-      <w:r>
-        <w:rPr>
-          <w:rFonts w:ascii="Consolas" w:eastAsia="宋体" w:hAnsi="Consolas" w:cs="宋体"/>
-          <w:color w:val="D1D3DB"/>
-          <w:sz w:val="16"/>
-          <w:szCs w:val="16"/>
-        </w:rPr>
-        <w:t xml:space="preserve">    * Serving Flask app 'app'</w:t>
+        <w:ind w:leftChars="300" w:left="600"/>
+        <w:rPr>
+          <w:rFonts w:ascii="Consolas" w:eastAsia="宋体" w:hAnsi="Consolas" w:cs="宋体"/>
+          <w:color w:val="D1D3DB"/>
+          <w:sz w:val="18"/>
+          <w:szCs w:val="18"/>
+        </w:rPr>
+      </w:pPr>
+      <w:r>
+        <w:rPr>
+          <w:rFonts w:ascii="Consolas" w:eastAsia="宋体" w:hAnsi="Consolas" w:cs="宋体"/>
+          <w:color w:val="D1D3DB"/>
+          <w:sz w:val="18"/>
+          <w:szCs w:val="18"/>
+        </w:rPr>
+        <w:t xml:space="preserve">  setattr(self, word, getattr(machar, word).flat[0])</w:t>
       </w:r>
     </w:p>
     <w:p>
@@ -3027,22 +2361,22 @@
         <w:adjustRightInd/>
         <w:snapToGrid/>
         <w:spacing w:before="0" w:after="0" w:line="240" w:lineRule="auto"/>
-        <w:ind w:leftChars="100" w:left="200"/>
-        <w:rPr>
-          <w:rFonts w:ascii="Consolas" w:eastAsia="宋体" w:hAnsi="Consolas" w:cs="宋体"/>
-          <w:color w:val="D1D3DB"/>
-          <w:sz w:val="16"/>
-          <w:szCs w:val="16"/>
-        </w:rPr>
-      </w:pPr>
-      <w:r>
-        <w:rPr>
-          <w:rFonts w:ascii="Consolas" w:eastAsia="宋体" w:hAnsi="Consolas" w:cs="宋体"/>
-          <w:color w:val="D1D3DB"/>
-          <w:sz w:val="16"/>
-          <w:szCs w:val="16"/>
-        </w:rPr>
-        <w:t xml:space="preserve">    * Debug mode: on</w:t>
+        <w:ind w:leftChars="300" w:left="600"/>
+        <w:rPr>
+          <w:rFonts w:ascii="Consolas" w:eastAsia="宋体" w:hAnsi="Consolas" w:cs="宋体"/>
+          <w:color w:val="D1D3DB"/>
+          <w:sz w:val="18"/>
+          <w:szCs w:val="18"/>
+        </w:rPr>
+      </w:pPr>
+      <w:r>
+        <w:rPr>
+          <w:rFonts w:ascii="Consolas" w:eastAsia="宋体" w:hAnsi="Consolas" w:cs="宋体"/>
+          <w:color w:val="D1D3DB"/>
+          <w:sz w:val="18"/>
+          <w:szCs w:val="18"/>
+        </w:rPr>
+        <w:t>/root/.conda/envs/lcl/lib/python3.10/site-packages/numpy/core/getlimits.py:89: UserWarning: The value of the smallest subnormal for &lt;class 'numpy.float64'&gt; type is zero.</w:t>
       </w:r>
     </w:p>
     <w:p>
@@ -3052,22 +2386,22 @@
         <w:adjustRightInd/>
         <w:snapToGrid/>
         <w:spacing w:before="0" w:after="0" w:line="240" w:lineRule="auto"/>
-        <w:ind w:leftChars="100" w:left="200"/>
-        <w:rPr>
-          <w:rFonts w:ascii="Consolas" w:eastAsia="宋体" w:hAnsi="Consolas" w:cs="宋体"/>
-          <w:color w:val="D1D3DB"/>
-          <w:sz w:val="16"/>
-          <w:szCs w:val="16"/>
-        </w:rPr>
-      </w:pPr>
-      <w:r>
-        <w:rPr>
-          <w:rFonts w:ascii="Consolas" w:eastAsia="宋体" w:hAnsi="Consolas" w:cs="宋体"/>
-          <w:color w:val="D1D3DB"/>
-          <w:sz w:val="16"/>
-          <w:szCs w:val="16"/>
-        </w:rPr>
-        <w:t xml:space="preserve">    WARNING: This is a development server. Do not use it in a production deployment. Use a production WSGI server instead.</w:t>
+        <w:ind w:leftChars="300" w:left="600"/>
+        <w:rPr>
+          <w:rFonts w:ascii="Consolas" w:eastAsia="宋体" w:hAnsi="Consolas" w:cs="宋体"/>
+          <w:color w:val="D1D3DB"/>
+          <w:sz w:val="18"/>
+          <w:szCs w:val="18"/>
+        </w:rPr>
+      </w:pPr>
+      <w:r>
+        <w:rPr>
+          <w:rFonts w:ascii="Consolas" w:eastAsia="宋体" w:hAnsi="Consolas" w:cs="宋体"/>
+          <w:color w:val="D1D3DB"/>
+          <w:sz w:val="18"/>
+          <w:szCs w:val="18"/>
+        </w:rPr>
+        <w:t xml:space="preserve">  return self._float_to_str(self.smallest_subnormal)</w:t>
       </w:r>
     </w:p>
     <w:p>
@@ -3077,22 +2411,22 @@
         <w:adjustRightInd/>
         <w:snapToGrid/>
         <w:spacing w:before="0" w:after="0" w:line="240" w:lineRule="auto"/>
-        <w:ind w:leftChars="100" w:left="200"/>
-        <w:rPr>
-          <w:rFonts w:ascii="Consolas" w:eastAsia="宋体" w:hAnsi="Consolas" w:cs="宋体"/>
-          <w:color w:val="D1D3DB"/>
-          <w:sz w:val="16"/>
-          <w:szCs w:val="16"/>
-        </w:rPr>
-      </w:pPr>
-      <w:r>
-        <w:rPr>
-          <w:rFonts w:ascii="Consolas" w:eastAsia="宋体" w:hAnsi="Consolas" w:cs="宋体"/>
-          <w:color w:val="D1D3DB"/>
-          <w:sz w:val="16"/>
-          <w:szCs w:val="16"/>
-        </w:rPr>
-        <w:t xml:space="preserve">    * Running on http://127.0.0.1:5000</w:t>
+        <w:ind w:leftChars="300" w:left="600"/>
+        <w:rPr>
+          <w:rFonts w:ascii="Consolas" w:eastAsia="宋体" w:hAnsi="Consolas" w:cs="宋体"/>
+          <w:color w:val="D1D3DB"/>
+          <w:sz w:val="18"/>
+          <w:szCs w:val="18"/>
+        </w:rPr>
+      </w:pPr>
+      <w:r>
+        <w:rPr>
+          <w:rFonts w:ascii="Consolas" w:eastAsia="宋体" w:hAnsi="Consolas" w:cs="宋体"/>
+          <w:color w:val="D1D3DB"/>
+          <w:sz w:val="18"/>
+          <w:szCs w:val="18"/>
+        </w:rPr>
+        <w:t>/root/.conda/envs/lcl/lib/python3.10/site-packages/numpy/core/getlimits.py:549: UserWarning: The value of the smallest subnormal for &lt;class 'numpy.float32'&gt; type is zero.</w:t>
       </w:r>
     </w:p>
     <w:p>
@@ -3102,22 +2436,22 @@
         <w:adjustRightInd/>
         <w:snapToGrid/>
         <w:spacing w:before="0" w:after="0" w:line="240" w:lineRule="auto"/>
-        <w:ind w:leftChars="100" w:left="200"/>
-        <w:rPr>
-          <w:rFonts w:ascii="Consolas" w:eastAsia="宋体" w:hAnsi="Consolas" w:cs="宋体"/>
-          <w:color w:val="D1D3DB"/>
-          <w:sz w:val="16"/>
-          <w:szCs w:val="16"/>
-        </w:rPr>
-      </w:pPr>
-      <w:r>
-        <w:rPr>
-          <w:rFonts w:ascii="Consolas" w:eastAsia="宋体" w:hAnsi="Consolas" w:cs="宋体"/>
-          <w:color w:val="D1D3DB"/>
-          <w:sz w:val="16"/>
-          <w:szCs w:val="16"/>
-        </w:rPr>
-        <w:t xml:space="preserve">    Press CTRL+C to quit</w:t>
+        <w:ind w:leftChars="300" w:left="600"/>
+        <w:rPr>
+          <w:rFonts w:ascii="Consolas" w:eastAsia="宋体" w:hAnsi="Consolas" w:cs="宋体"/>
+          <w:color w:val="D1D3DB"/>
+          <w:sz w:val="18"/>
+          <w:szCs w:val="18"/>
+        </w:rPr>
+      </w:pPr>
+      <w:r>
+        <w:rPr>
+          <w:rFonts w:ascii="Consolas" w:eastAsia="宋体" w:hAnsi="Consolas" w:cs="宋体"/>
+          <w:color w:val="D1D3DB"/>
+          <w:sz w:val="18"/>
+          <w:szCs w:val="18"/>
+        </w:rPr>
+        <w:t xml:space="preserve">  setattr(self, word, getattr(machar, word).flat[0])</w:t>
       </w:r>
     </w:p>
     <w:p>
@@ -3127,22 +2461,22 @@
         <w:adjustRightInd/>
         <w:snapToGrid/>
         <w:spacing w:before="0" w:after="0" w:line="240" w:lineRule="auto"/>
-        <w:ind w:leftChars="100" w:left="200"/>
-        <w:rPr>
-          <w:rFonts w:ascii="Consolas" w:eastAsia="宋体" w:hAnsi="Consolas" w:cs="宋体"/>
-          <w:color w:val="D1D3DB"/>
-          <w:sz w:val="16"/>
-          <w:szCs w:val="16"/>
-        </w:rPr>
-      </w:pPr>
-      <w:r>
-        <w:rPr>
-          <w:rFonts w:ascii="Consolas" w:eastAsia="宋体" w:hAnsi="Consolas" w:cs="宋体"/>
-          <w:color w:val="D1D3DB"/>
-          <w:sz w:val="16"/>
-          <w:szCs w:val="16"/>
-        </w:rPr>
-        <w:t xml:space="preserve">    * Restarting with stat</w:t>
+        <w:ind w:leftChars="300" w:left="600"/>
+        <w:rPr>
+          <w:rFonts w:ascii="Consolas" w:eastAsia="宋体" w:hAnsi="Consolas" w:cs="宋体"/>
+          <w:color w:val="D1D3DB"/>
+          <w:sz w:val="18"/>
+          <w:szCs w:val="18"/>
+        </w:rPr>
+      </w:pPr>
+      <w:r>
+        <w:rPr>
+          <w:rFonts w:ascii="Consolas" w:eastAsia="宋体" w:hAnsi="Consolas" w:cs="宋体"/>
+          <w:color w:val="D1D3DB"/>
+          <w:sz w:val="18"/>
+          <w:szCs w:val="18"/>
+        </w:rPr>
+        <w:t>/root/.conda/envs/lcl/lib/python3.10/site-packages/numpy/core/getlimits.py:89: UserWarning: The value of the smallest subnormal for &lt;class 'numpy.float32'&gt; type is zero.</w:t>
       </w:r>
     </w:p>
     <w:p>
@@ -3152,58 +2486,22 @@
         <w:adjustRightInd/>
         <w:snapToGrid/>
         <w:spacing w:before="0" w:after="0" w:line="240" w:lineRule="auto"/>
-        <w:ind w:leftChars="100" w:left="200"/>
-        <w:rPr>
-          <w:rFonts w:ascii="Consolas" w:eastAsia="宋体" w:hAnsi="Consolas" w:cs="宋体"/>
-          <w:color w:val="D1D3DB"/>
-          <w:sz w:val="16"/>
-          <w:szCs w:val="16"/>
-        </w:rPr>
-      </w:pPr>
-      <w:r>
-        <w:rPr>
-          <w:rFonts w:ascii="Consolas" w:eastAsia="宋体" w:hAnsi="Consolas" w:cs="宋体"/>
-          <w:color w:val="D1D3DB"/>
-          <w:sz w:val="16"/>
-          <w:szCs w:val="16"/>
-        </w:rPr>
-        <w:t xml:space="preserve">    </w:t>
-      </w:r>
-      <w:r>
-        <w:rPr>
-          <w:rFonts w:ascii="Consolas" w:eastAsia="宋体" w:hAnsi="Consolas" w:cs="宋体"/>
-          <w:color w:val="D1D3DB"/>
-          <w:sz w:val="16"/>
-          <w:szCs w:val="16"/>
-        </w:rPr>
-        <w:t>正在从</w:t>
-      </w:r>
-      <w:r>
-        <w:rPr>
-          <w:rFonts w:ascii="Consolas" w:eastAsia="宋体" w:hAnsi="Consolas" w:cs="宋体"/>
-          <w:color w:val="D1D3DB"/>
-          <w:sz w:val="16"/>
-          <w:szCs w:val="16"/>
-        </w:rPr>
-        <w:t xml:space="preserve"> YOUR_PATH </w:t>
-      </w:r>
-      <w:r>
-        <w:rPr>
-          <w:rFonts w:ascii="Consolas" w:eastAsia="宋体" w:hAnsi="Consolas" w:cs="宋体"/>
-          <w:color w:val="D1D3DB"/>
-          <w:sz w:val="16"/>
-          <w:szCs w:val="16"/>
-        </w:rPr>
-        <w:t>加载模型</w:t>
-      </w:r>
-      <w:r>
-        <w:rPr>
-          <w:rFonts w:ascii="Consolas" w:eastAsia="宋体" w:hAnsi="Consolas" w:cs="宋体"/>
-          <w:color w:val="D1D3DB"/>
-          <w:sz w:val="16"/>
-          <w:szCs w:val="16"/>
-        </w:rPr>
-        <w:t>...</w:t>
+        <w:ind w:leftChars="300" w:left="600"/>
+        <w:rPr>
+          <w:rFonts w:ascii="Consolas" w:eastAsia="宋体" w:hAnsi="Consolas" w:cs="宋体"/>
+          <w:color w:val="D1D3DB"/>
+          <w:sz w:val="18"/>
+          <w:szCs w:val="18"/>
+        </w:rPr>
+      </w:pPr>
+      <w:r>
+        <w:rPr>
+          <w:rFonts w:ascii="Consolas" w:eastAsia="宋体" w:hAnsi="Consolas" w:cs="宋体"/>
+          <w:color w:val="D1D3DB"/>
+          <w:sz w:val="18"/>
+          <w:szCs w:val="18"/>
+        </w:rPr>
+        <w:t xml:space="preserve">  return self._float_to_str(self.smallest_subnormal)</w:t>
       </w:r>
     </w:p>
     <w:p>
@@ -3213,22 +2511,22 @@
         <w:adjustRightInd/>
         <w:snapToGrid/>
         <w:spacing w:before="0" w:after="0" w:line="240" w:lineRule="auto"/>
-        <w:ind w:leftChars="100" w:left="200"/>
-        <w:rPr>
-          <w:rFonts w:ascii="Consolas" w:eastAsia="宋体" w:hAnsi="Consolas" w:cs="宋体"/>
-          <w:color w:val="D1D3DB"/>
-          <w:sz w:val="16"/>
-          <w:szCs w:val="16"/>
-        </w:rPr>
-      </w:pPr>
-      <w:r>
-        <w:rPr>
-          <w:rFonts w:ascii="Consolas" w:eastAsia="宋体" w:hAnsi="Consolas" w:cs="宋体"/>
-          <w:color w:val="D1D3DB"/>
-          <w:sz w:val="16"/>
-          <w:szCs w:val="16"/>
-        </w:rPr>
-        <w:t xml:space="preserve">    Device set to use cuda:0</w:t>
+        <w:ind w:leftChars="300" w:left="600"/>
+        <w:rPr>
+          <w:rFonts w:ascii="Consolas" w:eastAsia="宋体" w:hAnsi="Consolas" w:cs="宋体"/>
+          <w:color w:val="D1D3DB"/>
+          <w:sz w:val="18"/>
+          <w:szCs w:val="18"/>
+        </w:rPr>
+      </w:pPr>
+      <w:r>
+        <w:rPr>
+          <w:rFonts w:ascii="Consolas" w:eastAsia="宋体" w:hAnsi="Consolas" w:cs="宋体"/>
+          <w:color w:val="D1D3DB"/>
+          <w:sz w:val="18"/>
+          <w:szCs w:val="18"/>
+        </w:rPr>
+        <w:t>[WARNING] torch_npu not available, will use CPU</w:t>
       </w:r>
     </w:p>
     <w:p>
@@ -3238,31 +2536,22 @@
         <w:adjustRightInd/>
         <w:snapToGrid/>
         <w:spacing w:before="0" w:after="0" w:line="240" w:lineRule="auto"/>
-        <w:ind w:leftChars="100" w:left="200"/>
-        <w:rPr>
-          <w:rFonts w:ascii="Consolas" w:eastAsia="宋体" w:hAnsi="Consolas" w:cs="宋体"/>
-          <w:color w:val="D1D3DB"/>
-          <w:sz w:val="16"/>
-          <w:szCs w:val="16"/>
-        </w:rPr>
-      </w:pPr>
-      <w:r>
-        <w:rPr>
-          <w:rFonts w:ascii="Consolas" w:eastAsia="宋体" w:hAnsi="Consolas" w:cs="宋体"/>
-          <w:color w:val="D1D3DB"/>
-          <w:sz w:val="16"/>
-          <w:szCs w:val="16"/>
-        </w:rPr>
-        <w:t xml:space="preserve">    </w:t>
-      </w:r>
-      <w:r>
-        <w:rPr>
-          <w:rFonts w:ascii="Consolas" w:eastAsia="宋体" w:hAnsi="Consolas" w:cs="宋体"/>
-          <w:color w:val="D1D3DB"/>
-          <w:sz w:val="16"/>
-          <w:szCs w:val="16"/>
-        </w:rPr>
-        <w:t>模型加载完成。</w:t>
+        <w:ind w:leftChars="300" w:left="600"/>
+        <w:rPr>
+          <w:rFonts w:ascii="Consolas" w:eastAsia="宋体" w:hAnsi="Consolas" w:cs="宋体"/>
+          <w:color w:val="D1D3DB"/>
+          <w:sz w:val="18"/>
+          <w:szCs w:val="18"/>
+        </w:rPr>
+      </w:pPr>
+      <w:r>
+        <w:rPr>
+          <w:rFonts w:ascii="Consolas" w:eastAsia="宋体" w:hAnsi="Consolas" w:cs="宋体"/>
+          <w:color w:val="D1D3DB"/>
+          <w:sz w:val="18"/>
+          <w:szCs w:val="18"/>
+        </w:rPr>
+        <w:t>Base model: deepseek-ai/DeepSeek-R1-Distill-Qwen-1.5B</w:t>
       </w:r>
     </w:p>
     <w:p>
@@ -3272,22 +2561,22 @@
         <w:adjustRightInd/>
         <w:snapToGrid/>
         <w:spacing w:before="0" w:after="0" w:line="240" w:lineRule="auto"/>
-        <w:ind w:leftChars="100" w:left="200"/>
-        <w:rPr>
-          <w:rFonts w:ascii="Consolas" w:eastAsia="宋体" w:hAnsi="Consolas" w:cs="宋体"/>
-          <w:color w:val="D1D3DB"/>
-          <w:sz w:val="16"/>
-          <w:szCs w:val="16"/>
-        </w:rPr>
-      </w:pPr>
-      <w:r>
-        <w:rPr>
-          <w:rFonts w:ascii="Consolas" w:eastAsia="宋体" w:hAnsi="Consolas" w:cs="宋体"/>
-          <w:color w:val="D1D3DB"/>
-          <w:sz w:val="16"/>
-          <w:szCs w:val="16"/>
-        </w:rPr>
-        <w:t xml:space="preserve">    * Debugger is active!</w:t>
+        <w:ind w:leftChars="300" w:left="600"/>
+        <w:rPr>
+          <w:rFonts w:ascii="Consolas" w:eastAsia="宋体" w:hAnsi="Consolas" w:cs="宋体"/>
+          <w:color w:val="D1D3DB"/>
+          <w:sz w:val="18"/>
+          <w:szCs w:val="18"/>
+        </w:rPr>
+      </w:pPr>
+      <w:r>
+        <w:rPr>
+          <w:rFonts w:ascii="Consolas" w:eastAsia="宋体" w:hAnsi="Consolas" w:cs="宋体"/>
+          <w:color w:val="D1D3DB"/>
+          <w:sz w:val="18"/>
+          <w:szCs w:val="18"/>
+        </w:rPr>
+        <w:t>LoRA checkpoint: checkpoint-1380</w:t>
       </w:r>
     </w:p>
     <w:p>
@@ -3297,63 +2586,1842 @@
         <w:adjustRightInd/>
         <w:snapToGrid/>
         <w:spacing w:before="0" w:after="0" w:line="240" w:lineRule="auto"/>
-        <w:ind w:leftChars="100" w:left="200"/>
-        <w:rPr>
-          <w:rFonts w:ascii="Consolas" w:eastAsia="宋体" w:hAnsi="Consolas" w:cs="宋体"/>
-          <w:color w:val="D1D3DB"/>
-          <w:sz w:val="16"/>
-          <w:szCs w:val="16"/>
-        </w:rPr>
-      </w:pPr>
-      <w:r>
-        <w:rPr>
-          <w:rFonts w:ascii="Consolas" w:eastAsia="宋体" w:hAnsi="Consolas" w:cs="宋体"/>
-          <w:color w:val="D1D3DB"/>
-          <w:sz w:val="16"/>
-          <w:szCs w:val="16"/>
-        </w:rPr>
-        <w:t xml:space="preserve">    * Debugger PIN: 113-062-594</w:t>
-      </w:r>
-    </w:p>
-    <w:p>
-      <w:pPr>
-        <w:pStyle w:val="afffff5"/>
-        <w:numPr>
-          <w:ilvl w:val="0"/>
-          <w:numId w:val="24"/>
-        </w:numPr>
-        <w:spacing w:before="120" w:after="120"/>
-        <w:ind w:leftChars="0" w:firstLineChars="0"/>
-      </w:pPr>
-      <w:r>
-        <w:rPr>
-          <w:rFonts w:hint="eastAsia"/>
-        </w:rPr>
-        <w:t>在浏览器中打开</w:t>
-      </w:r>
-      <w:r>
-        <w:rPr>
-          <w:rFonts w:hint="eastAsia"/>
-        </w:rPr>
-        <w:t xml:space="preserve"> </w:t>
-      </w:r>
-      <w:hyperlink r:id="rId14" w:history="1">
-        <w:r>
-          <w:rPr>
-            <w:rStyle w:val="affff9"/>
-            <w:rFonts w:hint="eastAsia"/>
-          </w:rPr>
-          <w:t>http://127.0.0.1:5000</w:t>
-        </w:r>
-      </w:hyperlink>
-      <w:r>
-        <w:t xml:space="preserve"> </w:t>
-      </w:r>
-      <w:r>
-        <w:rPr>
-          <w:rFonts w:hint="eastAsia"/>
-        </w:rPr>
-        <w:t>即可使用系统</w:t>
+        <w:ind w:leftChars="300" w:left="600"/>
+        <w:rPr>
+          <w:rFonts w:ascii="Consolas" w:eastAsia="宋体" w:hAnsi="Consolas" w:cs="宋体"/>
+          <w:color w:val="D1D3DB"/>
+          <w:sz w:val="18"/>
+          <w:szCs w:val="18"/>
+        </w:rPr>
+      </w:pPr>
+    </w:p>
+    <w:p>
+      <w:pPr>
+        <w:shd w:val="clear" w:color="auto" w:fill="181D27"/>
+        <w:topLinePunct w:val="0"/>
+        <w:adjustRightInd/>
+        <w:snapToGrid/>
+        <w:spacing w:before="0" w:after="0" w:line="240" w:lineRule="auto"/>
+        <w:ind w:leftChars="300" w:left="600"/>
+        <w:rPr>
+          <w:rFonts w:ascii="Consolas" w:eastAsia="宋体" w:hAnsi="Consolas" w:cs="宋体"/>
+          <w:color w:val="D1D3DB"/>
+          <w:sz w:val="18"/>
+          <w:szCs w:val="18"/>
+        </w:rPr>
+      </w:pPr>
+      <w:r>
+        <w:rPr>
+          <w:rFonts w:ascii="Consolas" w:eastAsia="宋体" w:hAnsi="Consolas" w:cs="宋体"/>
+          <w:color w:val="D1D3DB"/>
+          <w:sz w:val="18"/>
+          <w:szCs w:val="18"/>
+        </w:rPr>
+        <w:t>============================================================</w:t>
+      </w:r>
+    </w:p>
+    <w:p>
+      <w:pPr>
+        <w:shd w:val="clear" w:color="auto" w:fill="181D27"/>
+        <w:topLinePunct w:val="0"/>
+        <w:adjustRightInd/>
+        <w:snapToGrid/>
+        <w:spacing w:before="0" w:after="0" w:line="240" w:lineRule="auto"/>
+        <w:ind w:leftChars="300" w:left="600"/>
+        <w:rPr>
+          <w:rFonts w:ascii="Consolas" w:eastAsia="宋体" w:hAnsi="Consolas" w:cs="宋体"/>
+          <w:color w:val="D1D3DB"/>
+          <w:sz w:val="18"/>
+          <w:szCs w:val="18"/>
+        </w:rPr>
+      </w:pPr>
+      <w:r>
+        <w:rPr>
+          <w:rFonts w:ascii="Consolas" w:eastAsia="宋体" w:hAnsi="Consolas" w:cs="宋体" w:hint="eastAsia"/>
+          <w:color w:val="D1D3DB"/>
+          <w:sz w:val="18"/>
+          <w:szCs w:val="18"/>
+        </w:rPr>
+        <w:t>配置</w:t>
+      </w:r>
+      <w:r>
+        <w:rPr>
+          <w:rFonts w:ascii="Consolas" w:eastAsia="宋体" w:hAnsi="Consolas" w:cs="宋体"/>
+          <w:color w:val="D1D3DB"/>
+          <w:sz w:val="18"/>
+          <w:szCs w:val="18"/>
+        </w:rPr>
+        <w:t>MindSpore</w:t>
+      </w:r>
+      <w:r>
+        <w:rPr>
+          <w:rFonts w:ascii="Consolas" w:eastAsia="宋体" w:hAnsi="Consolas" w:cs="宋体"/>
+          <w:color w:val="D1D3DB"/>
+          <w:sz w:val="18"/>
+          <w:szCs w:val="18"/>
+        </w:rPr>
+        <w:t>设备环境</w:t>
+      </w:r>
+    </w:p>
+    <w:p>
+      <w:pPr>
+        <w:shd w:val="clear" w:color="auto" w:fill="181D27"/>
+        <w:topLinePunct w:val="0"/>
+        <w:adjustRightInd/>
+        <w:snapToGrid/>
+        <w:spacing w:before="0" w:after="0" w:line="240" w:lineRule="auto"/>
+        <w:ind w:leftChars="300" w:left="600"/>
+        <w:rPr>
+          <w:rFonts w:ascii="Consolas" w:eastAsia="宋体" w:hAnsi="Consolas" w:cs="宋体"/>
+          <w:color w:val="D1D3DB"/>
+          <w:sz w:val="18"/>
+          <w:szCs w:val="18"/>
+        </w:rPr>
+      </w:pPr>
+      <w:r>
+        <w:rPr>
+          <w:rFonts w:ascii="Consolas" w:eastAsia="宋体" w:hAnsi="Consolas" w:cs="宋体"/>
+          <w:color w:val="D1D3DB"/>
+          <w:sz w:val="18"/>
+          <w:szCs w:val="18"/>
+        </w:rPr>
+        <w:t>============================================================</w:t>
+      </w:r>
+    </w:p>
+    <w:p>
+      <w:pPr>
+        <w:shd w:val="clear" w:color="auto" w:fill="181D27"/>
+        <w:topLinePunct w:val="0"/>
+        <w:adjustRightInd/>
+        <w:snapToGrid/>
+        <w:spacing w:before="0" w:after="0" w:line="240" w:lineRule="auto"/>
+        <w:ind w:leftChars="300" w:left="600"/>
+        <w:rPr>
+          <w:rFonts w:ascii="Consolas" w:eastAsia="宋体" w:hAnsi="Consolas" w:cs="宋体"/>
+          <w:color w:val="D1D3DB"/>
+          <w:sz w:val="18"/>
+          <w:szCs w:val="18"/>
+        </w:rPr>
+      </w:pPr>
+      <w:r>
+        <w:rPr>
+          <w:rFonts w:ascii="Consolas" w:eastAsia="宋体" w:hAnsi="Consolas" w:cs="宋体"/>
+          <w:color w:val="D1D3DB"/>
+          <w:sz w:val="18"/>
+          <w:szCs w:val="18"/>
+        </w:rPr>
+        <w:t>[ERROR] ME(2346806:281473378148384,MainProcess):2026-01-22-18:47:40.131.000 [mindspore/run_check/_check_version.py:348] CheckFailed: partially initialized module 'tvm' has no attribute '_ffi' (most likely due to a circular import)</w:t>
+      </w:r>
+    </w:p>
+    <w:p>
+      <w:pPr>
+        <w:shd w:val="clear" w:color="auto" w:fill="181D27"/>
+        <w:topLinePunct w:val="0"/>
+        <w:adjustRightInd/>
+        <w:snapToGrid/>
+        <w:spacing w:before="0" w:after="0" w:line="240" w:lineRule="auto"/>
+        <w:ind w:leftChars="300" w:left="600"/>
+        <w:rPr>
+          <w:rFonts w:ascii="Consolas" w:eastAsia="宋体" w:hAnsi="Consolas" w:cs="宋体"/>
+          <w:color w:val="D1D3DB"/>
+          <w:sz w:val="18"/>
+          <w:szCs w:val="18"/>
+        </w:rPr>
+      </w:pPr>
+      <w:r>
+        <w:rPr>
+          <w:rFonts w:ascii="Consolas" w:eastAsia="宋体" w:hAnsi="Consolas" w:cs="宋体"/>
+          <w:color w:val="D1D3DB"/>
+          <w:sz w:val="18"/>
+          <w:szCs w:val="18"/>
+        </w:rPr>
+        <w:t xml:space="preserve">[CRITICAL] ME(2346806:281473378148384,MainProcess):2026-01-22-18:47:40.131.000 [mindspore/run_check/_check_version.py:349] MindSpore relies on whl packages of "te" in the </w:t>
+      </w:r>
+      <w:r>
+        <w:rPr>
+          <w:rFonts w:ascii="Consolas" w:eastAsia="宋体" w:hAnsi="Consolas" w:cs="宋体"/>
+          <w:color w:val="D1D3DB"/>
+          <w:sz w:val="18"/>
+          <w:szCs w:val="18"/>
+        </w:rPr>
+        <w:lastRenderedPageBreak/>
+        <w:t>"latest" folder of the Ascend AI software package (Ascend Data Center Solution). Please check whether they are installed correctly or not, refer to the match info on: https://www.mindspore.cn/install</w:t>
+      </w:r>
+    </w:p>
+    <w:p>
+      <w:pPr>
+        <w:shd w:val="clear" w:color="auto" w:fill="181D27"/>
+        <w:topLinePunct w:val="0"/>
+        <w:adjustRightInd/>
+        <w:snapToGrid/>
+        <w:spacing w:before="0" w:after="0" w:line="240" w:lineRule="auto"/>
+        <w:ind w:leftChars="300" w:left="600"/>
+        <w:rPr>
+          <w:rFonts w:ascii="Consolas" w:eastAsia="宋体" w:hAnsi="Consolas" w:cs="宋体"/>
+          <w:color w:val="D1D3DB"/>
+          <w:sz w:val="18"/>
+          <w:szCs w:val="18"/>
+        </w:rPr>
+      </w:pPr>
+      <w:r>
+        <w:rPr>
+          <w:rFonts w:ascii="Consolas" w:eastAsia="宋体" w:hAnsi="Consolas" w:cs="宋体"/>
+          <w:color w:val="D1D3DB"/>
+          <w:sz w:val="18"/>
+          <w:szCs w:val="18"/>
+        </w:rPr>
+        <w:t>[WARNING] ME(2346806:281473378148384,MainProcess):2026-01-22-18:47:40.131.000 [mindspore/context.py:1412] For 'context.set_context', the parameter 'device_target' will be deprecated and removed in a future version. Please use the api mindspore.set_device() instead.</w:t>
+      </w:r>
+    </w:p>
+    <w:p>
+      <w:pPr>
+        <w:shd w:val="clear" w:color="auto" w:fill="181D27"/>
+        <w:topLinePunct w:val="0"/>
+        <w:adjustRightInd/>
+        <w:snapToGrid/>
+        <w:spacing w:before="0" w:after="0" w:line="240" w:lineRule="auto"/>
+        <w:ind w:leftChars="300" w:left="600"/>
+        <w:rPr>
+          <w:rFonts w:ascii="Consolas" w:eastAsia="宋体" w:hAnsi="Consolas" w:cs="宋体"/>
+          <w:color w:val="D1D3DB"/>
+          <w:sz w:val="18"/>
+          <w:szCs w:val="18"/>
+        </w:rPr>
+      </w:pPr>
+      <w:r>
+        <w:rPr>
+          <w:rFonts w:ascii="Consolas" w:eastAsia="宋体" w:hAnsi="Consolas" w:cs="宋体"/>
+          <w:color w:val="D1D3DB"/>
+          <w:sz w:val="18"/>
+          <w:szCs w:val="18"/>
+        </w:rPr>
+        <w:t>[ERROR] ME(2346806:281473378148384,MainProcess):2026-01-22-18:47:40.139.000 [mindspore/run_check/_check_version.py:348] CheckFailed: partially initialized module 'tvm' has no attribute '_ffi' (most likely due to a circular import)</w:t>
+      </w:r>
+    </w:p>
+    <w:p>
+      <w:pPr>
+        <w:shd w:val="clear" w:color="auto" w:fill="181D27"/>
+        <w:topLinePunct w:val="0"/>
+        <w:adjustRightInd/>
+        <w:snapToGrid/>
+        <w:spacing w:before="0" w:after="0" w:line="240" w:lineRule="auto"/>
+        <w:ind w:leftChars="300" w:left="600"/>
+        <w:rPr>
+          <w:rFonts w:ascii="Consolas" w:eastAsia="宋体" w:hAnsi="Consolas" w:cs="宋体"/>
+          <w:color w:val="D1D3DB"/>
+          <w:sz w:val="18"/>
+          <w:szCs w:val="18"/>
+        </w:rPr>
+      </w:pPr>
+      <w:r>
+        <w:rPr>
+          <w:rFonts w:ascii="Consolas" w:eastAsia="宋体" w:hAnsi="Consolas" w:cs="宋体"/>
+          <w:color w:val="D1D3DB"/>
+          <w:sz w:val="18"/>
+          <w:szCs w:val="18"/>
+        </w:rPr>
+        <w:t>[CRITICAL] ME(2346806:281473378148384,MainProcess):2026-01-22-18:47:40.139.000 [mindspore/run_check/_check_version.py:349] MindSpore relies on whl packages of "te" in the "latest" folder of the Ascend AI software package (Ascend Data Center Solution). Please check whether they are installed correctly or not, refer to the match info on: https://www.mindspore.cn/install</w:t>
+      </w:r>
+    </w:p>
+    <w:p>
+      <w:pPr>
+        <w:shd w:val="clear" w:color="auto" w:fill="181D27"/>
+        <w:topLinePunct w:val="0"/>
+        <w:adjustRightInd/>
+        <w:snapToGrid/>
+        <w:spacing w:before="0" w:after="0" w:line="240" w:lineRule="auto"/>
+        <w:ind w:leftChars="300" w:left="600"/>
+        <w:rPr>
+          <w:rFonts w:ascii="Consolas" w:eastAsia="宋体" w:hAnsi="Consolas" w:cs="宋体"/>
+          <w:color w:val="D1D3DB"/>
+          <w:sz w:val="18"/>
+          <w:szCs w:val="18"/>
+        </w:rPr>
+      </w:pPr>
+      <w:r>
+        <w:rPr>
+          <w:rFonts w:ascii="Consolas" w:eastAsia="宋体" w:hAnsi="Consolas" w:cs="宋体"/>
+          <w:color w:val="D1D3DB"/>
+          <w:sz w:val="18"/>
+          <w:szCs w:val="18"/>
+        </w:rPr>
+        <w:t>[WARNING] ME(2346806:281473378148384,MainProcess):2026-01-22-18:47:40.139.000 [mindspore/context.py:1412] For 'context.set_context', the parameter 'device_id' will be deprecated and removed in a future version. Please use the api mindspore.set_device() instead.</w:t>
+      </w:r>
+    </w:p>
+    <w:p>
+      <w:pPr>
+        <w:shd w:val="clear" w:color="auto" w:fill="181D27"/>
+        <w:topLinePunct w:val="0"/>
+        <w:adjustRightInd/>
+        <w:snapToGrid/>
+        <w:spacing w:before="0" w:after="0" w:line="240" w:lineRule="auto"/>
+        <w:ind w:leftChars="300" w:left="600"/>
+        <w:rPr>
+          <w:rFonts w:ascii="Consolas" w:eastAsia="宋体" w:hAnsi="Consolas" w:cs="宋体"/>
+          <w:color w:val="D1D3DB"/>
+          <w:sz w:val="18"/>
+          <w:szCs w:val="18"/>
+        </w:rPr>
+      </w:pPr>
+      <w:r>
+        <w:rPr>
+          <w:rFonts w:ascii="Consolas" w:eastAsia="宋体" w:hAnsi="Consolas" w:cs="宋体"/>
+          <w:color w:val="D1D3DB"/>
+          <w:sz w:val="18"/>
+          <w:szCs w:val="18"/>
+        </w:rPr>
+        <w:t xml:space="preserve">[OK] </w:t>
+      </w:r>
+      <w:r>
+        <w:rPr>
+          <w:rFonts w:ascii="Consolas" w:eastAsia="宋体" w:hAnsi="Consolas" w:cs="宋体"/>
+          <w:color w:val="D1D3DB"/>
+          <w:sz w:val="18"/>
+          <w:szCs w:val="18"/>
+        </w:rPr>
+        <w:t>设备配置完成</w:t>
+      </w:r>
+      <w:r>
+        <w:rPr>
+          <w:rFonts w:ascii="Consolas" w:eastAsia="宋体" w:hAnsi="Consolas" w:cs="宋体"/>
+          <w:color w:val="D1D3DB"/>
+          <w:sz w:val="18"/>
+          <w:szCs w:val="18"/>
+        </w:rPr>
+        <w:t xml:space="preserve"> (device_id=0)</w:t>
+      </w:r>
+    </w:p>
+    <w:p>
+      <w:pPr>
+        <w:shd w:val="clear" w:color="auto" w:fill="181D27"/>
+        <w:topLinePunct w:val="0"/>
+        <w:adjustRightInd/>
+        <w:snapToGrid/>
+        <w:spacing w:before="0" w:after="0" w:line="240" w:lineRule="auto"/>
+        <w:ind w:leftChars="300" w:left="600"/>
+        <w:rPr>
+          <w:rFonts w:ascii="Consolas" w:eastAsia="宋体" w:hAnsi="Consolas" w:cs="宋体"/>
+          <w:color w:val="D1D3DB"/>
+          <w:sz w:val="18"/>
+          <w:szCs w:val="18"/>
+        </w:rPr>
+      </w:pPr>
+      <w:r>
+        <w:rPr>
+          <w:rFonts w:ascii="Consolas" w:eastAsia="宋体" w:hAnsi="Consolas" w:cs="宋体"/>
+          <w:color w:val="D1D3DB"/>
+          <w:sz w:val="18"/>
+          <w:szCs w:val="18"/>
+        </w:rPr>
+        <w:t>============================================================</w:t>
+      </w:r>
+    </w:p>
+    <w:p>
+      <w:pPr>
+        <w:shd w:val="clear" w:color="auto" w:fill="181D27"/>
+        <w:topLinePunct w:val="0"/>
+        <w:adjustRightInd/>
+        <w:snapToGrid/>
+        <w:spacing w:before="0" w:after="0" w:line="240" w:lineRule="auto"/>
+        <w:ind w:leftChars="300" w:left="600"/>
+        <w:rPr>
+          <w:rFonts w:ascii="Consolas" w:eastAsia="宋体" w:hAnsi="Consolas" w:cs="宋体"/>
+          <w:color w:val="D1D3DB"/>
+          <w:sz w:val="18"/>
+          <w:szCs w:val="18"/>
+        </w:rPr>
+      </w:pPr>
+    </w:p>
+    <w:p>
+      <w:pPr>
+        <w:shd w:val="clear" w:color="auto" w:fill="181D27"/>
+        <w:topLinePunct w:val="0"/>
+        <w:adjustRightInd/>
+        <w:snapToGrid/>
+        <w:spacing w:before="0" w:after="0" w:line="240" w:lineRule="auto"/>
+        <w:ind w:leftChars="300" w:left="600"/>
+        <w:rPr>
+          <w:rFonts w:ascii="Consolas" w:eastAsia="宋体" w:hAnsi="Consolas" w:cs="宋体"/>
+          <w:color w:val="D1D3DB"/>
+          <w:sz w:val="18"/>
+          <w:szCs w:val="18"/>
+        </w:rPr>
+      </w:pPr>
+      <w:r>
+        <w:rPr>
+          <w:rFonts w:ascii="Consolas" w:eastAsia="宋体" w:hAnsi="Consolas" w:cs="宋体"/>
+          <w:color w:val="D1D3DB"/>
+          <w:sz w:val="18"/>
+          <w:szCs w:val="18"/>
+        </w:rPr>
+        <w:t>============================================================</w:t>
+      </w:r>
+    </w:p>
+    <w:p>
+      <w:pPr>
+        <w:shd w:val="clear" w:color="auto" w:fill="181D27"/>
+        <w:topLinePunct w:val="0"/>
+        <w:adjustRightInd/>
+        <w:snapToGrid/>
+        <w:spacing w:before="0" w:after="0" w:line="240" w:lineRule="auto"/>
+        <w:ind w:leftChars="300" w:left="600"/>
+        <w:rPr>
+          <w:rFonts w:ascii="Consolas" w:eastAsia="宋体" w:hAnsi="Consolas" w:cs="宋体"/>
+          <w:color w:val="D1D3DB"/>
+          <w:sz w:val="18"/>
+          <w:szCs w:val="18"/>
+        </w:rPr>
+      </w:pPr>
+      <w:r>
+        <w:rPr>
+          <w:rFonts w:ascii="Consolas" w:eastAsia="宋体" w:hAnsi="Consolas" w:cs="宋体" w:hint="eastAsia"/>
+          <w:color w:val="D1D3DB"/>
+          <w:sz w:val="18"/>
+          <w:szCs w:val="18"/>
+        </w:rPr>
+        <w:t>加载模型</w:t>
+      </w:r>
+    </w:p>
+    <w:p>
+      <w:pPr>
+        <w:shd w:val="clear" w:color="auto" w:fill="181D27"/>
+        <w:topLinePunct w:val="0"/>
+        <w:adjustRightInd/>
+        <w:snapToGrid/>
+        <w:spacing w:before="0" w:after="0" w:line="240" w:lineRule="auto"/>
+        <w:ind w:leftChars="300" w:left="600"/>
+        <w:rPr>
+          <w:rFonts w:ascii="Consolas" w:eastAsia="宋体" w:hAnsi="Consolas" w:cs="宋体"/>
+          <w:color w:val="D1D3DB"/>
+          <w:sz w:val="18"/>
+          <w:szCs w:val="18"/>
+        </w:rPr>
+      </w:pPr>
+      <w:r>
+        <w:rPr>
+          <w:rFonts w:ascii="Consolas" w:eastAsia="宋体" w:hAnsi="Consolas" w:cs="宋体"/>
+          <w:color w:val="D1D3DB"/>
+          <w:sz w:val="18"/>
+          <w:szCs w:val="18"/>
+        </w:rPr>
+        <w:t>============================================================</w:t>
+      </w:r>
+    </w:p>
+    <w:p>
+      <w:pPr>
+        <w:shd w:val="clear" w:color="auto" w:fill="181D27"/>
+        <w:topLinePunct w:val="0"/>
+        <w:adjustRightInd/>
+        <w:snapToGrid/>
+        <w:spacing w:before="0" w:after="0" w:line="240" w:lineRule="auto"/>
+        <w:ind w:leftChars="300" w:left="600"/>
+        <w:rPr>
+          <w:rFonts w:ascii="Consolas" w:eastAsia="宋体" w:hAnsi="Consolas" w:cs="宋体"/>
+          <w:color w:val="D1D3DB"/>
+          <w:sz w:val="18"/>
+          <w:szCs w:val="18"/>
+        </w:rPr>
+      </w:pPr>
+    </w:p>
+    <w:p>
+      <w:pPr>
+        <w:shd w:val="clear" w:color="auto" w:fill="181D27"/>
+        <w:topLinePunct w:val="0"/>
+        <w:adjustRightInd/>
+        <w:snapToGrid/>
+        <w:spacing w:before="0" w:after="0" w:line="240" w:lineRule="auto"/>
+        <w:ind w:leftChars="300" w:left="600"/>
+        <w:rPr>
+          <w:rFonts w:ascii="Consolas" w:eastAsia="宋体" w:hAnsi="Consolas" w:cs="宋体"/>
+          <w:color w:val="D1D3DB"/>
+          <w:sz w:val="18"/>
+          <w:szCs w:val="18"/>
+        </w:rPr>
+      </w:pPr>
+      <w:r>
+        <w:rPr>
+          <w:rFonts w:ascii="Consolas" w:eastAsia="宋体" w:hAnsi="Consolas" w:cs="宋体"/>
+          <w:color w:val="D1D3DB"/>
+          <w:sz w:val="18"/>
+          <w:szCs w:val="18"/>
+        </w:rPr>
+        <w:t xml:space="preserve">[1/4] </w:t>
+      </w:r>
+      <w:r>
+        <w:rPr>
+          <w:rFonts w:ascii="Consolas" w:eastAsia="宋体" w:hAnsi="Consolas" w:cs="宋体"/>
+          <w:color w:val="D1D3DB"/>
+          <w:sz w:val="18"/>
+          <w:szCs w:val="18"/>
+        </w:rPr>
+        <w:t>加载分词器</w:t>
+      </w:r>
+      <w:r>
+        <w:rPr>
+          <w:rFonts w:ascii="Consolas" w:eastAsia="宋体" w:hAnsi="Consolas" w:cs="宋体"/>
+          <w:color w:val="D1D3DB"/>
+          <w:sz w:val="18"/>
+          <w:szCs w:val="18"/>
+        </w:rPr>
+        <w:t>...</w:t>
+      </w:r>
+    </w:p>
+    <w:p>
+      <w:pPr>
+        <w:shd w:val="clear" w:color="auto" w:fill="181D27"/>
+        <w:topLinePunct w:val="0"/>
+        <w:adjustRightInd/>
+        <w:snapToGrid/>
+        <w:spacing w:before="0" w:after="0" w:line="240" w:lineRule="auto"/>
+        <w:ind w:leftChars="300" w:left="600"/>
+        <w:rPr>
+          <w:rFonts w:ascii="Consolas" w:eastAsia="宋体" w:hAnsi="Consolas" w:cs="宋体"/>
+          <w:color w:val="D1D3DB"/>
+          <w:sz w:val="18"/>
+          <w:szCs w:val="18"/>
+        </w:rPr>
+      </w:pPr>
+      <w:r>
+        <w:rPr>
+          <w:rFonts w:ascii="Consolas" w:eastAsia="宋体" w:hAnsi="Consolas" w:cs="宋体"/>
+          <w:color w:val="D1D3DB"/>
+          <w:sz w:val="18"/>
+          <w:szCs w:val="18"/>
+        </w:rPr>
+        <w:t xml:space="preserve">      [OK] </w:t>
+      </w:r>
+      <w:r>
+        <w:rPr>
+          <w:rFonts w:ascii="Consolas" w:eastAsia="宋体" w:hAnsi="Consolas" w:cs="宋体"/>
+          <w:color w:val="D1D3DB"/>
+          <w:sz w:val="18"/>
+          <w:szCs w:val="18"/>
+        </w:rPr>
+        <w:t>分词器加载完成</w:t>
+      </w:r>
+    </w:p>
+    <w:p>
+      <w:pPr>
+        <w:shd w:val="clear" w:color="auto" w:fill="181D27"/>
+        <w:topLinePunct w:val="0"/>
+        <w:adjustRightInd/>
+        <w:snapToGrid/>
+        <w:spacing w:before="0" w:after="0" w:line="240" w:lineRule="auto"/>
+        <w:ind w:leftChars="300" w:left="600"/>
+        <w:rPr>
+          <w:rFonts w:ascii="Consolas" w:eastAsia="宋体" w:hAnsi="Consolas" w:cs="宋体"/>
+          <w:color w:val="D1D3DB"/>
+          <w:sz w:val="18"/>
+          <w:szCs w:val="18"/>
+        </w:rPr>
+      </w:pPr>
+    </w:p>
+    <w:p>
+      <w:pPr>
+        <w:shd w:val="clear" w:color="auto" w:fill="181D27"/>
+        <w:topLinePunct w:val="0"/>
+        <w:adjustRightInd/>
+        <w:snapToGrid/>
+        <w:spacing w:before="0" w:after="0" w:line="240" w:lineRule="auto"/>
+        <w:ind w:leftChars="300" w:left="600"/>
+        <w:rPr>
+          <w:rFonts w:ascii="Consolas" w:eastAsia="宋体" w:hAnsi="Consolas" w:cs="宋体"/>
+          <w:color w:val="D1D3DB"/>
+          <w:sz w:val="18"/>
+          <w:szCs w:val="18"/>
+        </w:rPr>
+      </w:pPr>
+      <w:r>
+        <w:rPr>
+          <w:rFonts w:ascii="Consolas" w:eastAsia="宋体" w:hAnsi="Consolas" w:cs="宋体"/>
+          <w:color w:val="D1D3DB"/>
+          <w:sz w:val="18"/>
+          <w:szCs w:val="18"/>
+        </w:rPr>
+        <w:t xml:space="preserve">[2/4] </w:t>
+      </w:r>
+      <w:r>
+        <w:rPr>
+          <w:rFonts w:ascii="Consolas" w:eastAsia="宋体" w:hAnsi="Consolas" w:cs="宋体"/>
+          <w:color w:val="D1D3DB"/>
+          <w:sz w:val="18"/>
+          <w:szCs w:val="18"/>
+        </w:rPr>
+        <w:t>加载基础模型</w:t>
+      </w:r>
+      <w:r>
+        <w:rPr>
+          <w:rFonts w:ascii="Consolas" w:eastAsia="宋体" w:hAnsi="Consolas" w:cs="宋体"/>
+          <w:color w:val="D1D3DB"/>
+          <w:sz w:val="18"/>
+          <w:szCs w:val="18"/>
+        </w:rPr>
+        <w:t>...</w:t>
+      </w:r>
+    </w:p>
+    <w:p>
+      <w:pPr>
+        <w:shd w:val="clear" w:color="auto" w:fill="181D27"/>
+        <w:topLinePunct w:val="0"/>
+        <w:adjustRightInd/>
+        <w:snapToGrid/>
+        <w:spacing w:before="0" w:after="0" w:line="240" w:lineRule="auto"/>
+        <w:ind w:leftChars="300" w:left="600"/>
+        <w:rPr>
+          <w:rFonts w:ascii="Consolas" w:eastAsia="宋体" w:hAnsi="Consolas" w:cs="宋体"/>
+          <w:color w:val="D1D3DB"/>
+          <w:sz w:val="18"/>
+          <w:szCs w:val="18"/>
+        </w:rPr>
+      </w:pPr>
+      <w:r>
+        <w:rPr>
+          <w:rFonts w:ascii="Consolas" w:eastAsia="宋体" w:hAnsi="Consolas" w:cs="宋体"/>
+          <w:color w:val="D1D3DB"/>
+          <w:sz w:val="18"/>
+          <w:szCs w:val="18"/>
+        </w:rPr>
+        <w:t xml:space="preserve">      </w:t>
+      </w:r>
+      <w:r>
+        <w:rPr>
+          <w:rFonts w:ascii="Consolas" w:eastAsia="宋体" w:hAnsi="Consolas" w:cs="宋体"/>
+          <w:color w:val="D1D3DB"/>
+          <w:sz w:val="18"/>
+          <w:szCs w:val="18"/>
+        </w:rPr>
+        <w:t>使用</w:t>
+      </w:r>
+      <w:r>
+        <w:rPr>
+          <w:rFonts w:ascii="Consolas" w:eastAsia="宋体" w:hAnsi="Consolas" w:cs="宋体"/>
+          <w:color w:val="D1D3DB"/>
+          <w:sz w:val="18"/>
+          <w:szCs w:val="18"/>
+        </w:rPr>
+        <w:t>CPU...</w:t>
+      </w:r>
+    </w:p>
+    <w:p>
+      <w:pPr>
+        <w:shd w:val="clear" w:color="auto" w:fill="181D27"/>
+        <w:topLinePunct w:val="0"/>
+        <w:adjustRightInd/>
+        <w:snapToGrid/>
+        <w:spacing w:before="0" w:after="0" w:line="240" w:lineRule="auto"/>
+        <w:ind w:leftChars="300" w:left="600"/>
+        <w:rPr>
+          <w:rFonts w:ascii="Consolas" w:eastAsia="宋体" w:hAnsi="Consolas" w:cs="宋体"/>
+          <w:color w:val="D1D3DB"/>
+          <w:sz w:val="18"/>
+          <w:szCs w:val="18"/>
+        </w:rPr>
+      </w:pPr>
+      <w:r>
+        <w:rPr>
+          <w:rFonts w:ascii="Consolas" w:eastAsia="宋体" w:hAnsi="Consolas" w:cs="宋体"/>
+          <w:color w:val="D1D3DB"/>
+          <w:sz w:val="18"/>
+          <w:szCs w:val="18"/>
+        </w:rPr>
+        <w:t>`torch_dtype` is deprecated! Use `dtype` instead!</w:t>
+      </w:r>
+    </w:p>
+    <w:p>
+      <w:pPr>
+        <w:shd w:val="clear" w:color="auto" w:fill="181D27"/>
+        <w:topLinePunct w:val="0"/>
+        <w:adjustRightInd/>
+        <w:snapToGrid/>
+        <w:spacing w:before="0" w:after="0" w:line="240" w:lineRule="auto"/>
+        <w:ind w:leftChars="300" w:left="600"/>
+        <w:rPr>
+          <w:rFonts w:ascii="Consolas" w:eastAsia="宋体" w:hAnsi="Consolas" w:cs="宋体"/>
+          <w:color w:val="D1D3DB"/>
+          <w:sz w:val="18"/>
+          <w:szCs w:val="18"/>
+        </w:rPr>
+      </w:pPr>
+      <w:r>
+        <w:rPr>
+          <w:rFonts w:ascii="Consolas" w:eastAsia="宋体" w:hAnsi="Consolas" w:cs="宋体"/>
+          <w:color w:val="D1D3DB"/>
+          <w:sz w:val="18"/>
+          <w:szCs w:val="18"/>
+        </w:rPr>
+        <w:t xml:space="preserve">      [OK] </w:t>
+      </w:r>
+      <w:r>
+        <w:rPr>
+          <w:rFonts w:ascii="Consolas" w:eastAsia="宋体" w:hAnsi="Consolas" w:cs="宋体"/>
+          <w:color w:val="D1D3DB"/>
+          <w:sz w:val="18"/>
+          <w:szCs w:val="18"/>
+        </w:rPr>
+        <w:t>基础模型加载完成</w:t>
+      </w:r>
+    </w:p>
+    <w:p>
+      <w:pPr>
+        <w:shd w:val="clear" w:color="auto" w:fill="181D27"/>
+        <w:topLinePunct w:val="0"/>
+        <w:adjustRightInd/>
+        <w:snapToGrid/>
+        <w:spacing w:before="0" w:after="0" w:line="240" w:lineRule="auto"/>
+        <w:ind w:leftChars="300" w:left="600"/>
+        <w:rPr>
+          <w:rFonts w:ascii="Consolas" w:eastAsia="宋体" w:hAnsi="Consolas" w:cs="宋体"/>
+          <w:color w:val="D1D3DB"/>
+          <w:sz w:val="18"/>
+          <w:szCs w:val="18"/>
+        </w:rPr>
+      </w:pPr>
+      <w:r>
+        <w:rPr>
+          <w:rFonts w:ascii="Consolas" w:eastAsia="宋体" w:hAnsi="Consolas" w:cs="宋体"/>
+          <w:color w:val="D1D3DB"/>
+          <w:sz w:val="18"/>
+          <w:szCs w:val="18"/>
+        </w:rPr>
+        <w:t xml:space="preserve">      </w:t>
+      </w:r>
+      <w:r>
+        <w:rPr>
+          <w:rFonts w:ascii="Consolas" w:eastAsia="宋体" w:hAnsi="Consolas" w:cs="宋体"/>
+          <w:color w:val="D1D3DB"/>
+          <w:sz w:val="18"/>
+          <w:szCs w:val="18"/>
+        </w:rPr>
+        <w:t>模型参数量</w:t>
+      </w:r>
+      <w:r>
+        <w:rPr>
+          <w:rFonts w:ascii="Consolas" w:eastAsia="宋体" w:hAnsi="Consolas" w:cs="宋体"/>
+          <w:color w:val="D1D3DB"/>
+          <w:sz w:val="18"/>
+          <w:szCs w:val="18"/>
+        </w:rPr>
+        <w:t>: 1,777,088,000</w:t>
+      </w:r>
+    </w:p>
+    <w:p>
+      <w:pPr>
+        <w:shd w:val="clear" w:color="auto" w:fill="181D27"/>
+        <w:topLinePunct w:val="0"/>
+        <w:adjustRightInd/>
+        <w:snapToGrid/>
+        <w:spacing w:before="0" w:after="0" w:line="240" w:lineRule="auto"/>
+        <w:ind w:leftChars="300" w:left="600"/>
+        <w:rPr>
+          <w:rFonts w:ascii="Consolas" w:eastAsia="宋体" w:hAnsi="Consolas" w:cs="宋体"/>
+          <w:color w:val="D1D3DB"/>
+          <w:sz w:val="18"/>
+          <w:szCs w:val="18"/>
+        </w:rPr>
+      </w:pPr>
+    </w:p>
+    <w:p>
+      <w:pPr>
+        <w:shd w:val="clear" w:color="auto" w:fill="181D27"/>
+        <w:topLinePunct w:val="0"/>
+        <w:adjustRightInd/>
+        <w:snapToGrid/>
+        <w:spacing w:before="0" w:after="0" w:line="240" w:lineRule="auto"/>
+        <w:ind w:leftChars="300" w:left="600"/>
+        <w:rPr>
+          <w:rFonts w:ascii="Consolas" w:eastAsia="宋体" w:hAnsi="Consolas" w:cs="宋体"/>
+          <w:color w:val="D1D3DB"/>
+          <w:sz w:val="18"/>
+          <w:szCs w:val="18"/>
+        </w:rPr>
+      </w:pPr>
+      <w:r>
+        <w:rPr>
+          <w:rFonts w:ascii="Consolas" w:eastAsia="宋体" w:hAnsi="Consolas" w:cs="宋体"/>
+          <w:color w:val="D1D3DB"/>
+          <w:sz w:val="18"/>
+          <w:szCs w:val="18"/>
+        </w:rPr>
+        <w:t xml:space="preserve">[3/4] </w:t>
+      </w:r>
+      <w:r>
+        <w:rPr>
+          <w:rFonts w:ascii="Consolas" w:eastAsia="宋体" w:hAnsi="Consolas" w:cs="宋体"/>
+          <w:color w:val="D1D3DB"/>
+          <w:sz w:val="18"/>
+          <w:szCs w:val="18"/>
+        </w:rPr>
+        <w:t>加载</w:t>
+      </w:r>
+      <w:r>
+        <w:rPr>
+          <w:rFonts w:ascii="Consolas" w:eastAsia="宋体" w:hAnsi="Consolas" w:cs="宋体"/>
+          <w:color w:val="D1D3DB"/>
+          <w:sz w:val="18"/>
+          <w:szCs w:val="18"/>
+        </w:rPr>
+        <w:t>LoRA</w:t>
+      </w:r>
+      <w:r>
+        <w:rPr>
+          <w:rFonts w:ascii="Consolas" w:eastAsia="宋体" w:hAnsi="Consolas" w:cs="宋体"/>
+          <w:color w:val="D1D3DB"/>
+          <w:sz w:val="18"/>
+          <w:szCs w:val="18"/>
+        </w:rPr>
+        <w:t>适配器</w:t>
+      </w:r>
+      <w:r>
+        <w:rPr>
+          <w:rFonts w:ascii="Consolas" w:eastAsia="宋体" w:hAnsi="Consolas" w:cs="宋体"/>
+          <w:color w:val="D1D3DB"/>
+          <w:sz w:val="18"/>
+          <w:szCs w:val="18"/>
+        </w:rPr>
+        <w:t>...</w:t>
+      </w:r>
+    </w:p>
+    <w:p>
+      <w:pPr>
+        <w:shd w:val="clear" w:color="auto" w:fill="181D27"/>
+        <w:topLinePunct w:val="0"/>
+        <w:adjustRightInd/>
+        <w:snapToGrid/>
+        <w:spacing w:before="0" w:after="0" w:line="240" w:lineRule="auto"/>
+        <w:ind w:leftChars="300" w:left="600"/>
+        <w:rPr>
+          <w:rFonts w:ascii="Consolas" w:eastAsia="宋体" w:hAnsi="Consolas" w:cs="宋体"/>
+          <w:color w:val="D1D3DB"/>
+          <w:sz w:val="18"/>
+          <w:szCs w:val="18"/>
+        </w:rPr>
+      </w:pPr>
+      <w:r>
+        <w:rPr>
+          <w:rFonts w:ascii="Consolas" w:eastAsia="宋体" w:hAnsi="Consolas" w:cs="宋体"/>
+          <w:color w:val="D1D3DB"/>
+          <w:sz w:val="18"/>
+          <w:szCs w:val="18"/>
+        </w:rPr>
+        <w:t xml:space="preserve">      [OK] LoRA</w:t>
+      </w:r>
+      <w:r>
+        <w:rPr>
+          <w:rFonts w:ascii="Consolas" w:eastAsia="宋体" w:hAnsi="Consolas" w:cs="宋体"/>
+          <w:color w:val="D1D3DB"/>
+          <w:sz w:val="18"/>
+          <w:szCs w:val="18"/>
+        </w:rPr>
+        <w:t>适配器加载完成</w:t>
+      </w:r>
+    </w:p>
+    <w:p>
+      <w:pPr>
+        <w:shd w:val="clear" w:color="auto" w:fill="181D27"/>
+        <w:topLinePunct w:val="0"/>
+        <w:adjustRightInd/>
+        <w:snapToGrid/>
+        <w:spacing w:before="0" w:after="0" w:line="240" w:lineRule="auto"/>
+        <w:ind w:leftChars="300" w:left="600"/>
+        <w:rPr>
+          <w:rFonts w:ascii="Consolas" w:eastAsia="宋体" w:hAnsi="Consolas" w:cs="宋体"/>
+          <w:color w:val="D1D3DB"/>
+          <w:sz w:val="18"/>
+          <w:szCs w:val="18"/>
+        </w:rPr>
+      </w:pPr>
+    </w:p>
+    <w:p>
+      <w:pPr>
+        <w:shd w:val="clear" w:color="auto" w:fill="181D27"/>
+        <w:topLinePunct w:val="0"/>
+        <w:adjustRightInd/>
+        <w:snapToGrid/>
+        <w:spacing w:before="0" w:after="0" w:line="240" w:lineRule="auto"/>
+        <w:ind w:leftChars="300" w:left="600"/>
+        <w:rPr>
+          <w:rFonts w:ascii="Consolas" w:eastAsia="宋体" w:hAnsi="Consolas" w:cs="宋体"/>
+          <w:color w:val="D1D3DB"/>
+          <w:sz w:val="18"/>
+          <w:szCs w:val="18"/>
+        </w:rPr>
+      </w:pPr>
+      <w:r>
+        <w:rPr>
+          <w:rFonts w:ascii="Consolas" w:eastAsia="宋体" w:hAnsi="Consolas" w:cs="宋体"/>
+          <w:color w:val="D1D3DB"/>
+          <w:sz w:val="18"/>
+          <w:szCs w:val="18"/>
+        </w:rPr>
+        <w:t xml:space="preserve">[4/4] </w:t>
+      </w:r>
+      <w:r>
+        <w:rPr>
+          <w:rFonts w:ascii="Consolas" w:eastAsia="宋体" w:hAnsi="Consolas" w:cs="宋体"/>
+          <w:color w:val="D1D3DB"/>
+          <w:sz w:val="18"/>
+          <w:szCs w:val="18"/>
+        </w:rPr>
+        <w:t>检查模型设备</w:t>
+      </w:r>
+      <w:r>
+        <w:rPr>
+          <w:rFonts w:ascii="Consolas" w:eastAsia="宋体" w:hAnsi="Consolas" w:cs="宋体"/>
+          <w:color w:val="D1D3DB"/>
+          <w:sz w:val="18"/>
+          <w:szCs w:val="18"/>
+        </w:rPr>
+        <w:t>...</w:t>
+      </w:r>
+    </w:p>
+    <w:p>
+      <w:pPr>
+        <w:shd w:val="clear" w:color="auto" w:fill="181D27"/>
+        <w:topLinePunct w:val="0"/>
+        <w:adjustRightInd/>
+        <w:snapToGrid/>
+        <w:spacing w:before="0" w:after="0" w:line="240" w:lineRule="auto"/>
+        <w:ind w:leftChars="300" w:left="600"/>
+        <w:rPr>
+          <w:rFonts w:ascii="Consolas" w:eastAsia="宋体" w:hAnsi="Consolas" w:cs="宋体"/>
+          <w:color w:val="D1D3DB"/>
+          <w:sz w:val="18"/>
+          <w:szCs w:val="18"/>
+        </w:rPr>
+      </w:pPr>
+      <w:r>
+        <w:rPr>
+          <w:rFonts w:ascii="Consolas" w:eastAsia="宋体" w:hAnsi="Consolas" w:cs="宋体"/>
+          <w:color w:val="D1D3DB"/>
+          <w:sz w:val="18"/>
+          <w:szCs w:val="18"/>
+        </w:rPr>
+        <w:t xml:space="preserve">      </w:t>
+      </w:r>
+      <w:r>
+        <w:rPr>
+          <w:rFonts w:ascii="Consolas" w:eastAsia="宋体" w:hAnsi="Consolas" w:cs="宋体"/>
+          <w:color w:val="D1D3DB"/>
+          <w:sz w:val="18"/>
+          <w:szCs w:val="18"/>
+        </w:rPr>
+        <w:t>当前设备</w:t>
+      </w:r>
+      <w:r>
+        <w:rPr>
+          <w:rFonts w:ascii="Consolas" w:eastAsia="宋体" w:hAnsi="Consolas" w:cs="宋体"/>
+          <w:color w:val="D1D3DB"/>
+          <w:sz w:val="18"/>
+          <w:szCs w:val="18"/>
+        </w:rPr>
+        <w:t>: cpu</w:t>
+      </w:r>
+    </w:p>
+    <w:p>
+      <w:pPr>
+        <w:shd w:val="clear" w:color="auto" w:fill="181D27"/>
+        <w:topLinePunct w:val="0"/>
+        <w:adjustRightInd/>
+        <w:snapToGrid/>
+        <w:spacing w:before="0" w:after="0" w:line="240" w:lineRule="auto"/>
+        <w:ind w:leftChars="300" w:left="600"/>
+        <w:rPr>
+          <w:rFonts w:ascii="Consolas" w:eastAsia="宋体" w:hAnsi="Consolas" w:cs="宋体"/>
+          <w:color w:val="D1D3DB"/>
+          <w:sz w:val="18"/>
+          <w:szCs w:val="18"/>
+        </w:rPr>
+      </w:pPr>
+    </w:p>
+    <w:p>
+      <w:pPr>
+        <w:shd w:val="clear" w:color="auto" w:fill="181D27"/>
+        <w:topLinePunct w:val="0"/>
+        <w:adjustRightInd/>
+        <w:snapToGrid/>
+        <w:spacing w:before="0" w:after="0" w:line="240" w:lineRule="auto"/>
+        <w:ind w:leftChars="300" w:left="600"/>
+        <w:rPr>
+          <w:rFonts w:ascii="Consolas" w:eastAsia="宋体" w:hAnsi="Consolas" w:cs="宋体"/>
+          <w:color w:val="D1D3DB"/>
+          <w:sz w:val="18"/>
+          <w:szCs w:val="18"/>
+        </w:rPr>
+      </w:pPr>
+      <w:r>
+        <w:rPr>
+          <w:rFonts w:ascii="Consolas" w:eastAsia="宋体" w:hAnsi="Consolas" w:cs="宋体"/>
+          <w:color w:val="D1D3DB"/>
+          <w:sz w:val="18"/>
+          <w:szCs w:val="18"/>
+        </w:rPr>
+        <w:t>============================================================</w:t>
+      </w:r>
+    </w:p>
+    <w:p>
+      <w:pPr>
+        <w:shd w:val="clear" w:color="auto" w:fill="181D27"/>
+        <w:topLinePunct w:val="0"/>
+        <w:adjustRightInd/>
+        <w:snapToGrid/>
+        <w:spacing w:before="0" w:after="0" w:line="240" w:lineRule="auto"/>
+        <w:ind w:leftChars="300" w:left="600"/>
+        <w:rPr>
+          <w:rFonts w:ascii="Consolas" w:eastAsia="宋体" w:hAnsi="Consolas" w:cs="宋体"/>
+          <w:color w:val="D1D3DB"/>
+          <w:sz w:val="18"/>
+          <w:szCs w:val="18"/>
+        </w:rPr>
+      </w:pPr>
+      <w:r>
+        <w:rPr>
+          <w:rFonts w:ascii="Consolas" w:eastAsia="宋体" w:hAnsi="Consolas" w:cs="宋体" w:hint="eastAsia"/>
+          <w:color w:val="D1D3DB"/>
+          <w:sz w:val="18"/>
+          <w:szCs w:val="18"/>
+        </w:rPr>
+        <w:t>模型就绪</w:t>
+      </w:r>
+      <w:r>
+        <w:rPr>
+          <w:rFonts w:ascii="Consolas" w:eastAsia="宋体" w:hAnsi="Consolas" w:cs="宋体"/>
+          <w:color w:val="D1D3DB"/>
+          <w:sz w:val="18"/>
+          <w:szCs w:val="18"/>
+        </w:rPr>
+        <w:t>!</w:t>
+      </w:r>
+    </w:p>
+    <w:p>
+      <w:pPr>
+        <w:shd w:val="clear" w:color="auto" w:fill="181D27"/>
+        <w:topLinePunct w:val="0"/>
+        <w:adjustRightInd/>
+        <w:snapToGrid/>
+        <w:spacing w:before="0" w:after="0" w:line="240" w:lineRule="auto"/>
+        <w:ind w:leftChars="300" w:left="600"/>
+        <w:rPr>
+          <w:rFonts w:ascii="Consolas" w:eastAsia="宋体" w:hAnsi="Consolas" w:cs="宋体"/>
+          <w:color w:val="D1D3DB"/>
+          <w:sz w:val="18"/>
+          <w:szCs w:val="18"/>
+        </w:rPr>
+      </w:pPr>
+      <w:r>
+        <w:rPr>
+          <w:rFonts w:ascii="Consolas" w:eastAsia="宋体" w:hAnsi="Consolas" w:cs="宋体"/>
+          <w:color w:val="D1D3DB"/>
+          <w:sz w:val="18"/>
+          <w:szCs w:val="18"/>
+        </w:rPr>
+        <w:t>============================================================</w:t>
+      </w:r>
+    </w:p>
+    <w:p>
+      <w:pPr>
+        <w:shd w:val="clear" w:color="auto" w:fill="181D27"/>
+        <w:topLinePunct w:val="0"/>
+        <w:adjustRightInd/>
+        <w:snapToGrid/>
+        <w:spacing w:before="0" w:after="0" w:line="240" w:lineRule="auto"/>
+        <w:ind w:leftChars="300" w:left="600"/>
+        <w:rPr>
+          <w:rFonts w:ascii="Consolas" w:eastAsia="宋体" w:hAnsi="Consolas" w:cs="宋体"/>
+          <w:color w:val="D1D3DB"/>
+          <w:sz w:val="18"/>
+          <w:szCs w:val="18"/>
+        </w:rPr>
+      </w:pPr>
+    </w:p>
+    <w:p>
+      <w:pPr>
+        <w:shd w:val="clear" w:color="auto" w:fill="181D27"/>
+        <w:topLinePunct w:val="0"/>
+        <w:adjustRightInd/>
+        <w:snapToGrid/>
+        <w:spacing w:before="0" w:after="0" w:line="240" w:lineRule="auto"/>
+        <w:ind w:leftChars="300" w:left="600"/>
+        <w:rPr>
+          <w:rFonts w:ascii="Consolas" w:eastAsia="宋体" w:hAnsi="Consolas" w:cs="宋体"/>
+          <w:color w:val="D1D3DB"/>
+          <w:sz w:val="18"/>
+          <w:szCs w:val="18"/>
+        </w:rPr>
+      </w:pPr>
+      <w:r>
+        <w:rPr>
+          <w:rFonts w:ascii="Consolas" w:eastAsia="宋体" w:hAnsi="Consolas" w:cs="宋体"/>
+          <w:color w:val="D1D3DB"/>
+          <w:sz w:val="18"/>
+          <w:szCs w:val="18"/>
+        </w:rPr>
+        <w:t>* Running on local URL:  http://0.0.0.0:7860</w:t>
+      </w:r>
+    </w:p>
+    <w:p>
+      <w:pPr>
+        <w:shd w:val="clear" w:color="auto" w:fill="181D27"/>
+        <w:topLinePunct w:val="0"/>
+        <w:adjustRightInd/>
+        <w:snapToGrid/>
+        <w:spacing w:before="0" w:after="0" w:line="240" w:lineRule="auto"/>
+        <w:ind w:leftChars="300" w:left="600"/>
+        <w:rPr>
+          <w:rFonts w:ascii="Consolas" w:eastAsia="宋体" w:hAnsi="Consolas" w:cs="宋体"/>
+          <w:color w:val="D1D3DB"/>
+          <w:sz w:val="18"/>
+          <w:szCs w:val="18"/>
+        </w:rPr>
+      </w:pPr>
+      <w:r>
+        <w:rPr>
+          <w:rFonts w:ascii="Consolas" w:eastAsia="宋体" w:hAnsi="Consolas" w:cs="宋体"/>
+          <w:color w:val="D1D3DB"/>
+          <w:sz w:val="18"/>
+          <w:szCs w:val="18"/>
+        </w:rPr>
+        <w:t>* To create a public link, set `share=True` in `launch()`.</w:t>
+      </w:r>
+    </w:p>
+    <w:p>
+      <w:pPr>
+        <w:shd w:val="clear" w:color="auto" w:fill="181D27"/>
+        <w:topLinePunct w:val="0"/>
+        <w:adjustRightInd/>
+        <w:snapToGrid/>
+        <w:spacing w:before="0" w:after="0" w:line="240" w:lineRule="auto"/>
+        <w:ind w:leftChars="300" w:left="600"/>
+        <w:rPr>
+          <w:rFonts w:ascii="Consolas" w:eastAsia="宋体" w:hAnsi="Consolas" w:cs="宋体"/>
+          <w:color w:val="D1D3DB"/>
+          <w:sz w:val="18"/>
+          <w:szCs w:val="18"/>
+        </w:rPr>
+      </w:pPr>
+    </w:p>
+    <w:p>
+      <w:pPr>
+        <w:shd w:val="clear" w:color="auto" w:fill="181D27"/>
+        <w:topLinePunct w:val="0"/>
+        <w:adjustRightInd/>
+        <w:snapToGrid/>
+        <w:spacing w:before="0" w:after="0" w:line="240" w:lineRule="auto"/>
+        <w:ind w:leftChars="300" w:left="600"/>
+        <w:rPr>
+          <w:rFonts w:ascii="Consolas" w:eastAsia="宋体" w:hAnsi="Consolas" w:cs="宋体"/>
+          <w:color w:val="D1D3DB"/>
+          <w:sz w:val="18"/>
+          <w:szCs w:val="18"/>
+        </w:rPr>
+      </w:pPr>
+      <w:r>
+        <w:rPr>
+          <w:rFonts w:ascii="Consolas" w:eastAsia="宋体" w:hAnsi="Consolas" w:cs="宋体"/>
+          <w:color w:val="D1D3DB"/>
+          <w:sz w:val="18"/>
+          <w:szCs w:val="18"/>
+        </w:rPr>
+        <w:t>============================================================</w:t>
+      </w:r>
+    </w:p>
+    <w:p>
+      <w:pPr>
+        <w:shd w:val="clear" w:color="auto" w:fill="181D27"/>
+        <w:topLinePunct w:val="0"/>
+        <w:adjustRightInd/>
+        <w:snapToGrid/>
+        <w:spacing w:before="0" w:after="0" w:line="240" w:lineRule="auto"/>
+        <w:ind w:leftChars="300" w:left="600"/>
+        <w:rPr>
+          <w:rFonts w:ascii="Consolas" w:eastAsia="宋体" w:hAnsi="Consolas" w:cs="宋体"/>
+          <w:color w:val="D1D3DB"/>
+          <w:sz w:val="18"/>
+          <w:szCs w:val="18"/>
+        </w:rPr>
+      </w:pPr>
+      <w:r>
+        <w:rPr>
+          <w:rFonts w:ascii="Consolas" w:eastAsia="宋体" w:hAnsi="Consolas" w:cs="宋体"/>
+          <w:color w:val="D1D3DB"/>
+          <w:sz w:val="18"/>
+          <w:szCs w:val="18"/>
+        </w:rPr>
+        <w:t>[</w:t>
+      </w:r>
+      <w:r>
+        <w:rPr>
+          <w:rFonts w:ascii="Consolas" w:eastAsia="宋体" w:hAnsi="Consolas" w:cs="宋体"/>
+          <w:color w:val="D1D3DB"/>
+          <w:sz w:val="18"/>
+          <w:szCs w:val="18"/>
+        </w:rPr>
+        <w:t>推理开始</w:t>
+      </w:r>
+      <w:r>
+        <w:rPr>
+          <w:rFonts w:ascii="Consolas" w:eastAsia="宋体" w:hAnsi="Consolas" w:cs="宋体"/>
+          <w:color w:val="D1D3DB"/>
+          <w:sz w:val="18"/>
+          <w:szCs w:val="18"/>
+        </w:rPr>
+        <w:t xml:space="preserve">] </w:t>
+      </w:r>
+      <w:r>
+        <w:rPr>
+          <w:rFonts w:ascii="Consolas" w:eastAsia="宋体" w:hAnsi="Consolas" w:cs="宋体"/>
+          <w:color w:val="D1D3DB"/>
+          <w:sz w:val="18"/>
+          <w:szCs w:val="18"/>
+        </w:rPr>
+        <w:t>输入</w:t>
+      </w:r>
+      <w:r>
+        <w:rPr>
+          <w:rFonts w:ascii="Consolas" w:eastAsia="宋体" w:hAnsi="Consolas" w:cs="宋体"/>
+          <w:color w:val="D1D3DB"/>
+          <w:sz w:val="18"/>
+          <w:szCs w:val="18"/>
+        </w:rPr>
+        <w:t xml:space="preserve">: </w:t>
+      </w:r>
+      <w:r>
+        <w:rPr>
+          <w:rFonts w:ascii="Consolas" w:eastAsia="宋体" w:hAnsi="Consolas" w:cs="宋体"/>
+          <w:color w:val="D1D3DB"/>
+          <w:sz w:val="18"/>
+          <w:szCs w:val="18"/>
+        </w:rPr>
+        <w:t>月亮又圆又亮</w:t>
+      </w:r>
+      <w:r>
+        <w:rPr>
+          <w:rFonts w:ascii="Consolas" w:eastAsia="宋体" w:hAnsi="Consolas" w:cs="宋体"/>
+          <w:color w:val="D1D3DB"/>
+          <w:sz w:val="18"/>
+          <w:szCs w:val="18"/>
+        </w:rPr>
+        <w:t>,</w:t>
+      </w:r>
+      <w:r>
+        <w:rPr>
+          <w:rFonts w:ascii="Consolas" w:eastAsia="宋体" w:hAnsi="Consolas" w:cs="宋体"/>
+          <w:color w:val="D1D3DB"/>
+          <w:sz w:val="18"/>
+          <w:szCs w:val="18"/>
+        </w:rPr>
+        <w:t>所以古人称之为玉盘。</w:t>
+      </w:r>
+      <w:r>
+        <w:rPr>
+          <w:rFonts w:ascii="Consolas" w:eastAsia="宋体" w:hAnsi="Consolas" w:cs="宋体"/>
+          <w:color w:val="D1D3DB"/>
+          <w:sz w:val="18"/>
+          <w:szCs w:val="18"/>
+        </w:rPr>
+        <w:t>...</w:t>
+      </w:r>
+    </w:p>
+    <w:p>
+      <w:pPr>
+        <w:shd w:val="clear" w:color="auto" w:fill="181D27"/>
+        <w:topLinePunct w:val="0"/>
+        <w:adjustRightInd/>
+        <w:snapToGrid/>
+        <w:spacing w:before="0" w:after="0" w:line="240" w:lineRule="auto"/>
+        <w:ind w:leftChars="300" w:left="600"/>
+        <w:rPr>
+          <w:rFonts w:ascii="Consolas" w:eastAsia="宋体" w:hAnsi="Consolas" w:cs="宋体"/>
+          <w:color w:val="D1D3DB"/>
+          <w:sz w:val="18"/>
+          <w:szCs w:val="18"/>
+        </w:rPr>
+      </w:pPr>
+      <w:r>
+        <w:rPr>
+          <w:rFonts w:ascii="Consolas" w:eastAsia="宋体" w:hAnsi="Consolas" w:cs="宋体"/>
+          <w:color w:val="D1D3DB"/>
+          <w:sz w:val="18"/>
+          <w:szCs w:val="18"/>
+        </w:rPr>
+        <w:t>============================================================</w:t>
+      </w:r>
+    </w:p>
+    <w:p>
+      <w:pPr>
+        <w:shd w:val="clear" w:color="auto" w:fill="181D27"/>
+        <w:topLinePunct w:val="0"/>
+        <w:adjustRightInd/>
+        <w:snapToGrid/>
+        <w:spacing w:before="0" w:after="0" w:line="240" w:lineRule="auto"/>
+        <w:ind w:leftChars="300" w:left="600"/>
+        <w:rPr>
+          <w:rFonts w:ascii="Consolas" w:eastAsia="宋体" w:hAnsi="Consolas" w:cs="宋体"/>
+          <w:color w:val="D1D3DB"/>
+          <w:sz w:val="18"/>
+          <w:szCs w:val="18"/>
+        </w:rPr>
+      </w:pPr>
+      <w:r>
+        <w:rPr>
+          <w:rFonts w:ascii="Consolas" w:eastAsia="宋体" w:hAnsi="Consolas" w:cs="宋体"/>
+          <w:color w:val="D1D3DB"/>
+          <w:sz w:val="18"/>
+          <w:szCs w:val="18"/>
+        </w:rPr>
+        <w:t xml:space="preserve">[1/4] </w:t>
+      </w:r>
+      <w:r>
+        <w:rPr>
+          <w:rFonts w:ascii="Consolas" w:eastAsia="宋体" w:hAnsi="Consolas" w:cs="宋体"/>
+          <w:color w:val="D1D3DB"/>
+          <w:sz w:val="18"/>
+          <w:szCs w:val="18"/>
+        </w:rPr>
+        <w:t>格式化输入</w:t>
+      </w:r>
+      <w:r>
+        <w:rPr>
+          <w:rFonts w:ascii="Consolas" w:eastAsia="宋体" w:hAnsi="Consolas" w:cs="宋体"/>
+          <w:color w:val="D1D3DB"/>
+          <w:sz w:val="18"/>
+          <w:szCs w:val="18"/>
+        </w:rPr>
+        <w:t>...</w:t>
+      </w:r>
+    </w:p>
+    <w:p>
+      <w:pPr>
+        <w:shd w:val="clear" w:color="auto" w:fill="181D27"/>
+        <w:topLinePunct w:val="0"/>
+        <w:adjustRightInd/>
+        <w:snapToGrid/>
+        <w:spacing w:before="0" w:after="0" w:line="240" w:lineRule="auto"/>
+        <w:ind w:leftChars="300" w:left="600"/>
+        <w:rPr>
+          <w:rFonts w:ascii="Consolas" w:eastAsia="宋体" w:hAnsi="Consolas" w:cs="宋体"/>
+          <w:color w:val="D1D3DB"/>
+          <w:sz w:val="18"/>
+          <w:szCs w:val="18"/>
+        </w:rPr>
+      </w:pPr>
+      <w:r>
+        <w:rPr>
+          <w:rFonts w:ascii="Consolas" w:eastAsia="宋体" w:hAnsi="Consolas" w:cs="宋体"/>
+          <w:color w:val="D1D3DB"/>
+          <w:sz w:val="18"/>
+          <w:szCs w:val="18"/>
+        </w:rPr>
+        <w:t xml:space="preserve">      </w:t>
+      </w:r>
+      <w:r>
+        <w:rPr>
+          <w:rFonts w:ascii="Consolas" w:eastAsia="宋体" w:hAnsi="Consolas" w:cs="宋体"/>
+          <w:color w:val="D1D3DB"/>
+          <w:sz w:val="18"/>
+          <w:szCs w:val="18"/>
+        </w:rPr>
+        <w:t>输入</w:t>
+      </w:r>
+      <w:r>
+        <w:rPr>
+          <w:rFonts w:ascii="Consolas" w:eastAsia="宋体" w:hAnsi="Consolas" w:cs="宋体"/>
+          <w:color w:val="D1D3DB"/>
+          <w:sz w:val="18"/>
+          <w:szCs w:val="18"/>
+        </w:rPr>
+        <w:t>token</w:t>
+      </w:r>
+      <w:r>
+        <w:rPr>
+          <w:rFonts w:ascii="Consolas" w:eastAsia="宋体" w:hAnsi="Consolas" w:cs="宋体"/>
+          <w:color w:val="D1D3DB"/>
+          <w:sz w:val="18"/>
+          <w:szCs w:val="18"/>
+        </w:rPr>
+        <w:t>数</w:t>
+      </w:r>
+      <w:r>
+        <w:rPr>
+          <w:rFonts w:ascii="Consolas" w:eastAsia="宋体" w:hAnsi="Consolas" w:cs="宋体"/>
+          <w:color w:val="D1D3DB"/>
+          <w:sz w:val="18"/>
+          <w:szCs w:val="18"/>
+        </w:rPr>
+        <w:t>: 25</w:t>
+      </w:r>
+    </w:p>
+    <w:p>
+      <w:pPr>
+        <w:shd w:val="clear" w:color="auto" w:fill="181D27"/>
+        <w:topLinePunct w:val="0"/>
+        <w:adjustRightInd/>
+        <w:snapToGrid/>
+        <w:spacing w:before="0" w:after="0" w:line="240" w:lineRule="auto"/>
+        <w:ind w:leftChars="300" w:left="600"/>
+        <w:rPr>
+          <w:rFonts w:ascii="Consolas" w:eastAsia="宋体" w:hAnsi="Consolas" w:cs="宋体"/>
+          <w:color w:val="D1D3DB"/>
+          <w:sz w:val="18"/>
+          <w:szCs w:val="18"/>
+        </w:rPr>
+      </w:pPr>
+      <w:r>
+        <w:rPr>
+          <w:rFonts w:ascii="Consolas" w:eastAsia="宋体" w:hAnsi="Consolas" w:cs="宋体"/>
+          <w:color w:val="D1D3DB"/>
+          <w:sz w:val="18"/>
+          <w:szCs w:val="18"/>
+        </w:rPr>
+        <w:t xml:space="preserve">      </w:t>
+      </w:r>
+      <w:r>
+        <w:rPr>
+          <w:rFonts w:ascii="Consolas" w:eastAsia="宋体" w:hAnsi="Consolas" w:cs="宋体"/>
+          <w:color w:val="D1D3DB"/>
+          <w:sz w:val="18"/>
+          <w:szCs w:val="18"/>
+        </w:rPr>
+        <w:t>输入已移至</w:t>
+      </w:r>
+      <w:r>
+        <w:rPr>
+          <w:rFonts w:ascii="Consolas" w:eastAsia="宋体" w:hAnsi="Consolas" w:cs="宋体"/>
+          <w:color w:val="D1D3DB"/>
+          <w:sz w:val="18"/>
+          <w:szCs w:val="18"/>
+        </w:rPr>
+        <w:t>: cpu</w:t>
+      </w:r>
+    </w:p>
+    <w:p>
+      <w:pPr>
+        <w:shd w:val="clear" w:color="auto" w:fill="181D27"/>
+        <w:topLinePunct w:val="0"/>
+        <w:adjustRightInd/>
+        <w:snapToGrid/>
+        <w:spacing w:before="0" w:after="0" w:line="240" w:lineRule="auto"/>
+        <w:ind w:leftChars="300" w:left="600"/>
+        <w:rPr>
+          <w:rFonts w:ascii="Consolas" w:eastAsia="宋体" w:hAnsi="Consolas" w:cs="宋体"/>
+          <w:color w:val="D1D3DB"/>
+          <w:sz w:val="18"/>
+          <w:szCs w:val="18"/>
+        </w:rPr>
+      </w:pPr>
+      <w:r>
+        <w:rPr>
+          <w:rFonts w:ascii="Consolas" w:eastAsia="宋体" w:hAnsi="Consolas" w:cs="宋体"/>
+          <w:color w:val="D1D3DB"/>
+          <w:sz w:val="18"/>
+          <w:szCs w:val="18"/>
+        </w:rPr>
+        <w:t xml:space="preserve">[2/4] </w:t>
+      </w:r>
+      <w:r>
+        <w:rPr>
+          <w:rFonts w:ascii="Consolas" w:eastAsia="宋体" w:hAnsi="Consolas" w:cs="宋体"/>
+          <w:color w:val="D1D3DB"/>
+          <w:sz w:val="18"/>
+          <w:szCs w:val="18"/>
+        </w:rPr>
+        <w:t>配置生成参数</w:t>
+      </w:r>
+      <w:r>
+        <w:rPr>
+          <w:rFonts w:ascii="Consolas" w:eastAsia="宋体" w:hAnsi="Consolas" w:cs="宋体"/>
+          <w:color w:val="D1D3DB"/>
+          <w:sz w:val="18"/>
+          <w:szCs w:val="18"/>
+        </w:rPr>
+        <w:t>...</w:t>
+      </w:r>
+    </w:p>
+    <w:p>
+      <w:pPr>
+        <w:shd w:val="clear" w:color="auto" w:fill="181D27"/>
+        <w:topLinePunct w:val="0"/>
+        <w:adjustRightInd/>
+        <w:snapToGrid/>
+        <w:spacing w:before="0" w:after="0" w:line="240" w:lineRule="auto"/>
+        <w:ind w:leftChars="300" w:left="600"/>
+        <w:rPr>
+          <w:rFonts w:ascii="Consolas" w:eastAsia="宋体" w:hAnsi="Consolas" w:cs="宋体"/>
+          <w:color w:val="D1D3DB"/>
+          <w:sz w:val="18"/>
+          <w:szCs w:val="18"/>
+        </w:rPr>
+      </w:pPr>
+      <w:r>
+        <w:rPr>
+          <w:rFonts w:ascii="Consolas" w:eastAsia="宋体" w:hAnsi="Consolas" w:cs="宋体"/>
+          <w:color w:val="D1D3DB"/>
+          <w:sz w:val="18"/>
+          <w:szCs w:val="18"/>
+        </w:rPr>
+        <w:t xml:space="preserve">      </w:t>
+      </w:r>
+      <w:r>
+        <w:rPr>
+          <w:rFonts w:ascii="Consolas" w:eastAsia="宋体" w:hAnsi="Consolas" w:cs="宋体"/>
+          <w:color w:val="D1D3DB"/>
+          <w:sz w:val="18"/>
+          <w:szCs w:val="18"/>
+        </w:rPr>
+        <w:t>使用快速配置</w:t>
+      </w:r>
+      <w:r>
+        <w:rPr>
+          <w:rFonts w:ascii="Consolas" w:eastAsia="宋体" w:hAnsi="Consolas" w:cs="宋体"/>
+          <w:color w:val="D1D3DB"/>
+          <w:sz w:val="18"/>
+          <w:szCs w:val="18"/>
+        </w:rPr>
+        <w:t>: max_new_tokens=100</w:t>
+      </w:r>
+    </w:p>
+    <w:p>
+      <w:pPr>
+        <w:shd w:val="clear" w:color="auto" w:fill="181D27"/>
+        <w:topLinePunct w:val="0"/>
+        <w:adjustRightInd/>
+        <w:snapToGrid/>
+        <w:spacing w:before="0" w:after="0" w:line="240" w:lineRule="auto"/>
+        <w:ind w:leftChars="300" w:left="600"/>
+        <w:rPr>
+          <w:rFonts w:ascii="Consolas" w:eastAsia="宋体" w:hAnsi="Consolas" w:cs="宋体"/>
+          <w:color w:val="D1D3DB"/>
+          <w:sz w:val="18"/>
+          <w:szCs w:val="18"/>
+        </w:rPr>
+      </w:pPr>
+      <w:r>
+        <w:rPr>
+          <w:rFonts w:ascii="Consolas" w:eastAsia="宋体" w:hAnsi="Consolas" w:cs="宋体"/>
+          <w:color w:val="D1D3DB"/>
+          <w:sz w:val="18"/>
+          <w:szCs w:val="18"/>
+        </w:rPr>
+        <w:t xml:space="preserve">      </w:t>
+      </w:r>
+      <w:r>
+        <w:rPr>
+          <w:rFonts w:ascii="Consolas" w:eastAsia="宋体" w:hAnsi="Consolas" w:cs="宋体"/>
+          <w:color w:val="D1D3DB"/>
+          <w:sz w:val="18"/>
+          <w:szCs w:val="18"/>
+        </w:rPr>
+        <w:t>提示</w:t>
+      </w:r>
+      <w:r>
+        <w:rPr>
+          <w:rFonts w:ascii="Consolas" w:eastAsia="宋体" w:hAnsi="Consolas" w:cs="宋体"/>
+          <w:color w:val="D1D3DB"/>
+          <w:sz w:val="18"/>
+          <w:szCs w:val="18"/>
+        </w:rPr>
+        <w:t xml:space="preserve">: </w:t>
+      </w:r>
+      <w:r>
+        <w:rPr>
+          <w:rFonts w:ascii="Consolas" w:eastAsia="宋体" w:hAnsi="Consolas" w:cs="宋体"/>
+          <w:color w:val="D1D3DB"/>
+          <w:sz w:val="18"/>
+          <w:szCs w:val="18"/>
+        </w:rPr>
+        <w:t>使用加速设备可获得更好性能</w:t>
+      </w:r>
+    </w:p>
+    <w:p>
+      <w:pPr>
+        <w:shd w:val="clear" w:color="auto" w:fill="181D27"/>
+        <w:topLinePunct w:val="0"/>
+        <w:adjustRightInd/>
+        <w:snapToGrid/>
+        <w:spacing w:before="0" w:after="0" w:line="240" w:lineRule="auto"/>
+        <w:ind w:leftChars="300" w:left="600"/>
+        <w:rPr>
+          <w:rFonts w:ascii="Consolas" w:eastAsia="宋体" w:hAnsi="Consolas" w:cs="宋体"/>
+          <w:color w:val="D1D3DB"/>
+          <w:sz w:val="18"/>
+          <w:szCs w:val="18"/>
+        </w:rPr>
+      </w:pPr>
+      <w:r>
+        <w:rPr>
+          <w:rFonts w:ascii="Consolas" w:eastAsia="宋体" w:hAnsi="Consolas" w:cs="宋体"/>
+          <w:color w:val="D1D3DB"/>
+          <w:sz w:val="18"/>
+          <w:szCs w:val="18"/>
+        </w:rPr>
+        <w:t xml:space="preserve">[3/4] </w:t>
+      </w:r>
+      <w:r>
+        <w:rPr>
+          <w:rFonts w:ascii="Consolas" w:eastAsia="宋体" w:hAnsi="Consolas" w:cs="宋体"/>
+          <w:color w:val="D1D3DB"/>
+          <w:sz w:val="18"/>
+          <w:szCs w:val="18"/>
+        </w:rPr>
+        <w:t>开始生成</w:t>
+      </w:r>
+      <w:r>
+        <w:rPr>
+          <w:rFonts w:ascii="Consolas" w:eastAsia="宋体" w:hAnsi="Consolas" w:cs="宋体"/>
+          <w:color w:val="D1D3DB"/>
+          <w:sz w:val="18"/>
+          <w:szCs w:val="18"/>
+        </w:rPr>
+        <w:t>...</w:t>
+      </w:r>
+    </w:p>
+    <w:p>
+      <w:pPr>
+        <w:shd w:val="clear" w:color="auto" w:fill="181D27"/>
+        <w:topLinePunct w:val="0"/>
+        <w:adjustRightInd/>
+        <w:snapToGrid/>
+        <w:spacing w:before="0" w:after="0" w:line="240" w:lineRule="auto"/>
+        <w:ind w:leftChars="300" w:left="600"/>
+        <w:rPr>
+          <w:rFonts w:ascii="Consolas" w:eastAsia="宋体" w:hAnsi="Consolas" w:cs="宋体"/>
+          <w:color w:val="D1D3DB"/>
+          <w:sz w:val="18"/>
+          <w:szCs w:val="18"/>
+        </w:rPr>
+      </w:pPr>
+      <w:r>
+        <w:rPr>
+          <w:rFonts w:ascii="Consolas" w:eastAsia="宋体" w:hAnsi="Consolas" w:cs="宋体"/>
+          <w:color w:val="D1D3DB"/>
+          <w:sz w:val="18"/>
+          <w:szCs w:val="18"/>
+        </w:rPr>
+        <w:t>The following generation flags are not valid and may be ignored: ['temperature', 'top_p']. Set `TRANSFORMERS_VERBOSITY=info` for more details.</w:t>
+      </w:r>
+    </w:p>
+    <w:p>
+      <w:pPr>
+        <w:shd w:val="clear" w:color="auto" w:fill="181D27"/>
+        <w:topLinePunct w:val="0"/>
+        <w:adjustRightInd/>
+        <w:snapToGrid/>
+        <w:spacing w:before="0" w:after="0" w:line="240" w:lineRule="auto"/>
+        <w:ind w:leftChars="300" w:left="600"/>
+        <w:rPr>
+          <w:rFonts w:ascii="Consolas" w:eastAsia="宋体" w:hAnsi="Consolas" w:cs="宋体"/>
+          <w:color w:val="D1D3DB"/>
+          <w:sz w:val="18"/>
+          <w:szCs w:val="18"/>
+        </w:rPr>
+      </w:pPr>
+      <w:r>
+        <w:rPr>
+          <w:rFonts w:ascii="Consolas" w:eastAsia="宋体" w:hAnsi="Consolas" w:cs="宋体"/>
+          <w:color w:val="D1D3DB"/>
+          <w:sz w:val="18"/>
+          <w:szCs w:val="18"/>
+        </w:rPr>
+        <w:t xml:space="preserve">      </w:t>
+      </w:r>
+      <w:r>
+        <w:rPr>
+          <w:rFonts w:ascii="Consolas" w:eastAsia="宋体" w:hAnsi="Consolas" w:cs="宋体"/>
+          <w:color w:val="D1D3DB"/>
+          <w:sz w:val="18"/>
+          <w:szCs w:val="18"/>
+        </w:rPr>
+        <w:t>生成完成，耗时</w:t>
+      </w:r>
+      <w:r>
+        <w:rPr>
+          <w:rFonts w:ascii="Consolas" w:eastAsia="宋体" w:hAnsi="Consolas" w:cs="宋体"/>
+          <w:color w:val="D1D3DB"/>
+          <w:sz w:val="18"/>
+          <w:szCs w:val="18"/>
+        </w:rPr>
+        <w:t>: 37.21</w:t>
+      </w:r>
+      <w:r>
+        <w:rPr>
+          <w:rFonts w:ascii="Consolas" w:eastAsia="宋体" w:hAnsi="Consolas" w:cs="宋体"/>
+          <w:color w:val="D1D3DB"/>
+          <w:sz w:val="18"/>
+          <w:szCs w:val="18"/>
+        </w:rPr>
+        <w:t>秒</w:t>
+      </w:r>
+    </w:p>
+    <w:p>
+      <w:pPr>
+        <w:shd w:val="clear" w:color="auto" w:fill="181D27"/>
+        <w:topLinePunct w:val="0"/>
+        <w:adjustRightInd/>
+        <w:snapToGrid/>
+        <w:spacing w:before="0" w:after="0" w:line="240" w:lineRule="auto"/>
+        <w:ind w:leftChars="300" w:left="600"/>
+        <w:rPr>
+          <w:rFonts w:ascii="Consolas" w:eastAsia="宋体" w:hAnsi="Consolas" w:cs="宋体"/>
+          <w:color w:val="D1D3DB"/>
+          <w:sz w:val="18"/>
+          <w:szCs w:val="18"/>
+        </w:rPr>
+      </w:pPr>
+      <w:r>
+        <w:rPr>
+          <w:rFonts w:ascii="Consolas" w:eastAsia="宋体" w:hAnsi="Consolas" w:cs="宋体"/>
+          <w:color w:val="D1D3DB"/>
+          <w:sz w:val="18"/>
+          <w:szCs w:val="18"/>
+        </w:rPr>
+        <w:lastRenderedPageBreak/>
+        <w:t xml:space="preserve">[4/4] </w:t>
+      </w:r>
+      <w:r>
+        <w:rPr>
+          <w:rFonts w:ascii="Consolas" w:eastAsia="宋体" w:hAnsi="Consolas" w:cs="宋体"/>
+          <w:color w:val="D1D3DB"/>
+          <w:sz w:val="18"/>
+          <w:szCs w:val="18"/>
+        </w:rPr>
+        <w:t>解码输出</w:t>
+      </w:r>
+      <w:r>
+        <w:rPr>
+          <w:rFonts w:ascii="Consolas" w:eastAsia="宋体" w:hAnsi="Consolas" w:cs="宋体"/>
+          <w:color w:val="D1D3DB"/>
+          <w:sz w:val="18"/>
+          <w:szCs w:val="18"/>
+        </w:rPr>
+        <w:t>...</w:t>
+      </w:r>
+    </w:p>
+    <w:p>
+      <w:pPr>
+        <w:shd w:val="clear" w:color="auto" w:fill="181D27"/>
+        <w:topLinePunct w:val="0"/>
+        <w:adjustRightInd/>
+        <w:snapToGrid/>
+        <w:spacing w:before="0" w:after="0" w:line="240" w:lineRule="auto"/>
+        <w:ind w:leftChars="300" w:left="600"/>
+        <w:rPr>
+          <w:rFonts w:ascii="Consolas" w:eastAsia="宋体" w:hAnsi="Consolas" w:cs="宋体"/>
+          <w:color w:val="D1D3DB"/>
+          <w:sz w:val="18"/>
+          <w:szCs w:val="18"/>
+        </w:rPr>
+      </w:pPr>
+      <w:r>
+        <w:rPr>
+          <w:rFonts w:ascii="Consolas" w:eastAsia="宋体" w:hAnsi="Consolas" w:cs="宋体"/>
+          <w:color w:val="D1D3DB"/>
+          <w:sz w:val="18"/>
+          <w:szCs w:val="18"/>
+        </w:rPr>
+        <w:t>[</w:t>
+      </w:r>
+      <w:r>
+        <w:rPr>
+          <w:rFonts w:ascii="Consolas" w:eastAsia="宋体" w:hAnsi="Consolas" w:cs="宋体"/>
+          <w:color w:val="D1D3DB"/>
+          <w:sz w:val="18"/>
+          <w:szCs w:val="18"/>
+        </w:rPr>
+        <w:t>推理完成</w:t>
+      </w:r>
+      <w:r>
+        <w:rPr>
+          <w:rFonts w:ascii="Consolas" w:eastAsia="宋体" w:hAnsi="Consolas" w:cs="宋体"/>
+          <w:color w:val="D1D3DB"/>
+          <w:sz w:val="18"/>
+          <w:szCs w:val="18"/>
+        </w:rPr>
+        <w:t xml:space="preserve">] </w:t>
+      </w:r>
+      <w:r>
+        <w:rPr>
+          <w:rFonts w:ascii="Consolas" w:eastAsia="宋体" w:hAnsi="Consolas" w:cs="宋体"/>
+          <w:color w:val="D1D3DB"/>
+          <w:sz w:val="18"/>
+          <w:szCs w:val="18"/>
+        </w:rPr>
+        <w:t>输出长度</w:t>
+      </w:r>
+      <w:r>
+        <w:rPr>
+          <w:rFonts w:ascii="Consolas" w:eastAsia="宋体" w:hAnsi="Consolas" w:cs="宋体"/>
+          <w:color w:val="D1D3DB"/>
+          <w:sz w:val="18"/>
+          <w:szCs w:val="18"/>
+        </w:rPr>
+        <w:t>: 149</w:t>
+      </w:r>
+    </w:p>
+    <w:p>
+      <w:pPr>
+        <w:shd w:val="clear" w:color="auto" w:fill="181D27"/>
+        <w:topLinePunct w:val="0"/>
+        <w:adjustRightInd/>
+        <w:snapToGrid/>
+        <w:spacing w:before="0" w:after="0" w:line="240" w:lineRule="auto"/>
+        <w:ind w:leftChars="300" w:left="600"/>
+        <w:rPr>
+          <w:rFonts w:ascii="Consolas" w:eastAsia="宋体" w:hAnsi="Consolas" w:cs="宋体" w:hint="eastAsia"/>
+          <w:color w:val="D1D3DB"/>
+          <w:sz w:val="18"/>
+          <w:szCs w:val="18"/>
+        </w:rPr>
+      </w:pPr>
+      <w:r>
+        <w:rPr>
+          <w:rFonts w:ascii="Consolas" w:eastAsia="宋体" w:hAnsi="Consolas" w:cs="宋体"/>
+          <w:color w:val="D1D3DB"/>
+          <w:sz w:val="18"/>
+          <w:szCs w:val="18"/>
+        </w:rPr>
+        <w:t>============================================================</w:t>
+      </w:r>
+      <w:r>
+        <w:rPr>
+          <w:rFonts w:ascii="Consolas" w:eastAsia="宋体" w:hAnsi="Consolas" w:cs="宋体"/>
+          <w:color w:val="D1D3DB"/>
+          <w:sz w:val="18"/>
+          <w:szCs w:val="18"/>
+        </w:rPr>
+        <w:drawing>
+          <wp:inline distT="0" distB="0" distL="0" distR="0" wp14:anchorId="4CCCEF22" wp14:editId="1D0F26F2">
+            <wp:extent cx="5764341" cy="2933606"/>
+            <wp:effectExtent l="0" t="0" r="8255" b="635"/>
+            <wp:docPr id="3" name="图片 3"/>
+            <wp:cNvGraphicFramePr>
+              <a:graphicFrameLocks xmlns:a="http://schemas.openxmlformats.org/drawingml/2006/main" noChangeAspect="1"/>
+            </wp:cNvGraphicFramePr>
+            <a:graphic xmlns:a="http://schemas.openxmlformats.org/drawingml/2006/main">
+              <a:graphicData uri="http://schemas.openxmlformats.org/drawingml/2006/picture">
+                <pic:pic xmlns:pic="http://schemas.openxmlformats.org/drawingml/2006/picture">
+                  <pic:nvPicPr>
+                    <pic:cNvPr id="1" name=""/>
+                    <pic:cNvPicPr/>
+                  </pic:nvPicPr>
+                  <pic:blipFill>
+                    <a:blip r:embed="rId14"/>
+                    <a:stretch>
+                      <a:fillRect/>
+                    </a:stretch>
+                  </pic:blipFill>
+                  <pic:spPr>
+                    <a:xfrm>
+                      <a:off x="0" y="0"/>
+                      <a:ext cx="5773379" cy="2938206"/>
+                    </a:xfrm>
+                    <a:prstGeom prst="rect">
+                      <a:avLst/>
+                    </a:prstGeom>
+                  </pic:spPr>
+                </pic:pic>
+              </a:graphicData>
+            </a:graphic>
+          </wp:inline>
+        </w:drawing>
       </w:r>
     </w:p>
     <w:p>
@@ -3373,7 +4441,6 @@
           <w:rFonts w:ascii="微软雅黑" w:eastAsia="微软雅黑" w:hAnsi="微软雅黑"/>
           <w:lang w:eastAsia="zh-CN"/>
         </w:rPr>
-        <w:lastRenderedPageBreak/>
         <w:t>4.</w:t>
       </w:r>
       <w:r>
@@ -3486,6 +4553,7 @@
           <w:sz w:val="21"/>
           <w:szCs w:val="21"/>
         </w:rPr>
+        <w:lastRenderedPageBreak/>
         <w:t>本项目的技术栈围绕大模型微调场景搭建：以</w:t>
       </w:r>
       <w:r>
@@ -3867,7 +4935,6 @@
           <w:sz w:val="21"/>
           <w:szCs w:val="21"/>
         </w:rPr>
-        <w:lastRenderedPageBreak/>
         <w:t>本</w:t>
       </w:r>
       <w:r>
@@ -4224,6 +5291,7 @@
           <w:sz w:val="21"/>
           <w:szCs w:val="21"/>
         </w:rPr>
+        <w:lastRenderedPageBreak/>
         <w:t>剩余样本用 “原因：” 理据占位符填充，既保证分类任务基础，又强化结果可解释性。</w:t>
       </w:r>
     </w:p>
@@ -5314,7 +6382,6 @@
           <w:sz w:val="16"/>
           <w:szCs w:val="16"/>
         </w:rPr>
-        <w:lastRenderedPageBreak/>
         <w:t xml:space="preserve">    </w:t>
       </w:r>
       <w:r>
@@ -7025,6 +8092,7 @@
           <w:sz w:val="16"/>
           <w:szCs w:val="16"/>
         </w:rPr>
+        <w:lastRenderedPageBreak/>
         <w:t xml:space="preserve">        </w:t>
       </w:r>
       <w:r>
@@ -8705,7 +9773,7 @@
         <w:spacing w:before="120" w:after="120"/>
         <w:ind w:left="0"/>
         <w:rPr>
-          <w:rFonts w:cs="Arial" w:hint="eastAsia"/>
+          <w:rFonts w:cs="Arial"/>
           <w:sz w:val="21"/>
           <w:szCs w:val="21"/>
         </w:rPr>
@@ -8714,7 +9782,6 @@
         <w:rPr>
           <w:noProof/>
         </w:rPr>
-        <w:lastRenderedPageBreak/>
         <w:drawing>
           <wp:inline distT="0" distB="0" distL="0" distR="0" wp14:anchorId="61F358D5" wp14:editId="6290FEF1">
             <wp:extent cx="6120130" cy="1075055"/>
@@ -8762,7 +9829,7 @@
         <w:spacing w:before="120" w:after="120"/>
         <w:ind w:leftChars="0" w:firstLineChars="0"/>
         <w:rPr>
-          <w:rFonts w:cs="Arial" w:hint="eastAsia"/>
+          <w:rFonts w:cs="Arial"/>
           <w:sz w:val="21"/>
           <w:szCs w:val="21"/>
         </w:rPr>
@@ -9735,6 +10802,7 @@
           <w:sz w:val="18"/>
           <w:szCs w:val="18"/>
         </w:rPr>
+        <w:lastRenderedPageBreak/>
         <w:t>model</w:t>
       </w:r>
       <w:r>
@@ -10867,16 +11935,7 @@
           <w:sz w:val="21"/>
           <w:szCs w:val="21"/>
         </w:rPr>
-        <w:t xml:space="preserve"> labels 设为 - 100 屏蔽损失），设置输出目录为./output 用于存储训练日志和 checkpoint 文件，批量大小（per_device_train_batch_size）设为 4 以适配硬件显存，梯度累积步数设为 5 等效提升批</w:t>
-      </w:r>
-      <w:r>
-        <w:rPr>
-          <w:rFonts w:cs="Arial"/>
-          <w:sz w:val="21"/>
-          <w:szCs w:val="21"/>
-        </w:rPr>
-        <w:lastRenderedPageBreak/>
-        <w:t xml:space="preserve">量处理能力，每 10 步记录一次训练日志、每 100 步保存一次模型 checkpoint，训练轮数（num_train_epochs）定为 3 以充分拟合数据且避免过拟合，学习率设为 3e-5 适配 LoRA </w:t>
+        <w:t xml:space="preserve"> labels 设为 - 100 屏蔽损失），设置输出目录为./output 用于存储训练日志和 checkpoint 文件，批量大小（per_device_train_batch_size）设为 4 以适配硬件显存，梯度累积步数设为 5 等效提升批量处理能力，每 10 步记录一次训练日志、每 100 步保存一次模型 checkpoint，训练轮数（num_train_epochs）定为 3 以充分拟合数据且避免过拟合，学习率设为 3e-5 适配 LoRA </w:t>
       </w:r>
       <w:r>
         <w:rPr>
@@ -11658,7 +12717,7 @@
         <w:spacing w:before="0" w:after="0" w:line="240" w:lineRule="auto"/>
         <w:ind w:leftChars="500" w:left="1000"/>
         <w:rPr>
-          <w:rFonts w:ascii="Consolas" w:eastAsia="宋体" w:hAnsi="Consolas" w:cs="宋体" w:hint="eastAsia"/>
+          <w:rFonts w:ascii="Consolas" w:eastAsia="宋体" w:hAnsi="Consolas" w:cs="宋体"/>
           <w:color w:val="D1D3DB"/>
           <w:sz w:val="18"/>
           <w:szCs w:val="18"/>
@@ -11685,7 +12744,7 @@
         <w:spacing w:before="120" w:after="120"/>
         <w:ind w:leftChars="0" w:firstLineChars="0"/>
         <w:rPr>
-          <w:rFonts w:cs="Arial" w:hint="eastAsia"/>
+          <w:rFonts w:cs="Arial"/>
           <w:sz w:val="21"/>
           <w:szCs w:val="21"/>
         </w:rPr>
@@ -12248,7 +13307,7 @@
         <w:spacing w:before="0" w:after="0" w:line="240" w:lineRule="auto"/>
         <w:ind w:leftChars="500" w:left="1000"/>
         <w:rPr>
-          <w:rFonts w:ascii="Consolas" w:eastAsia="宋体" w:hAnsi="Consolas" w:cs="宋体" w:hint="eastAsia"/>
+          <w:rFonts w:ascii="Consolas" w:eastAsia="宋体" w:hAnsi="Consolas" w:cs="宋体"/>
           <w:color w:val="D1D3DB"/>
           <w:sz w:val="18"/>
           <w:szCs w:val="18"/>
@@ -12261,6 +13320,7 @@
           <w:sz w:val="18"/>
           <w:szCs w:val="18"/>
         </w:rPr>
+        <w:lastRenderedPageBreak/>
         <w:t>trainer</w:t>
       </w:r>
       <w:r>
@@ -13140,7 +14200,6 @@
           <w:sz w:val="21"/>
           <w:szCs w:val="21"/>
         </w:rPr>
-        <w:lastRenderedPageBreak/>
         <w:t>部署配置与启动：</w:t>
       </w:r>
       <w:r>
@@ -13157,7 +14216,7 @@
           <w:sz w:val="21"/>
           <w:szCs w:val="21"/>
         </w:rPr>
-        <w:t xml:space="preserve"> app.py 脚本实现 Flask 应用部署，支持用户传入模型路径、网页端口号等参数，核心代码逻辑包括模型加载、推理模式设置与应用启动。</w:t>
+        <w:t xml:space="preserve"> </w:t>
       </w:r>
       <w:r>
         <w:rPr>
@@ -13165,7 +14224,31 @@
           <w:sz w:val="21"/>
           <w:szCs w:val="21"/>
         </w:rPr>
-        <w:t>部分关键代码如下：</w:t>
+        <w:t>gradio</w:t>
+      </w:r>
+      <w:r>
+        <w:rPr>
+          <w:rFonts w:cs="Arial"/>
+          <w:sz w:val="21"/>
+          <w:szCs w:val="21"/>
+        </w:rPr>
+        <w:t>_</w:t>
+      </w:r>
+      <w:r>
+        <w:rPr>
+          <w:rFonts w:cs="Arial"/>
+          <w:sz w:val="21"/>
+          <w:szCs w:val="21"/>
+        </w:rPr>
+        <w:t>app.py 脚本实现</w:t>
+      </w:r>
+      <w:r>
+        <w:rPr>
+          <w:rFonts w:cs="Arial" w:hint="eastAsia"/>
+          <w:sz w:val="21"/>
+          <w:szCs w:val="21"/>
+        </w:rPr>
+        <w:t>简单的网页调用。</w:t>
       </w:r>
     </w:p>
     <w:p>
